--- a/docs/templates/docx/legal.docx
+++ b/docs/templates/docx/legal.docx
@@ -9,7 +9,7 @@
           <w:color w:val="393B40"/>
           <w:sz w:val="18"/>
         </w:rPr>
-        <w:t>MEMORANDUM</w:t>
+        <w:t>MATTER 27-014  /  1</w:t>
       </w:r>
     </w:p>
     <w:p>
@@ -17,7 +17,7 @@
         <w:pStyle w:val="Title"/>
       </w:pPr>
       <w:r>
-        <w:t>Legal matter memorandum</w:t>
+        <w:t>Supplier exit review</w:t>
       </w:r>
     </w:p>
     <w:p>
@@ -25,64 +25,7 @@
         <w:pStyle w:val="Subtitle"/>
       </w:pPr>
       <w:r>
-        <w:t>Matter summary and analysis outline</w:t>
-      </w:r>
-    </w:p>
-    <w:p>
-      <w:r>
-        <w:t>[Identify the matter, recipient, author, and question to be analyzed. Insert the relevant jurisdiction and date.]</w:t>
-      </w:r>
-    </w:p>
-    <w:p>
-      <w:pPr>
-        <w:pStyle w:val="Heading1"/>
-      </w:pPr>
-      <w:r>
-        <w:t>Question presented</w:t>
-      </w:r>
-    </w:p>
-    <w:p>
-      <w:r>
-        <w:t>[State the precise question and the scope of this memorandum.]</w:t>
-      </w:r>
-    </w:p>
-    <w:p>
-      <w:pPr>
-        <w:pStyle w:val="Heading1"/>
-      </w:pPr>
-      <w:r>
-        <w:t>Relevant facts</w:t>
-      </w:r>
-    </w:p>
-    <w:p>
-      <w:r>
-        <w:t>[Record supported facts and distinguish disputed or incomplete information.]</w:t>
-      </w:r>
-    </w:p>
-    <w:p>
-      <w:pPr>
-        <w:pStyle w:val="Heading1"/>
-      </w:pPr>
-      <w:r>
-        <w:t>Analysis and authorities</w:t>
-      </w:r>
-    </w:p>
-    <w:p>
-      <w:r>
-        <w:t>[Insert the applicable authorities, citations, and reasoning. Address material counterarguments.]</w:t>
-      </w:r>
-    </w:p>
-    <w:p>
-      <w:pPr>
-        <w:pStyle w:val="Heading1"/>
-      </w:pPr>
-      <w:r>
-        <w:t>Conclusion and next steps</w:t>
-      </w:r>
-    </w:p>
-    <w:p>
-      <w:r>
-        <w:t>[State the conclusion, qualifications, and recommended next action.]</w:t>
+        <w:t>Matter assessment memorandum</w:t>
       </w:r>
     </w:p>
     <w:tbl>
@@ -92,22 +35,24 @@
         <w:tblLook w:firstColumn="1" w:firstRow="1" w:lastColumn="0" w:lastRow="0" w:noHBand="0" w:noVBand="1" w:val="04A0"/>
       </w:tblPr>
       <w:tblGrid>
-        <w:gridCol w:w="4968"/>
-        <w:gridCol w:w="4968"/>
+        <w:gridCol w:w="3389"/>
+        <w:gridCol w:w="3389"/>
+        <w:gridCol w:w="3389"/>
       </w:tblGrid>
       <w:tr>
         <w:trPr>
+          <w:cantSplit/>
           <w:tblHeader/>
         </w:trPr>
         <w:tc>
           <w:tcPr>
-            <w:tcW w:type="dxa" w:w="4968"/>
+            <w:tcW w:type="dxa" w:w="3389"/>
             <w:shd w:fill="F0F0EE"/>
             <w:tcMar>
-              <w:top w:w="110" w:type="dxa"/>
-              <w:left w:w="110" w:type="dxa"/>
-              <w:bottom w:w="110" w:type="dxa"/>
-              <w:right w:w="110" w:type="dxa"/>
+              <w:top w:w="80" w:type="dxa"/>
+              <w:left w:w="80" w:type="dxa"/>
+              <w:bottom w:w="80" w:type="dxa"/>
+              <w:right w:w="80" w:type="dxa"/>
             </w:tcMar>
           </w:tcPr>
           <w:p>
@@ -117,21 +62,21 @@
             <w:r>
               <w:rPr>
                 <w:b/>
-                <w:sz w:val="19"/>
+                <w:sz w:val="18"/>
               </w:rPr>
-              <w:t>Authority or source</w:t>
+              <w:t>To</w:t>
             </w:r>
           </w:p>
         </w:tc>
         <w:tc>
           <w:tcPr>
-            <w:tcW w:type="dxa" w:w="4968"/>
+            <w:tcW w:type="dxa" w:w="3389"/>
             <w:shd w:fill="F0F0EE"/>
             <w:tcMar>
-              <w:top w:w="110" w:type="dxa"/>
-              <w:left w:w="110" w:type="dxa"/>
-              <w:bottom w:w="110" w:type="dxa"/>
-              <w:right w:w="110" w:type="dxa"/>
+              <w:top w:w="80" w:type="dxa"/>
+              <w:left w:w="80" w:type="dxa"/>
+              <w:bottom w:w="80" w:type="dxa"/>
+              <w:right w:w="80" w:type="dxa"/>
             </w:tcMar>
           </w:tcPr>
           <w:p>
@@ -141,23 +86,50 @@
             <w:r>
               <w:rPr>
                 <w:b/>
-                <w:sz w:val="19"/>
+                <w:sz w:val="18"/>
               </w:rPr>
-              <w:t>Relevance</w:t>
+              <w:t>From</w:t>
+            </w:r>
+          </w:p>
+        </w:tc>
+        <w:tc>
+          <w:tcPr>
+            <w:tcW w:type="dxa" w:w="3389"/>
+            <w:shd w:fill="F0F0EE"/>
+            <w:tcMar>
+              <w:top w:w="80" w:type="dxa"/>
+              <w:left w:w="80" w:type="dxa"/>
+              <w:bottom w:w="80" w:type="dxa"/>
+              <w:right w:w="80" w:type="dxa"/>
+            </w:tcMar>
+          </w:tcPr>
+          <w:p>
+            <w:pPr>
+              <w:spacing w:after="20"/>
+            </w:pPr>
+            <w:r>
+              <w:rPr>
+                <w:b/>
+                <w:sz w:val="18"/>
+              </w:rPr>
+              <w:t>Date</w:t>
             </w:r>
           </w:p>
         </w:tc>
       </w:tr>
       <w:tr>
+        <w:trPr>
+          <w:cantSplit/>
+        </w:trPr>
         <w:tc>
           <w:tcPr>
-            <w:tcW w:type="dxa" w:w="4968"/>
+            <w:tcW w:type="dxa" w:w="3389"/>
             <w:shd w:fill="FFFFFF"/>
             <w:tcMar>
-              <w:top w:w="110" w:type="dxa"/>
-              <w:left w:w="110" w:type="dxa"/>
-              <w:bottom w:w="110" w:type="dxa"/>
-              <w:right w:w="110" w:type="dxa"/>
+              <w:top w:w="80" w:type="dxa"/>
+              <w:left w:w="80" w:type="dxa"/>
+              <w:bottom w:w="80" w:type="dxa"/>
+              <w:right w:w="80" w:type="dxa"/>
             </w:tcMar>
           </w:tcPr>
           <w:p>
@@ -167,21 +139,21 @@
             <w:r>
               <w:rPr>
                 <w:b w:val="0"/>
-                <w:sz w:val="19"/>
+                <w:sz w:val="18"/>
               </w:rPr>
-              <w:t>[Citation]</w:t>
+              <w:t>Reviewing counsel</w:t>
             </w:r>
           </w:p>
         </w:tc>
         <w:tc>
           <w:tcPr>
-            <w:tcW w:type="dxa" w:w="4968"/>
+            <w:tcW w:type="dxa" w:w="3389"/>
             <w:shd w:fill="FFFFFF"/>
             <w:tcMar>
-              <w:top w:w="110" w:type="dxa"/>
-              <w:left w:w="110" w:type="dxa"/>
-              <w:bottom w:w="110" w:type="dxa"/>
-              <w:right w:w="110" w:type="dxa"/>
+              <w:top w:w="80" w:type="dxa"/>
+              <w:left w:w="80" w:type="dxa"/>
+              <w:bottom w:w="80" w:type="dxa"/>
+              <w:right w:w="80" w:type="dxa"/>
             </w:tcMar>
           </w:tcPr>
           <w:p>
@@ -191,22 +163,1282 @@
             <w:r>
               <w:rPr>
                 <w:b w:val="0"/>
-                <w:sz w:val="19"/>
+                <w:sz w:val="18"/>
               </w:rPr>
-              <w:t>[How the source supports the analysis]</w:t>
+              <w:t>Jordan Lee • Legal operations</w:t>
+            </w:r>
+          </w:p>
+        </w:tc>
+        <w:tc>
+          <w:tcPr>
+            <w:tcW w:type="dxa" w:w="3389"/>
+            <w:shd w:fill="FFFFFF"/>
+            <w:tcMar>
+              <w:top w:w="80" w:type="dxa"/>
+              <w:left w:w="80" w:type="dxa"/>
+              <w:bottom w:w="80" w:type="dxa"/>
+              <w:right w:w="80" w:type="dxa"/>
+            </w:tcMar>
+          </w:tcPr>
+          <w:p>
+            <w:pPr>
+              <w:spacing w:after="20"/>
+            </w:pPr>
+            <w:r>
+              <w:rPr>
+                <w:b w:val="0"/>
+                <w:sz w:val="18"/>
+              </w:rPr>
+              <w:t>18 June 2027</w:t>
             </w:r>
           </w:p>
         </w:tc>
       </w:tr>
     </w:tbl>
+    <w:p>
+      <w:pPr>
+        <w:spacing w:after="0"/>
+      </w:pPr>
+    </w:p>
+    <w:p>
+      <w:pPr/>
+      <w:r>
+        <w:t>Client matter: Alder Studio / Northline Services. Purpose: organize the record for counsel’s review of a proposed supplier transition.</w:t>
+      </w:r>
+    </w:p>
+    <w:p>
+      <w:pPr>
+        <w:spacing w:before="160" w:after="200"/>
+        <w:shd w:fill="F0F0EE"/>
+      </w:pPr>
+      <w:r>
+        <w:rPr>
+          <w:b/>
+        </w:rPr>
+        <w:t>QUESTION FOR REVIEW</w:t>
+        <w:br/>
+      </w:r>
+      <w:r>
+        <w:t>What contractual notice, transition and data-return requirements must be verified before the client sets an exit date?</w:t>
+      </w:r>
+    </w:p>
+    <w:p>
+      <w:pPr>
+        <w:pStyle w:val="Heading1"/>
+      </w:pPr>
+      <w:r>
+        <w:t>Preliminary position</w:t>
+      </w:r>
+    </w:p>
+    <w:p>
+      <w:pPr/>
+      <w:r>
+        <w:t>The file is incomplete. The team should obtain the executed agreement, amendments and delivery record before recording a notice deadline or sending an exit communication. This example does not reach a legal conclusion.</w:t>
+      </w:r>
+    </w:p>
+    <w:p>
+      <w:pPr>
+        <w:pStyle w:val="Heading1"/>
+      </w:pPr>
+      <w:r>
+        <w:t>Working chronology</w:t>
+      </w:r>
+    </w:p>
+    <w:tbl>
+      <w:tblPr>
+        <w:tblW w:type="auto" w:w="0"/>
+        <w:tblLayout w:type="fixed"/>
+        <w:tblLook w:firstColumn="1" w:firstRow="1" w:lastColumn="0" w:lastRow="0" w:noHBand="0" w:noVBand="1" w:val="04A0"/>
+      </w:tblPr>
+      <w:tblGrid>
+        <w:gridCol w:w="1932"/>
+        <w:gridCol w:w="4676"/>
+        <w:gridCol w:w="3558"/>
+      </w:tblGrid>
+      <w:tr>
+        <w:trPr>
+          <w:cantSplit/>
+          <w:tblHeader/>
+        </w:trPr>
+        <w:tc>
+          <w:tcPr>
+            <w:tcW w:type="dxa" w:w="1932"/>
+            <w:shd w:fill="F0F0EE"/>
+            <w:tcMar>
+              <w:top w:w="80" w:type="dxa"/>
+              <w:left w:w="80" w:type="dxa"/>
+              <w:bottom w:w="80" w:type="dxa"/>
+              <w:right w:w="80" w:type="dxa"/>
+            </w:tcMar>
+          </w:tcPr>
+          <w:p>
+            <w:pPr>
+              <w:spacing w:after="20"/>
+            </w:pPr>
+            <w:r>
+              <w:rPr>
+                <w:b/>
+                <w:sz w:val="18"/>
+              </w:rPr>
+              <w:t>Date</w:t>
+            </w:r>
+          </w:p>
+        </w:tc>
+        <w:tc>
+          <w:tcPr>
+            <w:tcW w:type="dxa" w:w="4676"/>
+            <w:shd w:fill="F0F0EE"/>
+            <w:tcMar>
+              <w:top w:w="80" w:type="dxa"/>
+              <w:left w:w="80" w:type="dxa"/>
+              <w:bottom w:w="80" w:type="dxa"/>
+              <w:right w:w="80" w:type="dxa"/>
+            </w:tcMar>
+          </w:tcPr>
+          <w:p>
+            <w:pPr>
+              <w:spacing w:after="20"/>
+            </w:pPr>
+            <w:r>
+              <w:rPr>
+                <w:b/>
+                <w:sz w:val="18"/>
+              </w:rPr>
+              <w:t>Recorded event</w:t>
+            </w:r>
+          </w:p>
+        </w:tc>
+        <w:tc>
+          <w:tcPr>
+            <w:tcW w:type="dxa" w:w="3558"/>
+            <w:shd w:fill="F0F0EE"/>
+            <w:tcMar>
+              <w:top w:w="80" w:type="dxa"/>
+              <w:left w:w="80" w:type="dxa"/>
+              <w:bottom w:w="80" w:type="dxa"/>
+              <w:right w:w="80" w:type="dxa"/>
+            </w:tcMar>
+          </w:tcPr>
+          <w:p>
+            <w:pPr>
+              <w:spacing w:after="20"/>
+            </w:pPr>
+            <w:r>
+              <w:rPr>
+                <w:b/>
+                <w:sz w:val="18"/>
+              </w:rPr>
+              <w:t>Evidence</w:t>
+            </w:r>
+          </w:p>
+        </w:tc>
+      </w:tr>
+      <w:tr>
+        <w:trPr>
+          <w:cantSplit/>
+        </w:trPr>
+        <w:tc>
+          <w:tcPr>
+            <w:tcW w:type="dxa" w:w="1932"/>
+            <w:shd w:fill="FFFFFF"/>
+            <w:tcMar>
+              <w:top w:w="80" w:type="dxa"/>
+              <w:left w:w="80" w:type="dxa"/>
+              <w:bottom w:w="80" w:type="dxa"/>
+              <w:right w:w="80" w:type="dxa"/>
+            </w:tcMar>
+          </w:tcPr>
+          <w:p>
+            <w:pPr>
+              <w:spacing w:after="20"/>
+            </w:pPr>
+            <w:r>
+              <w:rPr>
+                <w:b w:val="0"/>
+                <w:sz w:val="18"/>
+              </w:rPr>
+              <w:t>3 February</w:t>
+            </w:r>
+          </w:p>
+        </w:tc>
+        <w:tc>
+          <w:tcPr>
+            <w:tcW w:type="dxa" w:w="4676"/>
+            <w:shd w:fill="FFFFFF"/>
+            <w:tcMar>
+              <w:top w:w="80" w:type="dxa"/>
+              <w:left w:w="80" w:type="dxa"/>
+              <w:bottom w:w="80" w:type="dxa"/>
+              <w:right w:w="80" w:type="dxa"/>
+            </w:tcMar>
+          </w:tcPr>
+          <w:p>
+            <w:pPr>
+              <w:spacing w:after="20"/>
+            </w:pPr>
+            <w:r>
+              <w:rPr>
+                <w:b w:val="0"/>
+                <w:sz w:val="18"/>
+              </w:rPr>
+              <w:t>Services began</w:t>
+            </w:r>
+          </w:p>
+        </w:tc>
+        <w:tc>
+          <w:tcPr>
+            <w:tcW w:type="dxa" w:w="3558"/>
+            <w:shd w:fill="FFFFFF"/>
+            <w:tcMar>
+              <w:top w:w="80" w:type="dxa"/>
+              <w:left w:w="80" w:type="dxa"/>
+              <w:bottom w:w="80" w:type="dxa"/>
+              <w:right w:w="80" w:type="dxa"/>
+            </w:tcMar>
+          </w:tcPr>
+          <w:p>
+            <w:pPr>
+              <w:spacing w:after="20"/>
+            </w:pPr>
+            <w:r>
+              <w:rPr>
+                <w:b w:val="0"/>
+                <w:sz w:val="18"/>
+              </w:rPr>
+              <w:t>Onboarding email, file E-01</w:t>
+            </w:r>
+          </w:p>
+        </w:tc>
+      </w:tr>
+      <w:tr>
+        <w:trPr>
+          <w:cantSplit/>
+        </w:trPr>
+        <w:tc>
+          <w:tcPr>
+            <w:tcW w:type="dxa" w:w="1932"/>
+            <w:shd w:fill="F0F0EE"/>
+            <w:tcMar>
+              <w:top w:w="80" w:type="dxa"/>
+              <w:left w:w="80" w:type="dxa"/>
+              <w:bottom w:w="80" w:type="dxa"/>
+              <w:right w:w="80" w:type="dxa"/>
+            </w:tcMar>
+          </w:tcPr>
+          <w:p>
+            <w:pPr>
+              <w:spacing w:after="20"/>
+            </w:pPr>
+            <w:r>
+              <w:rPr>
+                <w:b w:val="0"/>
+                <w:sz w:val="18"/>
+              </w:rPr>
+              <w:t>7 May</w:t>
+            </w:r>
+          </w:p>
+        </w:tc>
+        <w:tc>
+          <w:tcPr>
+            <w:tcW w:type="dxa" w:w="4676"/>
+            <w:shd w:fill="F0F0EE"/>
+            <w:tcMar>
+              <w:top w:w="80" w:type="dxa"/>
+              <w:left w:w="80" w:type="dxa"/>
+              <w:bottom w:w="80" w:type="dxa"/>
+              <w:right w:w="80" w:type="dxa"/>
+            </w:tcMar>
+          </w:tcPr>
+          <w:p>
+            <w:pPr>
+              <w:spacing w:after="20"/>
+            </w:pPr>
+            <w:r>
+              <w:rPr>
+                <w:b w:val="0"/>
+                <w:sz w:val="18"/>
+              </w:rPr>
+              <w:t>Client reported delayed handover</w:t>
+            </w:r>
+          </w:p>
+        </w:tc>
+        <w:tc>
+          <w:tcPr>
+            <w:tcW w:type="dxa" w:w="3558"/>
+            <w:shd w:fill="F0F0EE"/>
+            <w:tcMar>
+              <w:top w:w="80" w:type="dxa"/>
+              <w:left w:w="80" w:type="dxa"/>
+              <w:bottom w:w="80" w:type="dxa"/>
+              <w:right w:w="80" w:type="dxa"/>
+            </w:tcMar>
+          </w:tcPr>
+          <w:p>
+            <w:pPr>
+              <w:spacing w:after="20"/>
+            </w:pPr>
+            <w:r>
+              <w:rPr>
+                <w:b w:val="0"/>
+                <w:sz w:val="18"/>
+              </w:rPr>
+              <w:t>Support ticket, file E-02</w:t>
+            </w:r>
+          </w:p>
+        </w:tc>
+      </w:tr>
+      <w:tr>
+        <w:trPr>
+          <w:cantSplit/>
+        </w:trPr>
+        <w:tc>
+          <w:tcPr>
+            <w:tcW w:type="dxa" w:w="1932"/>
+            <w:shd w:fill="FFFFFF"/>
+            <w:tcMar>
+              <w:top w:w="80" w:type="dxa"/>
+              <w:left w:w="80" w:type="dxa"/>
+              <w:bottom w:w="80" w:type="dxa"/>
+              <w:right w:w="80" w:type="dxa"/>
+            </w:tcMar>
+          </w:tcPr>
+          <w:p>
+            <w:pPr>
+              <w:spacing w:after="20"/>
+            </w:pPr>
+            <w:r>
+              <w:rPr>
+                <w:b w:val="0"/>
+                <w:sz w:val="18"/>
+              </w:rPr>
+              <w:t>15 June</w:t>
+            </w:r>
+          </w:p>
+        </w:tc>
+        <w:tc>
+          <w:tcPr>
+            <w:tcW w:type="dxa" w:w="4676"/>
+            <w:shd w:fill="FFFFFF"/>
+            <w:tcMar>
+              <w:top w:w="80" w:type="dxa"/>
+              <w:left w:w="80" w:type="dxa"/>
+              <w:bottom w:w="80" w:type="dxa"/>
+              <w:right w:w="80" w:type="dxa"/>
+            </w:tcMar>
+          </w:tcPr>
+          <w:p>
+            <w:pPr>
+              <w:spacing w:after="20"/>
+            </w:pPr>
+            <w:r>
+              <w:rPr>
+                <w:b w:val="0"/>
+                <w:sz w:val="18"/>
+              </w:rPr>
+              <w:t>Operations requested exit options</w:t>
+            </w:r>
+          </w:p>
+        </w:tc>
+        <w:tc>
+          <w:tcPr>
+            <w:tcW w:type="dxa" w:w="3558"/>
+            <w:shd w:fill="FFFFFF"/>
+            <w:tcMar>
+              <w:top w:w="80" w:type="dxa"/>
+              <w:left w:w="80" w:type="dxa"/>
+              <w:bottom w:w="80" w:type="dxa"/>
+              <w:right w:w="80" w:type="dxa"/>
+            </w:tcMar>
+          </w:tcPr>
+          <w:p>
+            <w:pPr>
+              <w:spacing w:after="20"/>
+            </w:pPr>
+            <w:r>
+              <w:rPr>
+                <w:b w:val="0"/>
+                <w:sz w:val="18"/>
+              </w:rPr>
+              <w:t>Internal instruction, file E-03</w:t>
+            </w:r>
+          </w:p>
+        </w:tc>
+      </w:tr>
+    </w:tbl>
+    <w:p>
+      <w:pPr>
+        <w:spacing w:after="0"/>
+      </w:pPr>
+    </w:p>
+    <w:p>
+      <w:pPr>
+        <w:pStyle w:val="Heading1"/>
+      </w:pPr>
+      <w:r>
+        <w:t>Facts still to establish</w:t>
+      </w:r>
+    </w:p>
+    <w:p>
+      <w:pPr>
+        <w:pStyle w:val="ListBullet"/>
+      </w:pPr>
+      <w:r>
+        <w:t>Which signed terms govern, and have they been amended?</w:t>
+      </w:r>
+    </w:p>
+    <w:p>
+      <w:pPr>
+        <w:pStyle w:val="ListBullet"/>
+      </w:pPr>
+      <w:r>
+        <w:t>Who is authorized to give and receive notice, and by which method?</w:t>
+      </w:r>
+    </w:p>
+    <w:p>
+      <w:pPr>
+        <w:pStyle w:val="ListBullet"/>
+      </w:pPr>
+      <w:r>
+        <w:t>What client data or work product is held by the supplier?</w:t>
+      </w:r>
+    </w:p>
+    <w:p>
+      <w:pPr/>
+      <w:r>
+        <w:t>Evidence status: the chronology above is fictional sample material. Replace each reference with the actual retained source.</w:t>
+      </w:r>
+    </w:p>
+    <w:p>
+      <w:r>
+        <w:br w:type="page"/>
+      </w:r>
+    </w:p>
+    <w:p>
+      <w:r>
+        <w:rPr>
+          <w:b/>
+          <w:color w:val="393B40"/>
+          <w:sz w:val="18"/>
+        </w:rPr>
+        <w:t>MATTER 27-014  /  2</w:t>
+      </w:r>
+    </w:p>
+    <w:p>
+      <w:pPr>
+        <w:pStyle w:val="Title"/>
+      </w:pPr>
+      <w:r>
+        <w:t>Analysis and review plan</w:t>
+      </w:r>
+    </w:p>
+    <w:p>
+      <w:pPr>
+        <w:pStyle w:val="Heading1"/>
+      </w:pPr>
+      <w:r>
+        <w:t>Contract and authority matrix</w:t>
+      </w:r>
+    </w:p>
+    <w:tbl>
+      <w:tblPr>
+        <w:tblW w:type="auto" w:w="0"/>
+        <w:tblLayout w:type="fixed"/>
+        <w:tblLook w:firstColumn="1" w:firstRow="1" w:lastColumn="0" w:lastRow="0" w:noHBand="0" w:noVBand="1" w:val="04A0"/>
+      </w:tblPr>
+      <w:tblGrid>
+        <w:gridCol w:w="2033"/>
+        <w:gridCol w:w="3761"/>
+        <w:gridCol w:w="4371"/>
+      </w:tblGrid>
+      <w:tr>
+        <w:trPr>
+          <w:cantSplit/>
+          <w:tblHeader/>
+        </w:trPr>
+        <w:tc>
+          <w:tcPr>
+            <w:tcW w:type="dxa" w:w="2033"/>
+            <w:shd w:fill="F0F0EE"/>
+            <w:tcMar>
+              <w:top w:w="80" w:type="dxa"/>
+              <w:left w:w="80" w:type="dxa"/>
+              <w:bottom w:w="80" w:type="dxa"/>
+              <w:right w:w="80" w:type="dxa"/>
+            </w:tcMar>
+          </w:tcPr>
+          <w:p>
+            <w:pPr>
+              <w:spacing w:after="20"/>
+            </w:pPr>
+            <w:r>
+              <w:rPr>
+                <w:b/>
+                <w:sz w:val="18"/>
+              </w:rPr>
+              <w:t>Issue</w:t>
+            </w:r>
+          </w:p>
+        </w:tc>
+        <w:tc>
+          <w:tcPr>
+            <w:tcW w:type="dxa" w:w="3761"/>
+            <w:shd w:fill="F0F0EE"/>
+            <w:tcMar>
+              <w:top w:w="80" w:type="dxa"/>
+              <w:left w:w="80" w:type="dxa"/>
+              <w:bottom w:w="80" w:type="dxa"/>
+              <w:right w:w="80" w:type="dxa"/>
+            </w:tcMar>
+          </w:tcPr>
+          <w:p>
+            <w:pPr>
+              <w:spacing w:after="20"/>
+            </w:pPr>
+            <w:r>
+              <w:rPr>
+                <w:b/>
+                <w:sz w:val="18"/>
+              </w:rPr>
+              <w:t>Source to verify</w:t>
+            </w:r>
+          </w:p>
+        </w:tc>
+        <w:tc>
+          <w:tcPr>
+            <w:tcW w:type="dxa" w:w="4371"/>
+            <w:shd w:fill="F0F0EE"/>
+            <w:tcMar>
+              <w:top w:w="80" w:type="dxa"/>
+              <w:left w:w="80" w:type="dxa"/>
+              <w:bottom w:w="80" w:type="dxa"/>
+              <w:right w:w="80" w:type="dxa"/>
+            </w:tcMar>
+          </w:tcPr>
+          <w:p>
+            <w:pPr>
+              <w:spacing w:after="20"/>
+            </w:pPr>
+            <w:r>
+              <w:rPr>
+                <w:b/>
+                <w:sz w:val="18"/>
+              </w:rPr>
+              <w:t>Analysis to complete</w:t>
+            </w:r>
+          </w:p>
+        </w:tc>
+      </w:tr>
+      <w:tr>
+        <w:trPr>
+          <w:cantSplit/>
+        </w:trPr>
+        <w:tc>
+          <w:tcPr>
+            <w:tcW w:type="dxa" w:w="2033"/>
+            <w:shd w:fill="FFFFFF"/>
+            <w:tcMar>
+              <w:top w:w="80" w:type="dxa"/>
+              <w:left w:w="80" w:type="dxa"/>
+              <w:bottom w:w="80" w:type="dxa"/>
+              <w:right w:w="80" w:type="dxa"/>
+            </w:tcMar>
+          </w:tcPr>
+          <w:p>
+            <w:pPr>
+              <w:spacing w:after="20"/>
+            </w:pPr>
+            <w:r>
+              <w:rPr>
+                <w:b w:val="0"/>
+                <w:sz w:val="18"/>
+              </w:rPr>
+              <w:t>Notice</w:t>
+            </w:r>
+          </w:p>
+        </w:tc>
+        <w:tc>
+          <w:tcPr>
+            <w:tcW w:type="dxa" w:w="3761"/>
+            <w:shd w:fill="FFFFFF"/>
+            <w:tcMar>
+              <w:top w:w="80" w:type="dxa"/>
+              <w:left w:w="80" w:type="dxa"/>
+              <w:bottom w:w="80" w:type="dxa"/>
+              <w:right w:w="80" w:type="dxa"/>
+            </w:tcMar>
+          </w:tcPr>
+          <w:p>
+            <w:pPr>
+              <w:spacing w:after="20"/>
+            </w:pPr>
+            <w:r>
+              <w:rPr>
+                <w:b w:val="0"/>
+                <w:sz w:val="18"/>
+              </w:rPr>
+              <w:t>Executed agreement and amendments</w:t>
+            </w:r>
+          </w:p>
+        </w:tc>
+        <w:tc>
+          <w:tcPr>
+            <w:tcW w:type="dxa" w:w="4371"/>
+            <w:shd w:fill="FFFFFF"/>
+            <w:tcMar>
+              <w:top w:w="80" w:type="dxa"/>
+              <w:left w:w="80" w:type="dxa"/>
+              <w:bottom w:w="80" w:type="dxa"/>
+              <w:right w:w="80" w:type="dxa"/>
+            </w:tcMar>
+          </w:tcPr>
+          <w:p>
+            <w:pPr>
+              <w:spacing w:after="20"/>
+            </w:pPr>
+            <w:r>
+              <w:rPr>
+                <w:b w:val="0"/>
+                <w:sz w:val="18"/>
+              </w:rPr>
+              <w:t>Trigger, period, recipient and delivery method</w:t>
+            </w:r>
+          </w:p>
+        </w:tc>
+      </w:tr>
+      <w:tr>
+        <w:trPr>
+          <w:cantSplit/>
+        </w:trPr>
+        <w:tc>
+          <w:tcPr>
+            <w:tcW w:type="dxa" w:w="2033"/>
+            <w:shd w:fill="F0F0EE"/>
+            <w:tcMar>
+              <w:top w:w="80" w:type="dxa"/>
+              <w:left w:w="80" w:type="dxa"/>
+              <w:bottom w:w="80" w:type="dxa"/>
+              <w:right w:w="80" w:type="dxa"/>
+            </w:tcMar>
+          </w:tcPr>
+          <w:p>
+            <w:pPr>
+              <w:spacing w:after="20"/>
+            </w:pPr>
+            <w:r>
+              <w:rPr>
+                <w:b w:val="0"/>
+                <w:sz w:val="18"/>
+              </w:rPr>
+              <w:t>Transition</w:t>
+            </w:r>
+          </w:p>
+        </w:tc>
+        <w:tc>
+          <w:tcPr>
+            <w:tcW w:type="dxa" w:w="3761"/>
+            <w:shd w:fill="F0F0EE"/>
+            <w:tcMar>
+              <w:top w:w="80" w:type="dxa"/>
+              <w:left w:w="80" w:type="dxa"/>
+              <w:bottom w:w="80" w:type="dxa"/>
+              <w:right w:w="80" w:type="dxa"/>
+            </w:tcMar>
+          </w:tcPr>
+          <w:p>
+            <w:pPr>
+              <w:spacing w:after="20"/>
+            </w:pPr>
+            <w:r>
+              <w:rPr>
+                <w:b w:val="0"/>
+                <w:sz w:val="18"/>
+              </w:rPr>
+              <w:t>Exit and assistance provisions</w:t>
+            </w:r>
+          </w:p>
+        </w:tc>
+        <w:tc>
+          <w:tcPr>
+            <w:tcW w:type="dxa" w:w="4371"/>
+            <w:shd w:fill="F0F0EE"/>
+            <w:tcMar>
+              <w:top w:w="80" w:type="dxa"/>
+              <w:left w:w="80" w:type="dxa"/>
+              <w:bottom w:w="80" w:type="dxa"/>
+              <w:right w:w="80" w:type="dxa"/>
+            </w:tcMar>
+          </w:tcPr>
+          <w:p>
+            <w:pPr>
+              <w:spacing w:after="20"/>
+            </w:pPr>
+            <w:r>
+              <w:rPr>
+                <w:b w:val="0"/>
+                <w:sz w:val="18"/>
+              </w:rPr>
+              <w:t>Services, duration, fees and dependencies</w:t>
+            </w:r>
+          </w:p>
+        </w:tc>
+      </w:tr>
+      <w:tr>
+        <w:trPr>
+          <w:cantSplit/>
+        </w:trPr>
+        <w:tc>
+          <w:tcPr>
+            <w:tcW w:type="dxa" w:w="2033"/>
+            <w:shd w:fill="FFFFFF"/>
+            <w:tcMar>
+              <w:top w:w="80" w:type="dxa"/>
+              <w:left w:w="80" w:type="dxa"/>
+              <w:bottom w:w="80" w:type="dxa"/>
+              <w:right w:w="80" w:type="dxa"/>
+            </w:tcMar>
+          </w:tcPr>
+          <w:p>
+            <w:pPr>
+              <w:spacing w:after="20"/>
+            </w:pPr>
+            <w:r>
+              <w:rPr>
+                <w:b w:val="0"/>
+                <w:sz w:val="18"/>
+              </w:rPr>
+              <w:t>Data return</w:t>
+            </w:r>
+          </w:p>
+        </w:tc>
+        <w:tc>
+          <w:tcPr>
+            <w:tcW w:type="dxa" w:w="3761"/>
+            <w:shd w:fill="FFFFFF"/>
+            <w:tcMar>
+              <w:top w:w="80" w:type="dxa"/>
+              <w:left w:w="80" w:type="dxa"/>
+              <w:bottom w:w="80" w:type="dxa"/>
+              <w:right w:w="80" w:type="dxa"/>
+            </w:tcMar>
+          </w:tcPr>
+          <w:p>
+            <w:pPr>
+              <w:spacing w:after="20"/>
+            </w:pPr>
+            <w:r>
+              <w:rPr>
+                <w:b w:val="0"/>
+                <w:sz w:val="18"/>
+              </w:rPr>
+              <w:t>Data processing terms</w:t>
+            </w:r>
+          </w:p>
+        </w:tc>
+        <w:tc>
+          <w:tcPr>
+            <w:tcW w:type="dxa" w:w="4371"/>
+            <w:shd w:fill="FFFFFF"/>
+            <w:tcMar>
+              <w:top w:w="80" w:type="dxa"/>
+              <w:left w:w="80" w:type="dxa"/>
+              <w:bottom w:w="80" w:type="dxa"/>
+              <w:right w:w="80" w:type="dxa"/>
+            </w:tcMar>
+          </w:tcPr>
+          <w:p>
+            <w:pPr>
+              <w:spacing w:after="20"/>
+            </w:pPr>
+            <w:r>
+              <w:rPr>
+                <w:b w:val="0"/>
+                <w:sz w:val="18"/>
+              </w:rPr>
+              <w:t>Format, retention and deletion obligations</w:t>
+            </w:r>
+          </w:p>
+        </w:tc>
+      </w:tr>
+      <w:tr>
+        <w:trPr>
+          <w:cantSplit/>
+        </w:trPr>
+        <w:tc>
+          <w:tcPr>
+            <w:tcW w:type="dxa" w:w="2033"/>
+            <w:shd w:fill="F0F0EE"/>
+            <w:tcMar>
+              <w:top w:w="80" w:type="dxa"/>
+              <w:left w:w="80" w:type="dxa"/>
+              <w:bottom w:w="80" w:type="dxa"/>
+              <w:right w:w="80" w:type="dxa"/>
+            </w:tcMar>
+          </w:tcPr>
+          <w:p>
+            <w:pPr>
+              <w:spacing w:after="20"/>
+            </w:pPr>
+            <w:r>
+              <w:rPr>
+                <w:b w:val="0"/>
+                <w:sz w:val="18"/>
+              </w:rPr>
+              <w:t>Governing law</w:t>
+            </w:r>
+          </w:p>
+        </w:tc>
+        <w:tc>
+          <w:tcPr>
+            <w:tcW w:type="dxa" w:w="3761"/>
+            <w:shd w:fill="F0F0EE"/>
+            <w:tcMar>
+              <w:top w:w="80" w:type="dxa"/>
+              <w:left w:w="80" w:type="dxa"/>
+              <w:bottom w:w="80" w:type="dxa"/>
+              <w:right w:w="80" w:type="dxa"/>
+            </w:tcMar>
+          </w:tcPr>
+          <w:p>
+            <w:pPr>
+              <w:spacing w:after="20"/>
+            </w:pPr>
+            <w:r>
+              <w:rPr>
+                <w:b w:val="0"/>
+                <w:sz w:val="18"/>
+              </w:rPr>
+              <w:t>Agreement and current authorities</w:t>
+            </w:r>
+          </w:p>
+        </w:tc>
+        <w:tc>
+          <w:tcPr>
+            <w:tcW w:type="dxa" w:w="4371"/>
+            <w:shd w:fill="F0F0EE"/>
+            <w:tcMar>
+              <w:top w:w="80" w:type="dxa"/>
+              <w:left w:w="80" w:type="dxa"/>
+              <w:bottom w:w="80" w:type="dxa"/>
+              <w:right w:w="80" w:type="dxa"/>
+            </w:tcMar>
+          </w:tcPr>
+          <w:p>
+            <w:pPr>
+              <w:spacing w:after="20"/>
+            </w:pPr>
+            <w:r>
+              <w:rPr>
+                <w:b w:val="0"/>
+                <w:sz w:val="18"/>
+              </w:rPr>
+              <w:t>Insert verified jurisdiction-specific research</w:t>
+            </w:r>
+          </w:p>
+        </w:tc>
+      </w:tr>
+    </w:tbl>
+    <w:p>
+      <w:pPr>
+        <w:spacing w:after="0"/>
+      </w:pPr>
+    </w:p>
+    <w:p>
+      <w:pPr>
+        <w:pStyle w:val="Heading1"/>
+      </w:pPr>
+      <w:r>
+        <w:t>Competing considerations</w:t>
+      </w:r>
+    </w:p>
+    <w:p>
+      <w:pPr/>
+      <w:r>
+        <w:t>Operations wants a short transition; the technology team needs time to validate exports. Counsel should assess the verified terms against both needs and identify any required approvals or unresolved questions.</w:t>
+      </w:r>
+    </w:p>
+    <w:p>
+      <w:pPr>
+        <w:pStyle w:val="Heading1"/>
+      </w:pPr>
+      <w:r>
+        <w:t>Requested evidence</w:t>
+      </w:r>
+    </w:p>
+    <w:tbl>
+      <w:tblPr>
+        <w:tblW w:type="auto" w:w="0"/>
+        <w:tblLayout w:type="fixed"/>
+        <w:tblLook w:firstColumn="1" w:firstRow="1" w:lastColumn="0" w:lastRow="0" w:noHBand="0" w:noVBand="1" w:val="04A0"/>
+      </w:tblPr>
+      <w:tblGrid>
+        <w:gridCol w:w="3389"/>
+        <w:gridCol w:w="3389"/>
+        <w:gridCol w:w="3389"/>
+      </w:tblGrid>
+      <w:tr>
+        <w:trPr>
+          <w:cantSplit/>
+          <w:tblHeader/>
+        </w:trPr>
+        <w:tc>
+          <w:tcPr>
+            <w:tcW w:type="dxa" w:w="3389"/>
+            <w:shd w:fill="F0F0EE"/>
+            <w:tcMar>
+              <w:top w:w="80" w:type="dxa"/>
+              <w:left w:w="80" w:type="dxa"/>
+              <w:bottom w:w="80" w:type="dxa"/>
+              <w:right w:w="80" w:type="dxa"/>
+            </w:tcMar>
+          </w:tcPr>
+          <w:p>
+            <w:pPr>
+              <w:spacing w:after="20"/>
+            </w:pPr>
+            <w:r>
+              <w:rPr>
+                <w:b/>
+                <w:sz w:val="18"/>
+              </w:rPr>
+              <w:t>Item</w:t>
+            </w:r>
+          </w:p>
+        </w:tc>
+        <w:tc>
+          <w:tcPr>
+            <w:tcW w:type="dxa" w:w="3389"/>
+            <w:shd w:fill="F0F0EE"/>
+            <w:tcMar>
+              <w:top w:w="80" w:type="dxa"/>
+              <w:left w:w="80" w:type="dxa"/>
+              <w:bottom w:w="80" w:type="dxa"/>
+              <w:right w:w="80" w:type="dxa"/>
+            </w:tcMar>
+          </w:tcPr>
+          <w:p>
+            <w:pPr>
+              <w:spacing w:after="20"/>
+            </w:pPr>
+            <w:r>
+              <w:rPr>
+                <w:b/>
+                <w:sz w:val="18"/>
+              </w:rPr>
+              <w:t>Owner</w:t>
+            </w:r>
+          </w:p>
+        </w:tc>
+        <w:tc>
+          <w:tcPr>
+            <w:tcW w:type="dxa" w:w="3389"/>
+            <w:shd w:fill="F0F0EE"/>
+            <w:tcMar>
+              <w:top w:w="80" w:type="dxa"/>
+              <w:left w:w="80" w:type="dxa"/>
+              <w:bottom w:w="80" w:type="dxa"/>
+              <w:right w:w="80" w:type="dxa"/>
+            </w:tcMar>
+          </w:tcPr>
+          <w:p>
+            <w:pPr>
+              <w:spacing w:after="20"/>
+            </w:pPr>
+            <w:r>
+              <w:rPr>
+                <w:b/>
+                <w:sz w:val="18"/>
+              </w:rPr>
+              <w:t>Target</w:t>
+            </w:r>
+          </w:p>
+        </w:tc>
+      </w:tr>
+      <w:tr>
+        <w:trPr>
+          <w:cantSplit/>
+        </w:trPr>
+        <w:tc>
+          <w:tcPr>
+            <w:tcW w:type="dxa" w:w="3389"/>
+            <w:shd w:fill="FFFFFF"/>
+            <w:tcMar>
+              <w:top w:w="80" w:type="dxa"/>
+              <w:left w:w="80" w:type="dxa"/>
+              <w:bottom w:w="80" w:type="dxa"/>
+              <w:right w:w="80" w:type="dxa"/>
+            </w:tcMar>
+          </w:tcPr>
+          <w:p>
+            <w:pPr>
+              <w:spacing w:after="20"/>
+            </w:pPr>
+            <w:r>
+              <w:rPr>
+                <w:b w:val="0"/>
+                <w:sz w:val="18"/>
+              </w:rPr>
+              <w:t>Executed agreement and amendments</w:t>
+            </w:r>
+          </w:p>
+        </w:tc>
+        <w:tc>
+          <w:tcPr>
+            <w:tcW w:type="dxa" w:w="3389"/>
+            <w:shd w:fill="FFFFFF"/>
+            <w:tcMar>
+              <w:top w:w="80" w:type="dxa"/>
+              <w:left w:w="80" w:type="dxa"/>
+              <w:bottom w:w="80" w:type="dxa"/>
+              <w:right w:w="80" w:type="dxa"/>
+            </w:tcMar>
+          </w:tcPr>
+          <w:p>
+            <w:pPr>
+              <w:spacing w:after="20"/>
+            </w:pPr>
+            <w:r>
+              <w:rPr>
+                <w:b w:val="0"/>
+                <w:sz w:val="18"/>
+              </w:rPr>
+              <w:t>Procurement</w:t>
+            </w:r>
+          </w:p>
+        </w:tc>
+        <w:tc>
+          <w:tcPr>
+            <w:tcW w:type="dxa" w:w="3389"/>
+            <w:shd w:fill="FFFFFF"/>
+            <w:tcMar>
+              <w:top w:w="80" w:type="dxa"/>
+              <w:left w:w="80" w:type="dxa"/>
+              <w:bottom w:w="80" w:type="dxa"/>
+              <w:right w:w="80" w:type="dxa"/>
+            </w:tcMar>
+          </w:tcPr>
+          <w:p>
+            <w:pPr>
+              <w:spacing w:after="20"/>
+            </w:pPr>
+            <w:r>
+              <w:rPr>
+                <w:b w:val="0"/>
+                <w:sz w:val="18"/>
+              </w:rPr>
+              <w:t>21 June</w:t>
+            </w:r>
+          </w:p>
+        </w:tc>
+      </w:tr>
+      <w:tr>
+        <w:trPr>
+          <w:cantSplit/>
+        </w:trPr>
+        <w:tc>
+          <w:tcPr>
+            <w:tcW w:type="dxa" w:w="3389"/>
+            <w:shd w:fill="F0F0EE"/>
+            <w:tcMar>
+              <w:top w:w="80" w:type="dxa"/>
+              <w:left w:w="80" w:type="dxa"/>
+              <w:bottom w:w="80" w:type="dxa"/>
+              <w:right w:w="80" w:type="dxa"/>
+            </w:tcMar>
+          </w:tcPr>
+          <w:p>
+            <w:pPr>
+              <w:spacing w:after="20"/>
+            </w:pPr>
+            <w:r>
+              <w:rPr>
+                <w:b w:val="0"/>
+                <w:sz w:val="18"/>
+              </w:rPr>
+              <w:t>Service and notice correspondence</w:t>
+            </w:r>
+          </w:p>
+        </w:tc>
+        <w:tc>
+          <w:tcPr>
+            <w:tcW w:type="dxa" w:w="3389"/>
+            <w:shd w:fill="F0F0EE"/>
+            <w:tcMar>
+              <w:top w:w="80" w:type="dxa"/>
+              <w:left w:w="80" w:type="dxa"/>
+              <w:bottom w:w="80" w:type="dxa"/>
+              <w:right w:w="80" w:type="dxa"/>
+            </w:tcMar>
+          </w:tcPr>
+          <w:p>
+            <w:pPr>
+              <w:spacing w:after="20"/>
+            </w:pPr>
+            <w:r>
+              <w:rPr>
+                <w:b w:val="0"/>
+                <w:sz w:val="18"/>
+              </w:rPr>
+              <w:t>Operations</w:t>
+            </w:r>
+          </w:p>
+        </w:tc>
+        <w:tc>
+          <w:tcPr>
+            <w:tcW w:type="dxa" w:w="3389"/>
+            <w:shd w:fill="F0F0EE"/>
+            <w:tcMar>
+              <w:top w:w="80" w:type="dxa"/>
+              <w:left w:w="80" w:type="dxa"/>
+              <w:bottom w:w="80" w:type="dxa"/>
+              <w:right w:w="80" w:type="dxa"/>
+            </w:tcMar>
+          </w:tcPr>
+          <w:p>
+            <w:pPr>
+              <w:spacing w:after="20"/>
+            </w:pPr>
+            <w:r>
+              <w:rPr>
+                <w:b w:val="0"/>
+                <w:sz w:val="18"/>
+              </w:rPr>
+              <w:t>21 June</w:t>
+            </w:r>
+          </w:p>
+        </w:tc>
+      </w:tr>
+      <w:tr>
+        <w:trPr>
+          <w:cantSplit/>
+        </w:trPr>
+        <w:tc>
+          <w:tcPr>
+            <w:tcW w:type="dxa" w:w="3389"/>
+            <w:shd w:fill="FFFFFF"/>
+            <w:tcMar>
+              <w:top w:w="80" w:type="dxa"/>
+              <w:left w:w="80" w:type="dxa"/>
+              <w:bottom w:w="80" w:type="dxa"/>
+              <w:right w:w="80" w:type="dxa"/>
+            </w:tcMar>
+          </w:tcPr>
+          <w:p>
+            <w:pPr>
+              <w:spacing w:after="20"/>
+            </w:pPr>
+            <w:r>
+              <w:rPr>
+                <w:b w:val="0"/>
+                <w:sz w:val="18"/>
+              </w:rPr>
+              <w:t>Data inventory and export test</w:t>
+            </w:r>
+          </w:p>
+        </w:tc>
+        <w:tc>
+          <w:tcPr>
+            <w:tcW w:type="dxa" w:w="3389"/>
+            <w:shd w:fill="FFFFFF"/>
+            <w:tcMar>
+              <w:top w:w="80" w:type="dxa"/>
+              <w:left w:w="80" w:type="dxa"/>
+              <w:bottom w:w="80" w:type="dxa"/>
+              <w:right w:w="80" w:type="dxa"/>
+            </w:tcMar>
+          </w:tcPr>
+          <w:p>
+            <w:pPr>
+              <w:spacing w:after="20"/>
+            </w:pPr>
+            <w:r>
+              <w:rPr>
+                <w:b w:val="0"/>
+                <w:sz w:val="18"/>
+              </w:rPr>
+              <w:t>Technology</w:t>
+            </w:r>
+          </w:p>
+        </w:tc>
+        <w:tc>
+          <w:tcPr>
+            <w:tcW w:type="dxa" w:w="3389"/>
+            <w:shd w:fill="FFFFFF"/>
+            <w:tcMar>
+              <w:top w:w="80" w:type="dxa"/>
+              <w:left w:w="80" w:type="dxa"/>
+              <w:bottom w:w="80" w:type="dxa"/>
+              <w:right w:w="80" w:type="dxa"/>
+            </w:tcMar>
+          </w:tcPr>
+          <w:p>
+            <w:pPr>
+              <w:spacing w:after="20"/>
+            </w:pPr>
+            <w:r>
+              <w:rPr>
+                <w:b w:val="0"/>
+                <w:sz w:val="18"/>
+              </w:rPr>
+              <w:t>23 June</w:t>
+            </w:r>
+          </w:p>
+        </w:tc>
+      </w:tr>
+    </w:tbl>
+    <w:p>
+      <w:pPr>
+        <w:spacing w:after="0"/>
+      </w:pPr>
+    </w:p>
+    <w:p>
+      <w:pPr>
+        <w:pStyle w:val="Heading1"/>
+      </w:pPr>
+      <w:r>
+        <w:t>Review and disposition</w:t>
+      </w:r>
+    </w:p>
+    <w:p>
+      <w:pPr/>
+      <w:r>
+        <w:t>Reviewing counsel: [Name]     Review date: [Date]</w:t>
+        <w:br/>
+        <w:t>Approved next action: [Insert after review]</w:t>
+        <w:br/>
+        <w:t>Authorities and pinpoint references: [Add verified sources]</w:t>
+      </w:r>
+    </w:p>
+    <w:p>
+      <w:pPr/>
+      <w:r>
+        <w:t>Layout example only. No jurisdiction-specific authorities, operative clauses or privilege designation are supplied.</w:t>
+      </w:r>
+    </w:p>
     <w:sectPr>
+      <w:footerReference w:type="default" r:id="rId9"/>
       <w:pgSz w:w="12240" w:h="15840"/>
-      <w:pgMar w:top="1008" w:right="1152" w:bottom="1008" w:left="1152" w:header="720" w:footer="720" w:gutter="0"/>
+      <w:pgMar w:top="864" w:right="1037" w:bottom="864" w:left="1037" w:header="720" w:footer="720" w:gutter="0"/>
       <w:cols w:space="720"/>
       <w:docGrid w:linePitch="360"/>
     </w:sectPr>
   </w:body>
 </w:document>
+</file>
+
+<file path=word/footer1.xml><?xml version="1.0" encoding="utf-8"?>
+<w:ftr xmlns:m="http://schemas.openxmlformats.org/officeDocument/2006/math" xmlns:mc="http://schemas.openxmlformats.org/markup-compatibility/2006" xmlns:mo="http://schemas.microsoft.com/office/mac/office/2008/main" xmlns:mv="urn:schemas-microsoft-com:mac:vml" xmlns:o="urn:schemas-microsoft-com:office:office" xmlns:r="http://schemas.openxmlformats.org/officeDocument/2006/relationships" xmlns:v="urn:schemas-microsoft-com:vml" xmlns:w10="urn:schemas-microsoft-com:office:word" xmlns:w14="http://schemas.microsoft.com/office/word/2010/wordml" xmlns:w="http://schemas.openxmlformats.org/wordprocessingml/2006/main" xmlns:wne="http://schemas.microsoft.com/office/word/2006/wordml" xmlns:wp14="http://schemas.microsoft.com/office/word/2010/wordprocessingDrawing" xmlns:wp="http://schemas.openxmlformats.org/drawingml/2006/wordprocessingDrawing" xmlns:wpc="http://schemas.microsoft.com/office/word/2010/wordprocessingCanvas" xmlns:wpg="http://schemas.microsoft.com/office/word/2010/wordprocessingGroup" xmlns:wpi="http://schemas.microsoft.com/office/word/2010/wordprocessingInk" xmlns:wps="http://schemas.microsoft.com/office/word/2010/wordprocessingShape" mc:Ignorable="w14 wp14">
+  <w:p>
+    <w:pPr>
+      <w:pStyle w:val="Footer"/>
+    </w:pPr>
+    <w:r>
+      <w:rPr>
+        <w:sz w:val="16"/>
+      </w:rPr>
+      <w:t>Dazzler sample template • legal • Replace fictional details before use</w:t>
+    </w:r>
+  </w:p>
+</w:ftr>
 </file>
 
 <file path=word/numbering.xml><?xml version="1.0" encoding="utf-8"?>
@@ -573,12 +1805,12 @@
     <w:qFormat/>
     <w:rsid w:val="00FC693F"/>
     <w:pPr>
-      <w:spacing w:after="140" w:line="276" w:lineRule="auto"/>
+      <w:spacing w:line="259" w:lineRule="auto" w:after="120"/>
     </w:pPr>
     <w:rPr>
-      <w:rFonts w:ascii="Georgia" w:hAnsi="Georgia" w:eastAsia="Georgia" w:cs="Georgia"/>
+      <w:rFonts w:ascii="Georgia" w:hAnsi="Georgia"/>
       <w:color w:val="000000"/>
-      <w:sz w:val="21"/>
+      <w:sz w:val="20"/>
     </w:rPr>
   </w:style>
   <w:style w:type="paragraph" w:styleId="Header">
@@ -636,15 +1868,15 @@
     <w:pPr>
       <w:keepNext/>
       <w:keepLines/>
-      <w:spacing w:before="320" w:after="140"/>
+      <w:spacing w:before="240" w:after="120" w:line="259" w:lineRule="auto"/>
       <w:outlineLvl w:val="0"/>
     </w:pPr>
     <w:rPr>
-      <w:rFonts w:cstheme="majorBidi" w:ascii="Georgia" w:hAnsi="Georgia" w:eastAsia="Georgia" w:cs="Georgia"/>
+      <w:rFonts w:cstheme="majorBidi" w:ascii="Georgia" w:hAnsi="Georgia"/>
       <w:b/>
       <w:bCs/>
       <w:color w:val="000000"/>
-      <w:sz w:val="28"/>
+      <w:sz w:val="26"/>
       <w:szCs w:val="28"/>
     </w:rPr>
   </w:style>
@@ -660,15 +1892,15 @@
     <w:pPr>
       <w:keepNext/>
       <w:keepLines/>
-      <w:spacing w:before="200" w:after="140"/>
+      <w:spacing w:before="200" w:after="120" w:line="259" w:lineRule="auto"/>
       <w:outlineLvl w:val="1"/>
     </w:pPr>
     <w:rPr>
-      <w:rFonts w:cstheme="majorBidi" w:ascii="Georgia" w:hAnsi="Georgia" w:eastAsia="Georgia" w:cs="Georgia"/>
+      <w:rFonts w:cstheme="majorBidi" w:ascii="Georgia" w:hAnsi="Georgia"/>
       <w:b/>
       <w:bCs/>
       <w:color w:val="000000"/>
-      <w:sz w:val="26"/>
+      <w:sz w:val="22"/>
       <w:szCs w:val="26"/>
     </w:rPr>
   </w:style>
@@ -922,15 +2154,15 @@
     <w:qFormat/>
     <w:rsid w:val="00FC693F"/>
     <w:pPr>
-      <w:spacing w:after="200" w:line="240" w:lineRule="auto"/>
+      <w:spacing w:after="120" w:line="259" w:lineRule="auto"/>
       <w:contextualSpacing/>
     </w:pPr>
     <w:rPr>
-      <w:rFonts w:cstheme="majorBidi" w:ascii="Georgia" w:hAnsi="Georgia" w:eastAsia="Georgia" w:cs="Georgia"/>
+      <w:rFonts w:cstheme="majorBidi" w:ascii="Georgia" w:hAnsi="Georgia"/>
       <w:color w:val="000000"/>
       <w:spacing w:val="5"/>
       <w:kern w:val="28"/>
-      <w:sz w:val="58"/>
+      <w:sz w:val="56"/>
       <w:szCs w:val="52"/>
     </w:rPr>
   </w:style>
@@ -961,10 +2193,10 @@
       <w:numPr>
         <w:ilvl w:val="1"/>
       </w:numPr>
-      <w:spacing w:after="140"/>
+      <w:spacing w:line="259" w:lineRule="auto" w:after="120"/>
     </w:pPr>
     <w:rPr>
-      <w:rFonts w:cstheme="majorBidi" w:ascii="Georgia" w:hAnsi="Georgia" w:eastAsia="Georgia" w:cs="Georgia"/>
+      <w:rFonts w:cstheme="majorBidi" w:ascii="Georgia" w:hAnsi="Georgia"/>
       <w:i/>
       <w:iCs/>
       <w:color w:val="000000"/>
@@ -1105,8 +2337,14 @@
       <w:numPr>
         <w:numId w:val="1"/>
       </w:numPr>
+      <w:spacing w:line="259" w:lineRule="auto" w:after="120"/>
       <w:contextualSpacing/>
     </w:pPr>
+    <w:rPr>
+      <w:rFonts w:ascii="Georgia" w:hAnsi="Georgia"/>
+      <w:color w:val="000000"/>
+      <w:sz w:val="20"/>
+    </w:rPr>
   </w:style>
   <w:style w:type="paragraph" w:styleId="ListBullet2">
     <w:name w:val="List Bullet 2"/>

--- a/docs/templates/docx/legal.docx
+++ b/docs/templates/docx/legal.docx
@@ -6,10 +6,10 @@
       <w:r>
         <w:rPr>
           <w:b/>
-          <w:color w:val="393B40"/>
-          <w:sz w:val="18"/>
+          <w:color w:val="63305D"/>
+          <w:sz w:val="16"/>
         </w:rPr>
-        <w:t>MATTER 27-014  /  1</w:t>
+        <w:t>MATTER 27-014   /   01</w:t>
       </w:r>
     </w:p>
     <w:p>
@@ -25,6 +25,9 @@
         <w:pStyle w:val="Subtitle"/>
       </w:pPr>
       <w:r>
+        <w:rPr>
+          <w:i/>
+        </w:rPr>
         <w:t>Matter assessment memorandum</w:t>
       </w:r>
     </w:p>
@@ -35,9 +38,9 @@
         <w:tblLook w:firstColumn="1" w:firstRow="1" w:lastColumn="0" w:lastRow="0" w:noHBand="0" w:noVBand="1" w:val="04A0"/>
       </w:tblPr>
       <w:tblGrid>
-        <w:gridCol w:w="3389"/>
-        <w:gridCol w:w="3389"/>
-        <w:gridCol w:w="3389"/>
+        <w:gridCol w:w="3485"/>
+        <w:gridCol w:w="3485"/>
+        <w:gridCol w:w="3485"/>
       </w:tblGrid>
       <w:tr>
         <w:trPr>
@@ -46,23 +49,215 @@
         </w:trPr>
         <w:tc>
           <w:tcPr>
-            <w:tcW w:type="dxa" w:w="3389"/>
-            <w:shd w:fill="F0F0EE"/>
+            <w:tcW w:type="dxa" w:w="3485"/>
+            <w:shd w:fill="63305D"/>
             <w:tcMar>
-              <w:top w:w="80" w:type="dxa"/>
-              <w:left w:w="80" w:type="dxa"/>
-              <w:bottom w:w="80" w:type="dxa"/>
-              <w:right w:w="80" w:type="dxa"/>
+              <w:top w:w="85" w:type="dxa"/>
+              <w:left w:w="85" w:type="dxa"/>
+              <w:bottom w:w="85" w:type="dxa"/>
+              <w:right w:w="85" w:type="dxa"/>
             </w:tcMar>
           </w:tcPr>
           <w:p>
             <w:pPr>
-              <w:spacing w:after="20"/>
+              <w:spacing w:after="0"/>
             </w:pPr>
             <w:r>
               <w:rPr>
+                <w:rFonts w:ascii="Arial" w:hAnsi="Arial"/>
                 <w:b/>
-                <w:sz w:val="18"/>
+                <w:color w:val="FFFFFF"/>
+                <w:sz w:val="58"/>
+              </w:rPr>
+              <w:t>3</w:t>
+            </w:r>
+          </w:p>
+        </w:tc>
+        <w:tc>
+          <w:tcPr>
+            <w:tcW w:type="dxa" w:w="3485"/>
+            <w:shd w:fill="63305D"/>
+            <w:tcMar>
+              <w:top w:w="85" w:type="dxa"/>
+              <w:left w:w="85" w:type="dxa"/>
+              <w:bottom w:w="85" w:type="dxa"/>
+              <w:right w:w="85" w:type="dxa"/>
+            </w:tcMar>
+            <w:shd w:fill="79571C"/>
+          </w:tcPr>
+          <w:p>
+            <w:pPr>
+              <w:spacing w:after="0"/>
+            </w:pPr>
+            <w:r>
+              <w:rPr>
+                <w:rFonts w:ascii="Arial" w:hAnsi="Arial"/>
+                <w:b/>
+                <w:color w:val="FFFFFF"/>
+                <w:sz w:val="58"/>
+              </w:rPr>
+              <w:t>4</w:t>
+            </w:r>
+          </w:p>
+        </w:tc>
+        <w:tc>
+          <w:tcPr>
+            <w:tcW w:type="dxa" w:w="3485"/>
+            <w:shd w:fill="63305D"/>
+            <w:tcMar>
+              <w:top w:w="85" w:type="dxa"/>
+              <w:left w:w="85" w:type="dxa"/>
+              <w:bottom w:w="85" w:type="dxa"/>
+              <w:right w:w="85" w:type="dxa"/>
+            </w:tcMar>
+          </w:tcPr>
+          <w:p>
+            <w:pPr>
+              <w:spacing w:after="0"/>
+            </w:pPr>
+            <w:r>
+              <w:rPr>
+                <w:rFonts w:ascii="Arial" w:hAnsi="Arial"/>
+                <w:b/>
+                <w:color w:val="FFFFFF"/>
+                <w:sz w:val="58"/>
+              </w:rPr>
+              <w:t>0</w:t>
+            </w:r>
+          </w:p>
+        </w:tc>
+      </w:tr>
+      <w:tr>
+        <w:trPr>
+          <w:cantSplit/>
+        </w:trPr>
+        <w:tc>
+          <w:tcPr>
+            <w:tcW w:type="dxa" w:w="3485"/>
+            <w:shd w:fill="F0F2F6"/>
+            <w:tcMar>
+              <w:top w:w="85" w:type="dxa"/>
+              <w:left w:w="85" w:type="dxa"/>
+              <w:bottom w:w="85" w:type="dxa"/>
+              <w:right w:w="85" w:type="dxa"/>
+            </w:tcMar>
+          </w:tcPr>
+          <w:p>
+            <w:pPr>
+              <w:spacing w:after="0"/>
+            </w:pPr>
+            <w:r>
+              <w:rPr>
+                <w:rFonts w:ascii="Arial" w:hAnsi="Arial"/>
+                <w:b w:val="0"/>
+                <w:color w:val="172033"/>
+                <w:sz w:val="20"/>
+              </w:rPr>
+              <w:t>chronology events</w:t>
+            </w:r>
+          </w:p>
+        </w:tc>
+        <w:tc>
+          <w:tcPr>
+            <w:tcW w:type="dxa" w:w="3485"/>
+            <w:shd w:fill="F0F2F6"/>
+            <w:tcMar>
+              <w:top w:w="85" w:type="dxa"/>
+              <w:left w:w="85" w:type="dxa"/>
+              <w:bottom w:w="85" w:type="dxa"/>
+              <w:right w:w="85" w:type="dxa"/>
+            </w:tcMar>
+          </w:tcPr>
+          <w:p>
+            <w:pPr>
+              <w:spacing w:after="0"/>
+            </w:pPr>
+            <w:r>
+              <w:rPr>
+                <w:rFonts w:ascii="Arial" w:hAnsi="Arial"/>
+                <w:b w:val="0"/>
+                <w:color w:val="172033"/>
+                <w:sz w:val="20"/>
+              </w:rPr>
+              <w:t>review questions</w:t>
+            </w:r>
+          </w:p>
+        </w:tc>
+        <w:tc>
+          <w:tcPr>
+            <w:tcW w:type="dxa" w:w="3485"/>
+            <w:shd w:fill="F0F2F6"/>
+            <w:tcMar>
+              <w:top w:w="85" w:type="dxa"/>
+              <w:left w:w="85" w:type="dxa"/>
+              <w:bottom w:w="85" w:type="dxa"/>
+              <w:right w:w="85" w:type="dxa"/>
+            </w:tcMar>
+          </w:tcPr>
+          <w:p>
+            <w:pPr>
+              <w:spacing w:after="0"/>
+            </w:pPr>
+            <w:r>
+              <w:rPr>
+                <w:rFonts w:ascii="Arial" w:hAnsi="Arial"/>
+                <w:b w:val="0"/>
+                <w:color w:val="172033"/>
+                <w:sz w:val="20"/>
+              </w:rPr>
+              <w:t>notices sent</w:t>
+            </w:r>
+          </w:p>
+        </w:tc>
+      </w:tr>
+    </w:tbl>
+    <w:p>
+      <w:pPr>
+        <w:spacing w:after="0" w:before="0" w:line="60" w:lineRule="exact"/>
+      </w:pPr>
+      <w:r>
+        <w:rPr>
+          <w:sz w:val="6"/>
+        </w:rPr>
+      </w:r>
+    </w:p>
+    <w:tbl>
+      <w:tblPr>
+        <w:tblW w:type="auto" w:w="0"/>
+        <w:tblLayout w:type="fixed"/>
+        <w:tblLook w:firstColumn="1" w:firstRow="1" w:lastColumn="0" w:lastRow="0" w:noHBand="0" w:noVBand="1" w:val="04A0"/>
+      </w:tblPr>
+      <w:tblGrid>
+        <w:gridCol w:w="3485"/>
+        <w:gridCol w:w="3485"/>
+        <w:gridCol w:w="3485"/>
+      </w:tblGrid>
+      <w:tr>
+        <w:trPr>
+          <w:cantSplit/>
+          <w:tblHeader/>
+        </w:trPr>
+        <w:tc>
+          <w:tcPr>
+            <w:tcW w:type="dxa" w:w="3485"/>
+            <w:shd w:fill="63305D"/>
+            <w:tcMar>
+              <w:top w:w="85" w:type="dxa"/>
+              <w:left w:w="85" w:type="dxa"/>
+              <w:bottom w:w="85" w:type="dxa"/>
+              <w:right w:w="85" w:type="dxa"/>
+            </w:tcMar>
+          </w:tcPr>
+          <w:p>
+            <w:pPr>
+              <w:spacing w:after="0"/>
+            </w:pPr>
+            <w:r>
+              <w:rPr>
+                <w:rFonts w:ascii="Arial" w:hAnsi="Arial"/>
+                <w:b/>
+                <w:color w:val="FFFFFF"/>
+                <w:sz w:val="20"/>
               </w:rPr>
               <w:t>To</w:t>
             </w:r>
@@ -70,23 +265,25 @@
         </w:tc>
         <w:tc>
           <w:tcPr>
-            <w:tcW w:type="dxa" w:w="3389"/>
-            <w:shd w:fill="F0F0EE"/>
+            <w:tcW w:type="dxa" w:w="3485"/>
+            <w:shd w:fill="63305D"/>
             <w:tcMar>
-              <w:top w:w="80" w:type="dxa"/>
-              <w:left w:w="80" w:type="dxa"/>
-              <w:bottom w:w="80" w:type="dxa"/>
-              <w:right w:w="80" w:type="dxa"/>
+              <w:top w:w="85" w:type="dxa"/>
+              <w:left w:w="85" w:type="dxa"/>
+              <w:bottom w:w="85" w:type="dxa"/>
+              <w:right w:w="85" w:type="dxa"/>
             </w:tcMar>
           </w:tcPr>
           <w:p>
             <w:pPr>
-              <w:spacing w:after="20"/>
+              <w:spacing w:after="0"/>
             </w:pPr>
             <w:r>
               <w:rPr>
+                <w:rFonts w:ascii="Arial" w:hAnsi="Arial"/>
                 <w:b/>
-                <w:sz w:val="18"/>
+                <w:color w:val="FFFFFF"/>
+                <w:sz w:val="20"/>
               </w:rPr>
               <w:t>From</w:t>
             </w:r>
@@ -94,23 +291,25 @@
         </w:tc>
         <w:tc>
           <w:tcPr>
-            <w:tcW w:type="dxa" w:w="3389"/>
-            <w:shd w:fill="F0F0EE"/>
+            <w:tcW w:type="dxa" w:w="3485"/>
+            <w:shd w:fill="63305D"/>
             <w:tcMar>
-              <w:top w:w="80" w:type="dxa"/>
-              <w:left w:w="80" w:type="dxa"/>
-              <w:bottom w:w="80" w:type="dxa"/>
-              <w:right w:w="80" w:type="dxa"/>
+              <w:top w:w="85" w:type="dxa"/>
+              <w:left w:w="85" w:type="dxa"/>
+              <w:bottom w:w="85" w:type="dxa"/>
+              <w:right w:w="85" w:type="dxa"/>
             </w:tcMar>
           </w:tcPr>
           <w:p>
             <w:pPr>
-              <w:spacing w:after="20"/>
+              <w:spacing w:after="0"/>
             </w:pPr>
             <w:r>
               <w:rPr>
+                <w:rFonts w:ascii="Arial" w:hAnsi="Arial"/>
                 <w:b/>
-                <w:sz w:val="18"/>
+                <w:color w:val="FFFFFF"/>
+                <w:sz w:val="20"/>
               </w:rPr>
               <w:t>Date</w:t>
             </w:r>
@@ -123,23 +322,25 @@
         </w:trPr>
         <w:tc>
           <w:tcPr>
-            <w:tcW w:type="dxa" w:w="3389"/>
-            <w:shd w:fill="FFFFFF"/>
+            <w:tcW w:type="dxa" w:w="3485"/>
+            <w:shd w:fill="F0F2F6"/>
             <w:tcMar>
-              <w:top w:w="80" w:type="dxa"/>
-              <w:left w:w="80" w:type="dxa"/>
-              <w:bottom w:w="80" w:type="dxa"/>
-              <w:right w:w="80" w:type="dxa"/>
+              <w:top w:w="85" w:type="dxa"/>
+              <w:left w:w="85" w:type="dxa"/>
+              <w:bottom w:w="85" w:type="dxa"/>
+              <w:right w:w="85" w:type="dxa"/>
             </w:tcMar>
           </w:tcPr>
           <w:p>
             <w:pPr>
-              <w:spacing w:after="20"/>
+              <w:spacing w:after="0"/>
             </w:pPr>
             <w:r>
               <w:rPr>
+                <w:rFonts w:ascii="Arial" w:hAnsi="Arial"/>
                 <w:b w:val="0"/>
-                <w:sz w:val="18"/>
+                <w:color w:val="172033"/>
+                <w:sz w:val="20"/>
               </w:rPr>
               <w:t>Reviewing counsel</w:t>
             </w:r>
@@ -147,23 +348,25 @@
         </w:tc>
         <w:tc>
           <w:tcPr>
-            <w:tcW w:type="dxa" w:w="3389"/>
-            <w:shd w:fill="FFFFFF"/>
+            <w:tcW w:type="dxa" w:w="3485"/>
+            <w:shd w:fill="F0F2F6"/>
             <w:tcMar>
-              <w:top w:w="80" w:type="dxa"/>
-              <w:left w:w="80" w:type="dxa"/>
-              <w:bottom w:w="80" w:type="dxa"/>
-              <w:right w:w="80" w:type="dxa"/>
+              <w:top w:w="85" w:type="dxa"/>
+              <w:left w:w="85" w:type="dxa"/>
+              <w:bottom w:w="85" w:type="dxa"/>
+              <w:right w:w="85" w:type="dxa"/>
             </w:tcMar>
           </w:tcPr>
           <w:p>
             <w:pPr>
-              <w:spacing w:after="20"/>
+              <w:spacing w:after="0"/>
             </w:pPr>
             <w:r>
               <w:rPr>
+                <w:rFonts w:ascii="Arial" w:hAnsi="Arial"/>
                 <w:b w:val="0"/>
-                <w:sz w:val="18"/>
+                <w:color w:val="172033"/>
+                <w:sz w:val="20"/>
               </w:rPr>
               <w:t>Jordan Lee • Legal operations</w:t>
             </w:r>
@@ -171,23 +374,25 @@
         </w:tc>
         <w:tc>
           <w:tcPr>
-            <w:tcW w:type="dxa" w:w="3389"/>
-            <w:shd w:fill="FFFFFF"/>
+            <w:tcW w:type="dxa" w:w="3485"/>
+            <w:shd w:fill="F0F2F6"/>
             <w:tcMar>
-              <w:top w:w="80" w:type="dxa"/>
-              <w:left w:w="80" w:type="dxa"/>
-              <w:bottom w:w="80" w:type="dxa"/>
-              <w:right w:w="80" w:type="dxa"/>
+              <w:top w:w="85" w:type="dxa"/>
+              <w:left w:w="85" w:type="dxa"/>
+              <w:bottom w:w="85" w:type="dxa"/>
+              <w:right w:w="85" w:type="dxa"/>
             </w:tcMar>
           </w:tcPr>
           <w:p>
             <w:pPr>
-              <w:spacing w:after="20"/>
+              <w:spacing w:after="0"/>
             </w:pPr>
             <w:r>
               <w:rPr>
+                <w:rFonts w:ascii="Arial" w:hAnsi="Arial"/>
                 <w:b w:val="0"/>
-                <w:sz w:val="18"/>
+                <w:color w:val="172033"/>
+                <w:sz w:val="20"/>
               </w:rPr>
               <w:t>18 June 2027</w:t>
             </w:r>
@@ -197,28 +402,54 @@
     </w:tbl>
     <w:p>
       <w:pPr>
-        <w:spacing w:after="0"/>
+        <w:spacing w:after="0" w:before="0" w:line="60" w:lineRule="exact"/>
       </w:pPr>
+      <w:r>
+        <w:rPr>
+          <w:sz w:val="6"/>
+        </w:rPr>
+      </w:r>
     </w:p>
     <w:p>
       <w:pPr/>
       <w:r>
-        <w:t>Client matter: Alder Studio / Northline Services. Purpose: organize the record for counsel’s review of a proposed supplier transition.</w:t>
+        <w:rPr>
+          <w:b w:val="0"/>
+        </w:rPr>
+        <w:t xml:space="preserve">Client matter: Alder Studio / Northline Services. Purpose: organize the record for counsel’s </w:t>
+      </w:r>
+      <w:r>
+        <w:rPr>
+          <w:b/>
+          <w:color w:val="63305D"/>
+        </w:rPr>
+        <w:t>review</w:t>
+      </w:r>
+      <w:r>
+        <w:rPr>
+          <w:b w:val="0"/>
+        </w:rPr>
+        <w:t xml:space="preserve"> of a proposed supplier transition.</w:t>
       </w:r>
     </w:p>
     <w:p>
       <w:pPr>
-        <w:spacing w:before="160" w:after="200"/>
-        <w:shd w:fill="F0F0EE"/>
+        <w:shd w:fill="F1EDF6"/>
+        <w:spacing w:before="120" w:after="160"/>
       </w:pPr>
       <w:r>
         <w:rPr>
           <w:b/>
+          <w:color w:val="63305D"/>
+          <w:sz w:val="18"/>
         </w:rPr>
         <w:t>QUESTION FOR REVIEW</w:t>
         <w:br/>
       </w:r>
       <w:r>
+        <w:rPr>
+          <w:b w:val="0"/>
+        </w:rPr>
         <w:t>What contractual notice, transition and data-return requirements must be verified before the client sets an exit date?</w:t>
       </w:r>
     </w:p>
@@ -227,12 +458,18 @@
         <w:pStyle w:val="Heading1"/>
       </w:pPr>
       <w:r>
+        <w:rPr>
+          <w:b w:val="0"/>
+        </w:rPr>
         <w:t>Preliminary position</w:t>
       </w:r>
     </w:p>
     <w:p>
       <w:pPr/>
       <w:r>
+        <w:rPr>
+          <w:b w:val="0"/>
+        </w:rPr>
         <w:t>The file is incomplete. The team should obtain the executed agreement, amendments and delivery record before recording a notice deadline or sending an exit communication. This example does not reach a legal conclusion.</w:t>
       </w:r>
     </w:p>
@@ -241,6 +478,9 @@
         <w:pStyle w:val="Heading1"/>
       </w:pPr>
       <w:r>
+        <w:rPr>
+          <w:b w:val="0"/>
+        </w:rPr>
         <w:t>Working chronology</w:t>
       </w:r>
     </w:p>
@@ -251,9 +491,9 @@
         <w:tblLook w:firstColumn="1" w:firstRow="1" w:lastColumn="0" w:lastRow="0" w:noHBand="0" w:noVBand="1" w:val="04A0"/>
       </w:tblPr>
       <w:tblGrid>
-        <w:gridCol w:w="1932"/>
-        <w:gridCol w:w="4676"/>
-        <w:gridCol w:w="3558"/>
+        <w:gridCol w:w="1986"/>
+        <w:gridCol w:w="4809"/>
+        <w:gridCol w:w="3659"/>
       </w:tblGrid>
       <w:tr>
         <w:trPr>
@@ -262,23 +502,25 @@
         </w:trPr>
         <w:tc>
           <w:tcPr>
-            <w:tcW w:type="dxa" w:w="1932"/>
-            <w:shd w:fill="F0F0EE"/>
+            <w:tcW w:type="dxa" w:w="1986"/>
+            <w:shd w:fill="63305D"/>
             <w:tcMar>
-              <w:top w:w="80" w:type="dxa"/>
-              <w:left w:w="80" w:type="dxa"/>
-              <w:bottom w:w="80" w:type="dxa"/>
-              <w:right w:w="80" w:type="dxa"/>
+              <w:top w:w="85" w:type="dxa"/>
+              <w:left w:w="85" w:type="dxa"/>
+              <w:bottom w:w="85" w:type="dxa"/>
+              <w:right w:w="85" w:type="dxa"/>
             </w:tcMar>
           </w:tcPr>
           <w:p>
             <w:pPr>
-              <w:spacing w:after="20"/>
+              <w:spacing w:after="0"/>
             </w:pPr>
             <w:r>
               <w:rPr>
+                <w:rFonts w:ascii="Arial" w:hAnsi="Arial"/>
                 <w:b/>
-                <w:sz w:val="18"/>
+                <w:color w:val="FFFFFF"/>
+                <w:sz w:val="20"/>
               </w:rPr>
               <w:t>Date</w:t>
             </w:r>
@@ -286,23 +528,25 @@
         </w:tc>
         <w:tc>
           <w:tcPr>
-            <w:tcW w:type="dxa" w:w="4676"/>
-            <w:shd w:fill="F0F0EE"/>
+            <w:tcW w:type="dxa" w:w="4809"/>
+            <w:shd w:fill="63305D"/>
             <w:tcMar>
-              <w:top w:w="80" w:type="dxa"/>
-              <w:left w:w="80" w:type="dxa"/>
-              <w:bottom w:w="80" w:type="dxa"/>
-              <w:right w:w="80" w:type="dxa"/>
+              <w:top w:w="85" w:type="dxa"/>
+              <w:left w:w="85" w:type="dxa"/>
+              <w:bottom w:w="85" w:type="dxa"/>
+              <w:right w:w="85" w:type="dxa"/>
             </w:tcMar>
           </w:tcPr>
           <w:p>
             <w:pPr>
-              <w:spacing w:after="20"/>
+              <w:spacing w:after="0"/>
             </w:pPr>
             <w:r>
               <w:rPr>
+                <w:rFonts w:ascii="Arial" w:hAnsi="Arial"/>
                 <w:b/>
-                <w:sz w:val="18"/>
+                <w:color w:val="FFFFFF"/>
+                <w:sz w:val="20"/>
               </w:rPr>
               <w:t>Recorded event</w:t>
             </w:r>
@@ -310,23 +554,25 @@
         </w:tc>
         <w:tc>
           <w:tcPr>
-            <w:tcW w:type="dxa" w:w="3558"/>
-            <w:shd w:fill="F0F0EE"/>
+            <w:tcW w:type="dxa" w:w="3659"/>
+            <w:shd w:fill="63305D"/>
             <w:tcMar>
-              <w:top w:w="80" w:type="dxa"/>
-              <w:left w:w="80" w:type="dxa"/>
-              <w:bottom w:w="80" w:type="dxa"/>
-              <w:right w:w="80" w:type="dxa"/>
+              <w:top w:w="85" w:type="dxa"/>
+              <w:left w:w="85" w:type="dxa"/>
+              <w:bottom w:w="85" w:type="dxa"/>
+              <w:right w:w="85" w:type="dxa"/>
             </w:tcMar>
           </w:tcPr>
           <w:p>
             <w:pPr>
-              <w:spacing w:after="20"/>
+              <w:spacing w:after="0"/>
             </w:pPr>
             <w:r>
               <w:rPr>
+                <w:rFonts w:ascii="Arial" w:hAnsi="Arial"/>
                 <w:b/>
-                <w:sz w:val="18"/>
+                <w:color w:val="FFFFFF"/>
+                <w:sz w:val="20"/>
               </w:rPr>
               <w:t>Evidence</w:t>
             </w:r>
@@ -339,23 +585,25 @@
         </w:trPr>
         <w:tc>
           <w:tcPr>
-            <w:tcW w:type="dxa" w:w="1932"/>
-            <w:shd w:fill="FFFFFF"/>
+            <w:tcW w:type="dxa" w:w="1986"/>
+            <w:shd w:fill="F0F2F6"/>
             <w:tcMar>
-              <w:top w:w="80" w:type="dxa"/>
-              <w:left w:w="80" w:type="dxa"/>
-              <w:bottom w:w="80" w:type="dxa"/>
-              <w:right w:w="80" w:type="dxa"/>
+              <w:top w:w="85" w:type="dxa"/>
+              <w:left w:w="85" w:type="dxa"/>
+              <w:bottom w:w="85" w:type="dxa"/>
+              <w:right w:w="85" w:type="dxa"/>
             </w:tcMar>
           </w:tcPr>
           <w:p>
             <w:pPr>
-              <w:spacing w:after="20"/>
+              <w:spacing w:after="0"/>
             </w:pPr>
             <w:r>
               <w:rPr>
+                <w:rFonts w:ascii="Arial" w:hAnsi="Arial"/>
                 <w:b w:val="0"/>
-                <w:sz w:val="18"/>
+                <w:color w:val="172033"/>
+                <w:sz w:val="20"/>
               </w:rPr>
               <w:t>3 February</w:t>
             </w:r>
@@ -363,23 +611,25 @@
         </w:tc>
         <w:tc>
           <w:tcPr>
-            <w:tcW w:type="dxa" w:w="4676"/>
-            <w:shd w:fill="FFFFFF"/>
+            <w:tcW w:type="dxa" w:w="4809"/>
+            <w:shd w:fill="F0F2F6"/>
             <w:tcMar>
-              <w:top w:w="80" w:type="dxa"/>
-              <w:left w:w="80" w:type="dxa"/>
-              <w:bottom w:w="80" w:type="dxa"/>
-              <w:right w:w="80" w:type="dxa"/>
+              <w:top w:w="85" w:type="dxa"/>
+              <w:left w:w="85" w:type="dxa"/>
+              <w:bottom w:w="85" w:type="dxa"/>
+              <w:right w:w="85" w:type="dxa"/>
             </w:tcMar>
           </w:tcPr>
           <w:p>
             <w:pPr>
-              <w:spacing w:after="20"/>
+              <w:spacing w:after="0"/>
             </w:pPr>
             <w:r>
               <w:rPr>
+                <w:rFonts w:ascii="Arial" w:hAnsi="Arial"/>
                 <w:b w:val="0"/>
-                <w:sz w:val="18"/>
+                <w:color w:val="172033"/>
+                <w:sz w:val="20"/>
               </w:rPr>
               <w:t>Services began</w:t>
             </w:r>
@@ -387,23 +637,25 @@
         </w:tc>
         <w:tc>
           <w:tcPr>
-            <w:tcW w:type="dxa" w:w="3558"/>
-            <w:shd w:fill="FFFFFF"/>
+            <w:tcW w:type="dxa" w:w="3659"/>
+            <w:shd w:fill="F0F2F6"/>
             <w:tcMar>
-              <w:top w:w="80" w:type="dxa"/>
-              <w:left w:w="80" w:type="dxa"/>
-              <w:bottom w:w="80" w:type="dxa"/>
-              <w:right w:w="80" w:type="dxa"/>
+              <w:top w:w="85" w:type="dxa"/>
+              <w:left w:w="85" w:type="dxa"/>
+              <w:bottom w:w="85" w:type="dxa"/>
+              <w:right w:w="85" w:type="dxa"/>
             </w:tcMar>
           </w:tcPr>
           <w:p>
             <w:pPr>
-              <w:spacing w:after="20"/>
+              <w:spacing w:after="0"/>
             </w:pPr>
             <w:r>
               <w:rPr>
+                <w:rFonts w:ascii="Arial" w:hAnsi="Arial"/>
                 <w:b w:val="0"/>
-                <w:sz w:val="18"/>
+                <w:color w:val="172033"/>
+                <w:sz w:val="20"/>
               </w:rPr>
               <w:t>Onboarding email, file E-01</w:t>
             </w:r>
@@ -416,23 +668,25 @@
         </w:trPr>
         <w:tc>
           <w:tcPr>
-            <w:tcW w:type="dxa" w:w="1932"/>
-            <w:shd w:fill="F0F0EE"/>
+            <w:tcW w:type="dxa" w:w="1986"/>
+            <w:shd w:fill="FFFFFF"/>
             <w:tcMar>
-              <w:top w:w="80" w:type="dxa"/>
-              <w:left w:w="80" w:type="dxa"/>
-              <w:bottom w:w="80" w:type="dxa"/>
-              <w:right w:w="80" w:type="dxa"/>
+              <w:top w:w="85" w:type="dxa"/>
+              <w:left w:w="85" w:type="dxa"/>
+              <w:bottom w:w="85" w:type="dxa"/>
+              <w:right w:w="85" w:type="dxa"/>
             </w:tcMar>
           </w:tcPr>
           <w:p>
             <w:pPr>
-              <w:spacing w:after="20"/>
+              <w:spacing w:after="0"/>
             </w:pPr>
             <w:r>
               <w:rPr>
+                <w:rFonts w:ascii="Arial" w:hAnsi="Arial"/>
                 <w:b w:val="0"/>
-                <w:sz w:val="18"/>
+                <w:color w:val="172033"/>
+                <w:sz w:val="20"/>
               </w:rPr>
               <w:t>7 May</w:t>
             </w:r>
@@ -440,23 +694,25 @@
         </w:tc>
         <w:tc>
           <w:tcPr>
-            <w:tcW w:type="dxa" w:w="4676"/>
-            <w:shd w:fill="F0F0EE"/>
+            <w:tcW w:type="dxa" w:w="4809"/>
+            <w:shd w:fill="FFFFFF"/>
             <w:tcMar>
-              <w:top w:w="80" w:type="dxa"/>
-              <w:left w:w="80" w:type="dxa"/>
-              <w:bottom w:w="80" w:type="dxa"/>
-              <w:right w:w="80" w:type="dxa"/>
+              <w:top w:w="85" w:type="dxa"/>
+              <w:left w:w="85" w:type="dxa"/>
+              <w:bottom w:w="85" w:type="dxa"/>
+              <w:right w:w="85" w:type="dxa"/>
             </w:tcMar>
           </w:tcPr>
           <w:p>
             <w:pPr>
-              <w:spacing w:after="20"/>
+              <w:spacing w:after="0"/>
             </w:pPr>
             <w:r>
               <w:rPr>
+                <w:rFonts w:ascii="Arial" w:hAnsi="Arial"/>
                 <w:b w:val="0"/>
-                <w:sz w:val="18"/>
+                <w:color w:val="172033"/>
+                <w:sz w:val="20"/>
               </w:rPr>
               <w:t>Client reported delayed handover</w:t>
             </w:r>
@@ -464,23 +720,25 @@
         </w:tc>
         <w:tc>
           <w:tcPr>
-            <w:tcW w:type="dxa" w:w="3558"/>
-            <w:shd w:fill="F0F0EE"/>
+            <w:tcW w:type="dxa" w:w="3659"/>
+            <w:shd w:fill="FFFFFF"/>
             <w:tcMar>
-              <w:top w:w="80" w:type="dxa"/>
-              <w:left w:w="80" w:type="dxa"/>
-              <w:bottom w:w="80" w:type="dxa"/>
-              <w:right w:w="80" w:type="dxa"/>
+              <w:top w:w="85" w:type="dxa"/>
+              <w:left w:w="85" w:type="dxa"/>
+              <w:bottom w:w="85" w:type="dxa"/>
+              <w:right w:w="85" w:type="dxa"/>
             </w:tcMar>
           </w:tcPr>
           <w:p>
             <w:pPr>
-              <w:spacing w:after="20"/>
+              <w:spacing w:after="0"/>
             </w:pPr>
             <w:r>
               <w:rPr>
+                <w:rFonts w:ascii="Arial" w:hAnsi="Arial"/>
                 <w:b w:val="0"/>
-                <w:sz w:val="18"/>
+                <w:color w:val="172033"/>
+                <w:sz w:val="20"/>
               </w:rPr>
               <w:t>Support ticket, file E-02</w:t>
             </w:r>
@@ -493,23 +751,25 @@
         </w:trPr>
         <w:tc>
           <w:tcPr>
-            <w:tcW w:type="dxa" w:w="1932"/>
-            <w:shd w:fill="FFFFFF"/>
+            <w:tcW w:type="dxa" w:w="1986"/>
+            <w:shd w:fill="F0F2F6"/>
             <w:tcMar>
-              <w:top w:w="80" w:type="dxa"/>
-              <w:left w:w="80" w:type="dxa"/>
-              <w:bottom w:w="80" w:type="dxa"/>
-              <w:right w:w="80" w:type="dxa"/>
+              <w:top w:w="85" w:type="dxa"/>
+              <w:left w:w="85" w:type="dxa"/>
+              <w:bottom w:w="85" w:type="dxa"/>
+              <w:right w:w="85" w:type="dxa"/>
             </w:tcMar>
           </w:tcPr>
           <w:p>
             <w:pPr>
-              <w:spacing w:after="20"/>
+              <w:spacing w:after="0"/>
             </w:pPr>
             <w:r>
               <w:rPr>
+                <w:rFonts w:ascii="Arial" w:hAnsi="Arial"/>
                 <w:b w:val="0"/>
-                <w:sz w:val="18"/>
+                <w:color w:val="172033"/>
+                <w:sz w:val="20"/>
               </w:rPr>
               <w:t>15 June</w:t>
             </w:r>
@@ -517,23 +777,25 @@
         </w:tc>
         <w:tc>
           <w:tcPr>
-            <w:tcW w:type="dxa" w:w="4676"/>
-            <w:shd w:fill="FFFFFF"/>
+            <w:tcW w:type="dxa" w:w="4809"/>
+            <w:shd w:fill="F0F2F6"/>
             <w:tcMar>
-              <w:top w:w="80" w:type="dxa"/>
-              <w:left w:w="80" w:type="dxa"/>
-              <w:bottom w:w="80" w:type="dxa"/>
-              <w:right w:w="80" w:type="dxa"/>
+              <w:top w:w="85" w:type="dxa"/>
+              <w:left w:w="85" w:type="dxa"/>
+              <w:bottom w:w="85" w:type="dxa"/>
+              <w:right w:w="85" w:type="dxa"/>
             </w:tcMar>
           </w:tcPr>
           <w:p>
             <w:pPr>
-              <w:spacing w:after="20"/>
+              <w:spacing w:after="0"/>
             </w:pPr>
             <w:r>
               <w:rPr>
+                <w:rFonts w:ascii="Arial" w:hAnsi="Arial"/>
                 <w:b w:val="0"/>
-                <w:sz w:val="18"/>
+                <w:color w:val="172033"/>
+                <w:sz w:val="20"/>
               </w:rPr>
               <w:t>Operations requested exit options</w:t>
             </w:r>
@@ -541,23 +803,25 @@
         </w:tc>
         <w:tc>
           <w:tcPr>
-            <w:tcW w:type="dxa" w:w="3558"/>
-            <w:shd w:fill="FFFFFF"/>
+            <w:tcW w:type="dxa" w:w="3659"/>
+            <w:shd w:fill="F0F2F6"/>
             <w:tcMar>
-              <w:top w:w="80" w:type="dxa"/>
-              <w:left w:w="80" w:type="dxa"/>
-              <w:bottom w:w="80" w:type="dxa"/>
-              <w:right w:w="80" w:type="dxa"/>
+              <w:top w:w="85" w:type="dxa"/>
+              <w:left w:w="85" w:type="dxa"/>
+              <w:bottom w:w="85" w:type="dxa"/>
+              <w:right w:w="85" w:type="dxa"/>
             </w:tcMar>
           </w:tcPr>
           <w:p>
             <w:pPr>
-              <w:spacing w:after="20"/>
+              <w:spacing w:after="0"/>
             </w:pPr>
             <w:r>
               <w:rPr>
+                <w:rFonts w:ascii="Arial" w:hAnsi="Arial"/>
                 <w:b w:val="0"/>
-                <w:sz w:val="18"/>
+                <w:color w:val="172033"/>
+                <w:sz w:val="20"/>
               </w:rPr>
               <w:t>Internal instruction, file E-03</w:t>
             </w:r>
@@ -567,14 +831,22 @@
     </w:tbl>
     <w:p>
       <w:pPr>
-        <w:spacing w:after="0"/>
+        <w:spacing w:after="0" w:before="0" w:line="60" w:lineRule="exact"/>
       </w:pPr>
+      <w:r>
+        <w:rPr>
+          <w:sz w:val="6"/>
+        </w:rPr>
+      </w:r>
     </w:p>
     <w:p>
       <w:pPr>
         <w:pStyle w:val="Heading1"/>
       </w:pPr>
       <w:r>
+        <w:rPr>
+          <w:b w:val="0"/>
+        </w:rPr>
         <w:t>Facts still to establish</w:t>
       </w:r>
     </w:p>
@@ -583,6 +855,9 @@
         <w:pStyle w:val="ListBullet"/>
       </w:pPr>
       <w:r>
+        <w:rPr>
+          <w:b w:val="0"/>
+        </w:rPr>
         <w:t>Which signed terms govern, and have they been amended?</w:t>
       </w:r>
     </w:p>
@@ -591,6 +866,9 @@
         <w:pStyle w:val="ListBullet"/>
       </w:pPr>
       <w:r>
+        <w:rPr>
+          <w:b w:val="0"/>
+        </w:rPr>
         <w:t>Who is authorized to give and receive notice, and by which method?</w:t>
       </w:r>
     </w:p>
@@ -599,13 +877,44 @@
         <w:pStyle w:val="ListBullet"/>
       </w:pPr>
       <w:r>
+        <w:rPr>
+          <w:b w:val="0"/>
+        </w:rPr>
         <w:t>What client data or work product is held by the supplier?</w:t>
       </w:r>
     </w:p>
     <w:p>
       <w:pPr/>
       <w:r>
-        <w:t>Evidence status: the chronology above is fictional sample material. Replace each reference with the actual retained source.</w:t>
+        <w:rPr>
+          <w:b w:val="0"/>
+        </w:rPr>
+      </w:r>
+      <w:r>
+        <w:rPr>
+          <w:b/>
+          <w:color w:val="63305D"/>
+        </w:rPr>
+        <w:t>Evidence</w:t>
+      </w:r>
+      <w:r>
+        <w:rPr>
+          <w:b w:val="0"/>
+        </w:rPr>
+        <w:t xml:space="preserve"> status: the chronology above is </w:t>
+      </w:r>
+      <w:r>
+        <w:rPr>
+          <w:b/>
+          <w:color w:val="63305D"/>
+        </w:rPr>
+        <w:t>fictional</w:t>
+      </w:r>
+      <w:r>
+        <w:rPr>
+          <w:b w:val="0"/>
+        </w:rPr>
+        <w:t xml:space="preserve"> sample material. Replace each reference with the actual retained source.</w:t>
       </w:r>
     </w:p>
     <w:p>
@@ -617,10 +926,10 @@
       <w:r>
         <w:rPr>
           <w:b/>
-          <w:color w:val="393B40"/>
-          <w:sz w:val="18"/>
+          <w:color w:val="63305D"/>
+          <w:sz w:val="16"/>
         </w:rPr>
-        <w:t>MATTER 27-014  /  2</w:t>
+        <w:t>MATTER 27-014   /   02</w:t>
       </w:r>
     </w:p>
     <w:p>
@@ -636,6 +945,9 @@
         <w:pStyle w:val="Heading1"/>
       </w:pPr>
       <w:r>
+        <w:rPr>
+          <w:b w:val="0"/>
+        </w:rPr>
         <w:t>Contract and authority matrix</w:t>
       </w:r>
     </w:p>
@@ -646,9 +958,9 @@
         <w:tblLook w:firstColumn="1" w:firstRow="1" w:lastColumn="0" w:lastRow="0" w:noHBand="0" w:noVBand="1" w:val="04A0"/>
       </w:tblPr>
       <w:tblGrid>
-        <w:gridCol w:w="2033"/>
-        <w:gridCol w:w="3761"/>
-        <w:gridCol w:w="4371"/>
+        <w:gridCol w:w="2091"/>
+        <w:gridCol w:w="3868"/>
+        <w:gridCol w:w="4495"/>
       </w:tblGrid>
       <w:tr>
         <w:trPr>
@@ -657,23 +969,25 @@
         </w:trPr>
         <w:tc>
           <w:tcPr>
-            <w:tcW w:type="dxa" w:w="2033"/>
-            <w:shd w:fill="F0F0EE"/>
+            <w:tcW w:type="dxa" w:w="2091"/>
+            <w:shd w:fill="63305D"/>
             <w:tcMar>
-              <w:top w:w="80" w:type="dxa"/>
-              <w:left w:w="80" w:type="dxa"/>
-              <w:bottom w:w="80" w:type="dxa"/>
-              <w:right w:w="80" w:type="dxa"/>
+              <w:top w:w="85" w:type="dxa"/>
+              <w:left w:w="85" w:type="dxa"/>
+              <w:bottom w:w="85" w:type="dxa"/>
+              <w:right w:w="85" w:type="dxa"/>
             </w:tcMar>
           </w:tcPr>
           <w:p>
             <w:pPr>
-              <w:spacing w:after="20"/>
+              <w:spacing w:after="0"/>
             </w:pPr>
             <w:r>
               <w:rPr>
+                <w:rFonts w:ascii="Arial" w:hAnsi="Arial"/>
                 <w:b/>
-                <w:sz w:val="18"/>
+                <w:color w:val="FFFFFF"/>
+                <w:sz w:val="20"/>
               </w:rPr>
               <w:t>Issue</w:t>
             </w:r>
@@ -681,23 +995,25 @@
         </w:tc>
         <w:tc>
           <w:tcPr>
-            <w:tcW w:type="dxa" w:w="3761"/>
-            <w:shd w:fill="F0F0EE"/>
+            <w:tcW w:type="dxa" w:w="3868"/>
+            <w:shd w:fill="63305D"/>
             <w:tcMar>
-              <w:top w:w="80" w:type="dxa"/>
-              <w:left w:w="80" w:type="dxa"/>
-              <w:bottom w:w="80" w:type="dxa"/>
-              <w:right w:w="80" w:type="dxa"/>
+              <w:top w:w="85" w:type="dxa"/>
+              <w:left w:w="85" w:type="dxa"/>
+              <w:bottom w:w="85" w:type="dxa"/>
+              <w:right w:w="85" w:type="dxa"/>
             </w:tcMar>
           </w:tcPr>
           <w:p>
             <w:pPr>
-              <w:spacing w:after="20"/>
+              <w:spacing w:after="0"/>
             </w:pPr>
             <w:r>
               <w:rPr>
+                <w:rFonts w:ascii="Arial" w:hAnsi="Arial"/>
                 <w:b/>
-                <w:sz w:val="18"/>
+                <w:color w:val="FFFFFF"/>
+                <w:sz w:val="20"/>
               </w:rPr>
               <w:t>Source to verify</w:t>
             </w:r>
@@ -705,23 +1021,25 @@
         </w:tc>
         <w:tc>
           <w:tcPr>
-            <w:tcW w:type="dxa" w:w="4371"/>
-            <w:shd w:fill="F0F0EE"/>
+            <w:tcW w:type="dxa" w:w="4495"/>
+            <w:shd w:fill="63305D"/>
             <w:tcMar>
-              <w:top w:w="80" w:type="dxa"/>
-              <w:left w:w="80" w:type="dxa"/>
-              <w:bottom w:w="80" w:type="dxa"/>
-              <w:right w:w="80" w:type="dxa"/>
+              <w:top w:w="85" w:type="dxa"/>
+              <w:left w:w="85" w:type="dxa"/>
+              <w:bottom w:w="85" w:type="dxa"/>
+              <w:right w:w="85" w:type="dxa"/>
             </w:tcMar>
           </w:tcPr>
           <w:p>
             <w:pPr>
-              <w:spacing w:after="20"/>
+              <w:spacing w:after="0"/>
             </w:pPr>
             <w:r>
               <w:rPr>
+                <w:rFonts w:ascii="Arial" w:hAnsi="Arial"/>
                 <w:b/>
-                <w:sz w:val="18"/>
+                <w:color w:val="FFFFFF"/>
+                <w:sz w:val="20"/>
               </w:rPr>
               <w:t>Analysis to complete</w:t>
             </w:r>
@@ -734,23 +1052,25 @@
         </w:trPr>
         <w:tc>
           <w:tcPr>
-            <w:tcW w:type="dxa" w:w="2033"/>
-            <w:shd w:fill="FFFFFF"/>
+            <w:tcW w:type="dxa" w:w="2091"/>
+            <w:shd w:fill="F0F2F6"/>
             <w:tcMar>
-              <w:top w:w="80" w:type="dxa"/>
-              <w:left w:w="80" w:type="dxa"/>
-              <w:bottom w:w="80" w:type="dxa"/>
-              <w:right w:w="80" w:type="dxa"/>
+              <w:top w:w="85" w:type="dxa"/>
+              <w:left w:w="85" w:type="dxa"/>
+              <w:bottom w:w="85" w:type="dxa"/>
+              <w:right w:w="85" w:type="dxa"/>
             </w:tcMar>
           </w:tcPr>
           <w:p>
             <w:pPr>
-              <w:spacing w:after="20"/>
+              <w:spacing w:after="0"/>
             </w:pPr>
             <w:r>
               <w:rPr>
+                <w:rFonts w:ascii="Arial" w:hAnsi="Arial"/>
                 <w:b w:val="0"/>
-                <w:sz w:val="18"/>
+                <w:color w:val="172033"/>
+                <w:sz w:val="20"/>
               </w:rPr>
               <w:t>Notice</w:t>
             </w:r>
@@ -758,23 +1078,25 @@
         </w:tc>
         <w:tc>
           <w:tcPr>
-            <w:tcW w:type="dxa" w:w="3761"/>
-            <w:shd w:fill="FFFFFF"/>
+            <w:tcW w:type="dxa" w:w="3868"/>
+            <w:shd w:fill="F0F2F6"/>
             <w:tcMar>
-              <w:top w:w="80" w:type="dxa"/>
-              <w:left w:w="80" w:type="dxa"/>
-              <w:bottom w:w="80" w:type="dxa"/>
-              <w:right w:w="80" w:type="dxa"/>
+              <w:top w:w="85" w:type="dxa"/>
+              <w:left w:w="85" w:type="dxa"/>
+              <w:bottom w:w="85" w:type="dxa"/>
+              <w:right w:w="85" w:type="dxa"/>
             </w:tcMar>
           </w:tcPr>
           <w:p>
             <w:pPr>
-              <w:spacing w:after="20"/>
+              <w:spacing w:after="0"/>
             </w:pPr>
             <w:r>
               <w:rPr>
+                <w:rFonts w:ascii="Arial" w:hAnsi="Arial"/>
                 <w:b w:val="0"/>
-                <w:sz w:val="18"/>
+                <w:color w:val="172033"/>
+                <w:sz w:val="20"/>
               </w:rPr>
               <w:t>Executed agreement and amendments</w:t>
             </w:r>
@@ -782,23 +1104,25 @@
         </w:tc>
         <w:tc>
           <w:tcPr>
-            <w:tcW w:type="dxa" w:w="4371"/>
-            <w:shd w:fill="FFFFFF"/>
+            <w:tcW w:type="dxa" w:w="4495"/>
+            <w:shd w:fill="F0F2F6"/>
             <w:tcMar>
-              <w:top w:w="80" w:type="dxa"/>
-              <w:left w:w="80" w:type="dxa"/>
-              <w:bottom w:w="80" w:type="dxa"/>
-              <w:right w:w="80" w:type="dxa"/>
+              <w:top w:w="85" w:type="dxa"/>
+              <w:left w:w="85" w:type="dxa"/>
+              <w:bottom w:w="85" w:type="dxa"/>
+              <w:right w:w="85" w:type="dxa"/>
             </w:tcMar>
           </w:tcPr>
           <w:p>
             <w:pPr>
-              <w:spacing w:after="20"/>
+              <w:spacing w:after="0"/>
             </w:pPr>
             <w:r>
               <w:rPr>
+                <w:rFonts w:ascii="Arial" w:hAnsi="Arial"/>
                 <w:b w:val="0"/>
-                <w:sz w:val="18"/>
+                <w:color w:val="172033"/>
+                <w:sz w:val="20"/>
               </w:rPr>
               <w:t>Trigger, period, recipient and delivery method</w:t>
             </w:r>
@@ -811,23 +1135,25 @@
         </w:trPr>
         <w:tc>
           <w:tcPr>
-            <w:tcW w:type="dxa" w:w="2033"/>
-            <w:shd w:fill="F0F0EE"/>
+            <w:tcW w:type="dxa" w:w="2091"/>
+            <w:shd w:fill="FFFFFF"/>
             <w:tcMar>
-              <w:top w:w="80" w:type="dxa"/>
-              <w:left w:w="80" w:type="dxa"/>
-              <w:bottom w:w="80" w:type="dxa"/>
-              <w:right w:w="80" w:type="dxa"/>
+              <w:top w:w="85" w:type="dxa"/>
+              <w:left w:w="85" w:type="dxa"/>
+              <w:bottom w:w="85" w:type="dxa"/>
+              <w:right w:w="85" w:type="dxa"/>
             </w:tcMar>
           </w:tcPr>
           <w:p>
             <w:pPr>
-              <w:spacing w:after="20"/>
+              <w:spacing w:after="0"/>
             </w:pPr>
             <w:r>
               <w:rPr>
+                <w:rFonts w:ascii="Arial" w:hAnsi="Arial"/>
                 <w:b w:val="0"/>
-                <w:sz w:val="18"/>
+                <w:color w:val="172033"/>
+                <w:sz w:val="20"/>
               </w:rPr>
               <w:t>Transition</w:t>
             </w:r>
@@ -835,23 +1161,25 @@
         </w:tc>
         <w:tc>
           <w:tcPr>
-            <w:tcW w:type="dxa" w:w="3761"/>
-            <w:shd w:fill="F0F0EE"/>
+            <w:tcW w:type="dxa" w:w="3868"/>
+            <w:shd w:fill="FFFFFF"/>
             <w:tcMar>
-              <w:top w:w="80" w:type="dxa"/>
-              <w:left w:w="80" w:type="dxa"/>
-              <w:bottom w:w="80" w:type="dxa"/>
-              <w:right w:w="80" w:type="dxa"/>
+              <w:top w:w="85" w:type="dxa"/>
+              <w:left w:w="85" w:type="dxa"/>
+              <w:bottom w:w="85" w:type="dxa"/>
+              <w:right w:w="85" w:type="dxa"/>
             </w:tcMar>
           </w:tcPr>
           <w:p>
             <w:pPr>
-              <w:spacing w:after="20"/>
+              <w:spacing w:after="0"/>
             </w:pPr>
             <w:r>
               <w:rPr>
+                <w:rFonts w:ascii="Arial" w:hAnsi="Arial"/>
                 <w:b w:val="0"/>
-                <w:sz w:val="18"/>
+                <w:color w:val="172033"/>
+                <w:sz w:val="20"/>
               </w:rPr>
               <w:t>Exit and assistance provisions</w:t>
             </w:r>
@@ -859,23 +1187,25 @@
         </w:tc>
         <w:tc>
           <w:tcPr>
-            <w:tcW w:type="dxa" w:w="4371"/>
-            <w:shd w:fill="F0F0EE"/>
+            <w:tcW w:type="dxa" w:w="4495"/>
+            <w:shd w:fill="FFFFFF"/>
             <w:tcMar>
-              <w:top w:w="80" w:type="dxa"/>
-              <w:left w:w="80" w:type="dxa"/>
-              <w:bottom w:w="80" w:type="dxa"/>
-              <w:right w:w="80" w:type="dxa"/>
+              <w:top w:w="85" w:type="dxa"/>
+              <w:left w:w="85" w:type="dxa"/>
+              <w:bottom w:w="85" w:type="dxa"/>
+              <w:right w:w="85" w:type="dxa"/>
             </w:tcMar>
           </w:tcPr>
           <w:p>
             <w:pPr>
-              <w:spacing w:after="20"/>
+              <w:spacing w:after="0"/>
             </w:pPr>
             <w:r>
               <w:rPr>
+                <w:rFonts w:ascii="Arial" w:hAnsi="Arial"/>
                 <w:b w:val="0"/>
-                <w:sz w:val="18"/>
+                <w:color w:val="172033"/>
+                <w:sz w:val="20"/>
               </w:rPr>
               <w:t>Services, duration, fees and dependencies</w:t>
             </w:r>
@@ -888,23 +1218,25 @@
         </w:trPr>
         <w:tc>
           <w:tcPr>
-            <w:tcW w:type="dxa" w:w="2033"/>
-            <w:shd w:fill="FFFFFF"/>
+            <w:tcW w:type="dxa" w:w="2091"/>
+            <w:shd w:fill="F0F2F6"/>
             <w:tcMar>
-              <w:top w:w="80" w:type="dxa"/>
-              <w:left w:w="80" w:type="dxa"/>
-              <w:bottom w:w="80" w:type="dxa"/>
-              <w:right w:w="80" w:type="dxa"/>
+              <w:top w:w="85" w:type="dxa"/>
+              <w:left w:w="85" w:type="dxa"/>
+              <w:bottom w:w="85" w:type="dxa"/>
+              <w:right w:w="85" w:type="dxa"/>
             </w:tcMar>
           </w:tcPr>
           <w:p>
             <w:pPr>
-              <w:spacing w:after="20"/>
+              <w:spacing w:after="0"/>
             </w:pPr>
             <w:r>
               <w:rPr>
+                <w:rFonts w:ascii="Arial" w:hAnsi="Arial"/>
                 <w:b w:val="0"/>
-                <w:sz w:val="18"/>
+                <w:color w:val="172033"/>
+                <w:sz w:val="20"/>
               </w:rPr>
               <w:t>Data return</w:t>
             </w:r>
@@ -912,23 +1244,25 @@
         </w:tc>
         <w:tc>
           <w:tcPr>
-            <w:tcW w:type="dxa" w:w="3761"/>
-            <w:shd w:fill="FFFFFF"/>
+            <w:tcW w:type="dxa" w:w="3868"/>
+            <w:shd w:fill="F0F2F6"/>
             <w:tcMar>
-              <w:top w:w="80" w:type="dxa"/>
-              <w:left w:w="80" w:type="dxa"/>
-              <w:bottom w:w="80" w:type="dxa"/>
-              <w:right w:w="80" w:type="dxa"/>
+              <w:top w:w="85" w:type="dxa"/>
+              <w:left w:w="85" w:type="dxa"/>
+              <w:bottom w:w="85" w:type="dxa"/>
+              <w:right w:w="85" w:type="dxa"/>
             </w:tcMar>
           </w:tcPr>
           <w:p>
             <w:pPr>
-              <w:spacing w:after="20"/>
+              <w:spacing w:after="0"/>
             </w:pPr>
             <w:r>
               <w:rPr>
+                <w:rFonts w:ascii="Arial" w:hAnsi="Arial"/>
                 <w:b w:val="0"/>
-                <w:sz w:val="18"/>
+                <w:color w:val="172033"/>
+                <w:sz w:val="20"/>
               </w:rPr>
               <w:t>Data processing terms</w:t>
             </w:r>
@@ -936,23 +1270,25 @@
         </w:tc>
         <w:tc>
           <w:tcPr>
-            <w:tcW w:type="dxa" w:w="4371"/>
-            <w:shd w:fill="FFFFFF"/>
+            <w:tcW w:type="dxa" w:w="4495"/>
+            <w:shd w:fill="F0F2F6"/>
             <w:tcMar>
-              <w:top w:w="80" w:type="dxa"/>
-              <w:left w:w="80" w:type="dxa"/>
-              <w:bottom w:w="80" w:type="dxa"/>
-              <w:right w:w="80" w:type="dxa"/>
+              <w:top w:w="85" w:type="dxa"/>
+              <w:left w:w="85" w:type="dxa"/>
+              <w:bottom w:w="85" w:type="dxa"/>
+              <w:right w:w="85" w:type="dxa"/>
             </w:tcMar>
           </w:tcPr>
           <w:p>
             <w:pPr>
-              <w:spacing w:after="20"/>
+              <w:spacing w:after="0"/>
             </w:pPr>
             <w:r>
               <w:rPr>
+                <w:rFonts w:ascii="Arial" w:hAnsi="Arial"/>
                 <w:b w:val="0"/>
-                <w:sz w:val="18"/>
+                <w:color w:val="172033"/>
+                <w:sz w:val="20"/>
               </w:rPr>
               <w:t>Format, retention and deletion obligations</w:t>
             </w:r>
@@ -965,23 +1301,25 @@
         </w:trPr>
         <w:tc>
           <w:tcPr>
-            <w:tcW w:type="dxa" w:w="2033"/>
-            <w:shd w:fill="F0F0EE"/>
+            <w:tcW w:type="dxa" w:w="2091"/>
+            <w:shd w:fill="FFFFFF"/>
             <w:tcMar>
-              <w:top w:w="80" w:type="dxa"/>
-              <w:left w:w="80" w:type="dxa"/>
-              <w:bottom w:w="80" w:type="dxa"/>
-              <w:right w:w="80" w:type="dxa"/>
+              <w:top w:w="85" w:type="dxa"/>
+              <w:left w:w="85" w:type="dxa"/>
+              <w:bottom w:w="85" w:type="dxa"/>
+              <w:right w:w="85" w:type="dxa"/>
             </w:tcMar>
           </w:tcPr>
           <w:p>
             <w:pPr>
-              <w:spacing w:after="20"/>
+              <w:spacing w:after="0"/>
             </w:pPr>
             <w:r>
               <w:rPr>
+                <w:rFonts w:ascii="Arial" w:hAnsi="Arial"/>
                 <w:b w:val="0"/>
-                <w:sz w:val="18"/>
+                <w:color w:val="172033"/>
+                <w:sz w:val="20"/>
               </w:rPr>
               <w:t>Governing law</w:t>
             </w:r>
@@ -989,23 +1327,25 @@
         </w:tc>
         <w:tc>
           <w:tcPr>
-            <w:tcW w:type="dxa" w:w="3761"/>
-            <w:shd w:fill="F0F0EE"/>
+            <w:tcW w:type="dxa" w:w="3868"/>
+            <w:shd w:fill="FFFFFF"/>
             <w:tcMar>
-              <w:top w:w="80" w:type="dxa"/>
-              <w:left w:w="80" w:type="dxa"/>
-              <w:bottom w:w="80" w:type="dxa"/>
-              <w:right w:w="80" w:type="dxa"/>
+              <w:top w:w="85" w:type="dxa"/>
+              <w:left w:w="85" w:type="dxa"/>
+              <w:bottom w:w="85" w:type="dxa"/>
+              <w:right w:w="85" w:type="dxa"/>
             </w:tcMar>
           </w:tcPr>
           <w:p>
             <w:pPr>
-              <w:spacing w:after="20"/>
+              <w:spacing w:after="0"/>
             </w:pPr>
             <w:r>
               <w:rPr>
+                <w:rFonts w:ascii="Arial" w:hAnsi="Arial"/>
                 <w:b w:val="0"/>
-                <w:sz w:val="18"/>
+                <w:color w:val="172033"/>
+                <w:sz w:val="20"/>
               </w:rPr>
               <w:t>Agreement and current authorities</w:t>
             </w:r>
@@ -1013,23 +1353,25 @@
         </w:tc>
         <w:tc>
           <w:tcPr>
-            <w:tcW w:type="dxa" w:w="4371"/>
-            <w:shd w:fill="F0F0EE"/>
+            <w:tcW w:type="dxa" w:w="4495"/>
+            <w:shd w:fill="FFFFFF"/>
             <w:tcMar>
-              <w:top w:w="80" w:type="dxa"/>
-              <w:left w:w="80" w:type="dxa"/>
-              <w:bottom w:w="80" w:type="dxa"/>
-              <w:right w:w="80" w:type="dxa"/>
+              <w:top w:w="85" w:type="dxa"/>
+              <w:left w:w="85" w:type="dxa"/>
+              <w:bottom w:w="85" w:type="dxa"/>
+              <w:right w:w="85" w:type="dxa"/>
             </w:tcMar>
           </w:tcPr>
           <w:p>
             <w:pPr>
-              <w:spacing w:after="20"/>
+              <w:spacing w:after="0"/>
             </w:pPr>
             <w:r>
               <w:rPr>
+                <w:rFonts w:ascii="Arial" w:hAnsi="Arial"/>
                 <w:b w:val="0"/>
-                <w:sz w:val="18"/>
+                <w:color w:val="172033"/>
+                <w:sz w:val="20"/>
               </w:rPr>
               <w:t>Insert verified jurisdiction-specific research</w:t>
             </w:r>
@@ -1039,20 +1381,31 @@
     </w:tbl>
     <w:p>
       <w:pPr>
-        <w:spacing w:after="0"/>
+        <w:spacing w:after="0" w:before="0" w:line="60" w:lineRule="exact"/>
       </w:pPr>
+      <w:r>
+        <w:rPr>
+          <w:sz w:val="6"/>
+        </w:rPr>
+      </w:r>
     </w:p>
     <w:p>
       <w:pPr>
         <w:pStyle w:val="Heading1"/>
       </w:pPr>
       <w:r>
+        <w:rPr>
+          <w:b w:val="0"/>
+        </w:rPr>
         <w:t>Competing considerations</w:t>
       </w:r>
     </w:p>
     <w:p>
       <w:pPr/>
       <w:r>
+        <w:rPr>
+          <w:b w:val="0"/>
+        </w:rPr>
         <w:t>Operations wants a short transition; the technology team needs time to validate exports. Counsel should assess the verified terms against both needs and identify any required approvals or unresolved questions.</w:t>
       </w:r>
     </w:p>
@@ -1061,7 +1414,22 @@
         <w:pStyle w:val="Heading1"/>
       </w:pPr>
       <w:r>
-        <w:t>Requested evidence</w:t>
+        <w:rPr>
+          <w:b w:val="0"/>
+        </w:rPr>
+        <w:t xml:space="preserve">Requested </w:t>
+      </w:r>
+      <w:r>
+        <w:rPr>
+          <w:b/>
+          <w:color w:val="63305D"/>
+        </w:rPr>
+        <w:t>evidence</w:t>
+      </w:r>
+      <w:r>
+        <w:rPr>
+          <w:b w:val="0"/>
+        </w:rPr>
       </w:r>
     </w:p>
     <w:tbl>
@@ -1071,9 +1439,9 @@
         <w:tblLook w:firstColumn="1" w:firstRow="1" w:lastColumn="0" w:lastRow="0" w:noHBand="0" w:noVBand="1" w:val="04A0"/>
       </w:tblPr>
       <w:tblGrid>
-        <w:gridCol w:w="3389"/>
-        <w:gridCol w:w="3389"/>
-        <w:gridCol w:w="3389"/>
+        <w:gridCol w:w="3485"/>
+        <w:gridCol w:w="3485"/>
+        <w:gridCol w:w="3485"/>
       </w:tblGrid>
       <w:tr>
         <w:trPr>
@@ -1082,23 +1450,25 @@
         </w:trPr>
         <w:tc>
           <w:tcPr>
-            <w:tcW w:type="dxa" w:w="3389"/>
-            <w:shd w:fill="F0F0EE"/>
+            <w:tcW w:type="dxa" w:w="3485"/>
+            <w:shd w:fill="63305D"/>
             <w:tcMar>
-              <w:top w:w="80" w:type="dxa"/>
-              <w:left w:w="80" w:type="dxa"/>
-              <w:bottom w:w="80" w:type="dxa"/>
-              <w:right w:w="80" w:type="dxa"/>
+              <w:top w:w="85" w:type="dxa"/>
+              <w:left w:w="85" w:type="dxa"/>
+              <w:bottom w:w="85" w:type="dxa"/>
+              <w:right w:w="85" w:type="dxa"/>
             </w:tcMar>
           </w:tcPr>
           <w:p>
             <w:pPr>
-              <w:spacing w:after="20"/>
+              <w:spacing w:after="0"/>
             </w:pPr>
             <w:r>
               <w:rPr>
+                <w:rFonts w:ascii="Arial" w:hAnsi="Arial"/>
                 <w:b/>
-                <w:sz w:val="18"/>
+                <w:color w:val="FFFFFF"/>
+                <w:sz w:val="20"/>
               </w:rPr>
               <w:t>Item</w:t>
             </w:r>
@@ -1106,23 +1476,25 @@
         </w:tc>
         <w:tc>
           <w:tcPr>
-            <w:tcW w:type="dxa" w:w="3389"/>
-            <w:shd w:fill="F0F0EE"/>
+            <w:tcW w:type="dxa" w:w="3485"/>
+            <w:shd w:fill="63305D"/>
             <w:tcMar>
-              <w:top w:w="80" w:type="dxa"/>
-              <w:left w:w="80" w:type="dxa"/>
-              <w:bottom w:w="80" w:type="dxa"/>
-              <w:right w:w="80" w:type="dxa"/>
+              <w:top w:w="85" w:type="dxa"/>
+              <w:left w:w="85" w:type="dxa"/>
+              <w:bottom w:w="85" w:type="dxa"/>
+              <w:right w:w="85" w:type="dxa"/>
             </w:tcMar>
           </w:tcPr>
           <w:p>
             <w:pPr>
-              <w:spacing w:after="20"/>
+              <w:spacing w:after="0"/>
             </w:pPr>
             <w:r>
               <w:rPr>
+                <w:rFonts w:ascii="Arial" w:hAnsi="Arial"/>
                 <w:b/>
-                <w:sz w:val="18"/>
+                <w:color w:val="FFFFFF"/>
+                <w:sz w:val="20"/>
               </w:rPr>
               <w:t>Owner</w:t>
             </w:r>
@@ -1130,23 +1502,25 @@
         </w:tc>
         <w:tc>
           <w:tcPr>
-            <w:tcW w:type="dxa" w:w="3389"/>
-            <w:shd w:fill="F0F0EE"/>
+            <w:tcW w:type="dxa" w:w="3485"/>
+            <w:shd w:fill="63305D"/>
             <w:tcMar>
-              <w:top w:w="80" w:type="dxa"/>
-              <w:left w:w="80" w:type="dxa"/>
-              <w:bottom w:w="80" w:type="dxa"/>
-              <w:right w:w="80" w:type="dxa"/>
+              <w:top w:w="85" w:type="dxa"/>
+              <w:left w:w="85" w:type="dxa"/>
+              <w:bottom w:w="85" w:type="dxa"/>
+              <w:right w:w="85" w:type="dxa"/>
             </w:tcMar>
           </w:tcPr>
           <w:p>
             <w:pPr>
-              <w:spacing w:after="20"/>
+              <w:spacing w:after="0"/>
             </w:pPr>
             <w:r>
               <w:rPr>
+                <w:rFonts w:ascii="Arial" w:hAnsi="Arial"/>
                 <w:b/>
-                <w:sz w:val="18"/>
+                <w:color w:val="FFFFFF"/>
+                <w:sz w:val="20"/>
               </w:rPr>
               <w:t>Target</w:t>
             </w:r>
@@ -1159,23 +1533,25 @@
         </w:trPr>
         <w:tc>
           <w:tcPr>
-            <w:tcW w:type="dxa" w:w="3389"/>
-            <w:shd w:fill="FFFFFF"/>
+            <w:tcW w:type="dxa" w:w="3485"/>
+            <w:shd w:fill="F0F2F6"/>
             <w:tcMar>
-              <w:top w:w="80" w:type="dxa"/>
-              <w:left w:w="80" w:type="dxa"/>
-              <w:bottom w:w="80" w:type="dxa"/>
-              <w:right w:w="80" w:type="dxa"/>
+              <w:top w:w="85" w:type="dxa"/>
+              <w:left w:w="85" w:type="dxa"/>
+              <w:bottom w:w="85" w:type="dxa"/>
+              <w:right w:w="85" w:type="dxa"/>
             </w:tcMar>
           </w:tcPr>
           <w:p>
             <w:pPr>
-              <w:spacing w:after="20"/>
+              <w:spacing w:after="0"/>
             </w:pPr>
             <w:r>
               <w:rPr>
+                <w:rFonts w:ascii="Arial" w:hAnsi="Arial"/>
                 <w:b w:val="0"/>
-                <w:sz w:val="18"/>
+                <w:color w:val="172033"/>
+                <w:sz w:val="20"/>
               </w:rPr>
               <w:t>Executed agreement and amendments</w:t>
             </w:r>
@@ -1183,23 +1559,25 @@
         </w:tc>
         <w:tc>
           <w:tcPr>
-            <w:tcW w:type="dxa" w:w="3389"/>
-            <w:shd w:fill="FFFFFF"/>
+            <w:tcW w:type="dxa" w:w="3485"/>
+            <w:shd w:fill="F0F2F6"/>
             <w:tcMar>
-              <w:top w:w="80" w:type="dxa"/>
-              <w:left w:w="80" w:type="dxa"/>
-              <w:bottom w:w="80" w:type="dxa"/>
-              <w:right w:w="80" w:type="dxa"/>
+              <w:top w:w="85" w:type="dxa"/>
+              <w:left w:w="85" w:type="dxa"/>
+              <w:bottom w:w="85" w:type="dxa"/>
+              <w:right w:w="85" w:type="dxa"/>
             </w:tcMar>
           </w:tcPr>
           <w:p>
             <w:pPr>
-              <w:spacing w:after="20"/>
+              <w:spacing w:after="0"/>
             </w:pPr>
             <w:r>
               <w:rPr>
+                <w:rFonts w:ascii="Arial" w:hAnsi="Arial"/>
                 <w:b w:val="0"/>
-                <w:sz w:val="18"/>
+                <w:color w:val="172033"/>
+                <w:sz w:val="20"/>
               </w:rPr>
               <w:t>Procurement</w:t>
             </w:r>
@@ -1207,23 +1585,25 @@
         </w:tc>
         <w:tc>
           <w:tcPr>
-            <w:tcW w:type="dxa" w:w="3389"/>
-            <w:shd w:fill="FFFFFF"/>
+            <w:tcW w:type="dxa" w:w="3485"/>
+            <w:shd w:fill="F0F2F6"/>
             <w:tcMar>
-              <w:top w:w="80" w:type="dxa"/>
-              <w:left w:w="80" w:type="dxa"/>
-              <w:bottom w:w="80" w:type="dxa"/>
-              <w:right w:w="80" w:type="dxa"/>
+              <w:top w:w="85" w:type="dxa"/>
+              <w:left w:w="85" w:type="dxa"/>
+              <w:bottom w:w="85" w:type="dxa"/>
+              <w:right w:w="85" w:type="dxa"/>
             </w:tcMar>
           </w:tcPr>
           <w:p>
             <w:pPr>
-              <w:spacing w:after="20"/>
+              <w:spacing w:after="0"/>
             </w:pPr>
             <w:r>
               <w:rPr>
+                <w:rFonts w:ascii="Arial" w:hAnsi="Arial"/>
                 <w:b w:val="0"/>
-                <w:sz w:val="18"/>
+                <w:color w:val="172033"/>
+                <w:sz w:val="20"/>
               </w:rPr>
               <w:t>21 June</w:t>
             </w:r>
@@ -1236,23 +1616,25 @@
         </w:trPr>
         <w:tc>
           <w:tcPr>
-            <w:tcW w:type="dxa" w:w="3389"/>
-            <w:shd w:fill="F0F0EE"/>
+            <w:tcW w:type="dxa" w:w="3485"/>
+            <w:shd w:fill="FFFFFF"/>
             <w:tcMar>
-              <w:top w:w="80" w:type="dxa"/>
-              <w:left w:w="80" w:type="dxa"/>
-              <w:bottom w:w="80" w:type="dxa"/>
-              <w:right w:w="80" w:type="dxa"/>
+              <w:top w:w="85" w:type="dxa"/>
+              <w:left w:w="85" w:type="dxa"/>
+              <w:bottom w:w="85" w:type="dxa"/>
+              <w:right w:w="85" w:type="dxa"/>
             </w:tcMar>
           </w:tcPr>
           <w:p>
             <w:pPr>
-              <w:spacing w:after="20"/>
+              <w:spacing w:after="0"/>
             </w:pPr>
             <w:r>
               <w:rPr>
+                <w:rFonts w:ascii="Arial" w:hAnsi="Arial"/>
                 <w:b w:val="0"/>
-                <w:sz w:val="18"/>
+                <w:color w:val="172033"/>
+                <w:sz w:val="20"/>
               </w:rPr>
               <w:t>Service and notice correspondence</w:t>
             </w:r>
@@ -1260,23 +1642,25 @@
         </w:tc>
         <w:tc>
           <w:tcPr>
-            <w:tcW w:type="dxa" w:w="3389"/>
-            <w:shd w:fill="F0F0EE"/>
+            <w:tcW w:type="dxa" w:w="3485"/>
+            <w:shd w:fill="FFFFFF"/>
             <w:tcMar>
-              <w:top w:w="80" w:type="dxa"/>
-              <w:left w:w="80" w:type="dxa"/>
-              <w:bottom w:w="80" w:type="dxa"/>
-              <w:right w:w="80" w:type="dxa"/>
+              <w:top w:w="85" w:type="dxa"/>
+              <w:left w:w="85" w:type="dxa"/>
+              <w:bottom w:w="85" w:type="dxa"/>
+              <w:right w:w="85" w:type="dxa"/>
             </w:tcMar>
           </w:tcPr>
           <w:p>
             <w:pPr>
-              <w:spacing w:after="20"/>
+              <w:spacing w:after="0"/>
             </w:pPr>
             <w:r>
               <w:rPr>
+                <w:rFonts w:ascii="Arial" w:hAnsi="Arial"/>
                 <w:b w:val="0"/>
-                <w:sz w:val="18"/>
+                <w:color w:val="172033"/>
+                <w:sz w:val="20"/>
               </w:rPr>
               <w:t>Operations</w:t>
             </w:r>
@@ -1284,23 +1668,25 @@
         </w:tc>
         <w:tc>
           <w:tcPr>
-            <w:tcW w:type="dxa" w:w="3389"/>
-            <w:shd w:fill="F0F0EE"/>
+            <w:tcW w:type="dxa" w:w="3485"/>
+            <w:shd w:fill="FFFFFF"/>
             <w:tcMar>
-              <w:top w:w="80" w:type="dxa"/>
-              <w:left w:w="80" w:type="dxa"/>
-              <w:bottom w:w="80" w:type="dxa"/>
-              <w:right w:w="80" w:type="dxa"/>
+              <w:top w:w="85" w:type="dxa"/>
+              <w:left w:w="85" w:type="dxa"/>
+              <w:bottom w:w="85" w:type="dxa"/>
+              <w:right w:w="85" w:type="dxa"/>
             </w:tcMar>
           </w:tcPr>
           <w:p>
             <w:pPr>
-              <w:spacing w:after="20"/>
+              <w:spacing w:after="0"/>
             </w:pPr>
             <w:r>
               <w:rPr>
+                <w:rFonts w:ascii="Arial" w:hAnsi="Arial"/>
                 <w:b w:val="0"/>
-                <w:sz w:val="18"/>
+                <w:color w:val="172033"/>
+                <w:sz w:val="20"/>
               </w:rPr>
               <w:t>21 June</w:t>
             </w:r>
@@ -1313,23 +1699,25 @@
         </w:trPr>
         <w:tc>
           <w:tcPr>
-            <w:tcW w:type="dxa" w:w="3389"/>
-            <w:shd w:fill="FFFFFF"/>
+            <w:tcW w:type="dxa" w:w="3485"/>
+            <w:shd w:fill="F0F2F6"/>
             <w:tcMar>
-              <w:top w:w="80" w:type="dxa"/>
-              <w:left w:w="80" w:type="dxa"/>
-              <w:bottom w:w="80" w:type="dxa"/>
-              <w:right w:w="80" w:type="dxa"/>
+              <w:top w:w="85" w:type="dxa"/>
+              <w:left w:w="85" w:type="dxa"/>
+              <w:bottom w:w="85" w:type="dxa"/>
+              <w:right w:w="85" w:type="dxa"/>
             </w:tcMar>
           </w:tcPr>
           <w:p>
             <w:pPr>
-              <w:spacing w:after="20"/>
+              <w:spacing w:after="0"/>
             </w:pPr>
             <w:r>
               <w:rPr>
+                <w:rFonts w:ascii="Arial" w:hAnsi="Arial"/>
                 <w:b w:val="0"/>
-                <w:sz w:val="18"/>
+                <w:color w:val="172033"/>
+                <w:sz w:val="20"/>
               </w:rPr>
               <w:t>Data inventory and export test</w:t>
             </w:r>
@@ -1337,23 +1725,25 @@
         </w:tc>
         <w:tc>
           <w:tcPr>
-            <w:tcW w:type="dxa" w:w="3389"/>
-            <w:shd w:fill="FFFFFF"/>
+            <w:tcW w:type="dxa" w:w="3485"/>
+            <w:shd w:fill="F0F2F6"/>
             <w:tcMar>
-              <w:top w:w="80" w:type="dxa"/>
-              <w:left w:w="80" w:type="dxa"/>
-              <w:bottom w:w="80" w:type="dxa"/>
-              <w:right w:w="80" w:type="dxa"/>
+              <w:top w:w="85" w:type="dxa"/>
+              <w:left w:w="85" w:type="dxa"/>
+              <w:bottom w:w="85" w:type="dxa"/>
+              <w:right w:w="85" w:type="dxa"/>
             </w:tcMar>
           </w:tcPr>
           <w:p>
             <w:pPr>
-              <w:spacing w:after="20"/>
+              <w:spacing w:after="0"/>
             </w:pPr>
             <w:r>
               <w:rPr>
+                <w:rFonts w:ascii="Arial" w:hAnsi="Arial"/>
                 <w:b w:val="0"/>
-                <w:sz w:val="18"/>
+                <w:color w:val="172033"/>
+                <w:sz w:val="20"/>
               </w:rPr>
               <w:t>Technology</w:t>
             </w:r>
@@ -1361,23 +1751,25 @@
         </w:tc>
         <w:tc>
           <w:tcPr>
-            <w:tcW w:type="dxa" w:w="3389"/>
-            <w:shd w:fill="FFFFFF"/>
+            <w:tcW w:type="dxa" w:w="3485"/>
+            <w:shd w:fill="F0F2F6"/>
             <w:tcMar>
-              <w:top w:w="80" w:type="dxa"/>
-              <w:left w:w="80" w:type="dxa"/>
-              <w:bottom w:w="80" w:type="dxa"/>
-              <w:right w:w="80" w:type="dxa"/>
+              <w:top w:w="85" w:type="dxa"/>
+              <w:left w:w="85" w:type="dxa"/>
+              <w:bottom w:w="85" w:type="dxa"/>
+              <w:right w:w="85" w:type="dxa"/>
             </w:tcMar>
           </w:tcPr>
           <w:p>
             <w:pPr>
-              <w:spacing w:after="20"/>
+              <w:spacing w:after="0"/>
             </w:pPr>
             <w:r>
               <w:rPr>
+                <w:rFonts w:ascii="Arial" w:hAnsi="Arial"/>
                 <w:b w:val="0"/>
-                <w:sz w:val="18"/>
+                <w:color w:val="172033"/>
+                <w:sz w:val="20"/>
               </w:rPr>
               <w:t>23 June</w:t>
             </w:r>
@@ -1387,37 +1779,111 @@
     </w:tbl>
     <w:p>
       <w:pPr>
-        <w:spacing w:after="0"/>
+        <w:spacing w:after="0" w:before="0" w:line="60" w:lineRule="exact"/>
       </w:pPr>
+      <w:r>
+        <w:rPr>
+          <w:sz w:val="6"/>
+        </w:rPr>
+      </w:r>
     </w:p>
     <w:p>
       <w:pPr>
         <w:pStyle w:val="Heading1"/>
       </w:pPr>
       <w:r>
-        <w:t>Review and disposition</w:t>
+        <w:rPr>
+          <w:b w:val="0"/>
+        </w:rPr>
+        <w:t>Recorded disposition</w:t>
       </w:r>
     </w:p>
     <w:p>
       <w:pPr/>
       <w:r>
-        <w:t>Reviewing counsel: [Name]     Review date: [Date]</w:t>
-        <w:br/>
-        <w:t>Approved next action: [Insert after review]</w:t>
-        <w:br/>
-        <w:t>Authorities and pinpoint references: [Add verified sources]</w:t>
+        <w:rPr>
+          <w:b w:val="0"/>
+        </w:rPr>
+        <w:t xml:space="preserve">Avery Kim will collect the signed agreement and delivery </w:t>
+      </w:r>
+      <w:r>
+        <w:rPr>
+          <w:b/>
+          <w:color w:val="63305D"/>
+        </w:rPr>
+        <w:t>evidence</w:t>
+      </w:r>
+      <w:r>
+        <w:rPr>
+          <w:b w:val="0"/>
+        </w:rPr>
+        <w:t xml:space="preserve"> by 24 June. Counsel has not </w:t>
+      </w:r>
+      <w:r>
+        <w:rPr>
+          <w:b/>
+          <w:color w:val="63305D"/>
+        </w:rPr>
+        <w:t>approved</w:t>
+      </w:r>
+      <w:r>
+        <w:rPr>
+          <w:b w:val="0"/>
+        </w:rPr>
+        <w:t xml:space="preserve"> an exit date or a notice. The sample deliberately preserves that uncertainty.</w:t>
       </w:r>
     </w:p>
     <w:p>
-      <w:pPr/>
+      <w:pPr>
+        <w:shd w:fill="F1EDF6"/>
+        <w:spacing w:before="120" w:after="160"/>
+      </w:pPr>
       <w:r>
-        <w:t>Layout example only. No jurisdiction-specific authorities, operative clauses or privilege designation are supplied.</w:t>
+        <w:rPr>
+          <w:b/>
+          <w:color w:val="63305D"/>
+          <w:sz w:val="18"/>
+        </w:rPr>
+        <w:t>REVIEW BOUNDARY</w:t>
+        <w:br/>
+      </w:r>
+      <w:r>
+        <w:rPr>
+          <w:b w:val="0"/>
+        </w:rPr>
+        <w:t xml:space="preserve">A polished chronology is not proof of the underlying record. Each event remains tagged by </w:t>
+      </w:r>
+      <w:r>
+        <w:rPr>
+          <w:b/>
+          <w:color w:val="63305D"/>
+        </w:rPr>
+        <w:t>evidence</w:t>
+      </w:r>
+      <w:r>
+        <w:rPr>
+          <w:b w:val="0"/>
+        </w:rPr>
+        <w:t xml:space="preserve"> status; no jurisdiction-specific conclusion is supplied.</w:t>
+      </w:r>
+    </w:p>
+    <w:p>
+      <w:pPr>
+        <w:spacing w:before="140"/>
+      </w:pPr>
+      <w:r>
+        <w:rPr>
+          <w:i/>
+          <w:color w:val="505968"/>
+          <w:sz w:val="16"/>
+        </w:rPr>
+        <w:t>Design notes: Evidence status, careful typography and review boundaries. Original Dazzler template, Apache-2.0. All sample facts are fictional.</w:t>
       </w:r>
     </w:p>
     <w:sectPr>
       <w:footerReference w:type="default" r:id="rId9"/>
       <w:pgSz w:w="12240" w:h="15840"/>
-      <w:pgMar w:top="864" w:right="1037" w:bottom="864" w:left="1037" w:header="720" w:footer="720" w:gutter="0"/>
+      <w:pgMar w:top="749" w:right="893" w:bottom="749" w:left="893" w:header="720" w:footer="720" w:gutter="0"/>
       <w:cols w:space="720"/>
       <w:docGrid w:linePitch="360"/>
     </w:sectPr>
@@ -1433,10 +1899,26 @@
     </w:pPr>
     <w:r>
       <w:rPr>
+        <w:b w:val="0"/>
         <w:sz w:val="16"/>
       </w:rPr>
-      <w:t>Dazzler sample template • legal • Replace fictional details before use</w:t>
     </w:r>
+    <w:r>
+      <w:rPr>
+        <w:b/>
+        <w:color w:val="63305D"/>
+        <w:sz w:val="16"/>
+      </w:rPr>
+      <w:t>FICTIONAL</w:t>
+    </w:r>
+    <w:r>
+      <w:rPr>
+        <w:b w:val="0"/>
+        <w:sz w:val="16"/>
+      </w:rPr>
+      <w:t xml:space="preserve"> EXAMPLE  /  LEGAL   •   Dazzler   /   </w:t>
+    </w:r>
+    <w:fldSimple w:instr="PAGE"/>
   </w:p>
 </w:ftr>
 </file>
@@ -1805,12 +2287,12 @@
     <w:qFormat/>
     <w:rsid w:val="00FC693F"/>
     <w:pPr>
-      <w:spacing w:line="259" w:lineRule="auto" w:after="120"/>
+      <w:spacing w:after="140" w:line="264" w:lineRule="auto"/>
     </w:pPr>
     <w:rPr>
       <w:rFonts w:ascii="Georgia" w:hAnsi="Georgia"/>
-      <w:color w:val="000000"/>
-      <w:sz w:val="20"/>
+      <w:color w:val="172033"/>
+      <w:sz w:val="21"/>
     </w:rPr>
   </w:style>
   <w:style w:type="paragraph" w:styleId="Header">
@@ -1868,15 +2350,15 @@
     <w:pPr>
       <w:keepNext/>
       <w:keepLines/>
-      <w:spacing w:before="240" w:after="120" w:line="259" w:lineRule="auto"/>
+      <w:spacing w:before="180" w:after="140" w:line="264" w:lineRule="auto"/>
       <w:outlineLvl w:val="0"/>
     </w:pPr>
     <w:rPr>
       <w:rFonts w:cstheme="majorBidi" w:ascii="Georgia" w:hAnsi="Georgia"/>
-      <w:b/>
+      <w:b w:val="0"/>
       <w:bCs/>
-      <w:color w:val="000000"/>
-      <w:sz w:val="26"/>
+      <w:color w:val="63305D"/>
+      <w:sz w:val="30"/>
       <w:szCs w:val="28"/>
     </w:rPr>
   </w:style>
@@ -1892,15 +2374,15 @@
     <w:pPr>
       <w:keepNext/>
       <w:keepLines/>
-      <w:spacing w:before="200" w:after="120" w:line="259" w:lineRule="auto"/>
+      <w:spacing w:before="200" w:after="140" w:line="264" w:lineRule="auto"/>
       <w:outlineLvl w:val="1"/>
     </w:pPr>
     <w:rPr>
       <w:rFonts w:cstheme="majorBidi" w:ascii="Georgia" w:hAnsi="Georgia"/>
       <w:b/>
       <w:bCs/>
-      <w:color w:val="000000"/>
-      <w:sz w:val="22"/>
+      <w:color w:val="172033"/>
+      <w:sz w:val="24"/>
       <w:szCs w:val="26"/>
     </w:rPr>
   </w:style>
@@ -1920,7 +2402,7 @@
       <w:outlineLvl w:val="2"/>
     </w:pPr>
     <w:rPr>
-      <w:rFonts w:asciiTheme="majorHAnsi" w:eastAsiaTheme="majorEastAsia" w:hAnsiTheme="majorHAnsi" w:cstheme="majorBidi"/>
+      <w:rFonts w:cstheme="majorBidi"/>
       <w:b/>
       <w:bCs/>
       <w:color w:val="4F81BD" w:themeColor="accent1"/>
@@ -1943,7 +2425,7 @@
       <w:outlineLvl w:val="3"/>
     </w:pPr>
     <w:rPr>
-      <w:rFonts w:asciiTheme="majorHAnsi" w:eastAsiaTheme="majorEastAsia" w:hAnsiTheme="majorHAnsi" w:cstheme="majorBidi"/>
+      <w:rFonts w:cstheme="majorBidi"/>
       <w:b/>
       <w:bCs/>
       <w:i/>
@@ -1968,7 +2450,7 @@
       <w:outlineLvl w:val="4"/>
     </w:pPr>
     <w:rPr>
-      <w:rFonts w:asciiTheme="majorHAnsi" w:eastAsiaTheme="majorEastAsia" w:hAnsiTheme="majorHAnsi" w:cstheme="majorBidi"/>
+      <w:rFonts w:cstheme="majorBidi"/>
       <w:color w:val="243F60" w:themeColor="accent1" w:themeShade="7F"/>
     </w:rPr>
   </w:style>
@@ -1989,7 +2471,7 @@
       <w:outlineLvl w:val="5"/>
     </w:pPr>
     <w:rPr>
-      <w:rFonts w:asciiTheme="majorHAnsi" w:eastAsiaTheme="majorEastAsia" w:hAnsiTheme="majorHAnsi" w:cstheme="majorBidi"/>
+      <w:rFonts w:cstheme="majorBidi"/>
       <w:i/>
       <w:iCs/>
       <w:color w:val="243F60" w:themeColor="accent1" w:themeShade="7F"/>
@@ -2012,7 +2494,7 @@
       <w:outlineLvl w:val="6"/>
     </w:pPr>
     <w:rPr>
-      <w:rFonts w:asciiTheme="majorHAnsi" w:eastAsiaTheme="majorEastAsia" w:hAnsiTheme="majorHAnsi" w:cstheme="majorBidi"/>
+      <w:rFonts w:cstheme="majorBidi"/>
       <w:i/>
       <w:iCs/>
       <w:color w:val="404040" w:themeColor="text1" w:themeTint="BF"/>
@@ -2035,7 +2517,7 @@
       <w:outlineLvl w:val="7"/>
     </w:pPr>
     <w:rPr>
-      <w:rFonts w:asciiTheme="majorHAnsi" w:eastAsiaTheme="majorEastAsia" w:hAnsiTheme="majorHAnsi" w:cstheme="majorBidi"/>
+      <w:rFonts w:cstheme="majorBidi"/>
       <w:color w:val="4F81BD" w:themeColor="accent1"/>
       <w:sz w:val="20"/>
       <w:szCs w:val="20"/>
@@ -2058,7 +2540,7 @@
       <w:outlineLvl w:val="8"/>
     </w:pPr>
     <w:rPr>
-      <w:rFonts w:asciiTheme="majorHAnsi" w:eastAsiaTheme="majorEastAsia" w:hAnsiTheme="majorHAnsi" w:cstheme="majorBidi"/>
+      <w:rFonts w:cstheme="majorBidi"/>
       <w:i/>
       <w:iCs/>
       <w:color w:val="404040" w:themeColor="text1" w:themeTint="BF"/>
@@ -2109,7 +2591,7 @@
     <w:uiPriority w:val="9"/>
     <w:rsid w:val="00FC693F"/>
     <w:rPr>
-      <w:rFonts w:asciiTheme="majorHAnsi" w:eastAsiaTheme="majorEastAsia" w:hAnsiTheme="majorHAnsi" w:cstheme="majorBidi"/>
+      <w:rFonts w:cstheme="majorBidi"/>
       <w:b/>
       <w:bCs/>
       <w:color w:val="365F91" w:themeColor="accent1" w:themeShade="BF"/>
@@ -2124,7 +2606,7 @@
     <w:uiPriority w:val="9"/>
     <w:rsid w:val="00FC693F"/>
     <w:rPr>
-      <w:rFonts w:asciiTheme="majorHAnsi" w:eastAsiaTheme="majorEastAsia" w:hAnsiTheme="majorHAnsi" w:cstheme="majorBidi"/>
+      <w:rFonts w:cstheme="majorBidi"/>
       <w:b/>
       <w:bCs/>
       <w:color w:val="4F81BD" w:themeColor="accent1"/>
@@ -2139,7 +2621,7 @@
     <w:uiPriority w:val="9"/>
     <w:rsid w:val="00FC693F"/>
     <w:rPr>
-      <w:rFonts w:asciiTheme="majorHAnsi" w:eastAsiaTheme="majorEastAsia" w:hAnsiTheme="majorHAnsi" w:cstheme="majorBidi"/>
+      <w:rFonts w:cstheme="majorBidi"/>
       <w:b/>
       <w:bCs/>
       <w:color w:val="4F81BD" w:themeColor="accent1"/>
@@ -2154,15 +2636,17 @@
     <w:qFormat/>
     <w:rsid w:val="00FC693F"/>
     <w:pPr>
-      <w:spacing w:after="120" w:line="259" w:lineRule="auto"/>
+      <w:keepNext/>
+      <w:spacing w:after="140" w:line="264" w:lineRule="auto"/>
       <w:contextualSpacing/>
     </w:pPr>
     <w:rPr>
       <w:rFonts w:cstheme="majorBidi" w:ascii="Georgia" w:hAnsi="Georgia"/>
-      <w:color w:val="000000"/>
+      <w:b w:val="0"/>
+      <w:color w:val="63305D"/>
       <w:spacing w:val="5"/>
       <w:kern w:val="28"/>
-      <w:sz w:val="56"/>
+      <w:sz w:val="64"/>
       <w:szCs w:val="52"/>
     </w:rPr>
   </w:style>
@@ -2173,7 +2657,7 @@
     <w:uiPriority w:val="10"/>
     <w:rsid w:val="00FC693F"/>
     <w:rPr>
-      <w:rFonts w:asciiTheme="majorHAnsi" w:eastAsiaTheme="majorEastAsia" w:hAnsiTheme="majorHAnsi" w:cstheme="majorBidi"/>
+      <w:rFonts w:cstheme="majorBidi"/>
       <w:color w:val="17365D" w:themeColor="text2" w:themeShade="BF"/>
       <w:spacing w:val="5"/>
       <w:kern w:val="28"/>
@@ -2193,13 +2677,13 @@
       <w:numPr>
         <w:ilvl w:val="1"/>
       </w:numPr>
-      <w:spacing w:line="259" w:lineRule="auto" w:after="120"/>
+      <w:spacing w:after="140" w:line="264" w:lineRule="auto"/>
     </w:pPr>
     <w:rPr>
       <w:rFonts w:cstheme="majorBidi" w:ascii="Georgia" w:hAnsi="Georgia"/>
       <w:i/>
       <w:iCs/>
-      <w:color w:val="000000"/>
+      <w:color w:val="172033"/>
       <w:spacing w:val="15"/>
       <w:sz w:val="24"/>
       <w:szCs w:val="24"/>
@@ -2212,7 +2696,7 @@
     <w:uiPriority w:val="11"/>
     <w:rsid w:val="00FC693F"/>
     <w:rPr>
-      <w:rFonts w:asciiTheme="majorHAnsi" w:eastAsiaTheme="majorEastAsia" w:hAnsiTheme="majorHAnsi" w:cstheme="majorBidi"/>
+      <w:rFonts w:cstheme="majorBidi"/>
       <w:i/>
       <w:iCs/>
       <w:color w:val="4F81BD" w:themeColor="accent1"/>
@@ -2337,13 +2821,13 @@
       <w:numPr>
         <w:numId w:val="1"/>
       </w:numPr>
-      <w:spacing w:line="259" w:lineRule="auto" w:after="120"/>
+      <w:spacing w:after="140" w:line="264" w:lineRule="auto"/>
       <w:contextualSpacing/>
     </w:pPr>
     <w:rPr>
       <w:rFonts w:ascii="Georgia" w:hAnsi="Georgia"/>
-      <w:color w:val="000000"/>
-      <w:sz w:val="20"/>
+      <w:color w:val="172033"/>
+      <w:sz w:val="21"/>
     </w:rPr>
   </w:style>
   <w:style w:type="paragraph" w:styleId="ListBullet2">
@@ -2516,7 +3000,7 @@
     <w:semiHidden/>
     <w:rsid w:val="00FC693F"/>
     <w:rPr>
-      <w:rFonts w:asciiTheme="majorHAnsi" w:eastAsiaTheme="majorEastAsia" w:hAnsiTheme="majorHAnsi" w:cstheme="majorBidi"/>
+      <w:rFonts w:cstheme="majorBidi"/>
       <w:b/>
       <w:bCs/>
       <w:i/>
@@ -2532,7 +3016,7 @@
     <w:semiHidden/>
     <w:rsid w:val="00FC693F"/>
     <w:rPr>
-      <w:rFonts w:asciiTheme="majorHAnsi" w:eastAsiaTheme="majorEastAsia" w:hAnsiTheme="majorHAnsi" w:cstheme="majorBidi"/>
+      <w:rFonts w:cstheme="majorBidi"/>
       <w:color w:val="243F60" w:themeColor="accent1" w:themeShade="7F"/>
     </w:rPr>
   </w:style>
@@ -2544,7 +3028,7 @@
     <w:semiHidden/>
     <w:rsid w:val="00FC693F"/>
     <w:rPr>
-      <w:rFonts w:asciiTheme="majorHAnsi" w:eastAsiaTheme="majorEastAsia" w:hAnsiTheme="majorHAnsi" w:cstheme="majorBidi"/>
+      <w:rFonts w:cstheme="majorBidi"/>
       <w:i/>
       <w:iCs/>
       <w:color w:val="243F60" w:themeColor="accent1" w:themeShade="7F"/>
@@ -2558,7 +3042,7 @@
     <w:semiHidden/>
     <w:rsid w:val="00FC693F"/>
     <w:rPr>
-      <w:rFonts w:asciiTheme="majorHAnsi" w:eastAsiaTheme="majorEastAsia" w:hAnsiTheme="majorHAnsi" w:cstheme="majorBidi"/>
+      <w:rFonts w:cstheme="majorBidi"/>
       <w:i/>
       <w:iCs/>
       <w:color w:val="404040" w:themeColor="text1" w:themeTint="BF"/>
@@ -2572,7 +3056,7 @@
     <w:semiHidden/>
     <w:rsid w:val="00FC693F"/>
     <w:rPr>
-      <w:rFonts w:asciiTheme="majorHAnsi" w:eastAsiaTheme="majorEastAsia" w:hAnsiTheme="majorHAnsi" w:cstheme="majorBidi"/>
+      <w:rFonts w:cstheme="majorBidi"/>
       <w:color w:val="4F81BD" w:themeColor="accent1"/>
       <w:sz w:val="20"/>
       <w:szCs w:val="20"/>
@@ -2586,7 +3070,7 @@
     <w:semiHidden/>
     <w:rsid w:val="00FC693F"/>
     <w:rPr>
-      <w:rFonts w:asciiTheme="majorHAnsi" w:eastAsiaTheme="majorEastAsia" w:hAnsiTheme="majorHAnsi" w:cstheme="majorBidi"/>
+      <w:rFonts w:cstheme="majorBidi"/>
       <w:i/>
       <w:iCs/>
       <w:color w:val="404040" w:themeColor="text1" w:themeTint="BF"/>
@@ -4172,7 +4656,7 @@
         <w:spacing w:before="0" w:after="0" w:line="240" w:lineRule="auto"/>
       </w:pPr>
       <w:rPr>
-        <w:rFonts w:asciiTheme="majorHAnsi" w:eastAsiaTheme="majorEastAsia" w:hAnsiTheme="majorHAnsi" w:cstheme="majorBidi"/>
+        <w:rFonts w:cstheme="majorBidi"/>
         <w:b/>
         <w:bCs/>
       </w:rPr>
@@ -4193,7 +4677,7 @@
         <w:spacing w:before="0" w:after="0" w:line="240" w:lineRule="auto"/>
       </w:pPr>
       <w:rPr>
-        <w:rFonts w:asciiTheme="majorHAnsi" w:eastAsiaTheme="majorEastAsia" w:hAnsiTheme="majorHAnsi" w:cstheme="majorBidi"/>
+        <w:rFonts w:cstheme="majorBidi"/>
         <w:b/>
         <w:bCs/>
       </w:rPr>
@@ -4211,14 +4695,14 @@
     </w:tblStylePr>
     <w:tblStylePr w:type="firstCol">
       <w:rPr>
-        <w:rFonts w:asciiTheme="majorHAnsi" w:eastAsiaTheme="majorEastAsia" w:hAnsiTheme="majorHAnsi" w:cstheme="majorBidi"/>
+        <w:rFonts w:cstheme="majorBidi"/>
         <w:b/>
         <w:bCs/>
       </w:rPr>
     </w:tblStylePr>
     <w:tblStylePr w:type="lastCol">
       <w:rPr>
-        <w:rFonts w:asciiTheme="majorHAnsi" w:eastAsiaTheme="majorEastAsia" w:hAnsiTheme="majorHAnsi" w:cstheme="majorBidi"/>
+        <w:rFonts w:cstheme="majorBidi"/>
         <w:b/>
         <w:bCs/>
       </w:rPr>
@@ -4302,7 +4786,7 @@
         <w:spacing w:before="0" w:after="0" w:line="240" w:lineRule="auto"/>
       </w:pPr>
       <w:rPr>
-        <w:rFonts w:asciiTheme="majorHAnsi" w:eastAsiaTheme="majorEastAsia" w:hAnsiTheme="majorHAnsi" w:cstheme="majorBidi"/>
+        <w:rFonts w:cstheme="majorBidi"/>
         <w:b/>
         <w:bCs/>
       </w:rPr>
@@ -4323,7 +4807,7 @@
         <w:spacing w:before="0" w:after="0" w:line="240" w:lineRule="auto"/>
       </w:pPr>
       <w:rPr>
-        <w:rFonts w:asciiTheme="majorHAnsi" w:eastAsiaTheme="majorEastAsia" w:hAnsiTheme="majorHAnsi" w:cstheme="majorBidi"/>
+        <w:rFonts w:cstheme="majorBidi"/>
         <w:b/>
         <w:bCs/>
       </w:rPr>
@@ -4341,14 +4825,14 @@
     </w:tblStylePr>
     <w:tblStylePr w:type="firstCol">
       <w:rPr>
-        <w:rFonts w:asciiTheme="majorHAnsi" w:eastAsiaTheme="majorEastAsia" w:hAnsiTheme="majorHAnsi" w:cstheme="majorBidi"/>
+        <w:rFonts w:cstheme="majorBidi"/>
         <w:b/>
         <w:bCs/>
       </w:rPr>
     </w:tblStylePr>
     <w:tblStylePr w:type="lastCol">
       <w:rPr>
-        <w:rFonts w:asciiTheme="majorHAnsi" w:eastAsiaTheme="majorEastAsia" w:hAnsiTheme="majorHAnsi" w:cstheme="majorBidi"/>
+        <w:rFonts w:cstheme="majorBidi"/>
         <w:b/>
         <w:bCs/>
       </w:rPr>
@@ -4432,7 +4916,7 @@
         <w:spacing w:before="0" w:after="0" w:line="240" w:lineRule="auto"/>
       </w:pPr>
       <w:rPr>
-        <w:rFonts w:asciiTheme="majorHAnsi" w:eastAsiaTheme="majorEastAsia" w:hAnsiTheme="majorHAnsi" w:cstheme="majorBidi"/>
+        <w:rFonts w:cstheme="majorBidi"/>
         <w:b/>
         <w:bCs/>
       </w:rPr>
@@ -4453,7 +4937,7 @@
         <w:spacing w:before="0" w:after="0" w:line="240" w:lineRule="auto"/>
       </w:pPr>
       <w:rPr>
-        <w:rFonts w:asciiTheme="majorHAnsi" w:eastAsiaTheme="majorEastAsia" w:hAnsiTheme="majorHAnsi" w:cstheme="majorBidi"/>
+        <w:rFonts w:cstheme="majorBidi"/>
         <w:b/>
         <w:bCs/>
       </w:rPr>
@@ -4471,14 +4955,14 @@
     </w:tblStylePr>
     <w:tblStylePr w:type="firstCol">
       <w:rPr>
-        <w:rFonts w:asciiTheme="majorHAnsi" w:eastAsiaTheme="majorEastAsia" w:hAnsiTheme="majorHAnsi" w:cstheme="majorBidi"/>
+        <w:rFonts w:cstheme="majorBidi"/>
         <w:b/>
         <w:bCs/>
       </w:rPr>
     </w:tblStylePr>
     <w:tblStylePr w:type="lastCol">
       <w:rPr>
-        <w:rFonts w:asciiTheme="majorHAnsi" w:eastAsiaTheme="majorEastAsia" w:hAnsiTheme="majorHAnsi" w:cstheme="majorBidi"/>
+        <w:rFonts w:cstheme="majorBidi"/>
         <w:b/>
         <w:bCs/>
       </w:rPr>
@@ -4562,7 +5046,7 @@
         <w:spacing w:before="0" w:after="0" w:line="240" w:lineRule="auto"/>
       </w:pPr>
       <w:rPr>
-        <w:rFonts w:asciiTheme="majorHAnsi" w:eastAsiaTheme="majorEastAsia" w:hAnsiTheme="majorHAnsi" w:cstheme="majorBidi"/>
+        <w:rFonts w:cstheme="majorBidi"/>
         <w:b/>
         <w:bCs/>
       </w:rPr>
@@ -4583,7 +5067,7 @@
         <w:spacing w:before="0" w:after="0" w:line="240" w:lineRule="auto"/>
       </w:pPr>
       <w:rPr>
-        <w:rFonts w:asciiTheme="majorHAnsi" w:eastAsiaTheme="majorEastAsia" w:hAnsiTheme="majorHAnsi" w:cstheme="majorBidi"/>
+        <w:rFonts w:cstheme="majorBidi"/>
         <w:b/>
         <w:bCs/>
       </w:rPr>
@@ -4601,14 +5085,14 @@
     </w:tblStylePr>
     <w:tblStylePr w:type="firstCol">
       <w:rPr>
-        <w:rFonts w:asciiTheme="majorHAnsi" w:eastAsiaTheme="majorEastAsia" w:hAnsiTheme="majorHAnsi" w:cstheme="majorBidi"/>
+        <w:rFonts w:cstheme="majorBidi"/>
         <w:b/>
         <w:bCs/>
       </w:rPr>
     </w:tblStylePr>
     <w:tblStylePr w:type="lastCol">
       <w:rPr>
-        <w:rFonts w:asciiTheme="majorHAnsi" w:eastAsiaTheme="majorEastAsia" w:hAnsiTheme="majorHAnsi" w:cstheme="majorBidi"/>
+        <w:rFonts w:cstheme="majorBidi"/>
         <w:b/>
         <w:bCs/>
       </w:rPr>
@@ -4692,7 +5176,7 @@
         <w:spacing w:before="0" w:after="0" w:line="240" w:lineRule="auto"/>
       </w:pPr>
       <w:rPr>
-        <w:rFonts w:asciiTheme="majorHAnsi" w:eastAsiaTheme="majorEastAsia" w:hAnsiTheme="majorHAnsi" w:cstheme="majorBidi"/>
+        <w:rFonts w:cstheme="majorBidi"/>
         <w:b/>
         <w:bCs/>
       </w:rPr>
@@ -4713,7 +5197,7 @@
         <w:spacing w:before="0" w:after="0" w:line="240" w:lineRule="auto"/>
       </w:pPr>
       <w:rPr>
-        <w:rFonts w:asciiTheme="majorHAnsi" w:eastAsiaTheme="majorEastAsia" w:hAnsiTheme="majorHAnsi" w:cstheme="majorBidi"/>
+        <w:rFonts w:cstheme="majorBidi"/>
         <w:b/>
         <w:bCs/>
       </w:rPr>
@@ -4731,14 +5215,14 @@
     </w:tblStylePr>
     <w:tblStylePr w:type="firstCol">
       <w:rPr>
-        <w:rFonts w:asciiTheme="majorHAnsi" w:eastAsiaTheme="majorEastAsia" w:hAnsiTheme="majorHAnsi" w:cstheme="majorBidi"/>
+        <w:rFonts w:cstheme="majorBidi"/>
         <w:b/>
         <w:bCs/>
       </w:rPr>
     </w:tblStylePr>
     <w:tblStylePr w:type="lastCol">
       <w:rPr>
-        <w:rFonts w:asciiTheme="majorHAnsi" w:eastAsiaTheme="majorEastAsia" w:hAnsiTheme="majorHAnsi" w:cstheme="majorBidi"/>
+        <w:rFonts w:cstheme="majorBidi"/>
         <w:b/>
         <w:bCs/>
       </w:rPr>
@@ -4822,7 +5306,7 @@
         <w:spacing w:before="0" w:after="0" w:line="240" w:lineRule="auto"/>
       </w:pPr>
       <w:rPr>
-        <w:rFonts w:asciiTheme="majorHAnsi" w:eastAsiaTheme="majorEastAsia" w:hAnsiTheme="majorHAnsi" w:cstheme="majorBidi"/>
+        <w:rFonts w:cstheme="majorBidi"/>
         <w:b/>
         <w:bCs/>
       </w:rPr>
@@ -4843,7 +5327,7 @@
         <w:spacing w:before="0" w:after="0" w:line="240" w:lineRule="auto"/>
       </w:pPr>
       <w:rPr>
-        <w:rFonts w:asciiTheme="majorHAnsi" w:eastAsiaTheme="majorEastAsia" w:hAnsiTheme="majorHAnsi" w:cstheme="majorBidi"/>
+        <w:rFonts w:cstheme="majorBidi"/>
         <w:b/>
         <w:bCs/>
       </w:rPr>
@@ -4861,14 +5345,14 @@
     </w:tblStylePr>
     <w:tblStylePr w:type="firstCol">
       <w:rPr>
-        <w:rFonts w:asciiTheme="majorHAnsi" w:eastAsiaTheme="majorEastAsia" w:hAnsiTheme="majorHAnsi" w:cstheme="majorBidi"/>
+        <w:rFonts w:cstheme="majorBidi"/>
         <w:b/>
         <w:bCs/>
       </w:rPr>
     </w:tblStylePr>
     <w:tblStylePr w:type="lastCol">
       <w:rPr>
-        <w:rFonts w:asciiTheme="majorHAnsi" w:eastAsiaTheme="majorEastAsia" w:hAnsiTheme="majorHAnsi" w:cstheme="majorBidi"/>
+        <w:rFonts w:cstheme="majorBidi"/>
         <w:b/>
         <w:bCs/>
       </w:rPr>
@@ -4952,7 +5436,7 @@
         <w:spacing w:before="0" w:after="0" w:line="240" w:lineRule="auto"/>
       </w:pPr>
       <w:rPr>
-        <w:rFonts w:asciiTheme="majorHAnsi" w:eastAsiaTheme="majorEastAsia" w:hAnsiTheme="majorHAnsi" w:cstheme="majorBidi"/>
+        <w:rFonts w:cstheme="majorBidi"/>
         <w:b/>
         <w:bCs/>
       </w:rPr>
@@ -4973,7 +5457,7 @@
         <w:spacing w:before="0" w:after="0" w:line="240" w:lineRule="auto"/>
       </w:pPr>
       <w:rPr>
-        <w:rFonts w:asciiTheme="majorHAnsi" w:eastAsiaTheme="majorEastAsia" w:hAnsiTheme="majorHAnsi" w:cstheme="majorBidi"/>
+        <w:rFonts w:cstheme="majorBidi"/>
         <w:b/>
         <w:bCs/>
       </w:rPr>
@@ -4991,14 +5475,14 @@
     </w:tblStylePr>
     <w:tblStylePr w:type="firstCol">
       <w:rPr>
-        <w:rFonts w:asciiTheme="majorHAnsi" w:eastAsiaTheme="majorEastAsia" w:hAnsiTheme="majorHAnsi" w:cstheme="majorBidi"/>
+        <w:rFonts w:cstheme="majorBidi"/>
         <w:b/>
         <w:bCs/>
       </w:rPr>
     </w:tblStylePr>
     <w:tblStylePr w:type="lastCol">
       <w:rPr>
-        <w:rFonts w:asciiTheme="majorHAnsi" w:eastAsiaTheme="majorEastAsia" w:hAnsiTheme="majorHAnsi" w:cstheme="majorBidi"/>
+        <w:rFonts w:cstheme="majorBidi"/>
         <w:b/>
         <w:bCs/>
       </w:rPr>
@@ -6863,7 +7347,7 @@
     </w:tblPr>
     <w:tblStylePr w:type="firstRow">
       <w:rPr>
-        <w:rFonts w:asciiTheme="majorHAnsi" w:eastAsiaTheme="majorEastAsia" w:hAnsiTheme="majorHAnsi" w:cstheme="majorBidi"/>
+        <w:rFonts w:cstheme="majorBidi"/>
       </w:rPr>
       <w:tblPr/>
       <w:tcPr>
@@ -6947,7 +7431,7 @@
     </w:tblPr>
     <w:tblStylePr w:type="firstRow">
       <w:rPr>
-        <w:rFonts w:asciiTheme="majorHAnsi" w:eastAsiaTheme="majorEastAsia" w:hAnsiTheme="majorHAnsi" w:cstheme="majorBidi"/>
+        <w:rFonts w:cstheme="majorBidi"/>
       </w:rPr>
       <w:tblPr/>
       <w:tcPr>
@@ -7031,7 +7515,7 @@
     </w:tblPr>
     <w:tblStylePr w:type="firstRow">
       <w:rPr>
-        <w:rFonts w:asciiTheme="majorHAnsi" w:eastAsiaTheme="majorEastAsia" w:hAnsiTheme="majorHAnsi" w:cstheme="majorBidi"/>
+        <w:rFonts w:cstheme="majorBidi"/>
       </w:rPr>
       <w:tblPr/>
       <w:tcPr>
@@ -7115,7 +7599,7 @@
     </w:tblPr>
     <w:tblStylePr w:type="firstRow">
       <w:rPr>
-        <w:rFonts w:asciiTheme="majorHAnsi" w:eastAsiaTheme="majorEastAsia" w:hAnsiTheme="majorHAnsi" w:cstheme="majorBidi"/>
+        <w:rFonts w:cstheme="majorBidi"/>
       </w:rPr>
       <w:tblPr/>
       <w:tcPr>
@@ -7199,7 +7683,7 @@
     </w:tblPr>
     <w:tblStylePr w:type="firstRow">
       <w:rPr>
-        <w:rFonts w:asciiTheme="majorHAnsi" w:eastAsiaTheme="majorEastAsia" w:hAnsiTheme="majorHAnsi" w:cstheme="majorBidi"/>
+        <w:rFonts w:cstheme="majorBidi"/>
       </w:rPr>
       <w:tblPr/>
       <w:tcPr>
@@ -7283,7 +7767,7 @@
     </w:tblPr>
     <w:tblStylePr w:type="firstRow">
       <w:rPr>
-        <w:rFonts w:asciiTheme="majorHAnsi" w:eastAsiaTheme="majorEastAsia" w:hAnsiTheme="majorHAnsi" w:cstheme="majorBidi"/>
+        <w:rFonts w:cstheme="majorBidi"/>
       </w:rPr>
       <w:tblPr/>
       <w:tcPr>
@@ -7367,7 +7851,7 @@
     </w:tblPr>
     <w:tblStylePr w:type="firstRow">
       <w:rPr>
-        <w:rFonts w:asciiTheme="majorHAnsi" w:eastAsiaTheme="majorEastAsia" w:hAnsiTheme="majorHAnsi" w:cstheme="majorBidi"/>
+        <w:rFonts w:cstheme="majorBidi"/>
       </w:rPr>
       <w:tblPr/>
       <w:tcPr>
@@ -7432,7 +7916,7 @@
       <w:spacing w:after="0" w:line="240" w:lineRule="auto"/>
     </w:pPr>
     <w:rPr>
-      <w:rFonts w:asciiTheme="majorHAnsi" w:eastAsiaTheme="majorEastAsia" w:hAnsiTheme="majorHAnsi" w:cstheme="majorBidi"/>
+      <w:rFonts w:cstheme="majorBidi"/>
       <w:color w:val="000000" w:themeColor="text1"/>
     </w:rPr>
     <w:tblPr>
@@ -7560,7 +8044,7 @@
       <w:spacing w:after="0" w:line="240" w:lineRule="auto"/>
     </w:pPr>
     <w:rPr>
-      <w:rFonts w:asciiTheme="majorHAnsi" w:eastAsiaTheme="majorEastAsia" w:hAnsiTheme="majorHAnsi" w:cstheme="majorBidi"/>
+      <w:rFonts w:cstheme="majorBidi"/>
       <w:color w:val="000000" w:themeColor="text1"/>
     </w:rPr>
     <w:tblPr>
@@ -7688,7 +8172,7 @@
       <w:spacing w:after="0" w:line="240" w:lineRule="auto"/>
     </w:pPr>
     <w:rPr>
-      <w:rFonts w:asciiTheme="majorHAnsi" w:eastAsiaTheme="majorEastAsia" w:hAnsiTheme="majorHAnsi" w:cstheme="majorBidi"/>
+      <w:rFonts w:cstheme="majorBidi"/>
       <w:color w:val="000000" w:themeColor="text1"/>
     </w:rPr>
     <w:tblPr>
@@ -7816,7 +8300,7 @@
       <w:spacing w:after="0" w:line="240" w:lineRule="auto"/>
     </w:pPr>
     <w:rPr>
-      <w:rFonts w:asciiTheme="majorHAnsi" w:eastAsiaTheme="majorEastAsia" w:hAnsiTheme="majorHAnsi" w:cstheme="majorBidi"/>
+      <w:rFonts w:cstheme="majorBidi"/>
       <w:color w:val="000000" w:themeColor="text1"/>
     </w:rPr>
     <w:tblPr>
@@ -7944,7 +8428,7 @@
       <w:spacing w:after="0" w:line="240" w:lineRule="auto"/>
     </w:pPr>
     <w:rPr>
-      <w:rFonts w:asciiTheme="majorHAnsi" w:eastAsiaTheme="majorEastAsia" w:hAnsiTheme="majorHAnsi" w:cstheme="majorBidi"/>
+      <w:rFonts w:cstheme="majorBidi"/>
       <w:color w:val="000000" w:themeColor="text1"/>
     </w:rPr>
     <w:tblPr>
@@ -8072,7 +8556,7 @@
       <w:spacing w:after="0" w:line="240" w:lineRule="auto"/>
     </w:pPr>
     <w:rPr>
-      <w:rFonts w:asciiTheme="majorHAnsi" w:eastAsiaTheme="majorEastAsia" w:hAnsiTheme="majorHAnsi" w:cstheme="majorBidi"/>
+      <w:rFonts w:cstheme="majorBidi"/>
       <w:color w:val="000000" w:themeColor="text1"/>
     </w:rPr>
     <w:tblPr>
@@ -8200,7 +8684,7 @@
       <w:spacing w:after="0" w:line="240" w:lineRule="auto"/>
     </w:pPr>
     <w:rPr>
-      <w:rFonts w:asciiTheme="majorHAnsi" w:eastAsiaTheme="majorEastAsia" w:hAnsiTheme="majorHAnsi" w:cstheme="majorBidi"/>
+      <w:rFonts w:cstheme="majorBidi"/>
       <w:color w:val="000000" w:themeColor="text1"/>
     </w:rPr>
     <w:tblPr>
@@ -8839,7 +9323,7 @@
       <w:spacing w:after="0" w:line="240" w:lineRule="auto"/>
     </w:pPr>
     <w:rPr>
-      <w:rFonts w:asciiTheme="majorHAnsi" w:eastAsiaTheme="majorEastAsia" w:hAnsiTheme="majorHAnsi" w:cstheme="majorBidi"/>
+      <w:rFonts w:cstheme="majorBidi"/>
       <w:color w:val="000000" w:themeColor="text1"/>
     </w:rPr>
     <w:tblPr>
@@ -8964,7 +9448,7 @@
       <w:spacing w:after="0" w:line="240" w:lineRule="auto"/>
     </w:pPr>
     <w:rPr>
-      <w:rFonts w:asciiTheme="majorHAnsi" w:eastAsiaTheme="majorEastAsia" w:hAnsiTheme="majorHAnsi" w:cstheme="majorBidi"/>
+      <w:rFonts w:cstheme="majorBidi"/>
       <w:color w:val="000000" w:themeColor="text1"/>
     </w:rPr>
     <w:tblPr>
@@ -9089,7 +9573,7 @@
       <w:spacing w:after="0" w:line="240" w:lineRule="auto"/>
     </w:pPr>
     <w:rPr>
-      <w:rFonts w:asciiTheme="majorHAnsi" w:eastAsiaTheme="majorEastAsia" w:hAnsiTheme="majorHAnsi" w:cstheme="majorBidi"/>
+      <w:rFonts w:cstheme="majorBidi"/>
       <w:color w:val="000000" w:themeColor="text1"/>
     </w:rPr>
     <w:tblPr>
@@ -9214,7 +9698,7 @@
       <w:spacing w:after="0" w:line="240" w:lineRule="auto"/>
     </w:pPr>
     <w:rPr>
-      <w:rFonts w:asciiTheme="majorHAnsi" w:eastAsiaTheme="majorEastAsia" w:hAnsiTheme="majorHAnsi" w:cstheme="majorBidi"/>
+      <w:rFonts w:cstheme="majorBidi"/>
       <w:color w:val="000000" w:themeColor="text1"/>
     </w:rPr>
     <w:tblPr>
@@ -9339,7 +9823,7 @@
       <w:spacing w:after="0" w:line="240" w:lineRule="auto"/>
     </w:pPr>
     <w:rPr>
-      <w:rFonts w:asciiTheme="majorHAnsi" w:eastAsiaTheme="majorEastAsia" w:hAnsiTheme="majorHAnsi" w:cstheme="majorBidi"/>
+      <w:rFonts w:cstheme="majorBidi"/>
       <w:color w:val="000000" w:themeColor="text1"/>
     </w:rPr>
     <w:tblPr>
@@ -9464,7 +9948,7 @@
       <w:spacing w:after="0" w:line="240" w:lineRule="auto"/>
     </w:pPr>
     <w:rPr>
-      <w:rFonts w:asciiTheme="majorHAnsi" w:eastAsiaTheme="majorEastAsia" w:hAnsiTheme="majorHAnsi" w:cstheme="majorBidi"/>
+      <w:rFonts w:cstheme="majorBidi"/>
       <w:color w:val="000000" w:themeColor="text1"/>
     </w:rPr>
     <w:tblPr>
@@ -9589,7 +10073,7 @@
       <w:spacing w:after="0" w:line="240" w:lineRule="auto"/>
     </w:pPr>
     <w:rPr>
-      <w:rFonts w:asciiTheme="majorHAnsi" w:eastAsiaTheme="majorEastAsia" w:hAnsiTheme="majorHAnsi" w:cstheme="majorBidi"/>
+      <w:rFonts w:cstheme="majorBidi"/>
       <w:color w:val="000000" w:themeColor="text1"/>
     </w:rPr>
     <w:tblPr>

--- a/docs/templates/docx/legal.docx
+++ b/docs/templates/docx/legal.docx
@@ -17,7 +17,7 @@
         <w:pStyle w:val="Title"/>
       </w:pPr>
       <w:r>
-        <w:t>Supplier exit review</w:t>
+        <w:t>Supplier Exit Review</w:t>
       </w:r>
     </w:p>
     <w:p>
@@ -411,7 +411,9 @@
       </w:r>
     </w:p>
     <w:p>
-      <w:pPr/>
+      <w:pPr>
+        <w:ind w:right="4154"/>
+      </w:pPr>
       <w:r>
         <w:rPr>
           <w:b w:val="0"/>
@@ -436,6 +438,7 @@
       <w:pPr>
         <w:shd w:fill="F1EDF6"/>
         <w:spacing w:before="120" w:after="160"/>
+        <w:ind w:right="4154"/>
       </w:pPr>
       <w:r>
         <w:rPr>
@@ -461,11 +464,13 @@
         <w:rPr>
           <w:b w:val="0"/>
         </w:rPr>
-        <w:t>Preliminary position</w:t>
+        <w:t>Preliminary Position</w:t>
       </w:r>
     </w:p>
     <w:p>
-      <w:pPr/>
+      <w:pPr>
+        <w:ind w:right="4154"/>
+      </w:pPr>
       <w:r>
         <w:rPr>
           <w:b w:val="0"/>
@@ -481,7 +486,7 @@
         <w:rPr>
           <w:b w:val="0"/>
         </w:rPr>
-        <w:t>Working chronology</w:t>
+        <w:t>Working Chronology</w:t>
       </w:r>
     </w:p>
     <w:tbl>
@@ -847,7 +852,7 @@
         <w:rPr>
           <w:b w:val="0"/>
         </w:rPr>
-        <w:t>Facts still to establish</w:t>
+        <w:t>Facts Still to Establish</w:t>
       </w:r>
     </w:p>
     <w:p>
@@ -884,7 +889,9 @@
       </w:r>
     </w:p>
     <w:p>
-      <w:pPr/>
+      <w:pPr>
+        <w:ind w:right="4154"/>
+      </w:pPr>
       <w:r>
         <w:rPr>
           <w:b w:val="0"/>
@@ -937,7 +944,7 @@
         <w:pStyle w:val="Title"/>
       </w:pPr>
       <w:r>
-        <w:t>Analysis and review plan</w:t>
+        <w:t>Analysis and Review Plan</w:t>
       </w:r>
     </w:p>
     <w:p>
@@ -948,7 +955,7 @@
         <w:rPr>
           <w:b w:val="0"/>
         </w:rPr>
-        <w:t>Contract and authority matrix</w:t>
+        <w:t>Contract and Authority Matrix</w:t>
       </w:r>
     </w:p>
     <w:tbl>
@@ -1397,11 +1404,13 @@
         <w:rPr>
           <w:b w:val="0"/>
         </w:rPr>
-        <w:t>Competing considerations</w:t>
+        <w:t>Competing Considerations</w:t>
       </w:r>
     </w:p>
     <w:p>
-      <w:pPr/>
+      <w:pPr>
+        <w:ind w:right="4154"/>
+      </w:pPr>
       <w:r>
         <w:rPr>
           <w:b w:val="0"/>
@@ -1424,7 +1433,7 @@
           <w:b/>
           <w:color w:val="63305D"/>
         </w:rPr>
-        <w:t>evidence</w:t>
+        <w:t>Evidence</w:t>
       </w:r>
       <w:r>
         <w:rPr>
@@ -1795,11 +1804,13 @@
         <w:rPr>
           <w:b w:val="0"/>
         </w:rPr>
-        <w:t>Recorded disposition</w:t>
+        <w:t>Recorded Disposition</w:t>
       </w:r>
     </w:p>
     <w:p>
-      <w:pPr/>
+      <w:pPr>
+        <w:ind w:right="4154"/>
+      </w:pPr>
       <w:r>
         <w:rPr>
           <w:b w:val="0"/>
@@ -1837,6 +1848,7 @@
       <w:pPr>
         <w:shd w:fill="F1EDF6"/>
         <w:spacing w:before="120" w:after="160"/>
+        <w:ind w:right="4154"/>
       </w:pPr>
       <w:r>
         <w:rPr>
@@ -1870,6 +1882,7 @@
     <w:p>
       <w:pPr>
         <w:spacing w:before="140"/>
+        <w:ind w:right="4154"/>
       </w:pPr>
       <w:r>
         <w:rPr>

--- a/docs/templates/docx/legal.docx
+++ b/docs/templates/docx/legal.docx
@@ -15,6 +15,9 @@
     <w:p>
       <w:pPr>
         <w:pStyle w:val="Title"/>
+        <w:pBdr>
+          <w:bottom w:val="single" w:sz="16" w:color="63305D" w:space="4"/>
+        </w:pBdr>
       </w:pPr>
       <w:r>
         <w:t>Supplier Exit Review</w:t>
@@ -134,7 +137,7 @@
         <w:tc>
           <w:tcPr>
             <w:tcW w:type="dxa" w:w="3485"/>
-            <w:shd w:fill="F0F2F6"/>
+            <w:shd w:fill="F3EBF1"/>
             <w:tcMar>
               <w:top w:w="85" w:type="dxa"/>
               <w:left w:w="85" w:type="dxa"/>
@@ -160,7 +163,7 @@
         <w:tc>
           <w:tcPr>
             <w:tcW w:type="dxa" w:w="3485"/>
-            <w:shd w:fill="F0F2F6"/>
+            <w:shd w:fill="F3EBF1"/>
             <w:tcMar>
               <w:top w:w="85" w:type="dxa"/>
               <w:left w:w="85" w:type="dxa"/>
@@ -186,7 +189,7 @@
         <w:tc>
           <w:tcPr>
             <w:tcW w:type="dxa" w:w="3485"/>
-            <w:shd w:fill="F0F2F6"/>
+            <w:shd w:fill="F3EBF1"/>
             <w:tcMar>
               <w:top w:w="85" w:type="dxa"/>
               <w:left w:w="85" w:type="dxa"/>
@@ -323,7 +326,7 @@
         <w:tc>
           <w:tcPr>
             <w:tcW w:type="dxa" w:w="3485"/>
-            <w:shd w:fill="F0F2F6"/>
+            <w:shd w:fill="F3EBF1"/>
             <w:tcMar>
               <w:top w:w="85" w:type="dxa"/>
               <w:left w:w="85" w:type="dxa"/>
@@ -349,7 +352,7 @@
         <w:tc>
           <w:tcPr>
             <w:tcW w:type="dxa" w:w="3485"/>
-            <w:shd w:fill="F0F2F6"/>
+            <w:shd w:fill="F3EBF1"/>
             <w:tcMar>
               <w:top w:w="85" w:type="dxa"/>
               <w:left w:w="85" w:type="dxa"/>
@@ -375,7 +378,7 @@
         <w:tc>
           <w:tcPr>
             <w:tcW w:type="dxa" w:w="3485"/>
-            <w:shd w:fill="F0F2F6"/>
+            <w:shd w:fill="F3EBF1"/>
             <w:tcMar>
               <w:top w:w="85" w:type="dxa"/>
               <w:left w:w="85" w:type="dxa"/>
@@ -418,25 +421,12 @@
         <w:rPr>
           <w:b w:val="0"/>
         </w:rPr>
-        <w:t xml:space="preserve">Client matter: Alder Studio / Northline Services. Purpose: organize the record for counsel’s </w:t>
-      </w:r>
-      <w:r>
-        <w:rPr>
-          <w:b/>
-          <w:color w:val="63305D"/>
-        </w:rPr>
-        <w:t>review</w:t>
-      </w:r>
-      <w:r>
-        <w:rPr>
-          <w:b w:val="0"/>
-        </w:rPr>
-        <w:t xml:space="preserve"> of a proposed supplier transition.</w:t>
+        <w:t>Client matter: Alder Studio / Northline Services. Purpose: organize the record for counsel’s review of a proposed supplier transition.</w:t>
       </w:r>
     </w:p>
     <w:p>
       <w:pPr>
-        <w:shd w:fill="F1EDF6"/>
+        <w:shd w:fill="F3EBF1"/>
         <w:spacing w:before="120" w:after="160"/>
         <w:ind w:right="4154"/>
       </w:pPr>
@@ -591,7 +581,7 @@
         <w:tc>
           <w:tcPr>
             <w:tcW w:type="dxa" w:w="1986"/>
-            <w:shd w:fill="F0F2F6"/>
+            <w:shd w:fill="F3EBF1"/>
             <w:tcMar>
               <w:top w:w="85" w:type="dxa"/>
               <w:left w:w="85" w:type="dxa"/>
@@ -617,7 +607,7 @@
         <w:tc>
           <w:tcPr>
             <w:tcW w:type="dxa" w:w="4809"/>
-            <w:shd w:fill="F0F2F6"/>
+            <w:shd w:fill="F3EBF1"/>
             <w:tcMar>
               <w:top w:w="85" w:type="dxa"/>
               <w:left w:w="85" w:type="dxa"/>
@@ -643,7 +633,7 @@
         <w:tc>
           <w:tcPr>
             <w:tcW w:type="dxa" w:w="3659"/>
-            <w:shd w:fill="F0F2F6"/>
+            <w:shd w:fill="F3EBF1"/>
             <w:tcMar>
               <w:top w:w="85" w:type="dxa"/>
               <w:left w:w="85" w:type="dxa"/>
@@ -757,7 +747,7 @@
         <w:tc>
           <w:tcPr>
             <w:tcW w:type="dxa" w:w="1986"/>
-            <w:shd w:fill="F0F2F6"/>
+            <w:shd w:fill="F3EBF1"/>
             <w:tcMar>
               <w:top w:w="85" w:type="dxa"/>
               <w:left w:w="85" w:type="dxa"/>
@@ -783,7 +773,7 @@
         <w:tc>
           <w:tcPr>
             <w:tcW w:type="dxa" w:w="4809"/>
-            <w:shd w:fill="F0F2F6"/>
+            <w:shd w:fill="F3EBF1"/>
             <w:tcMar>
               <w:top w:w="85" w:type="dxa"/>
               <w:left w:w="85" w:type="dxa"/>
@@ -809,7 +799,7 @@
         <w:tc>
           <w:tcPr>
             <w:tcW w:type="dxa" w:w="3659"/>
-            <w:shd w:fill="F0F2F6"/>
+            <w:shd w:fill="F3EBF1"/>
             <w:tcMar>
               <w:top w:w="85" w:type="dxa"/>
               <w:left w:w="85" w:type="dxa"/>
@@ -896,32 +886,7 @@
         <w:rPr>
           <w:b w:val="0"/>
         </w:rPr>
-      </w:r>
-      <w:r>
-        <w:rPr>
-          <w:b/>
-          <w:color w:val="63305D"/>
-        </w:rPr>
-        <w:t>Evidence</w:t>
-      </w:r>
-      <w:r>
-        <w:rPr>
-          <w:b w:val="0"/>
-        </w:rPr>
-        <w:t xml:space="preserve"> status: the chronology above is </w:t>
-      </w:r>
-      <w:r>
-        <w:rPr>
-          <w:b/>
-          <w:color w:val="63305D"/>
-        </w:rPr>
-        <w:t>fictional</w:t>
-      </w:r>
-      <w:r>
-        <w:rPr>
-          <w:b w:val="0"/>
-        </w:rPr>
-        <w:t xml:space="preserve"> sample material. Replace each reference with the actual retained source.</w:t>
+        <w:t>Evidence status: the chronology above is fictional sample material. Replace each reference with the actual retained source.</w:t>
       </w:r>
     </w:p>
     <w:p>
@@ -942,6 +907,9 @@
     <w:p>
       <w:pPr>
         <w:pStyle w:val="Title"/>
+        <w:pBdr>
+          <w:bottom w:val="single" w:sz="16" w:color="63305D" w:space="4"/>
+        </w:pBdr>
       </w:pPr>
       <w:r>
         <w:t>Analysis and Review Plan</w:t>
@@ -1060,7 +1028,7 @@
         <w:tc>
           <w:tcPr>
             <w:tcW w:type="dxa" w:w="2091"/>
-            <w:shd w:fill="F0F2F6"/>
+            <w:shd w:fill="F3EBF1"/>
             <w:tcMar>
               <w:top w:w="85" w:type="dxa"/>
               <w:left w:w="85" w:type="dxa"/>
@@ -1086,7 +1054,7 @@
         <w:tc>
           <w:tcPr>
             <w:tcW w:type="dxa" w:w="3868"/>
-            <w:shd w:fill="F0F2F6"/>
+            <w:shd w:fill="F3EBF1"/>
             <w:tcMar>
               <w:top w:w="85" w:type="dxa"/>
               <w:left w:w="85" w:type="dxa"/>
@@ -1112,7 +1080,7 @@
         <w:tc>
           <w:tcPr>
             <w:tcW w:type="dxa" w:w="4495"/>
-            <w:shd w:fill="F0F2F6"/>
+            <w:shd w:fill="F3EBF1"/>
             <w:tcMar>
               <w:top w:w="85" w:type="dxa"/>
               <w:left w:w="85" w:type="dxa"/>
@@ -1226,7 +1194,7 @@
         <w:tc>
           <w:tcPr>
             <w:tcW w:type="dxa" w:w="2091"/>
-            <w:shd w:fill="F0F2F6"/>
+            <w:shd w:fill="F3EBF1"/>
             <w:tcMar>
               <w:top w:w="85" w:type="dxa"/>
               <w:left w:w="85" w:type="dxa"/>
@@ -1252,7 +1220,7 @@
         <w:tc>
           <w:tcPr>
             <w:tcW w:type="dxa" w:w="3868"/>
-            <w:shd w:fill="F0F2F6"/>
+            <w:shd w:fill="F3EBF1"/>
             <w:tcMar>
               <w:top w:w="85" w:type="dxa"/>
               <w:left w:w="85" w:type="dxa"/>
@@ -1278,7 +1246,7 @@
         <w:tc>
           <w:tcPr>
             <w:tcW w:type="dxa" w:w="4495"/>
-            <w:shd w:fill="F0F2F6"/>
+            <w:shd w:fill="F3EBF1"/>
             <w:tcMar>
               <w:top w:w="85" w:type="dxa"/>
               <w:left w:w="85" w:type="dxa"/>
@@ -1426,19 +1394,7 @@
         <w:rPr>
           <w:b w:val="0"/>
         </w:rPr>
-        <w:t xml:space="preserve">Requested </w:t>
-      </w:r>
-      <w:r>
-        <w:rPr>
-          <w:b/>
-          <w:color w:val="63305D"/>
-        </w:rPr>
-        <w:t>Evidence</w:t>
-      </w:r>
-      <w:r>
-        <w:rPr>
-          <w:b w:val="0"/>
-        </w:rPr>
+        <w:t>Requested Evidence</w:t>
       </w:r>
     </w:p>
     <w:tbl>
@@ -1543,7 +1499,7 @@
         <w:tc>
           <w:tcPr>
             <w:tcW w:type="dxa" w:w="3485"/>
-            <w:shd w:fill="F0F2F6"/>
+            <w:shd w:fill="F3EBF1"/>
             <w:tcMar>
               <w:top w:w="85" w:type="dxa"/>
               <w:left w:w="85" w:type="dxa"/>
@@ -1569,7 +1525,7 @@
         <w:tc>
           <w:tcPr>
             <w:tcW w:type="dxa" w:w="3485"/>
-            <w:shd w:fill="F0F2F6"/>
+            <w:shd w:fill="F3EBF1"/>
             <w:tcMar>
               <w:top w:w="85" w:type="dxa"/>
               <w:left w:w="85" w:type="dxa"/>
@@ -1595,7 +1551,7 @@
         <w:tc>
           <w:tcPr>
             <w:tcW w:type="dxa" w:w="3485"/>
-            <w:shd w:fill="F0F2F6"/>
+            <w:shd w:fill="F3EBF1"/>
             <w:tcMar>
               <w:top w:w="85" w:type="dxa"/>
               <w:left w:w="85" w:type="dxa"/>
@@ -1709,7 +1665,7 @@
         <w:tc>
           <w:tcPr>
             <w:tcW w:type="dxa" w:w="3485"/>
-            <w:shd w:fill="F0F2F6"/>
+            <w:shd w:fill="F3EBF1"/>
             <w:tcMar>
               <w:top w:w="85" w:type="dxa"/>
               <w:left w:w="85" w:type="dxa"/>
@@ -1735,7 +1691,7 @@
         <w:tc>
           <w:tcPr>
             <w:tcW w:type="dxa" w:w="3485"/>
-            <w:shd w:fill="F0F2F6"/>
+            <w:shd w:fill="F3EBF1"/>
             <w:tcMar>
               <w:top w:w="85" w:type="dxa"/>
               <w:left w:w="85" w:type="dxa"/>
@@ -1761,7 +1717,7 @@
         <w:tc>
           <w:tcPr>
             <w:tcW w:type="dxa" w:w="3485"/>
-            <w:shd w:fill="F0F2F6"/>
+            <w:shd w:fill="F3EBF1"/>
             <w:tcMar>
               <w:top w:w="85" w:type="dxa"/>
               <w:left w:w="85" w:type="dxa"/>
@@ -1815,38 +1771,12 @@
         <w:rPr>
           <w:b w:val="0"/>
         </w:rPr>
-        <w:t xml:space="preserve">Avery Kim will collect the signed agreement and delivery </w:t>
-      </w:r>
-      <w:r>
-        <w:rPr>
-          <w:b/>
-          <w:color w:val="63305D"/>
-        </w:rPr>
-        <w:t>evidence</w:t>
-      </w:r>
-      <w:r>
-        <w:rPr>
-          <w:b w:val="0"/>
-        </w:rPr>
-        <w:t xml:space="preserve"> by 24 June. Counsel has not </w:t>
-      </w:r>
-      <w:r>
-        <w:rPr>
-          <w:b/>
-          <w:color w:val="63305D"/>
-        </w:rPr>
-        <w:t>approved</w:t>
-      </w:r>
-      <w:r>
-        <w:rPr>
-          <w:b w:val="0"/>
-        </w:rPr>
-        <w:t xml:space="preserve"> an exit date or a notice. The sample deliberately preserves that uncertainty.</w:t>
+        <w:t>Avery Kim will collect the signed agreement and delivery evidence by 24 June. Counsel has not approved an exit date or a notice. The sample deliberately preserves that uncertainty.</w:t>
       </w:r>
     </w:p>
     <w:p>
       <w:pPr>
-        <w:shd w:fill="F1EDF6"/>
+        <w:shd w:fill="F3EBF1"/>
         <w:spacing w:before="120" w:after="160"/>
         <w:ind w:right="4154"/>
       </w:pPr>
@@ -1863,20 +1793,7 @@
         <w:rPr>
           <w:b w:val="0"/>
         </w:rPr>
-        <w:t xml:space="preserve">A polished chronology is not proof of the underlying record. Each event remains tagged by </w:t>
-      </w:r>
-      <w:r>
-        <w:rPr>
-          <w:b/>
-          <w:color w:val="63305D"/>
-        </w:rPr>
-        <w:t>evidence</w:t>
-      </w:r>
-      <w:r>
-        <w:rPr>
-          <w:b w:val="0"/>
-        </w:rPr>
-        <w:t xml:space="preserve"> status; no jurisdiction-specific conclusion is supplied.</w:t>
+        <w:t>A polished chronology is not proof of the underlying record. Each event remains tagged by evidence status; no jurisdiction-specific conclusion is supplied.</w:t>
       </w:r>
     </w:p>
     <w:p>
@@ -1915,21 +1832,7 @@
         <w:b w:val="0"/>
         <w:sz w:val="16"/>
       </w:rPr>
-    </w:r>
-    <w:r>
-      <w:rPr>
-        <w:b/>
-        <w:color w:val="63305D"/>
-        <w:sz w:val="16"/>
-      </w:rPr>
-      <w:t>FICTIONAL</w:t>
-    </w:r>
-    <w:r>
-      <w:rPr>
-        <w:b w:val="0"/>
-        <w:sz w:val="16"/>
-      </w:rPr>
-      <w:t xml:space="preserve"> EXAMPLE  /  LEGAL   •   Dazzler   /   </w:t>
+      <w:t xml:space="preserve">FICTIONAL EXAMPLE  /  LEGAL   •   Dazzler   /   </w:t>
     </w:r>
     <w:fldSimple w:instr="PAGE"/>
   </w:p>

--- a/docs/templates/docx/legal.docx
+++ b/docs/templates/docx/legal.docx
@@ -3,35 +3,64 @@
 <w:document xmlns:wpc="http://schemas.microsoft.com/office/word/2010/wordprocessingCanvas" xmlns:mo="http://schemas.microsoft.com/office/mac/office/2008/main" xmlns:mc="http://schemas.openxmlformats.org/markup-compatibility/2006" xmlns:mv="urn:schemas-microsoft-com:mac:vml" xmlns:o="urn:schemas-microsoft-com:office:office" xmlns:r="http://schemas.openxmlformats.org/officeDocument/2006/relationships" xmlns:m="http://schemas.openxmlformats.org/officeDocument/2006/math" xmlns:v="urn:schemas-microsoft-com:vml" xmlns:wp14="http://schemas.microsoft.com/office/word/2010/wordprocessingDrawing" xmlns:wp="http://schemas.openxmlformats.org/drawingml/2006/wordprocessingDrawing" xmlns:w10="urn:schemas-microsoft-com:office:word" xmlns:w="http://schemas.openxmlformats.org/wordprocessingml/2006/main" xmlns:w14="http://schemas.microsoft.com/office/word/2010/wordml" xmlns:wpg="http://schemas.microsoft.com/office/word/2010/wordprocessingGroup" xmlns:wpi="http://schemas.microsoft.com/office/word/2010/wordprocessingInk" xmlns:wne="http://schemas.microsoft.com/office/word/2006/wordml" xmlns:wps="http://schemas.microsoft.com/office/word/2010/wordprocessingShape" mc:Ignorable="w14 wp14">
   <w:body>
     <w:p>
+      <w:pPr>
+        <w:spacing w:after="280" w:line="269" w:lineRule="auto"/>
+      </w:pPr>
       <w:r>
         <w:rPr>
+          <w:rFonts w:ascii="Arial" w:hAnsi="Arial"/>
           <w:b/>
-          <w:color w:val="63305D"/>
-          <w:sz w:val="16"/>
+          <w:i w:val="0"/>
+          <w:color w:val="69283E"/>
+          <w:sz w:val="18"/>
         </w:rPr>
-        <w:t>MATTER 27-014   /   01</w:t>
+        <w:t>MATTER 026 / INTERNAL REVIEW</w:t>
       </w:r>
     </w:p>
     <w:p>
       <w:pPr>
         <w:pStyle w:val="Title"/>
-        <w:pBdr>
-          <w:bottom w:val="single" w:sz="16" w:color="63305D" w:space="4"/>
-        </w:pBdr>
+        <w:spacing w:after="160" w:line="269" w:lineRule="auto"/>
       </w:pPr>
       <w:r>
-        <w:t>Supplier Exit Review</w:t>
+        <w:rPr>
+          <w:rFonts w:ascii="Georgia" w:hAnsi="Georgia"/>
+          <w:b w:val="0"/>
+          <w:i w:val="0"/>
+          <w:color w:val="17252B"/>
+          <w:sz w:val="60"/>
+        </w:rPr>
+        <w:t>Orchard Lane Notice Review</w:t>
       </w:r>
     </w:p>
     <w:p>
       <w:pPr>
-        <w:pStyle w:val="Subtitle"/>
+        <w:spacing w:after="400" w:line="269" w:lineRule="auto"/>
       </w:pPr>
       <w:r>
         <w:rPr>
+          <w:rFonts w:ascii="Georgia" w:hAnsi="Georgia"/>
+          <w:b w:val="0"/>
           <w:i/>
+          <w:color w:val="69283E"/>
+          <w:sz w:val="28"/>
         </w:rPr>
-        <w:t>Matter assessment memorandum</w:t>
+        <w:t>The record supports delivery. It does not yet establish that the recipient accepted the revised terms.</w:t>
+      </w:r>
+    </w:p>
+    <w:p>
+      <w:pPr>
+        <w:spacing w:after="240" w:line="269" w:lineRule="auto"/>
+      </w:pPr>
+      <w:r>
+        <w:rPr>
+          <w:rFonts w:ascii="Georgia" w:hAnsi="Georgia"/>
+          <w:b w:val="0"/>
+          <w:i w:val="0"/>
+          <w:color w:val="17252B"/>
+          <w:sz w:val="22"/>
+        </w:rPr>
+        <w:t>This fictional matter note separates the available correspondence from the questions counsel must resolve. It contains no jurisdiction-specific legal conclusion.</w:t>
       </w:r>
     </w:p>
     <w:tbl>
@@ -39,11 +68,17 @@
         <w:tblW w:type="auto" w:w="0"/>
         <w:tblLayout w:type="fixed"/>
         <w:tblLook w:firstColumn="1" w:firstRow="1" w:lastColumn="0" w:lastRow="0" w:noHBand="0" w:noVBand="1" w:val="04A0"/>
+        <w:tblCellMar>
+          <w:top w:w="90" w:type="dxa"/>
+          <w:left w:w="90" w:type="dxa"/>
+          <w:bottom w:w="90" w:type="dxa"/>
+          <w:right w:w="90" w:type="dxa"/>
+        </w:tblCellMar>
       </w:tblPr>
       <w:tblGrid>
-        <w:gridCol w:w="3485"/>
-        <w:gridCol w:w="3485"/>
-        <w:gridCol w:w="3485"/>
+        <w:gridCol w:w="2592"/>
+        <w:gridCol w:w="4147"/>
+        <w:gridCol w:w="3629"/>
       </w:tblGrid>
       <w:tr>
         <w:trPr>
@@ -52,463 +87,12 @@
         </w:trPr>
         <w:tc>
           <w:tcPr>
-            <w:tcW w:type="dxa" w:w="3485"/>
-            <w:shd w:fill="63305D"/>
-            <w:tcMar>
-              <w:top w:w="85" w:type="dxa"/>
-              <w:left w:w="85" w:type="dxa"/>
-              <w:bottom w:w="85" w:type="dxa"/>
-              <w:right w:w="85" w:type="dxa"/>
-            </w:tcMar>
+            <w:tcW w:type="dxa" w:w="3456"/>
+            <w:shd w:fill="69283E"/>
           </w:tcPr>
           <w:p>
             <w:pPr>
-              <w:spacing w:after="0"/>
-            </w:pPr>
-            <w:r>
-              <w:rPr>
-                <w:rFonts w:ascii="Arial" w:hAnsi="Arial"/>
-                <w:b/>
-                <w:color w:val="FFFFFF"/>
-                <w:sz w:val="58"/>
-              </w:rPr>
-              <w:t>3</w:t>
-            </w:r>
-          </w:p>
-        </w:tc>
-        <w:tc>
-          <w:tcPr>
-            <w:tcW w:type="dxa" w:w="3485"/>
-            <w:shd w:fill="63305D"/>
-            <w:tcMar>
-              <w:top w:w="85" w:type="dxa"/>
-              <w:left w:w="85" w:type="dxa"/>
-              <w:bottom w:w="85" w:type="dxa"/>
-              <w:right w:w="85" w:type="dxa"/>
-            </w:tcMar>
-            <w:shd w:fill="79571C"/>
-          </w:tcPr>
-          <w:p>
-            <w:pPr>
-              <w:spacing w:after="0"/>
-            </w:pPr>
-            <w:r>
-              <w:rPr>
-                <w:rFonts w:ascii="Arial" w:hAnsi="Arial"/>
-                <w:b/>
-                <w:color w:val="FFFFFF"/>
-                <w:sz w:val="58"/>
-              </w:rPr>
-              <w:t>4</w:t>
-            </w:r>
-          </w:p>
-        </w:tc>
-        <w:tc>
-          <w:tcPr>
-            <w:tcW w:type="dxa" w:w="3485"/>
-            <w:shd w:fill="63305D"/>
-            <w:tcMar>
-              <w:top w:w="85" w:type="dxa"/>
-              <w:left w:w="85" w:type="dxa"/>
-              <w:bottom w:w="85" w:type="dxa"/>
-              <w:right w:w="85" w:type="dxa"/>
-            </w:tcMar>
-          </w:tcPr>
-          <w:p>
-            <w:pPr>
-              <w:spacing w:after="0"/>
-            </w:pPr>
-            <w:r>
-              <w:rPr>
-                <w:rFonts w:ascii="Arial" w:hAnsi="Arial"/>
-                <w:b/>
-                <w:color w:val="FFFFFF"/>
-                <w:sz w:val="58"/>
-              </w:rPr>
-              <w:t>0</w:t>
-            </w:r>
-          </w:p>
-        </w:tc>
-      </w:tr>
-      <w:tr>
-        <w:trPr>
-          <w:cantSplit/>
-        </w:trPr>
-        <w:tc>
-          <w:tcPr>
-            <w:tcW w:type="dxa" w:w="3485"/>
-            <w:shd w:fill="F3EBF1"/>
-            <w:tcMar>
-              <w:top w:w="85" w:type="dxa"/>
-              <w:left w:w="85" w:type="dxa"/>
-              <w:bottom w:w="85" w:type="dxa"/>
-              <w:right w:w="85" w:type="dxa"/>
-            </w:tcMar>
-          </w:tcPr>
-          <w:p>
-            <w:pPr>
-              <w:spacing w:after="0"/>
-            </w:pPr>
-            <w:r>
-              <w:rPr>
-                <w:rFonts w:ascii="Arial" w:hAnsi="Arial"/>
-                <w:b w:val="0"/>
-                <w:color w:val="172033"/>
-                <w:sz w:val="20"/>
-              </w:rPr>
-              <w:t>chronology events</w:t>
-            </w:r>
-          </w:p>
-        </w:tc>
-        <w:tc>
-          <w:tcPr>
-            <w:tcW w:type="dxa" w:w="3485"/>
-            <w:shd w:fill="F3EBF1"/>
-            <w:tcMar>
-              <w:top w:w="85" w:type="dxa"/>
-              <w:left w:w="85" w:type="dxa"/>
-              <w:bottom w:w="85" w:type="dxa"/>
-              <w:right w:w="85" w:type="dxa"/>
-            </w:tcMar>
-          </w:tcPr>
-          <w:p>
-            <w:pPr>
-              <w:spacing w:after="0"/>
-            </w:pPr>
-            <w:r>
-              <w:rPr>
-                <w:rFonts w:ascii="Arial" w:hAnsi="Arial"/>
-                <w:b w:val="0"/>
-                <w:color w:val="172033"/>
-                <w:sz w:val="20"/>
-              </w:rPr>
-              <w:t>review questions</w:t>
-            </w:r>
-          </w:p>
-        </w:tc>
-        <w:tc>
-          <w:tcPr>
-            <w:tcW w:type="dxa" w:w="3485"/>
-            <w:shd w:fill="F3EBF1"/>
-            <w:tcMar>
-              <w:top w:w="85" w:type="dxa"/>
-              <w:left w:w="85" w:type="dxa"/>
-              <w:bottom w:w="85" w:type="dxa"/>
-              <w:right w:w="85" w:type="dxa"/>
-            </w:tcMar>
-          </w:tcPr>
-          <w:p>
-            <w:pPr>
-              <w:spacing w:after="0"/>
-            </w:pPr>
-            <w:r>
-              <w:rPr>
-                <w:rFonts w:ascii="Arial" w:hAnsi="Arial"/>
-                <w:b w:val="0"/>
-                <w:color w:val="172033"/>
-                <w:sz w:val="20"/>
-              </w:rPr>
-              <w:t>notices sent</w:t>
-            </w:r>
-          </w:p>
-        </w:tc>
-      </w:tr>
-    </w:tbl>
-    <w:p>
-      <w:pPr>
-        <w:spacing w:after="0" w:before="0" w:line="60" w:lineRule="exact"/>
-      </w:pPr>
-      <w:r>
-        <w:rPr>
-          <w:sz w:val="6"/>
-        </w:rPr>
-      </w:r>
-    </w:p>
-    <w:tbl>
-      <w:tblPr>
-        <w:tblW w:type="auto" w:w="0"/>
-        <w:tblLayout w:type="fixed"/>
-        <w:tblLook w:firstColumn="1" w:firstRow="1" w:lastColumn="0" w:lastRow="0" w:noHBand="0" w:noVBand="1" w:val="04A0"/>
-      </w:tblPr>
-      <w:tblGrid>
-        <w:gridCol w:w="3485"/>
-        <w:gridCol w:w="3485"/>
-        <w:gridCol w:w="3485"/>
-      </w:tblGrid>
-      <w:tr>
-        <w:trPr>
-          <w:cantSplit/>
-          <w:tblHeader/>
-        </w:trPr>
-        <w:tc>
-          <w:tcPr>
-            <w:tcW w:type="dxa" w:w="3485"/>
-            <w:shd w:fill="63305D"/>
-            <w:tcMar>
-              <w:top w:w="85" w:type="dxa"/>
-              <w:left w:w="85" w:type="dxa"/>
-              <w:bottom w:w="85" w:type="dxa"/>
-              <w:right w:w="85" w:type="dxa"/>
-            </w:tcMar>
-          </w:tcPr>
-          <w:p>
-            <w:pPr>
-              <w:spacing w:after="0"/>
-            </w:pPr>
-            <w:r>
-              <w:rPr>
-                <w:rFonts w:ascii="Arial" w:hAnsi="Arial"/>
-                <w:b/>
-                <w:color w:val="FFFFFF"/>
-                <w:sz w:val="20"/>
-              </w:rPr>
-              <w:t>To</w:t>
-            </w:r>
-          </w:p>
-        </w:tc>
-        <w:tc>
-          <w:tcPr>
-            <w:tcW w:type="dxa" w:w="3485"/>
-            <w:shd w:fill="63305D"/>
-            <w:tcMar>
-              <w:top w:w="85" w:type="dxa"/>
-              <w:left w:w="85" w:type="dxa"/>
-              <w:bottom w:w="85" w:type="dxa"/>
-              <w:right w:w="85" w:type="dxa"/>
-            </w:tcMar>
-          </w:tcPr>
-          <w:p>
-            <w:pPr>
-              <w:spacing w:after="0"/>
-            </w:pPr>
-            <w:r>
-              <w:rPr>
-                <w:rFonts w:ascii="Arial" w:hAnsi="Arial"/>
-                <w:b/>
-                <w:color w:val="FFFFFF"/>
-                <w:sz w:val="20"/>
-              </w:rPr>
-              <w:t>From</w:t>
-            </w:r>
-          </w:p>
-        </w:tc>
-        <w:tc>
-          <w:tcPr>
-            <w:tcW w:type="dxa" w:w="3485"/>
-            <w:shd w:fill="63305D"/>
-            <w:tcMar>
-              <w:top w:w="85" w:type="dxa"/>
-              <w:left w:w="85" w:type="dxa"/>
-              <w:bottom w:w="85" w:type="dxa"/>
-              <w:right w:w="85" w:type="dxa"/>
-            </w:tcMar>
-          </w:tcPr>
-          <w:p>
-            <w:pPr>
-              <w:spacing w:after="0"/>
-            </w:pPr>
-            <w:r>
-              <w:rPr>
-                <w:rFonts w:ascii="Arial" w:hAnsi="Arial"/>
-                <w:b/>
-                <w:color w:val="FFFFFF"/>
-                <w:sz w:val="20"/>
-              </w:rPr>
-              <w:t>Date</w:t>
-            </w:r>
-          </w:p>
-        </w:tc>
-      </w:tr>
-      <w:tr>
-        <w:trPr>
-          <w:cantSplit/>
-        </w:trPr>
-        <w:tc>
-          <w:tcPr>
-            <w:tcW w:type="dxa" w:w="3485"/>
-            <w:shd w:fill="F3EBF1"/>
-            <w:tcMar>
-              <w:top w:w="85" w:type="dxa"/>
-              <w:left w:w="85" w:type="dxa"/>
-              <w:bottom w:w="85" w:type="dxa"/>
-              <w:right w:w="85" w:type="dxa"/>
-            </w:tcMar>
-          </w:tcPr>
-          <w:p>
-            <w:pPr>
-              <w:spacing w:after="0"/>
-            </w:pPr>
-            <w:r>
-              <w:rPr>
-                <w:rFonts w:ascii="Arial" w:hAnsi="Arial"/>
-                <w:b w:val="0"/>
-                <w:color w:val="172033"/>
-                <w:sz w:val="20"/>
-              </w:rPr>
-              <w:t>Reviewing counsel</w:t>
-            </w:r>
-          </w:p>
-        </w:tc>
-        <w:tc>
-          <w:tcPr>
-            <w:tcW w:type="dxa" w:w="3485"/>
-            <w:shd w:fill="F3EBF1"/>
-            <w:tcMar>
-              <w:top w:w="85" w:type="dxa"/>
-              <w:left w:w="85" w:type="dxa"/>
-              <w:bottom w:w="85" w:type="dxa"/>
-              <w:right w:w="85" w:type="dxa"/>
-            </w:tcMar>
-          </w:tcPr>
-          <w:p>
-            <w:pPr>
-              <w:spacing w:after="0"/>
-            </w:pPr>
-            <w:r>
-              <w:rPr>
-                <w:rFonts w:ascii="Arial" w:hAnsi="Arial"/>
-                <w:b w:val="0"/>
-                <w:color w:val="172033"/>
-                <w:sz w:val="20"/>
-              </w:rPr>
-              <w:t>Jordan Lee • Legal operations</w:t>
-            </w:r>
-          </w:p>
-        </w:tc>
-        <w:tc>
-          <w:tcPr>
-            <w:tcW w:type="dxa" w:w="3485"/>
-            <w:shd w:fill="F3EBF1"/>
-            <w:tcMar>
-              <w:top w:w="85" w:type="dxa"/>
-              <w:left w:w="85" w:type="dxa"/>
-              <w:bottom w:w="85" w:type="dxa"/>
-              <w:right w:w="85" w:type="dxa"/>
-            </w:tcMar>
-          </w:tcPr>
-          <w:p>
-            <w:pPr>
-              <w:spacing w:after="0"/>
-            </w:pPr>
-            <w:r>
-              <w:rPr>
-                <w:rFonts w:ascii="Arial" w:hAnsi="Arial"/>
-                <w:b w:val="0"/>
-                <w:color w:val="172033"/>
-                <w:sz w:val="20"/>
-              </w:rPr>
-              <w:t>18 June 2027</w:t>
-            </w:r>
-          </w:p>
-        </w:tc>
-      </w:tr>
-    </w:tbl>
-    <w:p>
-      <w:pPr>
-        <w:spacing w:after="0" w:before="0" w:line="60" w:lineRule="exact"/>
-      </w:pPr>
-      <w:r>
-        <w:rPr>
-          <w:sz w:val="6"/>
-        </w:rPr>
-      </w:r>
-    </w:p>
-    <w:p>
-      <w:pPr>
-        <w:ind w:right="4154"/>
-      </w:pPr>
-      <w:r>
-        <w:rPr>
-          <w:b w:val="0"/>
-        </w:rPr>
-        <w:t>Client matter: Alder Studio / Northline Services. Purpose: organize the record for counsel’s review of a proposed supplier transition.</w:t>
-      </w:r>
-    </w:p>
-    <w:p>
-      <w:pPr>
-        <w:shd w:fill="F3EBF1"/>
-        <w:spacing w:before="120" w:after="160"/>
-        <w:ind w:right="4154"/>
-      </w:pPr>
-      <w:r>
-        <w:rPr>
-          <w:b/>
-          <w:color w:val="63305D"/>
-          <w:sz w:val="18"/>
-        </w:rPr>
-        <w:t>QUESTION FOR REVIEW</w:t>
-        <w:br/>
-      </w:r>
-      <w:r>
-        <w:rPr>
-          <w:b w:val="0"/>
-        </w:rPr>
-        <w:t>What contractual notice, transition and data-return requirements must be verified before the client sets an exit date?</w:t>
-      </w:r>
-    </w:p>
-    <w:p>
-      <w:pPr>
-        <w:pStyle w:val="Heading1"/>
-      </w:pPr>
-      <w:r>
-        <w:rPr>
-          <w:b w:val="0"/>
-        </w:rPr>
-        <w:t>Preliminary Position</w:t>
-      </w:r>
-    </w:p>
-    <w:p>
-      <w:pPr>
-        <w:ind w:right="4154"/>
-      </w:pPr>
-      <w:r>
-        <w:rPr>
-          <w:b w:val="0"/>
-        </w:rPr>
-        <w:t>The file is incomplete. The team should obtain the executed agreement, amendments and delivery record before recording a notice deadline or sending an exit communication. This example does not reach a legal conclusion.</w:t>
-      </w:r>
-    </w:p>
-    <w:p>
-      <w:pPr>
-        <w:pStyle w:val="Heading1"/>
-      </w:pPr>
-      <w:r>
-        <w:rPr>
-          <w:b w:val="0"/>
-        </w:rPr>
-        <w:t>Working Chronology</w:t>
-      </w:r>
-    </w:p>
-    <w:tbl>
-      <w:tblPr>
-        <w:tblW w:type="auto" w:w="0"/>
-        <w:tblLayout w:type="fixed"/>
-        <w:tblLook w:firstColumn="1" w:firstRow="1" w:lastColumn="0" w:lastRow="0" w:noHBand="0" w:noVBand="1" w:val="04A0"/>
-      </w:tblPr>
-      <w:tblGrid>
-        <w:gridCol w:w="1986"/>
-        <w:gridCol w:w="4809"/>
-        <w:gridCol w:w="3659"/>
-      </w:tblGrid>
-      <w:tr>
-        <w:trPr>
-          <w:cantSplit/>
-          <w:tblHeader/>
-        </w:trPr>
-        <w:tc>
-          <w:tcPr>
-            <w:tcW w:type="dxa" w:w="1986"/>
-            <w:shd w:fill="63305D"/>
-            <w:tcMar>
-              <w:top w:w="85" w:type="dxa"/>
-              <w:left w:w="85" w:type="dxa"/>
-              <w:bottom w:w="85" w:type="dxa"/>
-              <w:right w:w="85" w:type="dxa"/>
-            </w:tcMar>
-          </w:tcPr>
-          <w:p>
-            <w:pPr>
-              <w:spacing w:after="0"/>
+              <w:spacing w:after="160" w:line="269" w:lineRule="auto"/>
             </w:pPr>
             <w:r>
               <w:rPr>
@@ -523,18 +107,12 @@
         </w:tc>
         <w:tc>
           <w:tcPr>
-            <w:tcW w:type="dxa" w:w="4809"/>
-            <w:shd w:fill="63305D"/>
-            <w:tcMar>
-              <w:top w:w="85" w:type="dxa"/>
-              <w:left w:w="85" w:type="dxa"/>
-              <w:bottom w:w="85" w:type="dxa"/>
-              <w:right w:w="85" w:type="dxa"/>
-            </w:tcMar>
+            <w:tcW w:type="dxa" w:w="3456"/>
+            <w:shd w:fill="69283E"/>
           </w:tcPr>
           <w:p>
             <w:pPr>
-              <w:spacing w:after="0"/>
+              <w:spacing w:after="160" w:line="269" w:lineRule="auto"/>
             </w:pPr>
             <w:r>
               <w:rPr>
@@ -543,24 +121,18 @@
                 <w:color w:val="FFFFFF"/>
                 <w:sz w:val="20"/>
               </w:rPr>
-              <w:t>Recorded event</w:t>
+              <w:t>Record</w:t>
             </w:r>
           </w:p>
         </w:tc>
         <w:tc>
           <w:tcPr>
-            <w:tcW w:type="dxa" w:w="3659"/>
-            <w:shd w:fill="63305D"/>
-            <w:tcMar>
-              <w:top w:w="85" w:type="dxa"/>
-              <w:left w:w="85" w:type="dxa"/>
-              <w:bottom w:w="85" w:type="dxa"/>
-              <w:right w:w="85" w:type="dxa"/>
-            </w:tcMar>
+            <w:tcW w:type="dxa" w:w="3456"/>
+            <w:shd w:fill="69283E"/>
           </w:tcPr>
           <w:p>
             <w:pPr>
-              <w:spacing w:after="0"/>
+              <w:spacing w:after="160" w:line="269" w:lineRule="auto"/>
             </w:pPr>
             <w:r>
               <w:rPr>
@@ -569,7 +141,7 @@
                 <w:color w:val="FFFFFF"/>
                 <w:sz w:val="20"/>
               </w:rPr>
-              <w:t>Evidence</w:t>
+              <w:t>Significance</w:t>
             </w:r>
           </w:p>
         </w:tc>
@@ -580,79 +152,61 @@
         </w:trPr>
         <w:tc>
           <w:tcPr>
-            <w:tcW w:type="dxa" w:w="1986"/>
-            <w:shd w:fill="F3EBF1"/>
-            <w:tcMar>
-              <w:top w:w="85" w:type="dxa"/>
-              <w:left w:w="85" w:type="dxa"/>
-              <w:bottom w:w="85" w:type="dxa"/>
-              <w:right w:w="85" w:type="dxa"/>
-            </w:tcMar>
+            <w:tcW w:type="dxa" w:w="2592"/>
+            <w:shd w:fill="FAF5EC"/>
           </w:tcPr>
           <w:p>
             <w:pPr>
-              <w:spacing w:after="0"/>
+              <w:spacing w:after="160" w:line="269" w:lineRule="auto"/>
+            </w:pPr>
+            <w:r>
+              <w:rPr>
+                <w:rFonts w:ascii="Arial" w:hAnsi="Arial"/>
+                <w:b/>
+                <w:color w:val="17252B"/>
+                <w:sz w:val="20"/>
+              </w:rPr>
+              <w:t>04 May</w:t>
+            </w:r>
+          </w:p>
+        </w:tc>
+        <w:tc>
+          <w:tcPr>
+            <w:tcW w:type="dxa" w:w="4147"/>
+            <w:shd w:fill="FAF5EC"/>
+          </w:tcPr>
+          <w:p>
+            <w:pPr>
+              <w:spacing w:after="160" w:line="269" w:lineRule="auto"/>
             </w:pPr>
             <w:r>
               <w:rPr>
                 <w:rFonts w:ascii="Arial" w:hAnsi="Arial"/>
                 <w:b w:val="0"/>
-                <w:color w:val="172033"/>
+                <w:color w:val="17252B"/>
                 <w:sz w:val="20"/>
               </w:rPr>
-              <w:t>3 February</w:t>
+              <w:t>Notice dispatched</w:t>
             </w:r>
           </w:p>
         </w:tc>
         <w:tc>
           <w:tcPr>
-            <w:tcW w:type="dxa" w:w="4809"/>
-            <w:shd w:fill="F3EBF1"/>
-            <w:tcMar>
-              <w:top w:w="85" w:type="dxa"/>
-              <w:left w:w="85" w:type="dxa"/>
-              <w:bottom w:w="85" w:type="dxa"/>
-              <w:right w:w="85" w:type="dxa"/>
-            </w:tcMar>
+            <w:tcW w:type="dxa" w:w="3629"/>
+            <w:shd w:fill="FAF5EC"/>
           </w:tcPr>
           <w:p>
             <w:pPr>
-              <w:spacing w:after="0"/>
+              <w:spacing w:after="160" w:line="269" w:lineRule="auto"/>
             </w:pPr>
             <w:r>
               <w:rPr>
                 <w:rFonts w:ascii="Arial" w:hAnsi="Arial"/>
                 <w:b w:val="0"/>
-                <w:color w:val="172033"/>
+                <w:color w:val="17252B"/>
                 <w:sz w:val="20"/>
               </w:rPr>
-              <w:t>Services began</w:t>
-            </w:r>
-          </w:p>
-        </w:tc>
-        <w:tc>
-          <w:tcPr>
-            <w:tcW w:type="dxa" w:w="3659"/>
-            <w:shd w:fill="F3EBF1"/>
-            <w:tcMar>
-              <w:top w:w="85" w:type="dxa"/>
-              <w:left w:w="85" w:type="dxa"/>
-              <w:bottom w:w="85" w:type="dxa"/>
-              <w:right w:w="85" w:type="dxa"/>
-            </w:tcMar>
-          </w:tcPr>
-          <w:p>
-            <w:pPr>
-              <w:spacing w:after="0"/>
-            </w:pPr>
-            <w:r>
-              <w:rPr>
-                <w:rFonts w:ascii="Arial" w:hAnsi="Arial"/>
-                <w:b w:val="0"/>
-                <w:color w:val="172033"/>
-                <w:sz w:val="20"/>
-              </w:rPr>
-              <w:t>Onboarding email, file E-01</w:t>
+              <w:t>Delivery initiated</w:t>
             </w:r>
           </w:p>
         </w:tc>
@@ -663,79 +217,61 @@
         </w:trPr>
         <w:tc>
           <w:tcPr>
-            <w:tcW w:type="dxa" w:w="1986"/>
+            <w:tcW w:type="dxa" w:w="2592"/>
             <w:shd w:fill="FFFFFF"/>
-            <w:tcMar>
-              <w:top w:w="85" w:type="dxa"/>
-              <w:left w:w="85" w:type="dxa"/>
-              <w:bottom w:w="85" w:type="dxa"/>
-              <w:right w:w="85" w:type="dxa"/>
-            </w:tcMar>
           </w:tcPr>
           <w:p>
             <w:pPr>
-              <w:spacing w:after="0"/>
+              <w:spacing w:after="160" w:line="269" w:lineRule="auto"/>
+            </w:pPr>
+            <w:r>
+              <w:rPr>
+                <w:rFonts w:ascii="Arial" w:hAnsi="Arial"/>
+                <w:b/>
+                <w:color w:val="17252B"/>
+                <w:sz w:val="20"/>
+              </w:rPr>
+              <w:t>06 May</w:t>
+            </w:r>
+          </w:p>
+        </w:tc>
+        <w:tc>
+          <w:tcPr>
+            <w:tcW w:type="dxa" w:w="4147"/>
+            <w:shd w:fill="FFFFFF"/>
+          </w:tcPr>
+          <w:p>
+            <w:pPr>
+              <w:spacing w:after="160" w:line="269" w:lineRule="auto"/>
             </w:pPr>
             <w:r>
               <w:rPr>
                 <w:rFonts w:ascii="Arial" w:hAnsi="Arial"/>
                 <w:b w:val="0"/>
-                <w:color w:val="172033"/>
+                <w:color w:val="17252B"/>
                 <w:sz w:val="20"/>
               </w:rPr>
-              <w:t>7 May</w:t>
+              <w:t>Receipt acknowledged</w:t>
             </w:r>
           </w:p>
         </w:tc>
         <w:tc>
           <w:tcPr>
-            <w:tcW w:type="dxa" w:w="4809"/>
+            <w:tcW w:type="dxa" w:w="3629"/>
             <w:shd w:fill="FFFFFF"/>
-            <w:tcMar>
-              <w:top w:w="85" w:type="dxa"/>
-              <w:left w:w="85" w:type="dxa"/>
-              <w:bottom w:w="85" w:type="dxa"/>
-              <w:right w:w="85" w:type="dxa"/>
-            </w:tcMar>
           </w:tcPr>
           <w:p>
             <w:pPr>
-              <w:spacing w:after="0"/>
+              <w:spacing w:after="160" w:line="269" w:lineRule="auto"/>
             </w:pPr>
             <w:r>
               <w:rPr>
                 <w:rFonts w:ascii="Arial" w:hAnsi="Arial"/>
                 <w:b w:val="0"/>
-                <w:color w:val="172033"/>
+                <w:color w:val="17252B"/>
                 <w:sz w:val="20"/>
               </w:rPr>
-              <w:t>Client reported delayed handover</w:t>
-            </w:r>
-          </w:p>
-        </w:tc>
-        <w:tc>
-          <w:tcPr>
-            <w:tcW w:type="dxa" w:w="3659"/>
-            <w:shd w:fill="FFFFFF"/>
-            <w:tcMar>
-              <w:top w:w="85" w:type="dxa"/>
-              <w:left w:w="85" w:type="dxa"/>
-              <w:bottom w:w="85" w:type="dxa"/>
-              <w:right w:w="85" w:type="dxa"/>
-            </w:tcMar>
-          </w:tcPr>
-          <w:p>
-            <w:pPr>
-              <w:spacing w:after="0"/>
-            </w:pPr>
-            <w:r>
-              <w:rPr>
-                <w:rFonts w:ascii="Arial" w:hAnsi="Arial"/>
-                <w:b w:val="0"/>
-                <w:color w:val="172033"/>
-                <w:sz w:val="20"/>
-              </w:rPr>
-              <w:t>Support ticket, file E-02</w:t>
+              <w:t>Receipt only</w:t>
             </w:r>
           </w:p>
         </w:tc>
@@ -746,79 +282,61 @@
         </w:trPr>
         <w:tc>
           <w:tcPr>
-            <w:tcW w:type="dxa" w:w="1986"/>
-            <w:shd w:fill="F3EBF1"/>
-            <w:tcMar>
-              <w:top w:w="85" w:type="dxa"/>
-              <w:left w:w="85" w:type="dxa"/>
-              <w:bottom w:w="85" w:type="dxa"/>
-              <w:right w:w="85" w:type="dxa"/>
-            </w:tcMar>
+            <w:tcW w:type="dxa" w:w="2592"/>
+            <w:shd w:fill="FAF5EC"/>
           </w:tcPr>
           <w:p>
             <w:pPr>
-              <w:spacing w:after="0"/>
+              <w:spacing w:after="160" w:line="269" w:lineRule="auto"/>
+            </w:pPr>
+            <w:r>
+              <w:rPr>
+                <w:rFonts w:ascii="Arial" w:hAnsi="Arial"/>
+                <w:b/>
+                <w:color w:val="17252B"/>
+                <w:sz w:val="20"/>
+              </w:rPr>
+              <w:t>09 May</w:t>
+            </w:r>
+          </w:p>
+        </w:tc>
+        <w:tc>
+          <w:tcPr>
+            <w:tcW w:type="dxa" w:w="4147"/>
+            <w:shd w:fill="FAF5EC"/>
+          </w:tcPr>
+          <w:p>
+            <w:pPr>
+              <w:spacing w:after="160" w:line="269" w:lineRule="auto"/>
             </w:pPr>
             <w:r>
               <w:rPr>
                 <w:rFonts w:ascii="Arial" w:hAnsi="Arial"/>
                 <w:b w:val="0"/>
-                <w:color w:val="172033"/>
+                <w:color w:val="17252B"/>
                 <w:sz w:val="20"/>
               </w:rPr>
-              <w:t>15 June</w:t>
+              <w:t>Dates discussed</w:t>
             </w:r>
           </w:p>
         </w:tc>
         <w:tc>
           <w:tcPr>
-            <w:tcW w:type="dxa" w:w="4809"/>
-            <w:shd w:fill="F3EBF1"/>
-            <w:tcMar>
-              <w:top w:w="85" w:type="dxa"/>
-              <w:left w:w="85" w:type="dxa"/>
-              <w:bottom w:w="85" w:type="dxa"/>
-              <w:right w:w="85" w:type="dxa"/>
-            </w:tcMar>
+            <w:tcW w:type="dxa" w:w="3629"/>
+            <w:shd w:fill="FAF5EC"/>
           </w:tcPr>
           <w:p>
             <w:pPr>
-              <w:spacing w:after="0"/>
+              <w:spacing w:after="160" w:line="269" w:lineRule="auto"/>
             </w:pPr>
             <w:r>
               <w:rPr>
                 <w:rFonts w:ascii="Arial" w:hAnsi="Arial"/>
                 <w:b w:val="0"/>
-                <w:color w:val="172033"/>
+                <w:color w:val="17252B"/>
                 <w:sz w:val="20"/>
               </w:rPr>
-              <w:t>Operations requested exit options</w:t>
-            </w:r>
-          </w:p>
-        </w:tc>
-        <w:tc>
-          <w:tcPr>
-            <w:tcW w:type="dxa" w:w="3659"/>
-            <w:shd w:fill="F3EBF1"/>
-            <w:tcMar>
-              <w:top w:w="85" w:type="dxa"/>
-              <w:left w:w="85" w:type="dxa"/>
-              <w:bottom w:w="85" w:type="dxa"/>
-              <w:right w:w="85" w:type="dxa"/>
-            </w:tcMar>
-          </w:tcPr>
-          <w:p>
-            <w:pPr>
-              <w:spacing w:after="0"/>
-            </w:pPr>
-            <w:r>
-              <w:rPr>
-                <w:rFonts w:ascii="Arial" w:hAnsi="Arial"/>
-                <w:b w:val="0"/>
-                <w:color w:val="172033"/>
-                <w:sz w:val="20"/>
-              </w:rPr>
-              <w:t>Internal instruction, file E-03</w:t>
+              <w:t>Acceptance unresolved</w:t>
             </w:r>
           </w:p>
         </w:tc>
@@ -826,994 +344,117 @@
     </w:tbl>
     <w:p>
       <w:pPr>
-        <w:spacing w:after="0" w:before="0" w:line="60" w:lineRule="exact"/>
+        <w:pStyle w:val="Heading1"/>
+        <w:spacing w:after="160" w:line="269" w:lineRule="auto"/>
       </w:pPr>
       <w:r>
         <w:rPr>
-          <w:sz w:val="6"/>
+          <w:rFonts w:ascii="Georgia" w:hAnsi="Georgia"/>
+          <w:b/>
+          <w:i w:val="0"/>
+          <w:color w:val="69283E"/>
+          <w:sz w:val="28"/>
         </w:rPr>
+        <w:t>Issue Presented</w:t>
+      </w:r>
+    </w:p>
+    <w:p>
+      <w:pPr>
+        <w:spacing w:after="160" w:line="269" w:lineRule="auto"/>
+      </w:pPr>
+      <w:r>
+        <w:rPr>
+          <w:rFonts w:ascii="Georgia" w:hAnsi="Georgia"/>
+          <w:b w:val="0"/>
+          <w:i w:val="0"/>
+          <w:color w:val="17252B"/>
+          <w:sz w:val="22"/>
+        </w:rPr>
+        <w:t>Which version of the terms accompanied the notice, and what evidence records the recipient's response? Review the document trail before drawing a conclusion.</w:t>
       </w:r>
     </w:p>
     <w:p>
       <w:pPr>
         <w:pStyle w:val="Heading1"/>
+        <w:spacing w:after="160" w:line="269" w:lineRule="auto"/>
       </w:pPr>
       <w:r>
         <w:rPr>
-          <w:b w:val="0"/>
+          <w:rFonts w:ascii="Georgia" w:hAnsi="Georgia"/>
+          <w:b/>
+          <w:i w:val="0"/>
+          <w:color w:val="69283E"/>
+          <w:sz w:val="28"/>
         </w:rPr>
-        <w:t>Facts Still to Establish</w:t>
+        <w:t>Record Gaps</w:t>
       </w:r>
     </w:p>
     <w:p>
       <w:pPr>
-        <w:pStyle w:val="ListBullet"/>
+        <w:spacing w:after="160" w:line="269" w:lineRule="auto"/>
       </w:pPr>
       <w:r>
         <w:rPr>
+          <w:rFonts w:ascii="Georgia" w:hAnsi="Georgia"/>
           <w:b w:val="0"/>
+          <w:i w:val="0"/>
+          <w:color w:val="17252B"/>
+          <w:sz w:val="22"/>
         </w:rPr>
-        <w:t>Which signed terms govern, and have they been amended?</w:t>
-      </w:r>
-    </w:p>
-    <w:p>
-      <w:pPr>
-        <w:pStyle w:val="ListBullet"/>
-      </w:pPr>
-      <w:r>
-        <w:rPr>
-          <w:b w:val="0"/>
-        </w:rPr>
-        <w:t>Who is authorized to give and receive notice, and by which method?</w:t>
-      </w:r>
-    </w:p>
-    <w:p>
-      <w:pPr>
-        <w:pStyle w:val="ListBullet"/>
-      </w:pPr>
-      <w:r>
-        <w:rPr>
-          <w:b w:val="0"/>
-        </w:rPr>
-        <w:t>What client data or work product is held by the supplier?</w:t>
-      </w:r>
-    </w:p>
-    <w:p>
-      <w:pPr>
-        <w:ind w:right="4154"/>
-      </w:pPr>
-      <w:r>
-        <w:rPr>
-          <w:b w:val="0"/>
-        </w:rPr>
-        <w:t>Evidence status: the chronology above is fictional sample material. Replace each reference with the actual retained source.</w:t>
-      </w:r>
-    </w:p>
-    <w:p>
-      <w:r>
-        <w:br w:type="page"/>
-      </w:r>
-    </w:p>
-    <w:p>
-      <w:r>
-        <w:rPr>
-          <w:b/>
-          <w:color w:val="63305D"/>
-          <w:sz w:val="16"/>
-        </w:rPr>
-        <w:t>MATTER 27-014   /   02</w:t>
-      </w:r>
-    </w:p>
-    <w:p>
-      <w:pPr>
-        <w:pStyle w:val="Title"/>
-        <w:pBdr>
-          <w:bottom w:val="single" w:sz="16" w:color="63305D" w:space="4"/>
-        </w:pBdr>
-      </w:pPr>
-      <w:r>
-        <w:t>Analysis and Review Plan</w:t>
+        <w:t>The dispatch log identifies an attachment but does not preserve its hash. A reply refers to revised dates without identifying a signed amendment.</w:t>
       </w:r>
     </w:p>
     <w:p>
       <w:pPr>
         <w:pStyle w:val="Heading1"/>
+        <w:spacing w:after="160" w:line="269" w:lineRule="auto"/>
       </w:pPr>
       <w:r>
         <w:rPr>
-          <w:b w:val="0"/>
+          <w:rFonts w:ascii="Georgia" w:hAnsi="Georgia"/>
+          <w:b/>
+          <w:i w:val="0"/>
+          <w:color w:val="69283E"/>
+          <w:sz w:val="28"/>
         </w:rPr>
-        <w:t>Contract and Authority Matrix</w:t>
-      </w:r>
-    </w:p>
-    <w:tbl>
-      <w:tblPr>
-        <w:tblW w:type="auto" w:w="0"/>
-        <w:tblLayout w:type="fixed"/>
-        <w:tblLook w:firstColumn="1" w:firstRow="1" w:lastColumn="0" w:lastRow="0" w:noHBand="0" w:noVBand="1" w:val="04A0"/>
-      </w:tblPr>
-      <w:tblGrid>
-        <w:gridCol w:w="2091"/>
-        <w:gridCol w:w="3868"/>
-        <w:gridCol w:w="4495"/>
-      </w:tblGrid>
-      <w:tr>
-        <w:trPr>
-          <w:cantSplit/>
-          <w:tblHeader/>
-        </w:trPr>
-        <w:tc>
-          <w:tcPr>
-            <w:tcW w:type="dxa" w:w="2091"/>
-            <w:shd w:fill="63305D"/>
-            <w:tcMar>
-              <w:top w:w="85" w:type="dxa"/>
-              <w:left w:w="85" w:type="dxa"/>
-              <w:bottom w:w="85" w:type="dxa"/>
-              <w:right w:w="85" w:type="dxa"/>
-            </w:tcMar>
-          </w:tcPr>
-          <w:p>
-            <w:pPr>
-              <w:spacing w:after="0"/>
-            </w:pPr>
-            <w:r>
-              <w:rPr>
-                <w:rFonts w:ascii="Arial" w:hAnsi="Arial"/>
-                <w:b/>
-                <w:color w:val="FFFFFF"/>
-                <w:sz w:val="20"/>
-              </w:rPr>
-              <w:t>Issue</w:t>
-            </w:r>
-          </w:p>
-        </w:tc>
-        <w:tc>
-          <w:tcPr>
-            <w:tcW w:type="dxa" w:w="3868"/>
-            <w:shd w:fill="63305D"/>
-            <w:tcMar>
-              <w:top w:w="85" w:type="dxa"/>
-              <w:left w:w="85" w:type="dxa"/>
-              <w:bottom w:w="85" w:type="dxa"/>
-              <w:right w:w="85" w:type="dxa"/>
-            </w:tcMar>
-          </w:tcPr>
-          <w:p>
-            <w:pPr>
-              <w:spacing w:after="0"/>
-            </w:pPr>
-            <w:r>
-              <w:rPr>
-                <w:rFonts w:ascii="Arial" w:hAnsi="Arial"/>
-                <w:b/>
-                <w:color w:val="FFFFFF"/>
-                <w:sz w:val="20"/>
-              </w:rPr>
-              <w:t>Source to verify</w:t>
-            </w:r>
-          </w:p>
-        </w:tc>
-        <w:tc>
-          <w:tcPr>
-            <w:tcW w:type="dxa" w:w="4495"/>
-            <w:shd w:fill="63305D"/>
-            <w:tcMar>
-              <w:top w:w="85" w:type="dxa"/>
-              <w:left w:w="85" w:type="dxa"/>
-              <w:bottom w:w="85" w:type="dxa"/>
-              <w:right w:w="85" w:type="dxa"/>
-            </w:tcMar>
-          </w:tcPr>
-          <w:p>
-            <w:pPr>
-              <w:spacing w:after="0"/>
-            </w:pPr>
-            <w:r>
-              <w:rPr>
-                <w:rFonts w:ascii="Arial" w:hAnsi="Arial"/>
-                <w:b/>
-                <w:color w:val="FFFFFF"/>
-                <w:sz w:val="20"/>
-              </w:rPr>
-              <w:t>Analysis to complete</w:t>
-            </w:r>
-          </w:p>
-        </w:tc>
-      </w:tr>
-      <w:tr>
-        <w:trPr>
-          <w:cantSplit/>
-        </w:trPr>
-        <w:tc>
-          <w:tcPr>
-            <w:tcW w:type="dxa" w:w="2091"/>
-            <w:shd w:fill="F3EBF1"/>
-            <w:tcMar>
-              <w:top w:w="85" w:type="dxa"/>
-              <w:left w:w="85" w:type="dxa"/>
-              <w:bottom w:w="85" w:type="dxa"/>
-              <w:right w:w="85" w:type="dxa"/>
-            </w:tcMar>
-          </w:tcPr>
-          <w:p>
-            <w:pPr>
-              <w:spacing w:after="0"/>
-            </w:pPr>
-            <w:r>
-              <w:rPr>
-                <w:rFonts w:ascii="Arial" w:hAnsi="Arial"/>
-                <w:b w:val="0"/>
-                <w:color w:val="172033"/>
-                <w:sz w:val="20"/>
-              </w:rPr>
-              <w:t>Notice</w:t>
-            </w:r>
-          </w:p>
-        </w:tc>
-        <w:tc>
-          <w:tcPr>
-            <w:tcW w:type="dxa" w:w="3868"/>
-            <w:shd w:fill="F3EBF1"/>
-            <w:tcMar>
-              <w:top w:w="85" w:type="dxa"/>
-              <w:left w:w="85" w:type="dxa"/>
-              <w:bottom w:w="85" w:type="dxa"/>
-              <w:right w:w="85" w:type="dxa"/>
-            </w:tcMar>
-          </w:tcPr>
-          <w:p>
-            <w:pPr>
-              <w:spacing w:after="0"/>
-            </w:pPr>
-            <w:r>
-              <w:rPr>
-                <w:rFonts w:ascii="Arial" w:hAnsi="Arial"/>
-                <w:b w:val="0"/>
-                <w:color w:val="172033"/>
-                <w:sz w:val="20"/>
-              </w:rPr>
-              <w:t>Executed agreement and amendments</w:t>
-            </w:r>
-          </w:p>
-        </w:tc>
-        <w:tc>
-          <w:tcPr>
-            <w:tcW w:type="dxa" w:w="4495"/>
-            <w:shd w:fill="F3EBF1"/>
-            <w:tcMar>
-              <w:top w:w="85" w:type="dxa"/>
-              <w:left w:w="85" w:type="dxa"/>
-              <w:bottom w:w="85" w:type="dxa"/>
-              <w:right w:w="85" w:type="dxa"/>
-            </w:tcMar>
-          </w:tcPr>
-          <w:p>
-            <w:pPr>
-              <w:spacing w:after="0"/>
-            </w:pPr>
-            <w:r>
-              <w:rPr>
-                <w:rFonts w:ascii="Arial" w:hAnsi="Arial"/>
-                <w:b w:val="0"/>
-                <w:color w:val="172033"/>
-                <w:sz w:val="20"/>
-              </w:rPr>
-              <w:t>Trigger, period, recipient and delivery method</w:t>
-            </w:r>
-          </w:p>
-        </w:tc>
-      </w:tr>
-      <w:tr>
-        <w:trPr>
-          <w:cantSplit/>
-        </w:trPr>
-        <w:tc>
-          <w:tcPr>
-            <w:tcW w:type="dxa" w:w="2091"/>
-            <w:shd w:fill="FFFFFF"/>
-            <w:tcMar>
-              <w:top w:w="85" w:type="dxa"/>
-              <w:left w:w="85" w:type="dxa"/>
-              <w:bottom w:w="85" w:type="dxa"/>
-              <w:right w:w="85" w:type="dxa"/>
-            </w:tcMar>
-          </w:tcPr>
-          <w:p>
-            <w:pPr>
-              <w:spacing w:after="0"/>
-            </w:pPr>
-            <w:r>
-              <w:rPr>
-                <w:rFonts w:ascii="Arial" w:hAnsi="Arial"/>
-                <w:b w:val="0"/>
-                <w:color w:val="172033"/>
-                <w:sz w:val="20"/>
-              </w:rPr>
-              <w:t>Transition</w:t>
-            </w:r>
-          </w:p>
-        </w:tc>
-        <w:tc>
-          <w:tcPr>
-            <w:tcW w:type="dxa" w:w="3868"/>
-            <w:shd w:fill="FFFFFF"/>
-            <w:tcMar>
-              <w:top w:w="85" w:type="dxa"/>
-              <w:left w:w="85" w:type="dxa"/>
-              <w:bottom w:w="85" w:type="dxa"/>
-              <w:right w:w="85" w:type="dxa"/>
-            </w:tcMar>
-          </w:tcPr>
-          <w:p>
-            <w:pPr>
-              <w:spacing w:after="0"/>
-            </w:pPr>
-            <w:r>
-              <w:rPr>
-                <w:rFonts w:ascii="Arial" w:hAnsi="Arial"/>
-                <w:b w:val="0"/>
-                <w:color w:val="172033"/>
-                <w:sz w:val="20"/>
-              </w:rPr>
-              <w:t>Exit and assistance provisions</w:t>
-            </w:r>
-          </w:p>
-        </w:tc>
-        <w:tc>
-          <w:tcPr>
-            <w:tcW w:type="dxa" w:w="4495"/>
-            <w:shd w:fill="FFFFFF"/>
-            <w:tcMar>
-              <w:top w:w="85" w:type="dxa"/>
-              <w:left w:w="85" w:type="dxa"/>
-              <w:bottom w:w="85" w:type="dxa"/>
-              <w:right w:w="85" w:type="dxa"/>
-            </w:tcMar>
-          </w:tcPr>
-          <w:p>
-            <w:pPr>
-              <w:spacing w:after="0"/>
-            </w:pPr>
-            <w:r>
-              <w:rPr>
-                <w:rFonts w:ascii="Arial" w:hAnsi="Arial"/>
-                <w:b w:val="0"/>
-                <w:color w:val="172033"/>
-                <w:sz w:val="20"/>
-              </w:rPr>
-              <w:t>Services, duration, fees and dependencies</w:t>
-            </w:r>
-          </w:p>
-        </w:tc>
-      </w:tr>
-      <w:tr>
-        <w:trPr>
-          <w:cantSplit/>
-        </w:trPr>
-        <w:tc>
-          <w:tcPr>
-            <w:tcW w:type="dxa" w:w="2091"/>
-            <w:shd w:fill="F3EBF1"/>
-            <w:tcMar>
-              <w:top w:w="85" w:type="dxa"/>
-              <w:left w:w="85" w:type="dxa"/>
-              <w:bottom w:w="85" w:type="dxa"/>
-              <w:right w:w="85" w:type="dxa"/>
-            </w:tcMar>
-          </w:tcPr>
-          <w:p>
-            <w:pPr>
-              <w:spacing w:after="0"/>
-            </w:pPr>
-            <w:r>
-              <w:rPr>
-                <w:rFonts w:ascii="Arial" w:hAnsi="Arial"/>
-                <w:b w:val="0"/>
-                <w:color w:val="172033"/>
-                <w:sz w:val="20"/>
-              </w:rPr>
-              <w:t>Data return</w:t>
-            </w:r>
-          </w:p>
-        </w:tc>
-        <w:tc>
-          <w:tcPr>
-            <w:tcW w:type="dxa" w:w="3868"/>
-            <w:shd w:fill="F3EBF1"/>
-            <w:tcMar>
-              <w:top w:w="85" w:type="dxa"/>
-              <w:left w:w="85" w:type="dxa"/>
-              <w:bottom w:w="85" w:type="dxa"/>
-              <w:right w:w="85" w:type="dxa"/>
-            </w:tcMar>
-          </w:tcPr>
-          <w:p>
-            <w:pPr>
-              <w:spacing w:after="0"/>
-            </w:pPr>
-            <w:r>
-              <w:rPr>
-                <w:rFonts w:ascii="Arial" w:hAnsi="Arial"/>
-                <w:b w:val="0"/>
-                <w:color w:val="172033"/>
-                <w:sz w:val="20"/>
-              </w:rPr>
-              <w:t>Data processing terms</w:t>
-            </w:r>
-          </w:p>
-        </w:tc>
-        <w:tc>
-          <w:tcPr>
-            <w:tcW w:type="dxa" w:w="4495"/>
-            <w:shd w:fill="F3EBF1"/>
-            <w:tcMar>
-              <w:top w:w="85" w:type="dxa"/>
-              <w:left w:w="85" w:type="dxa"/>
-              <w:bottom w:w="85" w:type="dxa"/>
-              <w:right w:w="85" w:type="dxa"/>
-            </w:tcMar>
-          </w:tcPr>
-          <w:p>
-            <w:pPr>
-              <w:spacing w:after="0"/>
-            </w:pPr>
-            <w:r>
-              <w:rPr>
-                <w:rFonts w:ascii="Arial" w:hAnsi="Arial"/>
-                <w:b w:val="0"/>
-                <w:color w:val="172033"/>
-                <w:sz w:val="20"/>
-              </w:rPr>
-              <w:t>Format, retention and deletion obligations</w:t>
-            </w:r>
-          </w:p>
-        </w:tc>
-      </w:tr>
-      <w:tr>
-        <w:trPr>
-          <w:cantSplit/>
-        </w:trPr>
-        <w:tc>
-          <w:tcPr>
-            <w:tcW w:type="dxa" w:w="2091"/>
-            <w:shd w:fill="FFFFFF"/>
-            <w:tcMar>
-              <w:top w:w="85" w:type="dxa"/>
-              <w:left w:w="85" w:type="dxa"/>
-              <w:bottom w:w="85" w:type="dxa"/>
-              <w:right w:w="85" w:type="dxa"/>
-            </w:tcMar>
-          </w:tcPr>
-          <w:p>
-            <w:pPr>
-              <w:spacing w:after="0"/>
-            </w:pPr>
-            <w:r>
-              <w:rPr>
-                <w:rFonts w:ascii="Arial" w:hAnsi="Arial"/>
-                <w:b w:val="0"/>
-                <w:color w:val="172033"/>
-                <w:sz w:val="20"/>
-              </w:rPr>
-              <w:t>Governing law</w:t>
-            </w:r>
-          </w:p>
-        </w:tc>
-        <w:tc>
-          <w:tcPr>
-            <w:tcW w:type="dxa" w:w="3868"/>
-            <w:shd w:fill="FFFFFF"/>
-            <w:tcMar>
-              <w:top w:w="85" w:type="dxa"/>
-              <w:left w:w="85" w:type="dxa"/>
-              <w:bottom w:w="85" w:type="dxa"/>
-              <w:right w:w="85" w:type="dxa"/>
-            </w:tcMar>
-          </w:tcPr>
-          <w:p>
-            <w:pPr>
-              <w:spacing w:after="0"/>
-            </w:pPr>
-            <w:r>
-              <w:rPr>
-                <w:rFonts w:ascii="Arial" w:hAnsi="Arial"/>
-                <w:b w:val="0"/>
-                <w:color w:val="172033"/>
-                <w:sz w:val="20"/>
-              </w:rPr>
-              <w:t>Agreement and current authorities</w:t>
-            </w:r>
-          </w:p>
-        </w:tc>
-        <w:tc>
-          <w:tcPr>
-            <w:tcW w:type="dxa" w:w="4495"/>
-            <w:shd w:fill="FFFFFF"/>
-            <w:tcMar>
-              <w:top w:w="85" w:type="dxa"/>
-              <w:left w:w="85" w:type="dxa"/>
-              <w:bottom w:w="85" w:type="dxa"/>
-              <w:right w:w="85" w:type="dxa"/>
-            </w:tcMar>
-          </w:tcPr>
-          <w:p>
-            <w:pPr>
-              <w:spacing w:after="0"/>
-            </w:pPr>
-            <w:r>
-              <w:rPr>
-                <w:rFonts w:ascii="Arial" w:hAnsi="Arial"/>
-                <w:b w:val="0"/>
-                <w:color w:val="172033"/>
-                <w:sz w:val="20"/>
-              </w:rPr>
-              <w:t>Insert verified jurisdiction-specific research</w:t>
-            </w:r>
-          </w:p>
-        </w:tc>
-      </w:tr>
-    </w:tbl>
-    <w:p>
-      <w:pPr>
-        <w:spacing w:after="0" w:before="0" w:line="60" w:lineRule="exact"/>
-      </w:pPr>
-      <w:r>
-        <w:rPr>
-          <w:sz w:val="6"/>
-        </w:rPr>
+        <w:t>Next Review</w:t>
       </w:r>
     </w:p>
     <w:p>
       <w:pPr>
-        <w:pStyle w:val="Heading1"/>
+        <w:spacing w:after="160" w:line="269" w:lineRule="auto"/>
       </w:pPr>
       <w:r>
         <w:rPr>
+          <w:rFonts w:ascii="Georgia" w:hAnsi="Georgia"/>
           <w:b w:val="0"/>
+          <w:i w:val="0"/>
+          <w:color w:val="17252B"/>
+          <w:sz w:val="22"/>
         </w:rPr>
-        <w:t>Competing Considerations</w:t>
+        <w:t>Obtain the original attachment and complete message headers. Keep the current chronology provisional until the underlying files are reconciled.</w:t>
       </w:r>
     </w:p>
     <w:p>
       <w:pPr>
-        <w:ind w:right="4154"/>
+        <w:spacing w:after="80" w:line="269" w:lineRule="auto"/>
       </w:pPr>
       <w:r>
         <w:rPr>
-          <w:b w:val="0"/>
-        </w:rPr>
-        <w:t>Operations wants a short transition; the technology team needs time to validate exports. Counsel should assess the verified terms against both needs and identify any required approvals or unresolved questions.</w:t>
-      </w:r>
-    </w:p>
-    <w:p>
-      <w:pPr>
-        <w:pStyle w:val="Heading1"/>
-      </w:pPr>
-      <w:r>
-        <w:rPr>
-          <w:b w:val="0"/>
-        </w:rPr>
-        <w:t>Requested Evidence</w:t>
-      </w:r>
-    </w:p>
-    <w:tbl>
-      <w:tblPr>
-        <w:tblW w:type="auto" w:w="0"/>
-        <w:tblLayout w:type="fixed"/>
-        <w:tblLook w:firstColumn="1" w:firstRow="1" w:lastColumn="0" w:lastRow="0" w:noHBand="0" w:noVBand="1" w:val="04A0"/>
-      </w:tblPr>
-      <w:tblGrid>
-        <w:gridCol w:w="3485"/>
-        <w:gridCol w:w="3485"/>
-        <w:gridCol w:w="3485"/>
-      </w:tblGrid>
-      <w:tr>
-        <w:trPr>
-          <w:cantSplit/>
-          <w:tblHeader/>
-        </w:trPr>
-        <w:tc>
-          <w:tcPr>
-            <w:tcW w:type="dxa" w:w="3485"/>
-            <w:shd w:fill="63305D"/>
-            <w:tcMar>
-              <w:top w:w="85" w:type="dxa"/>
-              <w:left w:w="85" w:type="dxa"/>
-              <w:bottom w:w="85" w:type="dxa"/>
-              <w:right w:w="85" w:type="dxa"/>
-            </w:tcMar>
-          </w:tcPr>
-          <w:p>
-            <w:pPr>
-              <w:spacing w:after="0"/>
-            </w:pPr>
-            <w:r>
-              <w:rPr>
-                <w:rFonts w:ascii="Arial" w:hAnsi="Arial"/>
-                <w:b/>
-                <w:color w:val="FFFFFF"/>
-                <w:sz w:val="20"/>
-              </w:rPr>
-              <w:t>Item</w:t>
-            </w:r>
-          </w:p>
-        </w:tc>
-        <w:tc>
-          <w:tcPr>
-            <w:tcW w:type="dxa" w:w="3485"/>
-            <w:shd w:fill="63305D"/>
-            <w:tcMar>
-              <w:top w:w="85" w:type="dxa"/>
-              <w:left w:w="85" w:type="dxa"/>
-              <w:bottom w:w="85" w:type="dxa"/>
-              <w:right w:w="85" w:type="dxa"/>
-            </w:tcMar>
-          </w:tcPr>
-          <w:p>
-            <w:pPr>
-              <w:spacing w:after="0"/>
-            </w:pPr>
-            <w:r>
-              <w:rPr>
-                <w:rFonts w:ascii="Arial" w:hAnsi="Arial"/>
-                <w:b/>
-                <w:color w:val="FFFFFF"/>
-                <w:sz w:val="20"/>
-              </w:rPr>
-              <w:t>Owner</w:t>
-            </w:r>
-          </w:p>
-        </w:tc>
-        <w:tc>
-          <w:tcPr>
-            <w:tcW w:type="dxa" w:w="3485"/>
-            <w:shd w:fill="63305D"/>
-            <w:tcMar>
-              <w:top w:w="85" w:type="dxa"/>
-              <w:left w:w="85" w:type="dxa"/>
-              <w:bottom w:w="85" w:type="dxa"/>
-              <w:right w:w="85" w:type="dxa"/>
-            </w:tcMar>
-          </w:tcPr>
-          <w:p>
-            <w:pPr>
-              <w:spacing w:after="0"/>
-            </w:pPr>
-            <w:r>
-              <w:rPr>
-                <w:rFonts w:ascii="Arial" w:hAnsi="Arial"/>
-                <w:b/>
-                <w:color w:val="FFFFFF"/>
-                <w:sz w:val="20"/>
-              </w:rPr>
-              <w:t>Target</w:t>
-            </w:r>
-          </w:p>
-        </w:tc>
-      </w:tr>
-      <w:tr>
-        <w:trPr>
-          <w:cantSplit/>
-        </w:trPr>
-        <w:tc>
-          <w:tcPr>
-            <w:tcW w:type="dxa" w:w="3485"/>
-            <w:shd w:fill="F3EBF1"/>
-            <w:tcMar>
-              <w:top w:w="85" w:type="dxa"/>
-              <w:left w:w="85" w:type="dxa"/>
-              <w:bottom w:w="85" w:type="dxa"/>
-              <w:right w:w="85" w:type="dxa"/>
-            </w:tcMar>
-          </w:tcPr>
-          <w:p>
-            <w:pPr>
-              <w:spacing w:after="0"/>
-            </w:pPr>
-            <w:r>
-              <w:rPr>
-                <w:rFonts w:ascii="Arial" w:hAnsi="Arial"/>
-                <w:b w:val="0"/>
-                <w:color w:val="172033"/>
-                <w:sz w:val="20"/>
-              </w:rPr>
-              <w:t>Executed agreement and amendments</w:t>
-            </w:r>
-          </w:p>
-        </w:tc>
-        <w:tc>
-          <w:tcPr>
-            <w:tcW w:type="dxa" w:w="3485"/>
-            <w:shd w:fill="F3EBF1"/>
-            <w:tcMar>
-              <w:top w:w="85" w:type="dxa"/>
-              <w:left w:w="85" w:type="dxa"/>
-              <w:bottom w:w="85" w:type="dxa"/>
-              <w:right w:w="85" w:type="dxa"/>
-            </w:tcMar>
-          </w:tcPr>
-          <w:p>
-            <w:pPr>
-              <w:spacing w:after="0"/>
-            </w:pPr>
-            <w:r>
-              <w:rPr>
-                <w:rFonts w:ascii="Arial" w:hAnsi="Arial"/>
-                <w:b w:val="0"/>
-                <w:color w:val="172033"/>
-                <w:sz w:val="20"/>
-              </w:rPr>
-              <w:t>Procurement</w:t>
-            </w:r>
-          </w:p>
-        </w:tc>
-        <w:tc>
-          <w:tcPr>
-            <w:tcW w:type="dxa" w:w="3485"/>
-            <w:shd w:fill="F3EBF1"/>
-            <w:tcMar>
-              <w:top w:w="85" w:type="dxa"/>
-              <w:left w:w="85" w:type="dxa"/>
-              <w:bottom w:w="85" w:type="dxa"/>
-              <w:right w:w="85" w:type="dxa"/>
-            </w:tcMar>
-          </w:tcPr>
-          <w:p>
-            <w:pPr>
-              <w:spacing w:after="0"/>
-            </w:pPr>
-            <w:r>
-              <w:rPr>
-                <w:rFonts w:ascii="Arial" w:hAnsi="Arial"/>
-                <w:b w:val="0"/>
-                <w:color w:val="172033"/>
-                <w:sz w:val="20"/>
-              </w:rPr>
-              <w:t>21 June</w:t>
-            </w:r>
-          </w:p>
-        </w:tc>
-      </w:tr>
-      <w:tr>
-        <w:trPr>
-          <w:cantSplit/>
-        </w:trPr>
-        <w:tc>
-          <w:tcPr>
-            <w:tcW w:type="dxa" w:w="3485"/>
-            <w:shd w:fill="FFFFFF"/>
-            <w:tcMar>
-              <w:top w:w="85" w:type="dxa"/>
-              <w:left w:w="85" w:type="dxa"/>
-              <w:bottom w:w="85" w:type="dxa"/>
-              <w:right w:w="85" w:type="dxa"/>
-            </w:tcMar>
-          </w:tcPr>
-          <w:p>
-            <w:pPr>
-              <w:spacing w:after="0"/>
-            </w:pPr>
-            <w:r>
-              <w:rPr>
-                <w:rFonts w:ascii="Arial" w:hAnsi="Arial"/>
-                <w:b w:val="0"/>
-                <w:color w:val="172033"/>
-                <w:sz w:val="20"/>
-              </w:rPr>
-              <w:t>Service and notice correspondence</w:t>
-            </w:r>
-          </w:p>
-        </w:tc>
-        <w:tc>
-          <w:tcPr>
-            <w:tcW w:type="dxa" w:w="3485"/>
-            <w:shd w:fill="FFFFFF"/>
-            <w:tcMar>
-              <w:top w:w="85" w:type="dxa"/>
-              <w:left w:w="85" w:type="dxa"/>
-              <w:bottom w:w="85" w:type="dxa"/>
-              <w:right w:w="85" w:type="dxa"/>
-            </w:tcMar>
-          </w:tcPr>
-          <w:p>
-            <w:pPr>
-              <w:spacing w:after="0"/>
-            </w:pPr>
-            <w:r>
-              <w:rPr>
-                <w:rFonts w:ascii="Arial" w:hAnsi="Arial"/>
-                <w:b w:val="0"/>
-                <w:color w:val="172033"/>
-                <w:sz w:val="20"/>
-              </w:rPr>
-              <w:t>Operations</w:t>
-            </w:r>
-          </w:p>
-        </w:tc>
-        <w:tc>
-          <w:tcPr>
-            <w:tcW w:type="dxa" w:w="3485"/>
-            <w:shd w:fill="FFFFFF"/>
-            <w:tcMar>
-              <w:top w:w="85" w:type="dxa"/>
-              <w:left w:w="85" w:type="dxa"/>
-              <w:bottom w:w="85" w:type="dxa"/>
-              <w:right w:w="85" w:type="dxa"/>
-            </w:tcMar>
-          </w:tcPr>
-          <w:p>
-            <w:pPr>
-              <w:spacing w:after="0"/>
-            </w:pPr>
-            <w:r>
-              <w:rPr>
-                <w:rFonts w:ascii="Arial" w:hAnsi="Arial"/>
-                <w:b w:val="0"/>
-                <w:color w:val="172033"/>
-                <w:sz w:val="20"/>
-              </w:rPr>
-              <w:t>21 June</w:t>
-            </w:r>
-          </w:p>
-        </w:tc>
-      </w:tr>
-      <w:tr>
-        <w:trPr>
-          <w:cantSplit/>
-        </w:trPr>
-        <w:tc>
-          <w:tcPr>
-            <w:tcW w:type="dxa" w:w="3485"/>
-            <w:shd w:fill="F3EBF1"/>
-            <w:tcMar>
-              <w:top w:w="85" w:type="dxa"/>
-              <w:left w:w="85" w:type="dxa"/>
-              <w:bottom w:w="85" w:type="dxa"/>
-              <w:right w:w="85" w:type="dxa"/>
-            </w:tcMar>
-          </w:tcPr>
-          <w:p>
-            <w:pPr>
-              <w:spacing w:after="0"/>
-            </w:pPr>
-            <w:r>
-              <w:rPr>
-                <w:rFonts w:ascii="Arial" w:hAnsi="Arial"/>
-                <w:b w:val="0"/>
-                <w:color w:val="172033"/>
-                <w:sz w:val="20"/>
-              </w:rPr>
-              <w:t>Data inventory and export test</w:t>
-            </w:r>
-          </w:p>
-        </w:tc>
-        <w:tc>
-          <w:tcPr>
-            <w:tcW w:type="dxa" w:w="3485"/>
-            <w:shd w:fill="F3EBF1"/>
-            <w:tcMar>
-              <w:top w:w="85" w:type="dxa"/>
-              <w:left w:w="85" w:type="dxa"/>
-              <w:bottom w:w="85" w:type="dxa"/>
-              <w:right w:w="85" w:type="dxa"/>
-            </w:tcMar>
-          </w:tcPr>
-          <w:p>
-            <w:pPr>
-              <w:spacing w:after="0"/>
-            </w:pPr>
-            <w:r>
-              <w:rPr>
-                <w:rFonts w:ascii="Arial" w:hAnsi="Arial"/>
-                <w:b w:val="0"/>
-                <w:color w:val="172033"/>
-                <w:sz w:val="20"/>
-              </w:rPr>
-              <w:t>Technology</w:t>
-            </w:r>
-          </w:p>
-        </w:tc>
-        <w:tc>
-          <w:tcPr>
-            <w:tcW w:type="dxa" w:w="3485"/>
-            <w:shd w:fill="F3EBF1"/>
-            <w:tcMar>
-              <w:top w:w="85" w:type="dxa"/>
-              <w:left w:w="85" w:type="dxa"/>
-              <w:bottom w:w="85" w:type="dxa"/>
-              <w:right w:w="85" w:type="dxa"/>
-            </w:tcMar>
-          </w:tcPr>
-          <w:p>
-            <w:pPr>
-              <w:spacing w:after="0"/>
-            </w:pPr>
-            <w:r>
-              <w:rPr>
-                <w:rFonts w:ascii="Arial" w:hAnsi="Arial"/>
-                <w:b w:val="0"/>
-                <w:color w:val="172033"/>
-                <w:sz w:val="20"/>
-              </w:rPr>
-              <w:t>23 June</w:t>
-            </w:r>
-          </w:p>
-        </w:tc>
-      </w:tr>
-    </w:tbl>
-    <w:p>
-      <w:pPr>
-        <w:spacing w:after="0" w:before="0" w:line="60" w:lineRule="exact"/>
-      </w:pPr>
-      <w:r>
-        <w:rPr>
-          <w:sz w:val="6"/>
-        </w:rPr>
-      </w:r>
-    </w:p>
-    <w:p>
-      <w:pPr>
-        <w:pStyle w:val="Heading1"/>
-      </w:pPr>
-      <w:r>
-        <w:rPr>
-          <w:b w:val="0"/>
-        </w:rPr>
-        <w:t>Recorded Disposition</w:t>
-      </w:r>
-    </w:p>
-    <w:p>
-      <w:pPr>
-        <w:ind w:right="4154"/>
-      </w:pPr>
-      <w:r>
-        <w:rPr>
-          <w:b w:val="0"/>
-        </w:rPr>
-        <w:t>Avery Kim will collect the signed agreement and delivery evidence by 24 June. Counsel has not approved an exit date or a notice. The sample deliberately preserves that uncertainty.</w:t>
-      </w:r>
-    </w:p>
-    <w:p>
-      <w:pPr>
-        <w:shd w:fill="F3EBF1"/>
-        <w:spacing w:before="120" w:after="160"/>
-        <w:ind w:right="4154"/>
-      </w:pPr>
-      <w:r>
-        <w:rPr>
+          <w:rFonts w:ascii="Arial" w:hAnsi="Arial"/>
           <w:b/>
-          <w:color w:val="63305D"/>
+          <w:i w:val="0"/>
+          <w:color w:val="69283E"/>
           <w:sz w:val="18"/>
         </w:rPr>
-        <w:t>REVIEW BOUNDARY</w:t>
-        <w:br/>
-      </w:r>
-      <w:r>
-        <w:rPr>
-          <w:b w:val="0"/>
-        </w:rPr>
-        <w:t>A polished chronology is not proof of the underlying record. Each event remains tagged by evidence status; no jurisdiction-specific conclusion is supplied.</w:t>
-      </w:r>
-    </w:p>
-    <w:p>
-      <w:pPr>
-        <w:spacing w:before="140"/>
-        <w:ind w:right="4154"/>
-      </w:pPr>
-      <w:r>
-        <w:rPr>
-          <w:i/>
-          <w:color w:val="505968"/>
-          <w:sz w:val="16"/>
-        </w:rPr>
-        <w:t>Design notes: Evidence status, careful typography and review boundaries. Original Dazzler template, Apache-2.0. All sample facts are fictional.</w:t>
+        <w:t>Prepared for counsel · Fictional training material, not legal advice.</w:t>
       </w:r>
     </w:p>
     <w:sectPr>
-      <w:footerReference w:type="default" r:id="rId9"/>
+      <w:headerReference w:type="default" r:id="rId9"/>
+      <w:footerReference w:type="default" r:id="rId10"/>
       <w:pgSz w:w="12240" w:h="15840"/>
-      <w:pgMar w:top="749" w:right="893" w:bottom="749" w:left="893" w:header="720" w:footer="720" w:gutter="0"/>
+      <w:pgMar w:top="792" w:right="936" w:bottom="792" w:left="936" w:header="720" w:footer="720" w:gutter="0"/>
       <w:cols w:space="720"/>
       <w:docGrid w:linePitch="360"/>
     </w:sectPr>
@@ -1829,14 +470,30 @@
     </w:pPr>
     <w:r>
       <w:rPr>
-        <w:b w:val="0"/>
+        <w:color w:val="69283E"/>
         <w:sz w:val="16"/>
       </w:rPr>
-      <w:t xml:space="preserve">FICTIONAL EXAMPLE  /  LEGAL   •   Dazzler   /   </w:t>
+      <w:t>DAZZLER  /  FICTIONAL EXAMPLE  /  LEGAL</w:t>
     </w:r>
-    <w:fldSimple w:instr="PAGE"/>
   </w:p>
 </w:ftr>
+</file>
+
+<file path=word/header1.xml><?xml version="1.0" encoding="utf-8"?>
+<w:hdr xmlns:m="http://schemas.openxmlformats.org/officeDocument/2006/math" xmlns:mc="http://schemas.openxmlformats.org/markup-compatibility/2006" xmlns:mo="http://schemas.microsoft.com/office/mac/office/2008/main" xmlns:mv="urn:schemas-microsoft-com:mac:vml" xmlns:o="urn:schemas-microsoft-com:office:office" xmlns:r="http://schemas.openxmlformats.org/officeDocument/2006/relationships" xmlns:v="urn:schemas-microsoft-com:vml" xmlns:w10="urn:schemas-microsoft-com:office:word" xmlns:w14="http://schemas.microsoft.com/office/word/2010/wordml" xmlns:w="http://schemas.openxmlformats.org/wordprocessingml/2006/main" xmlns:wne="http://schemas.microsoft.com/office/word/2006/wordml" xmlns:wp14="http://schemas.microsoft.com/office/word/2010/wordprocessingDrawing" xmlns:wp="http://schemas.openxmlformats.org/drawingml/2006/wordprocessingDrawing" xmlns:wpc="http://schemas.microsoft.com/office/word/2010/wordprocessingCanvas" xmlns:wpg="http://schemas.microsoft.com/office/word/2010/wordprocessingGroup" xmlns:wpi="http://schemas.microsoft.com/office/word/2010/wordprocessingInk" xmlns:wps="http://schemas.microsoft.com/office/word/2010/wordprocessingShape" mc:Ignorable="w14 wp14">
+  <w:p>
+    <w:pPr>
+      <w:pStyle w:val="Header"/>
+    </w:pPr>
+    <w:r>
+      <w:pict>
+        <v:rect id="DazzlerPageSurface" style="position:absolute;margin-left:0;margin-top:0;width:612pt;height:792pt;z-index:-251654144;mso-position-horizontal-relative:page;mso-position-vertical-relative:page" fillcolor="#FAF5EC" stroked="f">
+          <v:fill color="#FAF5EC"/>
+        </v:rect>
+      </w:pict>
+    </w:r>
+  </w:p>
+</w:hdr>
 </file>
 
 <file path=word/numbering.xml><?xml version="1.0" encoding="utf-8"?>
@@ -2203,11 +860,10 @@
     <w:qFormat/>
     <w:rsid w:val="00FC693F"/>
     <w:pPr>
-      <w:spacing w:after="140" w:line="264" w:lineRule="auto"/>
+      <w:spacing w:after="160"/>
     </w:pPr>
     <w:rPr>
-      <w:rFonts w:ascii="Georgia" w:hAnsi="Georgia"/>
-      <w:color w:val="172033"/>
+      <w:rFonts w:ascii="Arial" w:hAnsi="Arial"/>
       <w:sz w:val="21"/>
     </w:rPr>
   </w:style>
@@ -2266,15 +922,15 @@
     <w:pPr>
       <w:keepNext/>
       <w:keepLines/>
-      <w:spacing w:before="180" w:after="140" w:line="264" w:lineRule="auto"/>
+      <w:spacing w:before="480" w:after="0"/>
       <w:outlineLvl w:val="0"/>
     </w:pPr>
     <w:rPr>
-      <w:rFonts w:cstheme="majorBidi" w:ascii="Georgia" w:hAnsi="Georgia"/>
-      <w:b w:val="0"/>
+      <w:rFonts w:asciiTheme="majorHAnsi" w:eastAsiaTheme="majorEastAsia" w:hAnsiTheme="majorHAnsi" w:cstheme="majorBidi"/>
+      <w:b/>
       <w:bCs/>
-      <w:color w:val="63305D"/>
-      <w:sz w:val="30"/>
+      <w:color w:val="365F91" w:themeColor="accent1" w:themeShade="BF"/>
+      <w:sz w:val="28"/>
       <w:szCs w:val="28"/>
     </w:rPr>
   </w:style>
@@ -2290,15 +946,15 @@
     <w:pPr>
       <w:keepNext/>
       <w:keepLines/>
-      <w:spacing w:before="200" w:after="140" w:line="264" w:lineRule="auto"/>
+      <w:spacing w:before="200" w:after="0"/>
       <w:outlineLvl w:val="1"/>
     </w:pPr>
     <w:rPr>
-      <w:rFonts w:cstheme="majorBidi" w:ascii="Georgia" w:hAnsi="Georgia"/>
+      <w:rFonts w:asciiTheme="majorHAnsi" w:eastAsiaTheme="majorEastAsia" w:hAnsiTheme="majorHAnsi" w:cstheme="majorBidi"/>
       <w:b/>
       <w:bCs/>
-      <w:color w:val="172033"/>
-      <w:sz w:val="24"/>
+      <w:color w:val="4F81BD" w:themeColor="accent1"/>
+      <w:sz w:val="26"/>
       <w:szCs w:val="26"/>
     </w:rPr>
   </w:style>
@@ -2318,7 +974,7 @@
       <w:outlineLvl w:val="2"/>
     </w:pPr>
     <w:rPr>
-      <w:rFonts w:cstheme="majorBidi"/>
+      <w:rFonts w:asciiTheme="majorHAnsi" w:eastAsiaTheme="majorEastAsia" w:hAnsiTheme="majorHAnsi" w:cstheme="majorBidi"/>
       <w:b/>
       <w:bCs/>
       <w:color w:val="4F81BD" w:themeColor="accent1"/>
@@ -2341,7 +997,7 @@
       <w:outlineLvl w:val="3"/>
     </w:pPr>
     <w:rPr>
-      <w:rFonts w:cstheme="majorBidi"/>
+      <w:rFonts w:asciiTheme="majorHAnsi" w:eastAsiaTheme="majorEastAsia" w:hAnsiTheme="majorHAnsi" w:cstheme="majorBidi"/>
       <w:b/>
       <w:bCs/>
       <w:i/>
@@ -2366,7 +1022,7 @@
       <w:outlineLvl w:val="4"/>
     </w:pPr>
     <w:rPr>
-      <w:rFonts w:cstheme="majorBidi"/>
+      <w:rFonts w:asciiTheme="majorHAnsi" w:eastAsiaTheme="majorEastAsia" w:hAnsiTheme="majorHAnsi" w:cstheme="majorBidi"/>
       <w:color w:val="243F60" w:themeColor="accent1" w:themeShade="7F"/>
     </w:rPr>
   </w:style>
@@ -2387,7 +1043,7 @@
       <w:outlineLvl w:val="5"/>
     </w:pPr>
     <w:rPr>
-      <w:rFonts w:cstheme="majorBidi"/>
+      <w:rFonts w:asciiTheme="majorHAnsi" w:eastAsiaTheme="majorEastAsia" w:hAnsiTheme="majorHAnsi" w:cstheme="majorBidi"/>
       <w:i/>
       <w:iCs/>
       <w:color w:val="243F60" w:themeColor="accent1" w:themeShade="7F"/>
@@ -2410,7 +1066,7 @@
       <w:outlineLvl w:val="6"/>
     </w:pPr>
     <w:rPr>
-      <w:rFonts w:cstheme="majorBidi"/>
+      <w:rFonts w:asciiTheme="majorHAnsi" w:eastAsiaTheme="majorEastAsia" w:hAnsiTheme="majorHAnsi" w:cstheme="majorBidi"/>
       <w:i/>
       <w:iCs/>
       <w:color w:val="404040" w:themeColor="text1" w:themeTint="BF"/>
@@ -2433,7 +1089,7 @@
       <w:outlineLvl w:val="7"/>
     </w:pPr>
     <w:rPr>
-      <w:rFonts w:cstheme="majorBidi"/>
+      <w:rFonts w:asciiTheme="majorHAnsi" w:eastAsiaTheme="majorEastAsia" w:hAnsiTheme="majorHAnsi" w:cstheme="majorBidi"/>
       <w:color w:val="4F81BD" w:themeColor="accent1"/>
       <w:sz w:val="20"/>
       <w:szCs w:val="20"/>
@@ -2456,7 +1112,7 @@
       <w:outlineLvl w:val="8"/>
     </w:pPr>
     <w:rPr>
-      <w:rFonts w:cstheme="majorBidi"/>
+      <w:rFonts w:asciiTheme="majorHAnsi" w:eastAsiaTheme="majorEastAsia" w:hAnsiTheme="majorHAnsi" w:cstheme="majorBidi"/>
       <w:i/>
       <w:iCs/>
       <w:color w:val="404040" w:themeColor="text1" w:themeTint="BF"/>
@@ -2507,7 +1163,7 @@
     <w:uiPriority w:val="9"/>
     <w:rsid w:val="00FC693F"/>
     <w:rPr>
-      <w:rFonts w:cstheme="majorBidi"/>
+      <w:rFonts w:asciiTheme="majorHAnsi" w:eastAsiaTheme="majorEastAsia" w:hAnsiTheme="majorHAnsi" w:cstheme="majorBidi"/>
       <w:b/>
       <w:bCs/>
       <w:color w:val="365F91" w:themeColor="accent1" w:themeShade="BF"/>
@@ -2522,7 +1178,7 @@
     <w:uiPriority w:val="9"/>
     <w:rsid w:val="00FC693F"/>
     <w:rPr>
-      <w:rFonts w:cstheme="majorBidi"/>
+      <w:rFonts w:asciiTheme="majorHAnsi" w:eastAsiaTheme="majorEastAsia" w:hAnsiTheme="majorHAnsi" w:cstheme="majorBidi"/>
       <w:b/>
       <w:bCs/>
       <w:color w:val="4F81BD" w:themeColor="accent1"/>
@@ -2537,7 +1193,7 @@
     <w:uiPriority w:val="9"/>
     <w:rsid w:val="00FC693F"/>
     <w:rPr>
-      <w:rFonts w:cstheme="majorBidi"/>
+      <w:rFonts w:asciiTheme="majorHAnsi" w:eastAsiaTheme="majorEastAsia" w:hAnsiTheme="majorHAnsi" w:cstheme="majorBidi"/>
       <w:b/>
       <w:bCs/>
       <w:color w:val="4F81BD" w:themeColor="accent1"/>
@@ -2552,17 +1208,15 @@
     <w:qFormat/>
     <w:rsid w:val="00FC693F"/>
     <w:pPr>
-      <w:keepNext/>
-      <w:spacing w:after="140" w:line="264" w:lineRule="auto"/>
+      <w:spacing w:after="300" w:line="240" w:lineRule="auto"/>
       <w:contextualSpacing/>
     </w:pPr>
     <w:rPr>
-      <w:rFonts w:cstheme="majorBidi" w:ascii="Georgia" w:hAnsi="Georgia"/>
-      <w:b w:val="0"/>
-      <w:color w:val="63305D"/>
+      <w:rFonts w:asciiTheme="majorHAnsi" w:eastAsiaTheme="majorEastAsia" w:hAnsiTheme="majorHAnsi" w:cstheme="majorBidi"/>
+      <w:color w:val="17365D" w:themeColor="text2" w:themeShade="BF"/>
       <w:spacing w:val="5"/>
       <w:kern w:val="28"/>
-      <w:sz w:val="64"/>
+      <w:sz w:val="52"/>
       <w:szCs w:val="52"/>
     </w:rPr>
   </w:style>
@@ -2573,7 +1227,7 @@
     <w:uiPriority w:val="10"/>
     <w:rsid w:val="00FC693F"/>
     <w:rPr>
-      <w:rFonts w:cstheme="majorBidi"/>
+      <w:rFonts w:asciiTheme="majorHAnsi" w:eastAsiaTheme="majorEastAsia" w:hAnsiTheme="majorHAnsi" w:cstheme="majorBidi"/>
       <w:color w:val="17365D" w:themeColor="text2" w:themeShade="BF"/>
       <w:spacing w:val="5"/>
       <w:kern w:val="28"/>
@@ -2593,13 +1247,12 @@
       <w:numPr>
         <w:ilvl w:val="1"/>
       </w:numPr>
-      <w:spacing w:after="140" w:line="264" w:lineRule="auto"/>
     </w:pPr>
     <w:rPr>
-      <w:rFonts w:cstheme="majorBidi" w:ascii="Georgia" w:hAnsi="Georgia"/>
+      <w:rFonts w:asciiTheme="majorHAnsi" w:eastAsiaTheme="majorEastAsia" w:hAnsiTheme="majorHAnsi" w:cstheme="majorBidi"/>
       <w:i/>
       <w:iCs/>
-      <w:color w:val="172033"/>
+      <w:color w:val="4F81BD" w:themeColor="accent1"/>
       <w:spacing w:val="15"/>
       <w:sz w:val="24"/>
       <w:szCs w:val="24"/>
@@ -2612,7 +1265,7 @@
     <w:uiPriority w:val="11"/>
     <w:rsid w:val="00FC693F"/>
     <w:rPr>
-      <w:rFonts w:cstheme="majorBidi"/>
+      <w:rFonts w:asciiTheme="majorHAnsi" w:eastAsiaTheme="majorEastAsia" w:hAnsiTheme="majorHAnsi" w:cstheme="majorBidi"/>
       <w:i/>
       <w:iCs/>
       <w:color w:val="4F81BD" w:themeColor="accent1"/>
@@ -2737,14 +1390,8 @@
       <w:numPr>
         <w:numId w:val="1"/>
       </w:numPr>
-      <w:spacing w:after="140" w:line="264" w:lineRule="auto"/>
       <w:contextualSpacing/>
     </w:pPr>
-    <w:rPr>
-      <w:rFonts w:ascii="Georgia" w:hAnsi="Georgia"/>
-      <w:color w:val="172033"/>
-      <w:sz w:val="21"/>
-    </w:rPr>
   </w:style>
   <w:style w:type="paragraph" w:styleId="ListBullet2">
     <w:name w:val="List Bullet 2"/>
@@ -2916,7 +1563,7 @@
     <w:semiHidden/>
     <w:rsid w:val="00FC693F"/>
     <w:rPr>
-      <w:rFonts w:cstheme="majorBidi"/>
+      <w:rFonts w:asciiTheme="majorHAnsi" w:eastAsiaTheme="majorEastAsia" w:hAnsiTheme="majorHAnsi" w:cstheme="majorBidi"/>
       <w:b/>
       <w:bCs/>
       <w:i/>
@@ -2932,7 +1579,7 @@
     <w:semiHidden/>
     <w:rsid w:val="00FC693F"/>
     <w:rPr>
-      <w:rFonts w:cstheme="majorBidi"/>
+      <w:rFonts w:asciiTheme="majorHAnsi" w:eastAsiaTheme="majorEastAsia" w:hAnsiTheme="majorHAnsi" w:cstheme="majorBidi"/>
       <w:color w:val="243F60" w:themeColor="accent1" w:themeShade="7F"/>
     </w:rPr>
   </w:style>
@@ -2944,7 +1591,7 @@
     <w:semiHidden/>
     <w:rsid w:val="00FC693F"/>
     <w:rPr>
-      <w:rFonts w:cstheme="majorBidi"/>
+      <w:rFonts w:asciiTheme="majorHAnsi" w:eastAsiaTheme="majorEastAsia" w:hAnsiTheme="majorHAnsi" w:cstheme="majorBidi"/>
       <w:i/>
       <w:iCs/>
       <w:color w:val="243F60" w:themeColor="accent1" w:themeShade="7F"/>
@@ -2958,7 +1605,7 @@
     <w:semiHidden/>
     <w:rsid w:val="00FC693F"/>
     <w:rPr>
-      <w:rFonts w:cstheme="majorBidi"/>
+      <w:rFonts w:asciiTheme="majorHAnsi" w:eastAsiaTheme="majorEastAsia" w:hAnsiTheme="majorHAnsi" w:cstheme="majorBidi"/>
       <w:i/>
       <w:iCs/>
       <w:color w:val="404040" w:themeColor="text1" w:themeTint="BF"/>
@@ -2972,7 +1619,7 @@
     <w:semiHidden/>
     <w:rsid w:val="00FC693F"/>
     <w:rPr>
-      <w:rFonts w:cstheme="majorBidi"/>
+      <w:rFonts w:asciiTheme="majorHAnsi" w:eastAsiaTheme="majorEastAsia" w:hAnsiTheme="majorHAnsi" w:cstheme="majorBidi"/>
       <w:color w:val="4F81BD" w:themeColor="accent1"/>
       <w:sz w:val="20"/>
       <w:szCs w:val="20"/>
@@ -2986,7 +1633,7 @@
     <w:semiHidden/>
     <w:rsid w:val="00FC693F"/>
     <w:rPr>
-      <w:rFonts w:cstheme="majorBidi"/>
+      <w:rFonts w:asciiTheme="majorHAnsi" w:eastAsiaTheme="majorEastAsia" w:hAnsiTheme="majorHAnsi" w:cstheme="majorBidi"/>
       <w:i/>
       <w:iCs/>
       <w:color w:val="404040" w:themeColor="text1" w:themeTint="BF"/>
@@ -4572,7 +3219,7 @@
         <w:spacing w:before="0" w:after="0" w:line="240" w:lineRule="auto"/>
       </w:pPr>
       <w:rPr>
-        <w:rFonts w:cstheme="majorBidi"/>
+        <w:rFonts w:asciiTheme="majorHAnsi" w:eastAsiaTheme="majorEastAsia" w:hAnsiTheme="majorHAnsi" w:cstheme="majorBidi"/>
         <w:b/>
         <w:bCs/>
       </w:rPr>
@@ -4593,7 +3240,7 @@
         <w:spacing w:before="0" w:after="0" w:line="240" w:lineRule="auto"/>
       </w:pPr>
       <w:rPr>
-        <w:rFonts w:cstheme="majorBidi"/>
+        <w:rFonts w:asciiTheme="majorHAnsi" w:eastAsiaTheme="majorEastAsia" w:hAnsiTheme="majorHAnsi" w:cstheme="majorBidi"/>
         <w:b/>
         <w:bCs/>
       </w:rPr>
@@ -4611,14 +3258,14 @@
     </w:tblStylePr>
     <w:tblStylePr w:type="firstCol">
       <w:rPr>
-        <w:rFonts w:cstheme="majorBidi"/>
+        <w:rFonts w:asciiTheme="majorHAnsi" w:eastAsiaTheme="majorEastAsia" w:hAnsiTheme="majorHAnsi" w:cstheme="majorBidi"/>
         <w:b/>
         <w:bCs/>
       </w:rPr>
     </w:tblStylePr>
     <w:tblStylePr w:type="lastCol">
       <w:rPr>
-        <w:rFonts w:cstheme="majorBidi"/>
+        <w:rFonts w:asciiTheme="majorHAnsi" w:eastAsiaTheme="majorEastAsia" w:hAnsiTheme="majorHAnsi" w:cstheme="majorBidi"/>
         <w:b/>
         <w:bCs/>
       </w:rPr>
@@ -4702,7 +3349,7 @@
         <w:spacing w:before="0" w:after="0" w:line="240" w:lineRule="auto"/>
       </w:pPr>
       <w:rPr>
-        <w:rFonts w:cstheme="majorBidi"/>
+        <w:rFonts w:asciiTheme="majorHAnsi" w:eastAsiaTheme="majorEastAsia" w:hAnsiTheme="majorHAnsi" w:cstheme="majorBidi"/>
         <w:b/>
         <w:bCs/>
       </w:rPr>
@@ -4723,7 +3370,7 @@
         <w:spacing w:before="0" w:after="0" w:line="240" w:lineRule="auto"/>
       </w:pPr>
       <w:rPr>
-        <w:rFonts w:cstheme="majorBidi"/>
+        <w:rFonts w:asciiTheme="majorHAnsi" w:eastAsiaTheme="majorEastAsia" w:hAnsiTheme="majorHAnsi" w:cstheme="majorBidi"/>
         <w:b/>
         <w:bCs/>
       </w:rPr>
@@ -4741,14 +3388,14 @@
     </w:tblStylePr>
     <w:tblStylePr w:type="firstCol">
       <w:rPr>
-        <w:rFonts w:cstheme="majorBidi"/>
+        <w:rFonts w:asciiTheme="majorHAnsi" w:eastAsiaTheme="majorEastAsia" w:hAnsiTheme="majorHAnsi" w:cstheme="majorBidi"/>
         <w:b/>
         <w:bCs/>
       </w:rPr>
     </w:tblStylePr>
     <w:tblStylePr w:type="lastCol">
       <w:rPr>
-        <w:rFonts w:cstheme="majorBidi"/>
+        <w:rFonts w:asciiTheme="majorHAnsi" w:eastAsiaTheme="majorEastAsia" w:hAnsiTheme="majorHAnsi" w:cstheme="majorBidi"/>
         <w:b/>
         <w:bCs/>
       </w:rPr>
@@ -4832,7 +3479,7 @@
         <w:spacing w:before="0" w:after="0" w:line="240" w:lineRule="auto"/>
       </w:pPr>
       <w:rPr>
-        <w:rFonts w:cstheme="majorBidi"/>
+        <w:rFonts w:asciiTheme="majorHAnsi" w:eastAsiaTheme="majorEastAsia" w:hAnsiTheme="majorHAnsi" w:cstheme="majorBidi"/>
         <w:b/>
         <w:bCs/>
       </w:rPr>
@@ -4853,7 +3500,7 @@
         <w:spacing w:before="0" w:after="0" w:line="240" w:lineRule="auto"/>
       </w:pPr>
       <w:rPr>
-        <w:rFonts w:cstheme="majorBidi"/>
+        <w:rFonts w:asciiTheme="majorHAnsi" w:eastAsiaTheme="majorEastAsia" w:hAnsiTheme="majorHAnsi" w:cstheme="majorBidi"/>
         <w:b/>
         <w:bCs/>
       </w:rPr>
@@ -4871,14 +3518,14 @@
     </w:tblStylePr>
     <w:tblStylePr w:type="firstCol">
       <w:rPr>
-        <w:rFonts w:cstheme="majorBidi"/>
+        <w:rFonts w:asciiTheme="majorHAnsi" w:eastAsiaTheme="majorEastAsia" w:hAnsiTheme="majorHAnsi" w:cstheme="majorBidi"/>
         <w:b/>
         <w:bCs/>
       </w:rPr>
     </w:tblStylePr>
     <w:tblStylePr w:type="lastCol">
       <w:rPr>
-        <w:rFonts w:cstheme="majorBidi"/>
+        <w:rFonts w:asciiTheme="majorHAnsi" w:eastAsiaTheme="majorEastAsia" w:hAnsiTheme="majorHAnsi" w:cstheme="majorBidi"/>
         <w:b/>
         <w:bCs/>
       </w:rPr>
@@ -4962,7 +3609,7 @@
         <w:spacing w:before="0" w:after="0" w:line="240" w:lineRule="auto"/>
       </w:pPr>
       <w:rPr>
-        <w:rFonts w:cstheme="majorBidi"/>
+        <w:rFonts w:asciiTheme="majorHAnsi" w:eastAsiaTheme="majorEastAsia" w:hAnsiTheme="majorHAnsi" w:cstheme="majorBidi"/>
         <w:b/>
         <w:bCs/>
       </w:rPr>
@@ -4983,7 +3630,7 @@
         <w:spacing w:before="0" w:after="0" w:line="240" w:lineRule="auto"/>
       </w:pPr>
       <w:rPr>
-        <w:rFonts w:cstheme="majorBidi"/>
+        <w:rFonts w:asciiTheme="majorHAnsi" w:eastAsiaTheme="majorEastAsia" w:hAnsiTheme="majorHAnsi" w:cstheme="majorBidi"/>
         <w:b/>
         <w:bCs/>
       </w:rPr>
@@ -5001,14 +3648,14 @@
     </w:tblStylePr>
     <w:tblStylePr w:type="firstCol">
       <w:rPr>
-        <w:rFonts w:cstheme="majorBidi"/>
+        <w:rFonts w:asciiTheme="majorHAnsi" w:eastAsiaTheme="majorEastAsia" w:hAnsiTheme="majorHAnsi" w:cstheme="majorBidi"/>
         <w:b/>
         <w:bCs/>
       </w:rPr>
     </w:tblStylePr>
     <w:tblStylePr w:type="lastCol">
       <w:rPr>
-        <w:rFonts w:cstheme="majorBidi"/>
+        <w:rFonts w:asciiTheme="majorHAnsi" w:eastAsiaTheme="majorEastAsia" w:hAnsiTheme="majorHAnsi" w:cstheme="majorBidi"/>
         <w:b/>
         <w:bCs/>
       </w:rPr>
@@ -5092,7 +3739,7 @@
         <w:spacing w:before="0" w:after="0" w:line="240" w:lineRule="auto"/>
       </w:pPr>
       <w:rPr>
-        <w:rFonts w:cstheme="majorBidi"/>
+        <w:rFonts w:asciiTheme="majorHAnsi" w:eastAsiaTheme="majorEastAsia" w:hAnsiTheme="majorHAnsi" w:cstheme="majorBidi"/>
         <w:b/>
         <w:bCs/>
       </w:rPr>
@@ -5113,7 +3760,7 @@
         <w:spacing w:before="0" w:after="0" w:line="240" w:lineRule="auto"/>
       </w:pPr>
       <w:rPr>
-        <w:rFonts w:cstheme="majorBidi"/>
+        <w:rFonts w:asciiTheme="majorHAnsi" w:eastAsiaTheme="majorEastAsia" w:hAnsiTheme="majorHAnsi" w:cstheme="majorBidi"/>
         <w:b/>
         <w:bCs/>
       </w:rPr>
@@ -5131,14 +3778,14 @@
     </w:tblStylePr>
     <w:tblStylePr w:type="firstCol">
       <w:rPr>
-        <w:rFonts w:cstheme="majorBidi"/>
+        <w:rFonts w:asciiTheme="majorHAnsi" w:eastAsiaTheme="majorEastAsia" w:hAnsiTheme="majorHAnsi" w:cstheme="majorBidi"/>
         <w:b/>
         <w:bCs/>
       </w:rPr>
     </w:tblStylePr>
     <w:tblStylePr w:type="lastCol">
       <w:rPr>
-        <w:rFonts w:cstheme="majorBidi"/>
+        <w:rFonts w:asciiTheme="majorHAnsi" w:eastAsiaTheme="majorEastAsia" w:hAnsiTheme="majorHAnsi" w:cstheme="majorBidi"/>
         <w:b/>
         <w:bCs/>
       </w:rPr>
@@ -5222,7 +3869,7 @@
         <w:spacing w:before="0" w:after="0" w:line="240" w:lineRule="auto"/>
       </w:pPr>
       <w:rPr>
-        <w:rFonts w:cstheme="majorBidi"/>
+        <w:rFonts w:asciiTheme="majorHAnsi" w:eastAsiaTheme="majorEastAsia" w:hAnsiTheme="majorHAnsi" w:cstheme="majorBidi"/>
         <w:b/>
         <w:bCs/>
       </w:rPr>
@@ -5243,7 +3890,7 @@
         <w:spacing w:before="0" w:after="0" w:line="240" w:lineRule="auto"/>
       </w:pPr>
       <w:rPr>
-        <w:rFonts w:cstheme="majorBidi"/>
+        <w:rFonts w:asciiTheme="majorHAnsi" w:eastAsiaTheme="majorEastAsia" w:hAnsiTheme="majorHAnsi" w:cstheme="majorBidi"/>
         <w:b/>
         <w:bCs/>
       </w:rPr>
@@ -5261,14 +3908,14 @@
     </w:tblStylePr>
     <w:tblStylePr w:type="firstCol">
       <w:rPr>
-        <w:rFonts w:cstheme="majorBidi"/>
+        <w:rFonts w:asciiTheme="majorHAnsi" w:eastAsiaTheme="majorEastAsia" w:hAnsiTheme="majorHAnsi" w:cstheme="majorBidi"/>
         <w:b/>
         <w:bCs/>
       </w:rPr>
     </w:tblStylePr>
     <w:tblStylePr w:type="lastCol">
       <w:rPr>
-        <w:rFonts w:cstheme="majorBidi"/>
+        <w:rFonts w:asciiTheme="majorHAnsi" w:eastAsiaTheme="majorEastAsia" w:hAnsiTheme="majorHAnsi" w:cstheme="majorBidi"/>
         <w:b/>
         <w:bCs/>
       </w:rPr>
@@ -5352,7 +3999,7 @@
         <w:spacing w:before="0" w:after="0" w:line="240" w:lineRule="auto"/>
       </w:pPr>
       <w:rPr>
-        <w:rFonts w:cstheme="majorBidi"/>
+        <w:rFonts w:asciiTheme="majorHAnsi" w:eastAsiaTheme="majorEastAsia" w:hAnsiTheme="majorHAnsi" w:cstheme="majorBidi"/>
         <w:b/>
         <w:bCs/>
       </w:rPr>
@@ -5373,7 +4020,7 @@
         <w:spacing w:before="0" w:after="0" w:line="240" w:lineRule="auto"/>
       </w:pPr>
       <w:rPr>
-        <w:rFonts w:cstheme="majorBidi"/>
+        <w:rFonts w:asciiTheme="majorHAnsi" w:eastAsiaTheme="majorEastAsia" w:hAnsiTheme="majorHAnsi" w:cstheme="majorBidi"/>
         <w:b/>
         <w:bCs/>
       </w:rPr>
@@ -5391,14 +4038,14 @@
     </w:tblStylePr>
     <w:tblStylePr w:type="firstCol">
       <w:rPr>
-        <w:rFonts w:cstheme="majorBidi"/>
+        <w:rFonts w:asciiTheme="majorHAnsi" w:eastAsiaTheme="majorEastAsia" w:hAnsiTheme="majorHAnsi" w:cstheme="majorBidi"/>
         <w:b/>
         <w:bCs/>
       </w:rPr>
     </w:tblStylePr>
     <w:tblStylePr w:type="lastCol">
       <w:rPr>
-        <w:rFonts w:cstheme="majorBidi"/>
+        <w:rFonts w:asciiTheme="majorHAnsi" w:eastAsiaTheme="majorEastAsia" w:hAnsiTheme="majorHAnsi" w:cstheme="majorBidi"/>
         <w:b/>
         <w:bCs/>
       </w:rPr>
@@ -7263,7 +5910,7 @@
     </w:tblPr>
     <w:tblStylePr w:type="firstRow">
       <w:rPr>
-        <w:rFonts w:cstheme="majorBidi"/>
+        <w:rFonts w:asciiTheme="majorHAnsi" w:eastAsiaTheme="majorEastAsia" w:hAnsiTheme="majorHAnsi" w:cstheme="majorBidi"/>
       </w:rPr>
       <w:tblPr/>
       <w:tcPr>
@@ -7347,7 +5994,7 @@
     </w:tblPr>
     <w:tblStylePr w:type="firstRow">
       <w:rPr>
-        <w:rFonts w:cstheme="majorBidi"/>
+        <w:rFonts w:asciiTheme="majorHAnsi" w:eastAsiaTheme="majorEastAsia" w:hAnsiTheme="majorHAnsi" w:cstheme="majorBidi"/>
       </w:rPr>
       <w:tblPr/>
       <w:tcPr>
@@ -7431,7 +6078,7 @@
     </w:tblPr>
     <w:tblStylePr w:type="firstRow">
       <w:rPr>
-        <w:rFonts w:cstheme="majorBidi"/>
+        <w:rFonts w:asciiTheme="majorHAnsi" w:eastAsiaTheme="majorEastAsia" w:hAnsiTheme="majorHAnsi" w:cstheme="majorBidi"/>
       </w:rPr>
       <w:tblPr/>
       <w:tcPr>
@@ -7515,7 +6162,7 @@
     </w:tblPr>
     <w:tblStylePr w:type="firstRow">
       <w:rPr>
-        <w:rFonts w:cstheme="majorBidi"/>
+        <w:rFonts w:asciiTheme="majorHAnsi" w:eastAsiaTheme="majorEastAsia" w:hAnsiTheme="majorHAnsi" w:cstheme="majorBidi"/>
       </w:rPr>
       <w:tblPr/>
       <w:tcPr>
@@ -7599,7 +6246,7 @@
     </w:tblPr>
     <w:tblStylePr w:type="firstRow">
       <w:rPr>
-        <w:rFonts w:cstheme="majorBidi"/>
+        <w:rFonts w:asciiTheme="majorHAnsi" w:eastAsiaTheme="majorEastAsia" w:hAnsiTheme="majorHAnsi" w:cstheme="majorBidi"/>
       </w:rPr>
       <w:tblPr/>
       <w:tcPr>
@@ -7683,7 +6330,7 @@
     </w:tblPr>
     <w:tblStylePr w:type="firstRow">
       <w:rPr>
-        <w:rFonts w:cstheme="majorBidi"/>
+        <w:rFonts w:asciiTheme="majorHAnsi" w:eastAsiaTheme="majorEastAsia" w:hAnsiTheme="majorHAnsi" w:cstheme="majorBidi"/>
       </w:rPr>
       <w:tblPr/>
       <w:tcPr>
@@ -7767,7 +6414,7 @@
     </w:tblPr>
     <w:tblStylePr w:type="firstRow">
       <w:rPr>
-        <w:rFonts w:cstheme="majorBidi"/>
+        <w:rFonts w:asciiTheme="majorHAnsi" w:eastAsiaTheme="majorEastAsia" w:hAnsiTheme="majorHAnsi" w:cstheme="majorBidi"/>
       </w:rPr>
       <w:tblPr/>
       <w:tcPr>
@@ -7832,7 +6479,7 @@
       <w:spacing w:after="0" w:line="240" w:lineRule="auto"/>
     </w:pPr>
     <w:rPr>
-      <w:rFonts w:cstheme="majorBidi"/>
+      <w:rFonts w:asciiTheme="majorHAnsi" w:eastAsiaTheme="majorEastAsia" w:hAnsiTheme="majorHAnsi" w:cstheme="majorBidi"/>
       <w:color w:val="000000" w:themeColor="text1"/>
     </w:rPr>
     <w:tblPr>
@@ -7960,7 +6607,7 @@
       <w:spacing w:after="0" w:line="240" w:lineRule="auto"/>
     </w:pPr>
     <w:rPr>
-      <w:rFonts w:cstheme="majorBidi"/>
+      <w:rFonts w:asciiTheme="majorHAnsi" w:eastAsiaTheme="majorEastAsia" w:hAnsiTheme="majorHAnsi" w:cstheme="majorBidi"/>
       <w:color w:val="000000" w:themeColor="text1"/>
     </w:rPr>
     <w:tblPr>
@@ -8088,7 +6735,7 @@
       <w:spacing w:after="0" w:line="240" w:lineRule="auto"/>
     </w:pPr>
     <w:rPr>
-      <w:rFonts w:cstheme="majorBidi"/>
+      <w:rFonts w:asciiTheme="majorHAnsi" w:eastAsiaTheme="majorEastAsia" w:hAnsiTheme="majorHAnsi" w:cstheme="majorBidi"/>
       <w:color w:val="000000" w:themeColor="text1"/>
     </w:rPr>
     <w:tblPr>
@@ -8216,7 +6863,7 @@
       <w:spacing w:after="0" w:line="240" w:lineRule="auto"/>
     </w:pPr>
     <w:rPr>
-      <w:rFonts w:cstheme="majorBidi"/>
+      <w:rFonts w:asciiTheme="majorHAnsi" w:eastAsiaTheme="majorEastAsia" w:hAnsiTheme="majorHAnsi" w:cstheme="majorBidi"/>
       <w:color w:val="000000" w:themeColor="text1"/>
     </w:rPr>
     <w:tblPr>
@@ -8344,7 +6991,7 @@
       <w:spacing w:after="0" w:line="240" w:lineRule="auto"/>
     </w:pPr>
     <w:rPr>
-      <w:rFonts w:cstheme="majorBidi"/>
+      <w:rFonts w:asciiTheme="majorHAnsi" w:eastAsiaTheme="majorEastAsia" w:hAnsiTheme="majorHAnsi" w:cstheme="majorBidi"/>
       <w:color w:val="000000" w:themeColor="text1"/>
     </w:rPr>
     <w:tblPr>
@@ -8472,7 +7119,7 @@
       <w:spacing w:after="0" w:line="240" w:lineRule="auto"/>
     </w:pPr>
     <w:rPr>
-      <w:rFonts w:cstheme="majorBidi"/>
+      <w:rFonts w:asciiTheme="majorHAnsi" w:eastAsiaTheme="majorEastAsia" w:hAnsiTheme="majorHAnsi" w:cstheme="majorBidi"/>
       <w:color w:val="000000" w:themeColor="text1"/>
     </w:rPr>
     <w:tblPr>
@@ -8600,7 +7247,7 @@
       <w:spacing w:after="0" w:line="240" w:lineRule="auto"/>
     </w:pPr>
     <w:rPr>
-      <w:rFonts w:cstheme="majorBidi"/>
+      <w:rFonts w:asciiTheme="majorHAnsi" w:eastAsiaTheme="majorEastAsia" w:hAnsiTheme="majorHAnsi" w:cstheme="majorBidi"/>
       <w:color w:val="000000" w:themeColor="text1"/>
     </w:rPr>
     <w:tblPr>
@@ -9239,7 +7886,7 @@
       <w:spacing w:after="0" w:line="240" w:lineRule="auto"/>
     </w:pPr>
     <w:rPr>
-      <w:rFonts w:cstheme="majorBidi"/>
+      <w:rFonts w:asciiTheme="majorHAnsi" w:eastAsiaTheme="majorEastAsia" w:hAnsiTheme="majorHAnsi" w:cstheme="majorBidi"/>
       <w:color w:val="000000" w:themeColor="text1"/>
     </w:rPr>
     <w:tblPr>
@@ -9364,7 +8011,7 @@
       <w:spacing w:after="0" w:line="240" w:lineRule="auto"/>
     </w:pPr>
     <w:rPr>
-      <w:rFonts w:cstheme="majorBidi"/>
+      <w:rFonts w:asciiTheme="majorHAnsi" w:eastAsiaTheme="majorEastAsia" w:hAnsiTheme="majorHAnsi" w:cstheme="majorBidi"/>
       <w:color w:val="000000" w:themeColor="text1"/>
     </w:rPr>
     <w:tblPr>
@@ -9489,7 +8136,7 @@
       <w:spacing w:after="0" w:line="240" w:lineRule="auto"/>
     </w:pPr>
     <w:rPr>
-      <w:rFonts w:cstheme="majorBidi"/>
+      <w:rFonts w:asciiTheme="majorHAnsi" w:eastAsiaTheme="majorEastAsia" w:hAnsiTheme="majorHAnsi" w:cstheme="majorBidi"/>
       <w:color w:val="000000" w:themeColor="text1"/>
     </w:rPr>
     <w:tblPr>
@@ -9614,7 +8261,7 @@
       <w:spacing w:after="0" w:line="240" w:lineRule="auto"/>
     </w:pPr>
     <w:rPr>
-      <w:rFonts w:cstheme="majorBidi"/>
+      <w:rFonts w:asciiTheme="majorHAnsi" w:eastAsiaTheme="majorEastAsia" w:hAnsiTheme="majorHAnsi" w:cstheme="majorBidi"/>
       <w:color w:val="000000" w:themeColor="text1"/>
     </w:rPr>
     <w:tblPr>
@@ -9739,7 +8386,7 @@
       <w:spacing w:after="0" w:line="240" w:lineRule="auto"/>
     </w:pPr>
     <w:rPr>
-      <w:rFonts w:cstheme="majorBidi"/>
+      <w:rFonts w:asciiTheme="majorHAnsi" w:eastAsiaTheme="majorEastAsia" w:hAnsiTheme="majorHAnsi" w:cstheme="majorBidi"/>
       <w:color w:val="000000" w:themeColor="text1"/>
     </w:rPr>
     <w:tblPr>
@@ -9864,7 +8511,7 @@
       <w:spacing w:after="0" w:line="240" w:lineRule="auto"/>
     </w:pPr>
     <w:rPr>
-      <w:rFonts w:cstheme="majorBidi"/>
+      <w:rFonts w:asciiTheme="majorHAnsi" w:eastAsiaTheme="majorEastAsia" w:hAnsiTheme="majorHAnsi" w:cstheme="majorBidi"/>
       <w:color w:val="000000" w:themeColor="text1"/>
     </w:rPr>
     <w:tblPr>
@@ -9989,7 +8636,7 @@
       <w:spacing w:after="0" w:line="240" w:lineRule="auto"/>
     </w:pPr>
     <w:rPr>
-      <w:rFonts w:cstheme="majorBidi"/>
+      <w:rFonts w:asciiTheme="majorHAnsi" w:eastAsiaTheme="majorEastAsia" w:hAnsiTheme="majorHAnsi" w:cstheme="majorBidi"/>
       <w:color w:val="000000" w:themeColor="text1"/>
     </w:rPr>
     <w:tblPr>

--- a/docs/templates/docx/legal.docx
+++ b/docs/templates/docx/legal.docx
@@ -11,7 +11,7 @@
           <w:rFonts w:ascii="Arial" w:hAnsi="Arial"/>
           <w:b/>
           <w:i w:val="0"/>
-          <w:color w:val="69283E"/>
+          <w:color w:val="C25529"/>
           <w:sz w:val="18"/>
         </w:rPr>
         <w:t>MATTER 026 / INTERNAL REVIEW</w:t>
@@ -27,7 +27,7 @@
           <w:rFonts w:ascii="Georgia" w:hAnsi="Georgia"/>
           <w:b w:val="0"/>
           <w:i w:val="0"/>
-          <w:color w:val="17252B"/>
+          <w:color w:val="181818"/>
           <w:sz w:val="60"/>
         </w:rPr>
         <w:t>Orchard Lane Notice Review</w:t>
@@ -42,7 +42,7 @@
           <w:rFonts w:ascii="Georgia" w:hAnsi="Georgia"/>
           <w:b w:val="0"/>
           <w:i/>
-          <w:color w:val="69283E"/>
+          <w:color w:val="C25529"/>
           <w:sz w:val="28"/>
         </w:rPr>
         <w:t>The record supports delivery. It does not yet establish that the recipient accepted the revised terms.</w:t>
@@ -57,7 +57,7 @@
           <w:rFonts w:ascii="Georgia" w:hAnsi="Georgia"/>
           <w:b w:val="0"/>
           <w:i w:val="0"/>
-          <w:color w:val="17252B"/>
+          <w:color w:val="181818"/>
           <w:sz w:val="22"/>
         </w:rPr>
         <w:t>This fictional matter note separates the available correspondence from the questions counsel must resolve. It contains no jurisdiction-specific legal conclusion.</w:t>
@@ -88,7 +88,7 @@
         <w:tc>
           <w:tcPr>
             <w:tcW w:type="dxa" w:w="3456"/>
-            <w:shd w:fill="69283E"/>
+            <w:shd w:fill="C25529"/>
           </w:tcPr>
           <w:p>
             <w:pPr>
@@ -98,7 +98,7 @@
               <w:rPr>
                 <w:rFonts w:ascii="Arial" w:hAnsi="Arial"/>
                 <w:b/>
-                <w:color w:val="FFFFFF"/>
+                <w:color w:val="000000"/>
                 <w:sz w:val="20"/>
               </w:rPr>
               <w:t>Date</w:t>
@@ -108,7 +108,7 @@
         <w:tc>
           <w:tcPr>
             <w:tcW w:type="dxa" w:w="3456"/>
-            <w:shd w:fill="69283E"/>
+            <w:shd w:fill="C25529"/>
           </w:tcPr>
           <w:p>
             <w:pPr>
@@ -118,7 +118,7 @@
               <w:rPr>
                 <w:rFonts w:ascii="Arial" w:hAnsi="Arial"/>
                 <w:b/>
-                <w:color w:val="FFFFFF"/>
+                <w:color w:val="000000"/>
                 <w:sz w:val="20"/>
               </w:rPr>
               <w:t>Record</w:t>
@@ -128,7 +128,7 @@
         <w:tc>
           <w:tcPr>
             <w:tcW w:type="dxa" w:w="3456"/>
-            <w:shd w:fill="69283E"/>
+            <w:shd w:fill="C25529"/>
           </w:tcPr>
           <w:p>
             <w:pPr>
@@ -138,7 +138,7 @@
               <w:rPr>
                 <w:rFonts w:ascii="Arial" w:hAnsi="Arial"/>
                 <w:b/>
-                <w:color w:val="FFFFFF"/>
+                <w:color w:val="000000"/>
                 <w:sz w:val="20"/>
               </w:rPr>
               <w:t>Significance</w:t>
@@ -153,7 +153,7 @@
         <w:tc>
           <w:tcPr>
             <w:tcW w:type="dxa" w:w="2592"/>
-            <w:shd w:fill="FAF5EC"/>
+            <w:shd w:fill="FFFFFF"/>
           </w:tcPr>
           <w:p>
             <w:pPr>
@@ -163,7 +163,7 @@
               <w:rPr>
                 <w:rFonts w:ascii="Arial" w:hAnsi="Arial"/>
                 <w:b/>
-                <w:color w:val="17252B"/>
+                <w:color w:val="181818"/>
                 <w:sz w:val="20"/>
               </w:rPr>
               <w:t>04 May</w:t>
@@ -173,7 +173,7 @@
         <w:tc>
           <w:tcPr>
             <w:tcW w:type="dxa" w:w="4147"/>
-            <w:shd w:fill="FAF5EC"/>
+            <w:shd w:fill="FFFFFF"/>
           </w:tcPr>
           <w:p>
             <w:pPr>
@@ -183,7 +183,7 @@
               <w:rPr>
                 <w:rFonts w:ascii="Arial" w:hAnsi="Arial"/>
                 <w:b w:val="0"/>
-                <w:color w:val="17252B"/>
+                <w:color w:val="181818"/>
                 <w:sz w:val="20"/>
               </w:rPr>
               <w:t>Notice dispatched</w:t>
@@ -193,7 +193,7 @@
         <w:tc>
           <w:tcPr>
             <w:tcW w:type="dxa" w:w="3629"/>
-            <w:shd w:fill="FAF5EC"/>
+            <w:shd w:fill="FFFFFF"/>
           </w:tcPr>
           <w:p>
             <w:pPr>
@@ -203,7 +203,7 @@
               <w:rPr>
                 <w:rFonts w:ascii="Arial" w:hAnsi="Arial"/>
                 <w:b w:val="0"/>
-                <w:color w:val="17252B"/>
+                <w:color w:val="181818"/>
                 <w:sz w:val="20"/>
               </w:rPr>
               <w:t>Delivery initiated</w:t>
@@ -228,7 +228,7 @@
               <w:rPr>
                 <w:rFonts w:ascii="Arial" w:hAnsi="Arial"/>
                 <w:b/>
-                <w:color w:val="17252B"/>
+                <w:color w:val="181818"/>
                 <w:sz w:val="20"/>
               </w:rPr>
               <w:t>06 May</w:t>
@@ -248,7 +248,7 @@
               <w:rPr>
                 <w:rFonts w:ascii="Arial" w:hAnsi="Arial"/>
                 <w:b w:val="0"/>
-                <w:color w:val="17252B"/>
+                <w:color w:val="181818"/>
                 <w:sz w:val="20"/>
               </w:rPr>
               <w:t>Receipt acknowledged</w:t>
@@ -268,7 +268,7 @@
               <w:rPr>
                 <w:rFonts w:ascii="Arial" w:hAnsi="Arial"/>
                 <w:b w:val="0"/>
-                <w:color w:val="17252B"/>
+                <w:color w:val="181818"/>
                 <w:sz w:val="20"/>
               </w:rPr>
               <w:t>Receipt only</w:t>
@@ -283,7 +283,7 @@
         <w:tc>
           <w:tcPr>
             <w:tcW w:type="dxa" w:w="2592"/>
-            <w:shd w:fill="FAF5EC"/>
+            <w:shd w:fill="FFFFFF"/>
           </w:tcPr>
           <w:p>
             <w:pPr>
@@ -293,7 +293,7 @@
               <w:rPr>
                 <w:rFonts w:ascii="Arial" w:hAnsi="Arial"/>
                 <w:b/>
-                <w:color w:val="17252B"/>
+                <w:color w:val="181818"/>
                 <w:sz w:val="20"/>
               </w:rPr>
               <w:t>09 May</w:t>
@@ -303,7 +303,7 @@
         <w:tc>
           <w:tcPr>
             <w:tcW w:type="dxa" w:w="4147"/>
-            <w:shd w:fill="FAF5EC"/>
+            <w:shd w:fill="FFFFFF"/>
           </w:tcPr>
           <w:p>
             <w:pPr>
@@ -313,7 +313,7 @@
               <w:rPr>
                 <w:rFonts w:ascii="Arial" w:hAnsi="Arial"/>
                 <w:b w:val="0"/>
-                <w:color w:val="17252B"/>
+                <w:color w:val="181818"/>
                 <w:sz w:val="20"/>
               </w:rPr>
               <w:t>Dates discussed</w:t>
@@ -323,7 +323,7 @@
         <w:tc>
           <w:tcPr>
             <w:tcW w:type="dxa" w:w="3629"/>
-            <w:shd w:fill="FAF5EC"/>
+            <w:shd w:fill="FFFFFF"/>
           </w:tcPr>
           <w:p>
             <w:pPr>
@@ -333,7 +333,7 @@
               <w:rPr>
                 <w:rFonts w:ascii="Arial" w:hAnsi="Arial"/>
                 <w:b w:val="0"/>
-                <w:color w:val="17252B"/>
+                <w:color w:val="181818"/>
                 <w:sz w:val="20"/>
               </w:rPr>
               <w:t>Acceptance unresolved</w:t>
@@ -352,7 +352,7 @@
           <w:rFonts w:ascii="Georgia" w:hAnsi="Georgia"/>
           <w:b/>
           <w:i w:val="0"/>
-          <w:color w:val="69283E"/>
+          <w:color w:val="C25529"/>
           <w:sz w:val="28"/>
         </w:rPr>
         <w:t>Issue Presented</w:t>
@@ -367,7 +367,7 @@
           <w:rFonts w:ascii="Georgia" w:hAnsi="Georgia"/>
           <w:b w:val="0"/>
           <w:i w:val="0"/>
-          <w:color w:val="17252B"/>
+          <w:color w:val="181818"/>
           <w:sz w:val="22"/>
         </w:rPr>
         <w:t>Which version of the terms accompanied the notice, and what evidence records the recipient's response? Review the document trail before drawing a conclusion.</w:t>
@@ -383,7 +383,7 @@
           <w:rFonts w:ascii="Georgia" w:hAnsi="Georgia"/>
           <w:b/>
           <w:i w:val="0"/>
-          <w:color w:val="69283E"/>
+          <w:color w:val="C25529"/>
           <w:sz w:val="28"/>
         </w:rPr>
         <w:t>Record Gaps</w:t>
@@ -398,7 +398,7 @@
           <w:rFonts w:ascii="Georgia" w:hAnsi="Georgia"/>
           <w:b w:val="0"/>
           <w:i w:val="0"/>
-          <w:color w:val="17252B"/>
+          <w:color w:val="181818"/>
           <w:sz w:val="22"/>
         </w:rPr>
         <w:t>The dispatch log identifies an attachment but does not preserve its hash. A reply refers to revised dates without identifying a signed amendment.</w:t>
@@ -414,7 +414,7 @@
           <w:rFonts w:ascii="Georgia" w:hAnsi="Georgia"/>
           <w:b/>
           <w:i w:val="0"/>
-          <w:color w:val="69283E"/>
+          <w:color w:val="C25529"/>
           <w:sz w:val="28"/>
         </w:rPr>
         <w:t>Next Review</w:t>
@@ -429,7 +429,7 @@
           <w:rFonts w:ascii="Georgia" w:hAnsi="Georgia"/>
           <w:b w:val="0"/>
           <w:i w:val="0"/>
-          <w:color w:val="17252B"/>
+          <w:color w:val="181818"/>
           <w:sz w:val="22"/>
         </w:rPr>
         <w:t>Obtain the original attachment and complete message headers. Keep the current chronology provisional until the underlying files are reconciled.</w:t>
@@ -444,7 +444,7 @@
           <w:rFonts w:ascii="Arial" w:hAnsi="Arial"/>
           <w:b/>
           <w:i w:val="0"/>
-          <w:color w:val="69283E"/>
+          <w:color w:val="C25529"/>
           <w:sz w:val="18"/>
         </w:rPr>
         <w:t>Prepared for counsel · Fictional training material, not legal advice.</w:t>
@@ -470,7 +470,7 @@
     </w:pPr>
     <w:r>
       <w:rPr>
-        <w:color w:val="69283E"/>
+        <w:color w:val="181818"/>
         <w:sz w:val="16"/>
       </w:rPr>
       <w:t>DAZZLER  /  FICTIONAL EXAMPLE  /  LEGAL</w:t>
@@ -485,10 +485,11 @@
     <w:pPr>
       <w:pStyle w:val="Header"/>
     </w:pPr>
+    <w:r/>
     <w:r>
       <w:pict>
-        <v:rect id="DazzlerPageSurface" style="position:absolute;margin-left:0;margin-top:0;width:612pt;height:792pt;z-index:-251654144;mso-position-horizontal-relative:page;mso-position-vertical-relative:page" fillcolor="#FAF5EC" stroked="f">
-          <v:fill color="#FAF5EC"/>
+        <v:rect id="DazzlerPageSurface" style="position:absolute;margin-left:0;margin-top:0;width:612.0pt;height:792.0pt;z-index:-251654144;mso-position-horizontal-relative:page;mso-position-vertical-relative:page" fillcolor="#FFFFFF" stroked="f">
+          <v:fill color="#FFFFFF"/>
         </v:rect>
       </w:pict>
     </w:r>

--- a/docs/templates/docx/legal.docx
+++ b/docs/templates/docx/legal.docx
@@ -4,101 +4,90 @@
   <w:body>
     <w:p>
       <w:pPr>
-        <w:spacing w:after="280" w:line="269" w:lineRule="auto"/>
+        <w:spacing w:after="140" w:line="269" w:lineRule="auto"/>
       </w:pPr>
       <w:r>
         <w:rPr>
-          <w:rFonts w:ascii="Arial" w:hAnsi="Arial"/>
+          <w:rFonts w:ascii="Georgia" w:hAnsi="Georgia"/>
           <w:b/>
-          <w:i w:val="0"/>
-          <w:color w:val="C25529"/>
+          <w:color w:val="702659"/>
           <w:sz w:val="18"/>
         </w:rPr>
-        <w:t>MATTER 026 / INTERNAL REVIEW</w:t>
+        <w:t>MATTER 026 / INTERNAL REVIEW / EVIDENCE AND INFERENCE</w:t>
       </w:r>
     </w:p>
     <w:p>
       <w:pPr>
         <w:pStyle w:val="Title"/>
-        <w:spacing w:after="160" w:line="269" w:lineRule="auto"/>
+        <w:spacing w:after="140" w:line="269" w:lineRule="auto"/>
       </w:pPr>
       <w:r>
         <w:rPr>
           <w:rFonts w:ascii="Georgia" w:hAnsi="Georgia"/>
-          <w:b w:val="0"/>
-          <w:i w:val="0"/>
-          <w:color w:val="181818"/>
-          <w:sz w:val="60"/>
+          <w:b/>
+          <w:color w:val="000000"/>
+          <w:sz w:val="64"/>
         </w:rPr>
         <w:t>Orchard Lane Notice Review</w:t>
       </w:r>
     </w:p>
     <w:p>
       <w:pPr>
-        <w:spacing w:after="400" w:line="269" w:lineRule="auto"/>
+        <w:spacing w:after="140" w:line="269" w:lineRule="auto"/>
       </w:pPr>
       <w:r>
         <w:rPr>
           <w:rFonts w:ascii="Georgia" w:hAnsi="Georgia"/>
-          <w:b w:val="0"/>
-          <w:i/>
-          <w:color w:val="C25529"/>
-          <w:sz w:val="28"/>
+          <w:b/>
+          <w:color w:val="702659"/>
+          <w:sz w:val="24"/>
         </w:rPr>
         <w:t>The record supports delivery. It does not yet establish that the recipient accepted the revised terms.</w:t>
       </w:r>
     </w:p>
     <w:p>
       <w:pPr>
-        <w:spacing w:after="240" w:line="269" w:lineRule="auto"/>
+        <w:pStyle w:val="Heading1"/>
+        <w:spacing w:after="140" w:line="269" w:lineRule="auto"/>
       </w:pPr>
       <w:r>
         <w:rPr>
           <w:rFonts w:ascii="Georgia" w:hAnsi="Georgia"/>
-          <w:b w:val="0"/>
-          <w:i w:val="0"/>
-          <w:color w:val="181818"/>
-          <w:sz w:val="22"/>
+          <w:b/>
+          <w:color w:val="702659"/>
+          <w:sz w:val="38"/>
         </w:rPr>
-        <w:t>This fictional matter note separates the available correspondence from the questions counsel must resolve. It contains no jurisdiction-specific legal conclusion.</w:t>
+        <w:t>Record First  /  Conclusion Second</w:t>
       </w:r>
     </w:p>
     <w:tbl>
       <w:tblPr>
         <w:tblW w:type="auto" w:w="0"/>
-        <w:tblLayout w:type="fixed"/>
         <w:tblLook w:firstColumn="1" w:firstRow="1" w:lastColumn="0" w:lastRow="0" w:noHBand="0" w:noVBand="1" w:val="04A0"/>
-        <w:tblCellMar>
-          <w:top w:w="90" w:type="dxa"/>
-          <w:left w:w="90" w:type="dxa"/>
-          <w:bottom w:w="90" w:type="dxa"/>
-          <w:right w:w="90" w:type="dxa"/>
-        </w:tblCellMar>
       </w:tblPr>
       <w:tblGrid>
-        <w:gridCol w:w="2592"/>
-        <w:gridCol w:w="4147"/>
-        <w:gridCol w:w="3629"/>
+        <w:gridCol w:w="3408"/>
+        <w:gridCol w:w="3408"/>
+        <w:gridCol w:w="3408"/>
       </w:tblGrid>
       <w:tr>
         <w:trPr>
-          <w:cantSplit/>
           <w:tblHeader/>
         </w:trPr>
         <w:tc>
           <w:tcPr>
-            <w:tcW w:type="dxa" w:w="3456"/>
-            <w:shd w:fill="C25529"/>
+            <w:tcW w:type="dxa" w:w="3408"/>
+            <w:shd w:fill="702659"/>
           </w:tcPr>
           <w:p>
             <w:pPr>
-              <w:spacing w:after="160" w:line="269" w:lineRule="auto"/>
+              <w:spacing w:after="160" w:before="100"/>
             </w:pPr>
             <w:r>
               <w:rPr>
-                <w:rFonts w:ascii="Arial" w:hAnsi="Arial"/>
+                <w:rFonts w:ascii="Georgia" w:hAnsi="Georgia"/>
                 <w:b/>
-                <w:color w:val="000000"/>
+                <w:color w:val="FFFFFF"/>
                 <w:sz w:val="20"/>
               </w:rPr>
               <w:t>Date</w:t>
@@ -107,18 +96,18 @@
         </w:tc>
         <w:tc>
           <w:tcPr>
-            <w:tcW w:type="dxa" w:w="3456"/>
-            <w:shd w:fill="C25529"/>
+            <w:tcW w:type="dxa" w:w="3408"/>
+            <w:shd w:fill="702659"/>
           </w:tcPr>
           <w:p>
             <w:pPr>
-              <w:spacing w:after="160" w:line="269" w:lineRule="auto"/>
+              <w:spacing w:after="160" w:before="100"/>
             </w:pPr>
             <w:r>
               <w:rPr>
-                <w:rFonts w:ascii="Arial" w:hAnsi="Arial"/>
+                <w:rFonts w:ascii="Georgia" w:hAnsi="Georgia"/>
                 <w:b/>
-                <w:color w:val="000000"/>
+                <w:color w:val="FFFFFF"/>
                 <w:sz w:val="20"/>
               </w:rPr>
               <w:t>Record</w:t>
@@ -127,18 +116,18 @@
         </w:tc>
         <w:tc>
           <w:tcPr>
-            <w:tcW w:type="dxa" w:w="3456"/>
-            <w:shd w:fill="C25529"/>
+            <w:tcW w:type="dxa" w:w="3408"/>
+            <w:shd w:fill="702659"/>
           </w:tcPr>
           <w:p>
             <w:pPr>
-              <w:spacing w:after="160" w:line="269" w:lineRule="auto"/>
+              <w:spacing w:after="160" w:before="100"/>
             </w:pPr>
             <w:r>
               <w:rPr>
-                <w:rFonts w:ascii="Arial" w:hAnsi="Arial"/>
+                <w:rFonts w:ascii="Georgia" w:hAnsi="Georgia"/>
                 <w:b/>
-                <w:color w:val="000000"/>
+                <w:color w:val="FFFFFF"/>
                 <w:sz w:val="20"/>
               </w:rPr>
               <w:t>Significance</w:t>
@@ -147,23 +136,20 @@
         </w:tc>
       </w:tr>
       <w:tr>
-        <w:trPr>
-          <w:cantSplit/>
-        </w:trPr>
         <w:tc>
           <w:tcPr>
-            <w:tcW w:type="dxa" w:w="2592"/>
-            <w:shd w:fill="FFFFFF"/>
+            <w:tcW w:type="dxa" w:w="3408"/>
+            <w:shd w:fill="FFF4FA"/>
           </w:tcPr>
           <w:p>
             <w:pPr>
-              <w:spacing w:after="160" w:line="269" w:lineRule="auto"/>
+              <w:spacing w:after="160" w:before="100"/>
             </w:pPr>
             <w:r>
               <w:rPr>
-                <w:rFonts w:ascii="Arial" w:hAnsi="Arial"/>
-                <w:b/>
-                <w:color w:val="181818"/>
+                <w:rFonts w:ascii="Georgia" w:hAnsi="Georgia"/>
+                <w:b w:val="0"/>
+                <w:color w:val="17212B"/>
                 <w:sz w:val="20"/>
               </w:rPr>
               <w:t>04 May</w:t>
@@ -172,18 +158,18 @@
         </w:tc>
         <w:tc>
           <w:tcPr>
-            <w:tcW w:type="dxa" w:w="4147"/>
-            <w:shd w:fill="FFFFFF"/>
+            <w:tcW w:type="dxa" w:w="3408"/>
+            <w:shd w:fill="FFF4FA"/>
           </w:tcPr>
           <w:p>
             <w:pPr>
-              <w:spacing w:after="160" w:line="269" w:lineRule="auto"/>
+              <w:spacing w:after="160" w:before="100"/>
             </w:pPr>
             <w:r>
               <w:rPr>
-                <w:rFonts w:ascii="Arial" w:hAnsi="Arial"/>
+                <w:rFonts w:ascii="Georgia" w:hAnsi="Georgia"/>
                 <w:b w:val="0"/>
-                <w:color w:val="181818"/>
+                <w:color w:val="17212B"/>
                 <w:sz w:val="20"/>
               </w:rPr>
               <w:t>Notice dispatched</w:t>
@@ -192,18 +178,18 @@
         </w:tc>
         <w:tc>
           <w:tcPr>
-            <w:tcW w:type="dxa" w:w="3629"/>
-            <w:shd w:fill="FFFFFF"/>
+            <w:tcW w:type="dxa" w:w="3408"/>
+            <w:shd w:fill="FFF4FA"/>
           </w:tcPr>
           <w:p>
             <w:pPr>
-              <w:spacing w:after="160" w:line="269" w:lineRule="auto"/>
+              <w:spacing w:after="160" w:before="100"/>
             </w:pPr>
             <w:r>
               <w:rPr>
-                <w:rFonts w:ascii="Arial" w:hAnsi="Arial"/>
+                <w:rFonts w:ascii="Georgia" w:hAnsi="Georgia"/>
                 <w:b w:val="0"/>
-                <w:color w:val="181818"/>
+                <w:color w:val="17212B"/>
                 <w:sz w:val="20"/>
               </w:rPr>
               <w:t>Delivery initiated</w:t>
@@ -212,23 +198,20 @@
         </w:tc>
       </w:tr>
       <w:tr>
-        <w:trPr>
-          <w:cantSplit/>
-        </w:trPr>
         <w:tc>
           <w:tcPr>
-            <w:tcW w:type="dxa" w:w="2592"/>
+            <w:tcW w:type="dxa" w:w="3408"/>
             <w:shd w:fill="FFFFFF"/>
           </w:tcPr>
           <w:p>
             <w:pPr>
-              <w:spacing w:after="160" w:line="269" w:lineRule="auto"/>
+              <w:spacing w:after="160" w:before="100"/>
             </w:pPr>
             <w:r>
               <w:rPr>
-                <w:rFonts w:ascii="Arial" w:hAnsi="Arial"/>
-                <w:b/>
-                <w:color w:val="181818"/>
+                <w:rFonts w:ascii="Georgia" w:hAnsi="Georgia"/>
+                <w:b w:val="0"/>
+                <w:color w:val="17212B"/>
                 <w:sz w:val="20"/>
               </w:rPr>
               <w:t>06 May</w:t>
@@ -237,18 +220,18 @@
         </w:tc>
         <w:tc>
           <w:tcPr>
-            <w:tcW w:type="dxa" w:w="4147"/>
+            <w:tcW w:type="dxa" w:w="3408"/>
             <w:shd w:fill="FFFFFF"/>
           </w:tcPr>
           <w:p>
             <w:pPr>
-              <w:spacing w:after="160" w:line="269" w:lineRule="auto"/>
+              <w:spacing w:after="160" w:before="100"/>
             </w:pPr>
             <w:r>
               <w:rPr>
-                <w:rFonts w:ascii="Arial" w:hAnsi="Arial"/>
+                <w:rFonts w:ascii="Georgia" w:hAnsi="Georgia"/>
                 <w:b w:val="0"/>
-                <w:color w:val="181818"/>
+                <w:color w:val="17212B"/>
                 <w:sz w:val="20"/>
               </w:rPr>
               <w:t>Receipt acknowledged</w:t>
@@ -257,18 +240,18 @@
         </w:tc>
         <w:tc>
           <w:tcPr>
-            <w:tcW w:type="dxa" w:w="3629"/>
+            <w:tcW w:type="dxa" w:w="3408"/>
             <w:shd w:fill="FFFFFF"/>
           </w:tcPr>
           <w:p>
             <w:pPr>
-              <w:spacing w:after="160" w:line="269" w:lineRule="auto"/>
+              <w:spacing w:after="160" w:before="100"/>
             </w:pPr>
             <w:r>
               <w:rPr>
-                <w:rFonts w:ascii="Arial" w:hAnsi="Arial"/>
+                <w:rFonts w:ascii="Georgia" w:hAnsi="Georgia"/>
                 <w:b w:val="0"/>
-                <w:color w:val="181818"/>
+                <w:color w:val="17212B"/>
                 <w:sz w:val="20"/>
               </w:rPr>
               <w:t>Receipt only</w:t>
@@ -277,23 +260,20 @@
         </w:tc>
       </w:tr>
       <w:tr>
-        <w:trPr>
-          <w:cantSplit/>
-        </w:trPr>
         <w:tc>
           <w:tcPr>
-            <w:tcW w:type="dxa" w:w="2592"/>
-            <w:shd w:fill="FFFFFF"/>
+            <w:tcW w:type="dxa" w:w="3408"/>
+            <w:shd w:fill="FFF4FA"/>
           </w:tcPr>
           <w:p>
             <w:pPr>
-              <w:spacing w:after="160" w:line="269" w:lineRule="auto"/>
+              <w:spacing w:after="160" w:before="100"/>
             </w:pPr>
             <w:r>
               <w:rPr>
-                <w:rFonts w:ascii="Arial" w:hAnsi="Arial"/>
-                <w:b/>
-                <w:color w:val="181818"/>
+                <w:rFonts w:ascii="Georgia" w:hAnsi="Georgia"/>
+                <w:b w:val="0"/>
+                <w:color w:val="17212B"/>
                 <w:sz w:val="20"/>
               </w:rPr>
               <w:t>09 May</w:t>
@@ -302,18 +282,18 @@
         </w:tc>
         <w:tc>
           <w:tcPr>
-            <w:tcW w:type="dxa" w:w="4147"/>
-            <w:shd w:fill="FFFFFF"/>
+            <w:tcW w:type="dxa" w:w="3408"/>
+            <w:shd w:fill="FFF4FA"/>
           </w:tcPr>
           <w:p>
             <w:pPr>
-              <w:spacing w:after="160" w:line="269" w:lineRule="auto"/>
+              <w:spacing w:after="160" w:before="100"/>
             </w:pPr>
             <w:r>
               <w:rPr>
-                <w:rFonts w:ascii="Arial" w:hAnsi="Arial"/>
+                <w:rFonts w:ascii="Georgia" w:hAnsi="Georgia"/>
                 <w:b w:val="0"/>
-                <w:color w:val="181818"/>
+                <w:color w:val="17212B"/>
                 <w:sz w:val="20"/>
               </w:rPr>
               <w:t>Dates discussed</w:t>
@@ -322,18 +302,18 @@
         </w:tc>
         <w:tc>
           <w:tcPr>
-            <w:tcW w:type="dxa" w:w="3629"/>
-            <w:shd w:fill="FFFFFF"/>
+            <w:tcW w:type="dxa" w:w="3408"/>
+            <w:shd w:fill="FFF4FA"/>
           </w:tcPr>
           <w:p>
             <w:pPr>
-              <w:spacing w:after="160" w:line="269" w:lineRule="auto"/>
+              <w:spacing w:after="160" w:before="100"/>
             </w:pPr>
             <w:r>
               <w:rPr>
-                <w:rFonts w:ascii="Arial" w:hAnsi="Arial"/>
+                <w:rFonts w:ascii="Georgia" w:hAnsi="Georgia"/>
                 <w:b w:val="0"/>
-                <w:color w:val="181818"/>
+                <w:color w:val="17212B"/>
                 <w:sz w:val="20"/>
               </w:rPr>
               <w:t>Acceptance unresolved</w:t>
@@ -344,31 +324,58 @@
     </w:tbl>
     <w:p>
       <w:pPr>
-        <w:pStyle w:val="Heading1"/>
-        <w:spacing w:after="160" w:line="269" w:lineRule="auto"/>
+        <w:spacing w:after="140" w:line="269" w:lineRule="auto"/>
+      </w:pPr>
+      <w:r>
+        <w:rPr>
+          <w:rFonts w:ascii="Georgia" w:hAnsi="Georgia"/>
+          <w:b w:val="0"/>
+          <w:color w:val="17212B"/>
+          <w:sz w:val="22"/>
+        </w:rPr>
+        <w:t>This fictional matter note separates the available correspondence from the questions counsel must resolve. It contains no jurisdiction-specific legal conclusion.</w:t>
+      </w:r>
+    </w:p>
+    <w:p>
+      <w:pPr>
+        <w:spacing w:after="140" w:line="269" w:lineRule="auto"/>
       </w:pPr>
       <w:r>
         <w:rPr>
           <w:rFonts w:ascii="Georgia" w:hAnsi="Georgia"/>
           <w:b/>
-          <w:i w:val="0"/>
-          <w:color w:val="C25529"/>
-          <w:sz w:val="28"/>
+          <w:color w:val="702659"/>
+          <w:sz w:val="32"/>
+        </w:rPr>
+        <w:t>03 Events  /  events establish the sequence</w:t>
+      </w:r>
+    </w:p>
+    <w:p>
+      <w:pPr>
+        <w:pStyle w:val="Heading1"/>
+        <w:spacing w:after="140" w:line="269" w:lineRule="auto"/>
+      </w:pPr>
+      <w:r>
+        <w:rPr>
+          <w:rFonts w:ascii="Georgia" w:hAnsi="Georgia"/>
+          <w:b/>
+          <w:color w:val="702659"/>
+          <w:sz w:val="30"/>
         </w:rPr>
         <w:t>Issue Presented</w:t>
       </w:r>
     </w:p>
     <w:p>
       <w:pPr>
-        <w:spacing w:after="160" w:line="269" w:lineRule="auto"/>
+        <w:spacing w:after="140" w:line="269" w:lineRule="auto"/>
+        <w:ind w:left="504"/>
       </w:pPr>
       <w:r>
         <w:rPr>
           <w:rFonts w:ascii="Georgia" w:hAnsi="Georgia"/>
           <w:b w:val="0"/>
-          <w:i w:val="0"/>
-          <w:color w:val="181818"/>
-          <w:sz w:val="22"/>
+          <w:color w:val="17212B"/>
+          <w:sz w:val="24"/>
         </w:rPr>
         <w:t>Which version of the terms accompanied the notice, and what evidence records the recipient's response? Review the document trail before drawing a conclusion.</w:t>
       </w:r>
@@ -376,30 +383,29 @@
     <w:p>
       <w:pPr>
         <w:pStyle w:val="Heading1"/>
-        <w:spacing w:after="160" w:line="269" w:lineRule="auto"/>
+        <w:spacing w:after="140" w:line="269" w:lineRule="auto"/>
       </w:pPr>
       <w:r>
         <w:rPr>
           <w:rFonts w:ascii="Georgia" w:hAnsi="Georgia"/>
           <w:b/>
-          <w:i w:val="0"/>
-          <w:color w:val="C25529"/>
-          <w:sz w:val="28"/>
+          <w:color w:val="702659"/>
+          <w:sz w:val="30"/>
         </w:rPr>
         <w:t>Record Gaps</w:t>
       </w:r>
     </w:p>
     <w:p>
       <w:pPr>
-        <w:spacing w:after="160" w:line="269" w:lineRule="auto"/>
+        <w:spacing w:after="140" w:line="269" w:lineRule="auto"/>
+        <w:ind w:left="504"/>
       </w:pPr>
       <w:r>
         <w:rPr>
           <w:rFonts w:ascii="Georgia" w:hAnsi="Georgia"/>
           <w:b w:val="0"/>
-          <w:i w:val="0"/>
-          <w:color w:val="181818"/>
-          <w:sz w:val="22"/>
+          <w:color w:val="17212B"/>
+          <w:sz w:val="24"/>
         </w:rPr>
         <w:t>The dispatch log identifies an attachment but does not preserve its hash. A reply refers to revised dates without identifying a signed amendment.</w:t>
       </w:r>
@@ -407,54 +413,51 @@
     <w:p>
       <w:pPr>
         <w:pStyle w:val="Heading1"/>
-        <w:spacing w:after="160" w:line="269" w:lineRule="auto"/>
+        <w:spacing w:after="140" w:line="269" w:lineRule="auto"/>
       </w:pPr>
       <w:r>
         <w:rPr>
           <w:rFonts w:ascii="Georgia" w:hAnsi="Georgia"/>
           <w:b/>
-          <w:i w:val="0"/>
-          <w:color w:val="C25529"/>
-          <w:sz w:val="28"/>
+          <w:color w:val="702659"/>
+          <w:sz w:val="30"/>
         </w:rPr>
         <w:t>Next Review</w:t>
       </w:r>
     </w:p>
     <w:p>
       <w:pPr>
-        <w:spacing w:after="160" w:line="269" w:lineRule="auto"/>
+        <w:spacing w:after="140" w:line="269" w:lineRule="auto"/>
+        <w:ind w:left="504"/>
       </w:pPr>
       <w:r>
         <w:rPr>
           <w:rFonts w:ascii="Georgia" w:hAnsi="Georgia"/>
           <w:b w:val="0"/>
-          <w:i w:val="0"/>
-          <w:color w:val="181818"/>
-          <w:sz w:val="22"/>
+          <w:color w:val="17212B"/>
+          <w:sz w:val="24"/>
         </w:rPr>
         <w:t>Obtain the original attachment and complete message headers. Keep the current chronology provisional until the underlying files are reconciled.</w:t>
       </w:r>
     </w:p>
     <w:p>
       <w:pPr>
-        <w:spacing w:after="80" w:line="269" w:lineRule="auto"/>
+        <w:spacing w:after="140" w:line="269" w:lineRule="auto"/>
       </w:pPr>
       <w:r>
         <w:rPr>
-          <w:rFonts w:ascii="Arial" w:hAnsi="Arial"/>
+          <w:rFonts w:ascii="Georgia" w:hAnsi="Georgia"/>
           <w:b/>
-          <w:i w:val="0"/>
-          <w:color w:val="C25529"/>
-          <w:sz w:val="18"/>
+          <w:color w:val="702659"/>
+          <w:sz w:val="20"/>
         </w:rPr>
         <w:t>Prepared for counsel · Fictional training material, not legal advice.</w:t>
       </w:r>
     </w:p>
     <w:sectPr>
-      <w:headerReference w:type="default" r:id="rId9"/>
-      <w:footerReference w:type="default" r:id="rId10"/>
-      <w:pgSz w:w="12240" w:h="15840"/>
-      <w:pgMar w:top="792" w:right="936" w:bottom="792" w:left="936" w:header="720" w:footer="720" w:gutter="0"/>
+      <w:footerReference w:type="default" r:id="rId9"/>
+      <w:pgSz w:w="11952" w:h="16848"/>
+      <w:pgMar w:top="792" w:right="864" w:bottom="792" w:left="864" w:header="720" w:footer="720" w:gutter="0"/>
       <w:cols w:space="720"/>
       <w:docGrid w:linePitch="360"/>
     </w:sectPr>
@@ -468,33 +471,22 @@
     <w:pPr>
       <w:pStyle w:val="Footer"/>
     </w:pPr>
+  </w:p>
+  <w:p>
+    <w:pPr>
+      <w:spacing w:after="140" w:line="269" w:lineRule="auto"/>
+    </w:pPr>
     <w:r>
       <w:rPr>
-        <w:color w:val="181818"/>
+        <w:rFonts w:ascii="Georgia" w:hAnsi="Georgia"/>
+        <w:b w:val="0"/>
+        <w:color w:val="17212B"/>
         <w:sz w:val="16"/>
       </w:rPr>
-      <w:t>DAZZLER  /  FICTIONAL EXAMPLE  /  LEGAL</w:t>
+      <w:t>Fictional Worked Example / Evidence and Inference / 01</w:t>
     </w:r>
   </w:p>
 </w:ftr>
-</file>
-
-<file path=word/header1.xml><?xml version="1.0" encoding="utf-8"?>
-<w:hdr xmlns:m="http://schemas.openxmlformats.org/officeDocument/2006/math" xmlns:mc="http://schemas.openxmlformats.org/markup-compatibility/2006" xmlns:mo="http://schemas.microsoft.com/office/mac/office/2008/main" xmlns:mv="urn:schemas-microsoft-com:mac:vml" xmlns:o="urn:schemas-microsoft-com:office:office" xmlns:r="http://schemas.openxmlformats.org/officeDocument/2006/relationships" xmlns:v="urn:schemas-microsoft-com:vml" xmlns:w10="urn:schemas-microsoft-com:office:word" xmlns:w14="http://schemas.microsoft.com/office/word/2010/wordml" xmlns:w="http://schemas.openxmlformats.org/wordprocessingml/2006/main" xmlns:wne="http://schemas.microsoft.com/office/word/2006/wordml" xmlns:wp14="http://schemas.microsoft.com/office/word/2010/wordprocessingDrawing" xmlns:wp="http://schemas.openxmlformats.org/drawingml/2006/wordprocessingDrawing" xmlns:wpc="http://schemas.microsoft.com/office/word/2010/wordprocessingCanvas" xmlns:wpg="http://schemas.microsoft.com/office/word/2010/wordprocessingGroup" xmlns:wpi="http://schemas.microsoft.com/office/word/2010/wordprocessingInk" xmlns:wps="http://schemas.microsoft.com/office/word/2010/wordprocessingShape" mc:Ignorable="w14 wp14">
-  <w:p>
-    <w:pPr>
-      <w:pStyle w:val="Header"/>
-    </w:pPr>
-    <w:r/>
-    <w:r>
-      <w:pict>
-        <v:rect id="DazzlerPageSurface" style="position:absolute;margin-left:0;margin-top:0;width:612.0pt;height:792.0pt;z-index:-251654144;mso-position-horizontal-relative:page;mso-position-vertical-relative:page" fillcolor="#FFFFFF" stroked="f">
-          <v:fill color="#FFFFFF"/>
-        </v:rect>
-      </w:pict>
-    </w:r>
-  </w:p>
-</w:hdr>
 </file>
 
 <file path=word/numbering.xml><?xml version="1.0" encoding="utf-8"?>
@@ -860,12 +852,9 @@
     <w:name w:val="Normal"/>
     <w:qFormat/>
     <w:rsid w:val="00FC693F"/>
-    <w:pPr>
-      <w:spacing w:after="160"/>
-    </w:pPr>
     <w:rPr>
-      <w:rFonts w:ascii="Arial" w:hAnsi="Arial"/>
-      <w:sz w:val="21"/>
+      <w:rFonts w:ascii="Georgia" w:hAnsi="Georgia"/>
+      <w:sz w:val="22"/>
     </w:rPr>
   </w:style>
   <w:style w:type="paragraph" w:styleId="Header">
@@ -882,6 +871,10 @@
       </w:tabs>
       <w:spacing w:after="0" w:line="240" w:lineRule="auto"/>
     </w:pPr>
+    <w:rPr>
+      <w:rFonts w:ascii="Georgia" w:hAnsi="Georgia"/>
+      <w:sz w:val="22"/>
+    </w:rPr>
   </w:style>
   <w:style w:type="character" w:customStyle="1" w:styleId="HeaderChar">
     <w:name w:val="Header Char"/>
@@ -904,6 +897,10 @@
       </w:tabs>
       <w:spacing w:after="0" w:line="240" w:lineRule="auto"/>
     </w:pPr>
+    <w:rPr>
+      <w:rFonts w:ascii="Georgia" w:hAnsi="Georgia"/>
+      <w:sz w:val="22"/>
+    </w:rPr>
   </w:style>
   <w:style w:type="character" w:customStyle="1" w:styleId="FooterChar">
     <w:name w:val="Footer Char"/>
@@ -927,11 +924,11 @@
       <w:outlineLvl w:val="0"/>
     </w:pPr>
     <w:rPr>
-      <w:rFonts w:asciiTheme="majorHAnsi" w:eastAsiaTheme="majorEastAsia" w:hAnsiTheme="majorHAnsi" w:cstheme="majorBidi"/>
+      <w:rFonts w:cstheme="majorBidi" w:ascii="Georgia" w:hAnsi="Georgia"/>
       <w:b/>
       <w:bCs/>
       <w:color w:val="365F91" w:themeColor="accent1" w:themeShade="BF"/>
-      <w:sz w:val="28"/>
+      <w:sz w:val="22"/>
       <w:szCs w:val="28"/>
     </w:rPr>
   </w:style>
@@ -951,11 +948,11 @@
       <w:outlineLvl w:val="1"/>
     </w:pPr>
     <w:rPr>
-      <w:rFonts w:asciiTheme="majorHAnsi" w:eastAsiaTheme="majorEastAsia" w:hAnsiTheme="majorHAnsi" w:cstheme="majorBidi"/>
+      <w:rFonts w:cstheme="majorBidi" w:ascii="Georgia" w:hAnsi="Georgia"/>
       <w:b/>
       <w:bCs/>
       <w:color w:val="4F81BD" w:themeColor="accent1"/>
-      <w:sz w:val="26"/>
+      <w:sz w:val="22"/>
       <w:szCs w:val="26"/>
     </w:rPr>
   </w:style>
@@ -975,10 +972,11 @@
       <w:outlineLvl w:val="2"/>
     </w:pPr>
     <w:rPr>
-      <w:rFonts w:asciiTheme="majorHAnsi" w:eastAsiaTheme="majorEastAsia" w:hAnsiTheme="majorHAnsi" w:cstheme="majorBidi"/>
+      <w:rFonts w:cstheme="majorBidi" w:ascii="Georgia" w:hAnsi="Georgia"/>
       <w:b/>
       <w:bCs/>
       <w:color w:val="4F81BD" w:themeColor="accent1"/>
+      <w:sz w:val="22"/>
     </w:rPr>
   </w:style>
   <w:style w:type="paragraph" w:styleId="Heading4">
@@ -998,12 +996,13 @@
       <w:outlineLvl w:val="3"/>
     </w:pPr>
     <w:rPr>
-      <w:rFonts w:asciiTheme="majorHAnsi" w:eastAsiaTheme="majorEastAsia" w:hAnsiTheme="majorHAnsi" w:cstheme="majorBidi"/>
+      <w:rFonts w:cstheme="majorBidi" w:ascii="Georgia" w:hAnsi="Georgia"/>
       <w:b/>
       <w:bCs/>
       <w:i/>
       <w:iCs/>
       <w:color w:val="4F81BD" w:themeColor="accent1"/>
+      <w:sz w:val="22"/>
     </w:rPr>
   </w:style>
   <w:style w:type="paragraph" w:styleId="Heading5">
@@ -1023,8 +1022,9 @@
       <w:outlineLvl w:val="4"/>
     </w:pPr>
     <w:rPr>
-      <w:rFonts w:asciiTheme="majorHAnsi" w:eastAsiaTheme="majorEastAsia" w:hAnsiTheme="majorHAnsi" w:cstheme="majorBidi"/>
+      <w:rFonts w:cstheme="majorBidi" w:ascii="Georgia" w:hAnsi="Georgia"/>
       <w:color w:val="243F60" w:themeColor="accent1" w:themeShade="7F"/>
+      <w:sz w:val="22"/>
     </w:rPr>
   </w:style>
   <w:style w:type="paragraph" w:styleId="Heading6">
@@ -1044,10 +1044,11 @@
       <w:outlineLvl w:val="5"/>
     </w:pPr>
     <w:rPr>
-      <w:rFonts w:asciiTheme="majorHAnsi" w:eastAsiaTheme="majorEastAsia" w:hAnsiTheme="majorHAnsi" w:cstheme="majorBidi"/>
+      <w:rFonts w:cstheme="majorBidi" w:ascii="Georgia" w:hAnsi="Georgia"/>
       <w:i/>
       <w:iCs/>
       <w:color w:val="243F60" w:themeColor="accent1" w:themeShade="7F"/>
+      <w:sz w:val="22"/>
     </w:rPr>
   </w:style>
   <w:style w:type="paragraph" w:styleId="Heading7">
@@ -1067,10 +1068,11 @@
       <w:outlineLvl w:val="6"/>
     </w:pPr>
     <w:rPr>
-      <w:rFonts w:asciiTheme="majorHAnsi" w:eastAsiaTheme="majorEastAsia" w:hAnsiTheme="majorHAnsi" w:cstheme="majorBidi"/>
+      <w:rFonts w:cstheme="majorBidi" w:ascii="Georgia" w:hAnsi="Georgia"/>
       <w:i/>
       <w:iCs/>
       <w:color w:val="404040" w:themeColor="text1" w:themeTint="BF"/>
+      <w:sz w:val="22"/>
     </w:rPr>
   </w:style>
   <w:style w:type="paragraph" w:styleId="Heading8">
@@ -1090,9 +1092,9 @@
       <w:outlineLvl w:val="7"/>
     </w:pPr>
     <w:rPr>
-      <w:rFonts w:asciiTheme="majorHAnsi" w:eastAsiaTheme="majorEastAsia" w:hAnsiTheme="majorHAnsi" w:cstheme="majorBidi"/>
+      <w:rFonts w:cstheme="majorBidi" w:ascii="Georgia" w:hAnsi="Georgia"/>
       <w:color w:val="4F81BD" w:themeColor="accent1"/>
-      <w:sz w:val="20"/>
+      <w:sz w:val="22"/>
       <w:szCs w:val="20"/>
     </w:rPr>
   </w:style>
@@ -1113,11 +1115,11 @@
       <w:outlineLvl w:val="8"/>
     </w:pPr>
     <w:rPr>
-      <w:rFonts w:asciiTheme="majorHAnsi" w:eastAsiaTheme="majorEastAsia" w:hAnsiTheme="majorHAnsi" w:cstheme="majorBidi"/>
+      <w:rFonts w:cstheme="majorBidi" w:ascii="Georgia" w:hAnsi="Georgia"/>
       <w:i/>
       <w:iCs/>
       <w:color w:val="404040" w:themeColor="text1" w:themeTint="BF"/>
-      <w:sz w:val="20"/>
+      <w:sz w:val="22"/>
       <w:szCs w:val="20"/>
     </w:rPr>
   </w:style>
@@ -1156,6 +1158,10 @@
     <w:pPr>
       <w:spacing w:after="0" w:line="240" w:lineRule="auto"/>
     </w:pPr>
+    <w:rPr>
+      <w:rFonts w:ascii="Georgia" w:hAnsi="Georgia"/>
+      <w:sz w:val="22"/>
+    </w:rPr>
   </w:style>
   <w:style w:type="character" w:customStyle="1" w:styleId="Heading1Char">
     <w:name w:val="Heading 1 Char"/>
@@ -1213,11 +1219,11 @@
       <w:contextualSpacing/>
     </w:pPr>
     <w:rPr>
-      <w:rFonts w:asciiTheme="majorHAnsi" w:eastAsiaTheme="majorEastAsia" w:hAnsiTheme="majorHAnsi" w:cstheme="majorBidi"/>
+      <w:rFonts w:cstheme="majorBidi" w:ascii="Georgia" w:hAnsi="Georgia"/>
       <w:color w:val="17365D" w:themeColor="text2" w:themeShade="BF"/>
       <w:spacing w:val="5"/>
       <w:kern w:val="28"/>
-      <w:sz w:val="52"/>
+      <w:sz w:val="22"/>
       <w:szCs w:val="52"/>
     </w:rPr>
   </w:style>
@@ -1250,12 +1256,12 @@
       </w:numPr>
     </w:pPr>
     <w:rPr>
-      <w:rFonts w:asciiTheme="majorHAnsi" w:eastAsiaTheme="majorEastAsia" w:hAnsiTheme="majorHAnsi" w:cstheme="majorBidi"/>
+      <w:rFonts w:cstheme="majorBidi" w:ascii="Georgia" w:hAnsi="Georgia"/>
       <w:i/>
       <w:iCs/>
       <w:color w:val="4F81BD" w:themeColor="accent1"/>
       <w:spacing w:val="15"/>
-      <w:sz w:val="24"/>
+      <w:sz w:val="22"/>
       <w:szCs w:val="24"/>
     </w:rPr>
   </w:style>
@@ -1285,6 +1291,10 @@
       <w:ind w:left="720"/>
       <w:contextualSpacing/>
     </w:pPr>
+    <w:rPr>
+      <w:rFonts w:ascii="Georgia" w:hAnsi="Georgia"/>
+      <w:sz w:val="22"/>
+    </w:rPr>
   </w:style>
   <w:style w:type="paragraph" w:styleId="BodyText">
     <w:name w:val="Body Text"/>
@@ -1296,6 +1306,10 @@
     <w:pPr>
       <w:spacing w:after="120"/>
     </w:pPr>
+    <w:rPr>
+      <w:rFonts w:ascii="Georgia" w:hAnsi="Georgia"/>
+      <w:sz w:val="22"/>
+    </w:rPr>
   </w:style>
   <w:style w:type="character" w:customStyle="1" w:styleId="BodyTextChar">
     <w:name w:val="Body Text Char"/>
@@ -1314,6 +1328,10 @@
     <w:pPr>
       <w:spacing w:after="120" w:line="480" w:lineRule="auto"/>
     </w:pPr>
+    <w:rPr>
+      <w:rFonts w:ascii="Georgia" w:hAnsi="Georgia"/>
+      <w:sz w:val="22"/>
+    </w:rPr>
   </w:style>
   <w:style w:type="character" w:customStyle="1" w:styleId="BodyText2Char">
     <w:name w:val="Body Text 2 Char"/>
@@ -1333,7 +1351,8 @@
       <w:spacing w:after="120"/>
     </w:pPr>
     <w:rPr>
-      <w:sz w:val="16"/>
+      <w:rFonts w:ascii="Georgia" w:hAnsi="Georgia"/>
+      <w:sz w:val="22"/>
       <w:szCs w:val="16"/>
     </w:rPr>
   </w:style>
@@ -1358,6 +1377,10 @@
       <w:ind w:left="360" w:hanging="360"/>
       <w:contextualSpacing/>
     </w:pPr>
+    <w:rPr>
+      <w:rFonts w:ascii="Georgia" w:hAnsi="Georgia"/>
+      <w:sz w:val="22"/>
+    </w:rPr>
   </w:style>
   <w:style w:type="paragraph" w:styleId="List2">
     <w:name w:val="List 2"/>
@@ -1369,6 +1392,10 @@
       <w:ind w:left="720" w:hanging="360"/>
       <w:contextualSpacing/>
     </w:pPr>
+    <w:rPr>
+      <w:rFonts w:ascii="Georgia" w:hAnsi="Georgia"/>
+      <w:sz w:val="22"/>
+    </w:rPr>
   </w:style>
   <w:style w:type="paragraph" w:styleId="List3">
     <w:name w:val="List 3"/>
@@ -1380,6 +1407,10 @@
       <w:ind w:left="1080" w:hanging="360"/>
       <w:contextualSpacing/>
     </w:pPr>
+    <w:rPr>
+      <w:rFonts w:ascii="Georgia" w:hAnsi="Georgia"/>
+      <w:sz w:val="22"/>
+    </w:rPr>
   </w:style>
   <w:style w:type="paragraph" w:styleId="ListBullet">
     <w:name w:val="List Bullet"/>
@@ -1393,6 +1424,10 @@
       </w:numPr>
       <w:contextualSpacing/>
     </w:pPr>
+    <w:rPr>
+      <w:rFonts w:ascii="Georgia" w:hAnsi="Georgia"/>
+      <w:sz w:val="22"/>
+    </w:rPr>
   </w:style>
   <w:style w:type="paragraph" w:styleId="ListBullet2">
     <w:name w:val="List Bullet 2"/>
@@ -1406,6 +1441,10 @@
       </w:numPr>
       <w:contextualSpacing/>
     </w:pPr>
+    <w:rPr>
+      <w:rFonts w:ascii="Georgia" w:hAnsi="Georgia"/>
+      <w:sz w:val="22"/>
+    </w:rPr>
   </w:style>
   <w:style w:type="paragraph" w:styleId="ListBullet3">
     <w:name w:val="List Bullet 3"/>
@@ -1419,6 +1458,10 @@
       </w:numPr>
       <w:contextualSpacing/>
     </w:pPr>
+    <w:rPr>
+      <w:rFonts w:ascii="Georgia" w:hAnsi="Georgia"/>
+      <w:sz w:val="22"/>
+    </w:rPr>
   </w:style>
   <w:style w:type="paragraph" w:styleId="ListNumber">
     <w:name w:val="List Number"/>
@@ -1432,6 +1475,10 @@
       </w:numPr>
       <w:contextualSpacing/>
     </w:pPr>
+    <w:rPr>
+      <w:rFonts w:ascii="Georgia" w:hAnsi="Georgia"/>
+      <w:sz w:val="22"/>
+    </w:rPr>
   </w:style>
   <w:style w:type="paragraph" w:styleId="ListNumber2">
     <w:name w:val="List Number 2"/>
@@ -1445,6 +1492,10 @@
       </w:numPr>
       <w:contextualSpacing/>
     </w:pPr>
+    <w:rPr>
+      <w:rFonts w:ascii="Georgia" w:hAnsi="Georgia"/>
+      <w:sz w:val="22"/>
+    </w:rPr>
   </w:style>
   <w:style w:type="paragraph" w:styleId="ListNumber3">
     <w:name w:val="List Number 3"/>
@@ -1458,6 +1509,10 @@
       </w:numPr>
       <w:contextualSpacing/>
     </w:pPr>
+    <w:rPr>
+      <w:rFonts w:ascii="Georgia" w:hAnsi="Georgia"/>
+      <w:sz w:val="22"/>
+    </w:rPr>
   </w:style>
   <w:style w:type="paragraph" w:styleId="ListContinue">
     <w:name w:val="List Continue"/>
@@ -1470,6 +1525,10 @@
       <w:ind w:left="360"/>
       <w:contextualSpacing/>
     </w:pPr>
+    <w:rPr>
+      <w:rFonts w:ascii="Georgia" w:hAnsi="Georgia"/>
+      <w:sz w:val="22"/>
+    </w:rPr>
   </w:style>
   <w:style w:type="paragraph" w:styleId="ListContinue2">
     <w:name w:val="List Continue 2"/>
@@ -1482,6 +1541,10 @@
       <w:ind w:left="720"/>
       <w:contextualSpacing/>
     </w:pPr>
+    <w:rPr>
+      <w:rFonts w:ascii="Georgia" w:hAnsi="Georgia"/>
+      <w:sz w:val="22"/>
+    </w:rPr>
   </w:style>
   <w:style w:type="paragraph" w:styleId="ListContinue3">
     <w:name w:val="List Continue 3"/>
@@ -1494,6 +1557,10 @@
       <w:ind w:left="1080"/>
       <w:contextualSpacing/>
     </w:pPr>
+    <w:rPr>
+      <w:rFonts w:ascii="Georgia" w:hAnsi="Georgia"/>
+      <w:sz w:val="22"/>
+    </w:rPr>
   </w:style>
   <w:style w:type="paragraph" w:styleId="MacroText">
     <w:name w:val="macro"/>
@@ -1513,8 +1580,8 @@
       </w:tabs>
     </w:pPr>
     <w:rPr>
-      <w:rFonts w:ascii="Courier" w:hAnsi="Courier"/>
-      <w:sz w:val="20"/>
+      <w:rFonts w:ascii="Georgia" w:hAnsi="Georgia"/>
+      <w:sz w:val="22"/>
       <w:szCs w:val="20"/>
     </w:rPr>
   </w:style>
@@ -1539,9 +1606,11 @@
     <w:qFormat/>
     <w:rsid w:val="00FC693F"/>
     <w:rPr>
+      <w:rFonts w:ascii="Georgia" w:hAnsi="Georgia"/>
       <w:i/>
       <w:iCs/>
       <w:color w:val="000000" w:themeColor="text1"/>
+      <w:sz w:val="22"/>
     </w:rPr>
   </w:style>
   <w:style w:type="character" w:customStyle="1" w:styleId="QuoteChar">
@@ -1655,10 +1724,11 @@
       <w:spacing w:line="240" w:lineRule="auto"/>
     </w:pPr>
     <w:rPr>
+      <w:rFonts w:ascii="Georgia" w:hAnsi="Georgia"/>
       <w:b/>
       <w:bCs/>
       <w:color w:val="4F81BD" w:themeColor="accent1"/>
-      <w:sz w:val="18"/>
+      <w:sz w:val="22"/>
       <w:szCs w:val="18"/>
     </w:rPr>
   </w:style>
@@ -1697,11 +1767,13 @@
       <w:ind w:left="936" w:right="936"/>
     </w:pPr>
     <w:rPr>
+      <w:rFonts w:ascii="Georgia" w:hAnsi="Georgia"/>
       <w:b/>
       <w:bCs/>
       <w:i/>
       <w:iCs/>
       <w:color w:val="4F81BD" w:themeColor="accent1"/>
+      <w:sz w:val="22"/>
     </w:rPr>
   </w:style>
   <w:style w:type="character" w:customStyle="1" w:styleId="IntenseQuoteChar">
@@ -1796,6 +1868,10 @@
     <w:pPr>
       <w:outlineLvl w:val="9"/>
     </w:pPr>
+    <w:rPr>
+      <w:rFonts w:ascii="Georgia" w:hAnsi="Georgia"/>
+      <w:sz w:val="22"/>
+    </w:rPr>
   </w:style>
   <w:style w:type="table" w:styleId="TableGrid">
     <w:name w:val="Table Grid"/>

--- a/docs/templates/docx/legal.docx
+++ b/docs/templates/docx/legal.docx
@@ -4,317 +4,201 @@
   <w:body>
     <w:p>
       <w:pPr>
-        <w:spacing w:after="140" w:line="269" w:lineRule="auto"/>
+        <w:spacing w:after="140" w:line="259" w:lineRule="auto"/>
       </w:pPr>
       <w:r>
         <w:rPr>
-          <w:rFonts w:ascii="Georgia" w:hAnsi="Georgia"/>
+          <w:rFonts w:ascii="Arial" w:hAnsi="Arial"/>
           <w:b/>
-          <w:color w:val="702659"/>
+          <w:color w:val="183A71"/>
           <w:sz w:val="18"/>
         </w:rPr>
-        <w:t>MATTER 026 / INTERNAL REVIEW / EVIDENCE AND INFERENCE</w:t>
+        <w:t>MATTER 026 / INTERNAL REVIEW</w:t>
       </w:r>
     </w:p>
     <w:p>
       <w:pPr>
         <w:pStyle w:val="Title"/>
-        <w:spacing w:after="140" w:line="269" w:lineRule="auto"/>
+        <w:spacing w:after="140" w:line="259" w:lineRule="auto"/>
       </w:pPr>
       <w:r>
         <w:rPr>
-          <w:rFonts w:ascii="Georgia" w:hAnsi="Georgia"/>
+          <w:rFonts w:ascii="Arial" w:hAnsi="Arial"/>
           <w:b/>
-          <w:color w:val="000000"/>
-          <w:sz w:val="64"/>
+          <w:color w:val="17212B"/>
+          <w:sz w:val="54"/>
         </w:rPr>
         <w:t>Orchard Lane Notice Review</w:t>
       </w:r>
     </w:p>
     <w:p>
       <w:pPr>
-        <w:spacing w:after="140" w:line="269" w:lineRule="auto"/>
+        <w:spacing w:after="140" w:line="259" w:lineRule="auto"/>
       </w:pPr>
       <w:r>
         <w:rPr>
-          <w:rFonts w:ascii="Georgia" w:hAnsi="Georgia"/>
+          <w:rFonts w:ascii="Arial" w:hAnsi="Arial"/>
           <w:b/>
-          <w:color w:val="702659"/>
+          <w:color w:val="183A71"/>
           <w:sz w:val="24"/>
         </w:rPr>
         <w:t>The record supports delivery. It does not yet establish that the recipient accepted the revised terms.</w:t>
       </w:r>
     </w:p>
-    <w:p>
-      <w:pPr>
-        <w:pStyle w:val="Heading1"/>
-        <w:spacing w:after="140" w:line="269" w:lineRule="auto"/>
-      </w:pPr>
-      <w:r>
-        <w:rPr>
-          <w:rFonts w:ascii="Georgia" w:hAnsi="Georgia"/>
-          <w:b/>
-          <w:color w:val="702659"/>
-          <w:sz w:val="38"/>
-        </w:rPr>
-        <w:t>Record First  /  Conclusion Second</w:t>
-      </w:r>
-    </w:p>
     <w:tbl>
       <w:tblPr>
         <w:tblW w:type="auto" w:w="0"/>
+        <w:tblLayout w:type="fixed"/>
         <w:tblLook w:firstColumn="1" w:firstRow="1" w:lastColumn="0" w:lastRow="0" w:noHBand="0" w:noVBand="1" w:val="04A0"/>
       </w:tblPr>
       <w:tblGrid>
-        <w:gridCol w:w="3408"/>
-        <w:gridCol w:w="3408"/>
-        <w:gridCol w:w="3408"/>
+        <w:gridCol w:w="5040"/>
+        <w:gridCol w:w="5040"/>
+        <w:gridCol w:w="5040"/>
       </w:tblGrid>
       <w:tr>
-        <w:trPr>
-          <w:tblHeader/>
-        </w:trPr>
         <w:tc>
           <w:tcPr>
-            <w:tcW w:type="dxa" w:w="3408"/>
-            <w:shd w:fill="702659"/>
+            <w:tcW w:type="dxa" w:w="5040"/>
+            <w:shd w:fill="E4EDFF"/>
           </w:tcPr>
+          <w:p/>
           <w:p>
             <w:pPr>
-              <w:spacing w:after="160" w:before="100"/>
+              <w:spacing w:after="140" w:line="259" w:lineRule="auto"/>
             </w:pPr>
             <w:r>
               <w:rPr>
-                <w:rFonts w:ascii="Georgia" w:hAnsi="Georgia"/>
+                <w:rFonts w:ascii="Arial" w:hAnsi="Arial"/>
                 <w:b/>
-                <w:color w:val="FFFFFF"/>
-                <w:sz w:val="20"/>
+                <w:color w:val="183A71"/>
+                <w:sz w:val="52"/>
               </w:rPr>
-              <w:t>Date</w:t>
+              <w:t>04 May</w:t>
+            </w:r>
+          </w:p>
+          <w:p>
+            <w:pPr>
+              <w:spacing w:after="140" w:line="259" w:lineRule="auto"/>
+            </w:pPr>
+            <w:r>
+              <w:rPr>
+                <w:rFonts w:ascii="Arial" w:hAnsi="Arial"/>
+                <w:b/>
+                <w:color w:val="17212B"/>
+                <w:sz w:val="24"/>
+              </w:rPr>
+              <w:t>Notice dispatched</w:t>
+            </w:r>
+          </w:p>
+          <w:p>
+            <w:pPr>
+              <w:spacing w:after="140" w:line="259" w:lineRule="auto"/>
+            </w:pPr>
+            <w:r>
+              <w:rPr>
+                <w:rFonts w:ascii="Arial" w:hAnsi="Arial"/>
+                <w:b w:val="0"/>
+                <w:color w:val="17212B"/>
+                <w:sz w:val="21"/>
+              </w:rPr>
+              <w:t>Delivery initiated</w:t>
             </w:r>
           </w:p>
         </w:tc>
         <w:tc>
           <w:tcPr>
-            <w:tcW w:type="dxa" w:w="3408"/>
-            <w:shd w:fill="702659"/>
+            <w:tcW w:type="dxa" w:w="5040"/>
+            <w:shd w:fill="E4EDFF"/>
           </w:tcPr>
+          <w:p/>
           <w:p>
             <w:pPr>
-              <w:spacing w:after="160" w:before="100"/>
+              <w:spacing w:after="140" w:line="259" w:lineRule="auto"/>
             </w:pPr>
             <w:r>
               <w:rPr>
-                <w:rFonts w:ascii="Georgia" w:hAnsi="Georgia"/>
+                <w:rFonts w:ascii="Arial" w:hAnsi="Arial"/>
                 <w:b/>
-                <w:color w:val="FFFFFF"/>
-                <w:sz w:val="20"/>
+                <w:color w:val="183A71"/>
+                <w:sz w:val="52"/>
               </w:rPr>
-              <w:t>Record</w:t>
+              <w:t>06 May</w:t>
+            </w:r>
+          </w:p>
+          <w:p>
+            <w:pPr>
+              <w:spacing w:after="140" w:line="259" w:lineRule="auto"/>
+            </w:pPr>
+            <w:r>
+              <w:rPr>
+                <w:rFonts w:ascii="Arial" w:hAnsi="Arial"/>
+                <w:b/>
+                <w:color w:val="17212B"/>
+                <w:sz w:val="24"/>
+              </w:rPr>
+              <w:t>Receipt acknowledged</w:t>
+            </w:r>
+          </w:p>
+          <w:p>
+            <w:pPr>
+              <w:spacing w:after="140" w:line="259" w:lineRule="auto"/>
+            </w:pPr>
+            <w:r>
+              <w:rPr>
+                <w:rFonts w:ascii="Arial" w:hAnsi="Arial"/>
+                <w:b w:val="0"/>
+                <w:color w:val="17212B"/>
+                <w:sz w:val="21"/>
+              </w:rPr>
+              <w:t>Receipt only</w:t>
             </w:r>
           </w:p>
         </w:tc>
         <w:tc>
           <w:tcPr>
-            <w:tcW w:type="dxa" w:w="3408"/>
-            <w:shd w:fill="702659"/>
+            <w:tcW w:type="dxa" w:w="5040"/>
+            <w:shd w:fill="E4EDFF"/>
           </w:tcPr>
+          <w:p/>
           <w:p>
             <w:pPr>
-              <w:spacing w:after="160" w:before="100"/>
+              <w:spacing w:after="140" w:line="259" w:lineRule="auto"/>
             </w:pPr>
             <w:r>
               <w:rPr>
-                <w:rFonts w:ascii="Georgia" w:hAnsi="Georgia"/>
+                <w:rFonts w:ascii="Arial" w:hAnsi="Arial"/>
                 <w:b/>
-                <w:color w:val="FFFFFF"/>
-                <w:sz w:val="20"/>
-              </w:rPr>
-              <w:t>Significance</w:t>
-            </w:r>
-          </w:p>
-        </w:tc>
-      </w:tr>
-      <w:tr>
-        <w:tc>
-          <w:tcPr>
-            <w:tcW w:type="dxa" w:w="3408"/>
-            <w:shd w:fill="FFF4FA"/>
-          </w:tcPr>
-          <w:p>
-            <w:pPr>
-              <w:spacing w:after="160" w:before="100"/>
-            </w:pPr>
-            <w:r>
-              <w:rPr>
-                <w:rFonts w:ascii="Georgia" w:hAnsi="Georgia"/>
-                <w:b w:val="0"/>
-                <w:color w:val="17212B"/>
-                <w:sz w:val="20"/>
-              </w:rPr>
-              <w:t>04 May</w:t>
-            </w:r>
-          </w:p>
-        </w:tc>
-        <w:tc>
-          <w:tcPr>
-            <w:tcW w:type="dxa" w:w="3408"/>
-            <w:shd w:fill="FFF4FA"/>
-          </w:tcPr>
-          <w:p>
-            <w:pPr>
-              <w:spacing w:after="160" w:before="100"/>
-            </w:pPr>
-            <w:r>
-              <w:rPr>
-                <w:rFonts w:ascii="Georgia" w:hAnsi="Georgia"/>
-                <w:b w:val="0"/>
-                <w:color w:val="17212B"/>
-                <w:sz w:val="20"/>
-              </w:rPr>
-              <w:t>Notice dispatched</w:t>
-            </w:r>
-          </w:p>
-        </w:tc>
-        <w:tc>
-          <w:tcPr>
-            <w:tcW w:type="dxa" w:w="3408"/>
-            <w:shd w:fill="FFF4FA"/>
-          </w:tcPr>
-          <w:p>
-            <w:pPr>
-              <w:spacing w:after="160" w:before="100"/>
-            </w:pPr>
-            <w:r>
-              <w:rPr>
-                <w:rFonts w:ascii="Georgia" w:hAnsi="Georgia"/>
-                <w:b w:val="0"/>
-                <w:color w:val="17212B"/>
-                <w:sz w:val="20"/>
-              </w:rPr>
-              <w:t>Delivery initiated</w:t>
-            </w:r>
-          </w:p>
-        </w:tc>
-      </w:tr>
-      <w:tr>
-        <w:tc>
-          <w:tcPr>
-            <w:tcW w:type="dxa" w:w="3408"/>
-            <w:shd w:fill="FFFFFF"/>
-          </w:tcPr>
-          <w:p>
-            <w:pPr>
-              <w:spacing w:after="160" w:before="100"/>
-            </w:pPr>
-            <w:r>
-              <w:rPr>
-                <w:rFonts w:ascii="Georgia" w:hAnsi="Georgia"/>
-                <w:b w:val="0"/>
-                <w:color w:val="17212B"/>
-                <w:sz w:val="20"/>
-              </w:rPr>
-              <w:t>06 May</w:t>
-            </w:r>
-          </w:p>
-        </w:tc>
-        <w:tc>
-          <w:tcPr>
-            <w:tcW w:type="dxa" w:w="3408"/>
-            <w:shd w:fill="FFFFFF"/>
-          </w:tcPr>
-          <w:p>
-            <w:pPr>
-              <w:spacing w:after="160" w:before="100"/>
-            </w:pPr>
-            <w:r>
-              <w:rPr>
-                <w:rFonts w:ascii="Georgia" w:hAnsi="Georgia"/>
-                <w:b w:val="0"/>
-                <w:color w:val="17212B"/>
-                <w:sz w:val="20"/>
-              </w:rPr>
-              <w:t>Receipt acknowledged</w:t>
-            </w:r>
-          </w:p>
-        </w:tc>
-        <w:tc>
-          <w:tcPr>
-            <w:tcW w:type="dxa" w:w="3408"/>
-            <w:shd w:fill="FFFFFF"/>
-          </w:tcPr>
-          <w:p>
-            <w:pPr>
-              <w:spacing w:after="160" w:before="100"/>
-            </w:pPr>
-            <w:r>
-              <w:rPr>
-                <w:rFonts w:ascii="Georgia" w:hAnsi="Georgia"/>
-                <w:b w:val="0"/>
-                <w:color w:val="17212B"/>
-                <w:sz w:val="20"/>
-              </w:rPr>
-              <w:t>Receipt only</w:t>
-            </w:r>
-          </w:p>
-        </w:tc>
-      </w:tr>
-      <w:tr>
-        <w:tc>
-          <w:tcPr>
-            <w:tcW w:type="dxa" w:w="3408"/>
-            <w:shd w:fill="FFF4FA"/>
-          </w:tcPr>
-          <w:p>
-            <w:pPr>
-              <w:spacing w:after="160" w:before="100"/>
-            </w:pPr>
-            <w:r>
-              <w:rPr>
-                <w:rFonts w:ascii="Georgia" w:hAnsi="Georgia"/>
-                <w:b w:val="0"/>
-                <w:color w:val="17212B"/>
-                <w:sz w:val="20"/>
+                <w:color w:val="183A71"/>
+                <w:sz w:val="52"/>
               </w:rPr>
               <w:t>09 May</w:t>
             </w:r>
           </w:p>
-        </w:tc>
-        <w:tc>
-          <w:tcPr>
-            <w:tcW w:type="dxa" w:w="3408"/>
-            <w:shd w:fill="FFF4FA"/>
-          </w:tcPr>
           <w:p>
             <w:pPr>
-              <w:spacing w:after="160" w:before="100"/>
+              <w:spacing w:after="140" w:line="259" w:lineRule="auto"/>
             </w:pPr>
             <w:r>
               <w:rPr>
-                <w:rFonts w:ascii="Georgia" w:hAnsi="Georgia"/>
-                <w:b w:val="0"/>
+                <w:rFonts w:ascii="Arial" w:hAnsi="Arial"/>
+                <w:b/>
                 <w:color w:val="17212B"/>
-                <w:sz w:val="20"/>
+                <w:sz w:val="24"/>
               </w:rPr>
               <w:t>Dates discussed</w:t>
             </w:r>
           </w:p>
-        </w:tc>
-        <w:tc>
-          <w:tcPr>
-            <w:tcW w:type="dxa" w:w="3408"/>
-            <w:shd w:fill="FFF4FA"/>
-          </w:tcPr>
           <w:p>
             <w:pPr>
-              <w:spacing w:after="160" w:before="100"/>
+              <w:spacing w:after="140" w:line="259" w:lineRule="auto"/>
             </w:pPr>
             <w:r>
               <w:rPr>
-                <w:rFonts w:ascii="Georgia" w:hAnsi="Georgia"/>
+                <w:rFonts w:ascii="Arial" w:hAnsi="Arial"/>
                 <w:b w:val="0"/>
                 <w:color w:val="17212B"/>
-                <w:sz w:val="20"/>
+                <w:sz w:val="21"/>
               </w:rPr>
               <w:t>Acceptance unresolved</w:t>
             </w:r>
@@ -324,140 +208,160 @@
     </w:tbl>
     <w:p>
       <w:pPr>
-        <w:spacing w:after="140" w:line="269" w:lineRule="auto"/>
+        <w:spacing w:after="140" w:line="259" w:lineRule="auto"/>
+        <w:ind w:right="9174"/>
       </w:pPr>
       <w:r>
         <w:rPr>
-          <w:rFonts w:ascii="Georgia" w:hAnsi="Georgia"/>
+          <w:rFonts w:ascii="Arial" w:hAnsi="Arial"/>
           <w:b w:val="0"/>
           <w:color w:val="17212B"/>
-          <w:sz w:val="22"/>
+          <w:sz w:val="21"/>
         </w:rPr>
         <w:t>This fictional matter note separates the available correspondence from the questions counsel must resolve. It contains no jurisdiction-specific legal conclusion.</w:t>
       </w:r>
     </w:p>
+    <w:tbl>
+      <w:tblPr>
+        <w:tblW w:type="auto" w:w="0"/>
+        <w:tblLayout w:type="fixed"/>
+        <w:tblLook w:firstColumn="1" w:firstRow="1" w:lastColumn="0" w:lastRow="0" w:noHBand="0" w:noVBand="1" w:val="04A0"/>
+      </w:tblPr>
+      <w:tblGrid>
+        <w:gridCol w:w="5040"/>
+        <w:gridCol w:w="5040"/>
+        <w:gridCol w:w="5040"/>
+      </w:tblGrid>
+      <w:tr>
+        <w:tc>
+          <w:tcPr>
+            <w:tcW w:type="dxa" w:w="5040"/>
+          </w:tcPr>
+          <w:p/>
+          <w:p>
+            <w:pPr>
+              <w:pStyle w:val="Heading1"/>
+              <w:spacing w:after="140" w:line="259" w:lineRule="auto"/>
+            </w:pPr>
+            <w:r>
+              <w:rPr>
+                <w:rFonts w:ascii="Arial" w:hAnsi="Arial"/>
+                <w:b/>
+                <w:color w:val="183A71"/>
+                <w:sz w:val="28"/>
+              </w:rPr>
+              <w:t>Issue Presented</w:t>
+            </w:r>
+          </w:p>
+          <w:p>
+            <w:pPr>
+              <w:spacing w:after="140" w:line="259" w:lineRule="auto"/>
+              <w:ind w:right="0"/>
+            </w:pPr>
+            <w:r>
+              <w:rPr>
+                <w:rFonts w:ascii="Arial" w:hAnsi="Arial"/>
+                <w:b w:val="0"/>
+                <w:color w:val="17212B"/>
+                <w:sz w:val="21"/>
+              </w:rPr>
+              <w:t>Which version of the terms accompanied the notice, and what evidence records the recipient's response? Review the document trail before drawing a conclusion.</w:t>
+            </w:r>
+          </w:p>
+        </w:tc>
+        <w:tc>
+          <w:tcPr>
+            <w:tcW w:type="dxa" w:w="5040"/>
+          </w:tcPr>
+          <w:p/>
+          <w:p>
+            <w:pPr>
+              <w:pStyle w:val="Heading1"/>
+              <w:spacing w:after="140" w:line="259" w:lineRule="auto"/>
+            </w:pPr>
+            <w:r>
+              <w:rPr>
+                <w:rFonts w:ascii="Arial" w:hAnsi="Arial"/>
+                <w:b/>
+                <w:color w:val="183A71"/>
+                <w:sz w:val="28"/>
+              </w:rPr>
+              <w:t>Record Gaps</w:t>
+            </w:r>
+          </w:p>
+          <w:p>
+            <w:pPr>
+              <w:spacing w:after="140" w:line="259" w:lineRule="auto"/>
+              <w:ind w:right="0"/>
+            </w:pPr>
+            <w:r>
+              <w:rPr>
+                <w:rFonts w:ascii="Arial" w:hAnsi="Arial"/>
+                <w:b w:val="0"/>
+                <w:color w:val="17212B"/>
+                <w:sz w:val="21"/>
+              </w:rPr>
+              <w:t>The dispatch log identifies an attachment but does not preserve its hash. A reply refers to revised dates without identifying a signed amendment.</w:t>
+            </w:r>
+          </w:p>
+        </w:tc>
+        <w:tc>
+          <w:tcPr>
+            <w:tcW w:type="dxa" w:w="5040"/>
+          </w:tcPr>
+          <w:p/>
+          <w:p>
+            <w:pPr>
+              <w:pStyle w:val="Heading1"/>
+              <w:spacing w:after="140" w:line="259" w:lineRule="auto"/>
+            </w:pPr>
+            <w:r>
+              <w:rPr>
+                <w:rFonts w:ascii="Arial" w:hAnsi="Arial"/>
+                <w:b/>
+                <w:color w:val="183A71"/>
+                <w:sz w:val="28"/>
+              </w:rPr>
+              <w:t>Next Review</w:t>
+            </w:r>
+          </w:p>
+          <w:p>
+            <w:pPr>
+              <w:spacing w:after="140" w:line="259" w:lineRule="auto"/>
+              <w:ind w:right="0"/>
+            </w:pPr>
+            <w:r>
+              <w:rPr>
+                <w:rFonts w:ascii="Arial" w:hAnsi="Arial"/>
+                <w:b w:val="0"/>
+                <w:color w:val="17212B"/>
+                <w:sz w:val="21"/>
+              </w:rPr>
+              <w:t>Obtain the original attachment and complete message headers. Keep the current chronology provisional until the underlying files are reconciled.</w:t>
+            </w:r>
+          </w:p>
+        </w:tc>
+      </w:tr>
+    </w:tbl>
     <w:p>
       <w:pPr>
-        <w:spacing w:after="140" w:line="269" w:lineRule="auto"/>
+        <w:spacing w:after="140" w:line="259" w:lineRule="auto"/>
       </w:pPr>
       <w:r>
         <w:rPr>
-          <w:rFonts w:ascii="Georgia" w:hAnsi="Georgia"/>
+          <w:rFonts w:ascii="Arial" w:hAnsi="Arial"/>
           <w:b/>
-          <w:color w:val="702659"/>
-          <w:sz w:val="32"/>
-        </w:rPr>
-        <w:t>03 Events  /  events establish the sequence</w:t>
-      </w:r>
-    </w:p>
-    <w:p>
-      <w:pPr>
-        <w:pStyle w:val="Heading1"/>
-        <w:spacing w:after="140" w:line="269" w:lineRule="auto"/>
-      </w:pPr>
-      <w:r>
-        <w:rPr>
-          <w:rFonts w:ascii="Georgia" w:hAnsi="Georgia"/>
-          <w:b/>
-          <w:color w:val="702659"/>
-          <w:sz w:val="30"/>
-        </w:rPr>
-        <w:t>Issue Presented</w:t>
-      </w:r>
-    </w:p>
-    <w:p>
-      <w:pPr>
-        <w:spacing w:after="140" w:line="269" w:lineRule="auto"/>
-        <w:ind w:left="504"/>
-      </w:pPr>
-      <w:r>
-        <w:rPr>
-          <w:rFonts w:ascii="Georgia" w:hAnsi="Georgia"/>
-          <w:b w:val="0"/>
-          <w:color w:val="17212B"/>
-          <w:sz w:val="24"/>
-        </w:rPr>
-        <w:t>Which version of the terms accompanied the notice, and what evidence records the recipient's response? Review the document trail before drawing a conclusion.</w:t>
-      </w:r>
-    </w:p>
-    <w:p>
-      <w:pPr>
-        <w:pStyle w:val="Heading1"/>
-        <w:spacing w:after="140" w:line="269" w:lineRule="auto"/>
-      </w:pPr>
-      <w:r>
-        <w:rPr>
-          <w:rFonts w:ascii="Georgia" w:hAnsi="Georgia"/>
-          <w:b/>
-          <w:color w:val="702659"/>
-          <w:sz w:val="30"/>
-        </w:rPr>
-        <w:t>Record Gaps</w:t>
-      </w:r>
-    </w:p>
-    <w:p>
-      <w:pPr>
-        <w:spacing w:after="140" w:line="269" w:lineRule="auto"/>
-        <w:ind w:left="504"/>
-      </w:pPr>
-      <w:r>
-        <w:rPr>
-          <w:rFonts w:ascii="Georgia" w:hAnsi="Georgia"/>
-          <w:b w:val="0"/>
-          <w:color w:val="17212B"/>
-          <w:sz w:val="24"/>
-        </w:rPr>
-        <w:t>The dispatch log identifies an attachment but does not preserve its hash. A reply refers to revised dates without identifying a signed amendment.</w:t>
-      </w:r>
-    </w:p>
-    <w:p>
-      <w:pPr>
-        <w:pStyle w:val="Heading1"/>
-        <w:spacing w:after="140" w:line="269" w:lineRule="auto"/>
-      </w:pPr>
-      <w:r>
-        <w:rPr>
-          <w:rFonts w:ascii="Georgia" w:hAnsi="Georgia"/>
-          <w:b/>
-          <w:color w:val="702659"/>
-          <w:sz w:val="30"/>
-        </w:rPr>
-        <w:t>Next Review</w:t>
-      </w:r>
-    </w:p>
-    <w:p>
-      <w:pPr>
-        <w:spacing w:after="140" w:line="269" w:lineRule="auto"/>
-        <w:ind w:left="504"/>
-      </w:pPr>
-      <w:r>
-        <w:rPr>
-          <w:rFonts w:ascii="Georgia" w:hAnsi="Georgia"/>
-          <w:b w:val="0"/>
-          <w:color w:val="17212B"/>
-          <w:sz w:val="24"/>
-        </w:rPr>
-        <w:t>Obtain the original attachment and complete message headers. Keep the current chronology provisional until the underlying files are reconciled.</w:t>
-      </w:r>
-    </w:p>
-    <w:p>
-      <w:pPr>
-        <w:spacing w:after="140" w:line="269" w:lineRule="auto"/>
-      </w:pPr>
-      <w:r>
-        <w:rPr>
-          <w:rFonts w:ascii="Georgia" w:hAnsi="Georgia"/>
-          <w:b/>
-          <w:color w:val="702659"/>
-          <w:sz w:val="20"/>
+          <w:color w:val="183A71"/>
+          <w:sz w:val="18"/>
         </w:rPr>
         <w:t>Prepared for counsel · Fictional training material, not legal advice.</w:t>
       </w:r>
     </w:p>
     <w:sectPr>
       <w:footerReference w:type="default" r:id="rId9"/>
-      <w:pgSz w:w="11952" w:h="16848"/>
-      <w:pgMar w:top="792" w:right="864" w:bottom="792" w:left="864" w:header="720" w:footer="720" w:gutter="0"/>
+      <w:headerReference w:type="default" r:id="rId10"/>
+      <w:pgSz w:w="16848" w:h="11952"/>
+      <w:pgMar w:top="691" w:right="792" w:bottom="691" w:left="792" w:header="720" w:footer="720" w:gutter="0"/>
       <w:cols w:space="720"/>
       <w:docGrid w:linePitch="360"/>
     </w:sectPr>
@@ -474,19 +378,36 @@
   </w:p>
   <w:p>
     <w:pPr>
-      <w:spacing w:after="140" w:line="269" w:lineRule="auto"/>
+      <w:spacing w:after="140" w:line="259" w:lineRule="auto"/>
     </w:pPr>
     <w:r>
       <w:rPr>
-        <w:rFonts w:ascii="Georgia" w:hAnsi="Georgia"/>
+        <w:rFonts w:ascii="Arial" w:hAnsi="Arial"/>
         <w:b w:val="0"/>
         <w:color w:val="17212B"/>
         <w:sz w:val="16"/>
       </w:rPr>
-      <w:t>Fictional Worked Example / Evidence and Inference / 01</w:t>
+      <w:t>Fictional Dazzler example / Apache-2.0 / Editable text and tables</w:t>
     </w:r>
   </w:p>
 </w:ftr>
+</file>
+
+<file path=word/header1.xml><?xml version="1.0" encoding="utf-8"?>
+<w:hdr xmlns:m="http://schemas.openxmlformats.org/officeDocument/2006/math" xmlns:mc="http://schemas.openxmlformats.org/markup-compatibility/2006" xmlns:mo="http://schemas.microsoft.com/office/mac/office/2008/main" xmlns:mv="urn:schemas-microsoft-com:mac:vml" xmlns:o="urn:schemas-microsoft-com:office:office" xmlns:r="http://schemas.openxmlformats.org/officeDocument/2006/relationships" xmlns:v="urn:schemas-microsoft-com:vml" xmlns:w10="urn:schemas-microsoft-com:office:word" xmlns:w14="http://schemas.microsoft.com/office/word/2010/wordml" xmlns:w="http://schemas.openxmlformats.org/wordprocessingml/2006/main" xmlns:wne="http://schemas.microsoft.com/office/word/2006/wordml" xmlns:wp14="http://schemas.microsoft.com/office/word/2010/wordprocessingDrawing" xmlns:wp="http://schemas.openxmlformats.org/drawingml/2006/wordprocessingDrawing" xmlns:wpc="http://schemas.microsoft.com/office/word/2010/wordprocessingCanvas" xmlns:wpg="http://schemas.microsoft.com/office/word/2010/wordprocessingGroup" xmlns:wpi="http://schemas.microsoft.com/office/word/2010/wordprocessingInk" xmlns:wps="http://schemas.microsoft.com/office/word/2010/wordprocessingShape" mc:Ignorable="w14 wp14">
+  <w:p>
+    <w:pPr>
+      <w:pStyle w:val="Header"/>
+    </w:pPr>
+    <w:r>
+      <w:pict>
+        <v:rect id="DazzlerPageSurface" style="position:absolute;margin-left:0;margin-top:0;width:842.4pt;height:597.6pt;z-index:-251654144;mso-position-horizontal-relative:page;mso-position-vertical-relative:page" fillcolor="#FFFFFF" stroked="f">
+          <v:fill color="#FFFFFF"/>
+        </v:rect>
+      </w:pict>
+    </w:r>
+  </w:p>
+</w:hdr>
 </file>
 
 <file path=word/numbering.xml><?xml version="1.0" encoding="utf-8"?>
@@ -852,9 +773,13 @@
     <w:name w:val="Normal"/>
     <w:qFormat/>
     <w:rsid w:val="00FC693F"/>
+    <w:pPr>
+      <w:spacing w:after="120"/>
+    </w:pPr>
     <w:rPr>
-      <w:rFonts w:ascii="Georgia" w:hAnsi="Georgia"/>
-      <w:sz w:val="22"/>
+      <w:rFonts w:ascii="Arial" w:hAnsi="Arial"/>
+      <w:color w:val="17212B"/>
+      <w:sz w:val="21"/>
     </w:rPr>
   </w:style>
   <w:style w:type="paragraph" w:styleId="Header">
@@ -871,10 +796,6 @@
       </w:tabs>
       <w:spacing w:after="0" w:line="240" w:lineRule="auto"/>
     </w:pPr>
-    <w:rPr>
-      <w:rFonts w:ascii="Georgia" w:hAnsi="Georgia"/>
-      <w:sz w:val="22"/>
-    </w:rPr>
   </w:style>
   <w:style w:type="character" w:customStyle="1" w:styleId="HeaderChar">
     <w:name w:val="Header Char"/>
@@ -897,10 +818,6 @@
       </w:tabs>
       <w:spacing w:after="0" w:line="240" w:lineRule="auto"/>
     </w:pPr>
-    <w:rPr>
-      <w:rFonts w:ascii="Georgia" w:hAnsi="Georgia"/>
-      <w:sz w:val="22"/>
-    </w:rPr>
   </w:style>
   <w:style w:type="character" w:customStyle="1" w:styleId="FooterChar">
     <w:name w:val="Footer Char"/>
@@ -920,15 +837,15 @@
     <w:pPr>
       <w:keepNext/>
       <w:keepLines/>
-      <w:spacing w:before="480" w:after="0"/>
+      <w:spacing w:before="480" w:after="120"/>
       <w:outlineLvl w:val="0"/>
     </w:pPr>
     <w:rPr>
-      <w:rFonts w:cstheme="majorBidi" w:ascii="Georgia" w:hAnsi="Georgia"/>
+      <w:rFonts w:asciiTheme="majorHAnsi" w:eastAsiaTheme="majorEastAsia" w:hAnsiTheme="majorHAnsi" w:cstheme="majorBidi" w:ascii="Arial" w:hAnsi="Arial"/>
       <w:b/>
       <w:bCs/>
-      <w:color w:val="365F91" w:themeColor="accent1" w:themeShade="BF"/>
-      <w:sz w:val="22"/>
+      <w:color w:val="17212B"/>
+      <w:sz w:val="21"/>
       <w:szCs w:val="28"/>
     </w:rPr>
   </w:style>
@@ -944,15 +861,15 @@
     <w:pPr>
       <w:keepNext/>
       <w:keepLines/>
-      <w:spacing w:before="200" w:after="0"/>
+      <w:spacing w:before="200" w:after="120"/>
       <w:outlineLvl w:val="1"/>
     </w:pPr>
     <w:rPr>
-      <w:rFonts w:cstheme="majorBidi" w:ascii="Georgia" w:hAnsi="Georgia"/>
+      <w:rFonts w:asciiTheme="majorHAnsi" w:eastAsiaTheme="majorEastAsia" w:hAnsiTheme="majorHAnsi" w:cstheme="majorBidi" w:ascii="Arial" w:hAnsi="Arial"/>
       <w:b/>
       <w:bCs/>
-      <w:color w:val="4F81BD" w:themeColor="accent1"/>
-      <w:sz w:val="22"/>
+      <w:color w:val="17212B"/>
+      <w:sz w:val="21"/>
       <w:szCs w:val="26"/>
     </w:rPr>
   </w:style>
@@ -972,11 +889,10 @@
       <w:outlineLvl w:val="2"/>
     </w:pPr>
     <w:rPr>
-      <w:rFonts w:cstheme="majorBidi" w:ascii="Georgia" w:hAnsi="Georgia"/>
+      <w:rFonts w:asciiTheme="majorHAnsi" w:eastAsiaTheme="majorEastAsia" w:hAnsiTheme="majorHAnsi" w:cstheme="majorBidi"/>
       <w:b/>
       <w:bCs/>
       <w:color w:val="4F81BD" w:themeColor="accent1"/>
-      <w:sz w:val="22"/>
     </w:rPr>
   </w:style>
   <w:style w:type="paragraph" w:styleId="Heading4">
@@ -996,13 +912,12 @@
       <w:outlineLvl w:val="3"/>
     </w:pPr>
     <w:rPr>
-      <w:rFonts w:cstheme="majorBidi" w:ascii="Georgia" w:hAnsi="Georgia"/>
+      <w:rFonts w:asciiTheme="majorHAnsi" w:eastAsiaTheme="majorEastAsia" w:hAnsiTheme="majorHAnsi" w:cstheme="majorBidi"/>
       <w:b/>
       <w:bCs/>
       <w:i/>
       <w:iCs/>
       <w:color w:val="4F81BD" w:themeColor="accent1"/>
-      <w:sz w:val="22"/>
     </w:rPr>
   </w:style>
   <w:style w:type="paragraph" w:styleId="Heading5">
@@ -1022,9 +937,8 @@
       <w:outlineLvl w:val="4"/>
     </w:pPr>
     <w:rPr>
-      <w:rFonts w:cstheme="majorBidi" w:ascii="Georgia" w:hAnsi="Georgia"/>
+      <w:rFonts w:asciiTheme="majorHAnsi" w:eastAsiaTheme="majorEastAsia" w:hAnsiTheme="majorHAnsi" w:cstheme="majorBidi"/>
       <w:color w:val="243F60" w:themeColor="accent1" w:themeShade="7F"/>
-      <w:sz w:val="22"/>
     </w:rPr>
   </w:style>
   <w:style w:type="paragraph" w:styleId="Heading6">
@@ -1044,11 +958,10 @@
       <w:outlineLvl w:val="5"/>
     </w:pPr>
     <w:rPr>
-      <w:rFonts w:cstheme="majorBidi" w:ascii="Georgia" w:hAnsi="Georgia"/>
+      <w:rFonts w:asciiTheme="majorHAnsi" w:eastAsiaTheme="majorEastAsia" w:hAnsiTheme="majorHAnsi" w:cstheme="majorBidi"/>
       <w:i/>
       <w:iCs/>
       <w:color w:val="243F60" w:themeColor="accent1" w:themeShade="7F"/>
-      <w:sz w:val="22"/>
     </w:rPr>
   </w:style>
   <w:style w:type="paragraph" w:styleId="Heading7">
@@ -1068,11 +981,10 @@
       <w:outlineLvl w:val="6"/>
     </w:pPr>
     <w:rPr>
-      <w:rFonts w:cstheme="majorBidi" w:ascii="Georgia" w:hAnsi="Georgia"/>
+      <w:rFonts w:asciiTheme="majorHAnsi" w:eastAsiaTheme="majorEastAsia" w:hAnsiTheme="majorHAnsi" w:cstheme="majorBidi"/>
       <w:i/>
       <w:iCs/>
       <w:color w:val="404040" w:themeColor="text1" w:themeTint="BF"/>
-      <w:sz w:val="22"/>
     </w:rPr>
   </w:style>
   <w:style w:type="paragraph" w:styleId="Heading8">
@@ -1092,9 +1004,9 @@
       <w:outlineLvl w:val="7"/>
     </w:pPr>
     <w:rPr>
-      <w:rFonts w:cstheme="majorBidi" w:ascii="Georgia" w:hAnsi="Georgia"/>
+      <w:rFonts w:asciiTheme="majorHAnsi" w:eastAsiaTheme="majorEastAsia" w:hAnsiTheme="majorHAnsi" w:cstheme="majorBidi"/>
       <w:color w:val="4F81BD" w:themeColor="accent1"/>
-      <w:sz w:val="22"/>
+      <w:sz w:val="20"/>
       <w:szCs w:val="20"/>
     </w:rPr>
   </w:style>
@@ -1115,11 +1027,11 @@
       <w:outlineLvl w:val="8"/>
     </w:pPr>
     <w:rPr>
-      <w:rFonts w:cstheme="majorBidi" w:ascii="Georgia" w:hAnsi="Georgia"/>
+      <w:rFonts w:asciiTheme="majorHAnsi" w:eastAsiaTheme="majorEastAsia" w:hAnsiTheme="majorHAnsi" w:cstheme="majorBidi"/>
       <w:i/>
       <w:iCs/>
       <w:color w:val="404040" w:themeColor="text1" w:themeTint="BF"/>
-      <w:sz w:val="22"/>
+      <w:sz w:val="20"/>
       <w:szCs w:val="20"/>
     </w:rPr>
   </w:style>
@@ -1158,10 +1070,6 @@
     <w:pPr>
       <w:spacing w:after="0" w:line="240" w:lineRule="auto"/>
     </w:pPr>
-    <w:rPr>
-      <w:rFonts w:ascii="Georgia" w:hAnsi="Georgia"/>
-      <w:sz w:val="22"/>
-    </w:rPr>
   </w:style>
   <w:style w:type="character" w:customStyle="1" w:styleId="Heading1Char">
     <w:name w:val="Heading 1 Char"/>
@@ -1215,15 +1123,15 @@
     <w:qFormat/>
     <w:rsid w:val="00FC693F"/>
     <w:pPr>
-      <w:spacing w:after="300" w:line="240" w:lineRule="auto"/>
+      <w:spacing w:after="120" w:line="240" w:lineRule="auto"/>
       <w:contextualSpacing/>
     </w:pPr>
     <w:rPr>
-      <w:rFonts w:cstheme="majorBidi" w:ascii="Georgia" w:hAnsi="Georgia"/>
-      <w:color w:val="17365D" w:themeColor="text2" w:themeShade="BF"/>
+      <w:rFonts w:asciiTheme="majorHAnsi" w:eastAsiaTheme="majorEastAsia" w:hAnsiTheme="majorHAnsi" w:cstheme="majorBidi" w:ascii="Arial" w:hAnsi="Arial"/>
+      <w:color w:val="17212B"/>
       <w:spacing w:val="5"/>
       <w:kern w:val="28"/>
-      <w:sz w:val="22"/>
+      <w:sz w:val="21"/>
       <w:szCs w:val="52"/>
     </w:rPr>
   </w:style>
@@ -1256,12 +1164,12 @@
       </w:numPr>
     </w:pPr>
     <w:rPr>
-      <w:rFonts w:cstheme="majorBidi" w:ascii="Georgia" w:hAnsi="Georgia"/>
+      <w:rFonts w:asciiTheme="majorHAnsi" w:eastAsiaTheme="majorEastAsia" w:hAnsiTheme="majorHAnsi" w:cstheme="majorBidi"/>
       <w:i/>
       <w:iCs/>
       <w:color w:val="4F81BD" w:themeColor="accent1"/>
       <w:spacing w:val="15"/>
-      <w:sz w:val="22"/>
+      <w:sz w:val="24"/>
       <w:szCs w:val="24"/>
     </w:rPr>
   </w:style>
@@ -1291,10 +1199,6 @@
       <w:ind w:left="720"/>
       <w:contextualSpacing/>
     </w:pPr>
-    <w:rPr>
-      <w:rFonts w:ascii="Georgia" w:hAnsi="Georgia"/>
-      <w:sz w:val="22"/>
-    </w:rPr>
   </w:style>
   <w:style w:type="paragraph" w:styleId="BodyText">
     <w:name w:val="Body Text"/>
@@ -1306,10 +1210,6 @@
     <w:pPr>
       <w:spacing w:after="120"/>
     </w:pPr>
-    <w:rPr>
-      <w:rFonts w:ascii="Georgia" w:hAnsi="Georgia"/>
-      <w:sz w:val="22"/>
-    </w:rPr>
   </w:style>
   <w:style w:type="character" w:customStyle="1" w:styleId="BodyTextChar">
     <w:name w:val="Body Text Char"/>
@@ -1328,10 +1228,6 @@
     <w:pPr>
       <w:spacing w:after="120" w:line="480" w:lineRule="auto"/>
     </w:pPr>
-    <w:rPr>
-      <w:rFonts w:ascii="Georgia" w:hAnsi="Georgia"/>
-      <w:sz w:val="22"/>
-    </w:rPr>
   </w:style>
   <w:style w:type="character" w:customStyle="1" w:styleId="BodyText2Char">
     <w:name w:val="Body Text 2 Char"/>
@@ -1351,8 +1247,7 @@
       <w:spacing w:after="120"/>
     </w:pPr>
     <w:rPr>
-      <w:rFonts w:ascii="Georgia" w:hAnsi="Georgia"/>
-      <w:sz w:val="22"/>
+      <w:sz w:val="16"/>
       <w:szCs w:val="16"/>
     </w:rPr>
   </w:style>
@@ -1377,10 +1272,6 @@
       <w:ind w:left="360" w:hanging="360"/>
       <w:contextualSpacing/>
     </w:pPr>
-    <w:rPr>
-      <w:rFonts w:ascii="Georgia" w:hAnsi="Georgia"/>
-      <w:sz w:val="22"/>
-    </w:rPr>
   </w:style>
   <w:style w:type="paragraph" w:styleId="List2">
     <w:name w:val="List 2"/>
@@ -1392,10 +1283,6 @@
       <w:ind w:left="720" w:hanging="360"/>
       <w:contextualSpacing/>
     </w:pPr>
-    <w:rPr>
-      <w:rFonts w:ascii="Georgia" w:hAnsi="Georgia"/>
-      <w:sz w:val="22"/>
-    </w:rPr>
   </w:style>
   <w:style w:type="paragraph" w:styleId="List3">
     <w:name w:val="List 3"/>
@@ -1407,10 +1294,6 @@
       <w:ind w:left="1080" w:hanging="360"/>
       <w:contextualSpacing/>
     </w:pPr>
-    <w:rPr>
-      <w:rFonts w:ascii="Georgia" w:hAnsi="Georgia"/>
-      <w:sz w:val="22"/>
-    </w:rPr>
   </w:style>
   <w:style w:type="paragraph" w:styleId="ListBullet">
     <w:name w:val="List Bullet"/>
@@ -1424,10 +1307,6 @@
       </w:numPr>
       <w:contextualSpacing/>
     </w:pPr>
-    <w:rPr>
-      <w:rFonts w:ascii="Georgia" w:hAnsi="Georgia"/>
-      <w:sz w:val="22"/>
-    </w:rPr>
   </w:style>
   <w:style w:type="paragraph" w:styleId="ListBullet2">
     <w:name w:val="List Bullet 2"/>
@@ -1441,10 +1320,6 @@
       </w:numPr>
       <w:contextualSpacing/>
     </w:pPr>
-    <w:rPr>
-      <w:rFonts w:ascii="Georgia" w:hAnsi="Georgia"/>
-      <w:sz w:val="22"/>
-    </w:rPr>
   </w:style>
   <w:style w:type="paragraph" w:styleId="ListBullet3">
     <w:name w:val="List Bullet 3"/>
@@ -1458,10 +1333,6 @@
       </w:numPr>
       <w:contextualSpacing/>
     </w:pPr>
-    <w:rPr>
-      <w:rFonts w:ascii="Georgia" w:hAnsi="Georgia"/>
-      <w:sz w:val="22"/>
-    </w:rPr>
   </w:style>
   <w:style w:type="paragraph" w:styleId="ListNumber">
     <w:name w:val="List Number"/>
@@ -1475,10 +1346,6 @@
       </w:numPr>
       <w:contextualSpacing/>
     </w:pPr>
-    <w:rPr>
-      <w:rFonts w:ascii="Georgia" w:hAnsi="Georgia"/>
-      <w:sz w:val="22"/>
-    </w:rPr>
   </w:style>
   <w:style w:type="paragraph" w:styleId="ListNumber2">
     <w:name w:val="List Number 2"/>
@@ -1492,10 +1359,6 @@
       </w:numPr>
       <w:contextualSpacing/>
     </w:pPr>
-    <w:rPr>
-      <w:rFonts w:ascii="Georgia" w:hAnsi="Georgia"/>
-      <w:sz w:val="22"/>
-    </w:rPr>
   </w:style>
   <w:style w:type="paragraph" w:styleId="ListNumber3">
     <w:name w:val="List Number 3"/>
@@ -1509,10 +1372,6 @@
       </w:numPr>
       <w:contextualSpacing/>
     </w:pPr>
-    <w:rPr>
-      <w:rFonts w:ascii="Georgia" w:hAnsi="Georgia"/>
-      <w:sz w:val="22"/>
-    </w:rPr>
   </w:style>
   <w:style w:type="paragraph" w:styleId="ListContinue">
     <w:name w:val="List Continue"/>
@@ -1525,10 +1384,6 @@
       <w:ind w:left="360"/>
       <w:contextualSpacing/>
     </w:pPr>
-    <w:rPr>
-      <w:rFonts w:ascii="Georgia" w:hAnsi="Georgia"/>
-      <w:sz w:val="22"/>
-    </w:rPr>
   </w:style>
   <w:style w:type="paragraph" w:styleId="ListContinue2">
     <w:name w:val="List Continue 2"/>
@@ -1541,10 +1396,6 @@
       <w:ind w:left="720"/>
       <w:contextualSpacing/>
     </w:pPr>
-    <w:rPr>
-      <w:rFonts w:ascii="Georgia" w:hAnsi="Georgia"/>
-      <w:sz w:val="22"/>
-    </w:rPr>
   </w:style>
   <w:style w:type="paragraph" w:styleId="ListContinue3">
     <w:name w:val="List Continue 3"/>
@@ -1557,10 +1408,6 @@
       <w:ind w:left="1080"/>
       <w:contextualSpacing/>
     </w:pPr>
-    <w:rPr>
-      <w:rFonts w:ascii="Georgia" w:hAnsi="Georgia"/>
-      <w:sz w:val="22"/>
-    </w:rPr>
   </w:style>
   <w:style w:type="paragraph" w:styleId="MacroText">
     <w:name w:val="macro"/>
@@ -1580,8 +1427,8 @@
       </w:tabs>
     </w:pPr>
     <w:rPr>
-      <w:rFonts w:ascii="Georgia" w:hAnsi="Georgia"/>
-      <w:sz w:val="22"/>
+      <w:rFonts w:ascii="Courier" w:hAnsi="Courier"/>
+      <w:sz w:val="20"/>
       <w:szCs w:val="20"/>
     </w:rPr>
   </w:style>
@@ -1606,11 +1453,9 @@
     <w:qFormat/>
     <w:rsid w:val="00FC693F"/>
     <w:rPr>
-      <w:rFonts w:ascii="Georgia" w:hAnsi="Georgia"/>
       <w:i/>
       <w:iCs/>
       <w:color w:val="000000" w:themeColor="text1"/>
-      <w:sz w:val="22"/>
     </w:rPr>
   </w:style>
   <w:style w:type="character" w:customStyle="1" w:styleId="QuoteChar">
@@ -1724,11 +1569,10 @@
       <w:spacing w:line="240" w:lineRule="auto"/>
     </w:pPr>
     <w:rPr>
-      <w:rFonts w:ascii="Georgia" w:hAnsi="Georgia"/>
       <w:b/>
       <w:bCs/>
       <w:color w:val="4F81BD" w:themeColor="accent1"/>
-      <w:sz w:val="22"/>
+      <w:sz w:val="18"/>
       <w:szCs w:val="18"/>
     </w:rPr>
   </w:style>
@@ -1767,13 +1611,11 @@
       <w:ind w:left="936" w:right="936"/>
     </w:pPr>
     <w:rPr>
-      <w:rFonts w:ascii="Georgia" w:hAnsi="Georgia"/>
       <w:b/>
       <w:bCs/>
       <w:i/>
       <w:iCs/>
       <w:color w:val="4F81BD" w:themeColor="accent1"/>
-      <w:sz w:val="22"/>
     </w:rPr>
   </w:style>
   <w:style w:type="character" w:customStyle="1" w:styleId="IntenseQuoteChar">
@@ -1868,10 +1710,6 @@
     <w:pPr>
       <w:outlineLvl w:val="9"/>
     </w:pPr>
-    <w:rPr>
-      <w:rFonts w:ascii="Georgia" w:hAnsi="Georgia"/>
-      <w:sz w:val="22"/>
-    </w:rPr>
   </w:style>
   <w:style w:type="table" w:styleId="TableGrid">
     <w:name w:val="Table Grid"/>

--- a/docs/templates/docx/legal.docx
+++ b/docs/templates/docx/legal.docx
@@ -8,9 +8,9 @@
       </w:pPr>
       <w:r>
         <w:rPr>
-          <w:rFonts w:ascii="Arial" w:hAnsi="Arial"/>
+          <w:rFonts w:ascii="Georgia" w:hAnsi="Georgia"/>
           <w:b/>
-          <w:color w:val="183A71"/>
+          <w:color w:val="562B37"/>
           <w:sz w:val="18"/>
         </w:rPr>
         <w:t>MATTER 026 / INTERNAL REVIEW</w:t>
@@ -23,10 +23,10 @@
       </w:pPr>
       <w:r>
         <w:rPr>
-          <w:rFonts w:ascii="Arial" w:hAnsi="Arial"/>
+          <w:rFonts w:ascii="Georgia" w:hAnsi="Georgia"/>
           <w:b/>
           <w:color w:val="17212B"/>
-          <w:sz w:val="54"/>
+          <w:sz w:val="58"/>
         </w:rPr>
         <w:t>Orchard Lane Notice Review</w:t>
       </w:r>
@@ -37,30 +37,49 @@
       </w:pPr>
       <w:r>
         <w:rPr>
-          <w:rFonts w:ascii="Arial" w:hAnsi="Arial"/>
+          <w:rFonts w:ascii="Georgia" w:hAnsi="Georgia"/>
           <w:b/>
-          <w:color w:val="183A71"/>
-          <w:sz w:val="24"/>
+          <w:color w:val="562B37"/>
+          <w:sz w:val="22"/>
         </w:rPr>
         <w:t>The record supports delivery. It does not yet establish that the recipient accepted the revised terms.</w:t>
+      </w:r>
+    </w:p>
+    <w:p>
+      <w:pPr>
+        <w:spacing w:after="140" w:line="259" w:lineRule="auto"/>
+        <w:ind w:right="3548"/>
+      </w:pPr>
+      <w:r>
+        <w:rPr>
+          <w:rFonts w:ascii="Georgia" w:hAnsi="Georgia"/>
+          <w:b w:val="0"/>
+          <w:color w:val="17212B"/>
+          <w:sz w:val="22"/>
+        </w:rPr>
+        <w:t>This fictional matter note separates the available correspondence from the questions counsel must resolve. It contains no jurisdiction-specific legal conclusion.</w:t>
       </w:r>
     </w:p>
     <w:tbl>
       <w:tblPr>
         <w:tblW w:type="auto" w:w="0"/>
-        <w:tblLayout w:type="fixed"/>
+        <w:tblLayout w:type="autofit"/>
         <w:tblLook w:firstColumn="1" w:firstRow="1" w:lastColumn="0" w:lastRow="0" w:noHBand="0" w:noVBand="1" w:val="04A0"/>
       </w:tblPr>
       <w:tblGrid>
-        <w:gridCol w:w="5040"/>
-        <w:gridCol w:w="5040"/>
-        <w:gridCol w:w="5040"/>
+        <w:gridCol w:w="3456"/>
+        <w:gridCol w:w="3456"/>
+        <w:gridCol w:w="3456"/>
       </w:tblGrid>
       <w:tr>
+        <w:trPr>
+          <w:tblHeader/>
+          <w:cantSplit/>
+        </w:trPr>
         <w:tc>
           <w:tcPr>
-            <w:tcW w:type="dxa" w:w="5040"/>
-            <w:shd w:fill="E4EDFF"/>
+            <w:tcW w:type="dxa" w:w="3456"/>
+            <w:shd w:fill="562B37"/>
           </w:tcPr>
           <w:p/>
           <w:p>
@@ -69,47 +88,19 @@
             </w:pPr>
             <w:r>
               <w:rPr>
-                <w:rFonts w:ascii="Arial" w:hAnsi="Arial"/>
+                <w:rFonts w:ascii="Georgia" w:hAnsi="Georgia"/>
                 <w:b/>
-                <w:color w:val="183A71"/>
-                <w:sz w:val="52"/>
+                <w:color w:val="FFFFFF"/>
+                <w:sz w:val="20"/>
               </w:rPr>
-              <w:t>04 May</w:t>
-            </w:r>
-          </w:p>
-          <w:p>
-            <w:pPr>
-              <w:spacing w:after="140" w:line="259" w:lineRule="auto"/>
-            </w:pPr>
-            <w:r>
-              <w:rPr>
-                <w:rFonts w:ascii="Arial" w:hAnsi="Arial"/>
-                <w:b/>
-                <w:color w:val="17212B"/>
-                <w:sz w:val="24"/>
-              </w:rPr>
-              <w:t>Notice dispatched</w:t>
-            </w:r>
-          </w:p>
-          <w:p>
-            <w:pPr>
-              <w:spacing w:after="140" w:line="259" w:lineRule="auto"/>
-            </w:pPr>
-            <w:r>
-              <w:rPr>
-                <w:rFonts w:ascii="Arial" w:hAnsi="Arial"/>
-                <w:b w:val="0"/>
-                <w:color w:val="17212B"/>
-                <w:sz w:val="21"/>
-              </w:rPr>
-              <w:t>Delivery initiated</w:t>
+              <w:t>Date</w:t>
             </w:r>
           </w:p>
         </w:tc>
         <w:tc>
           <w:tcPr>
-            <w:tcW w:type="dxa" w:w="5040"/>
-            <w:shd w:fill="E4EDFF"/>
+            <w:tcW w:type="dxa" w:w="3456"/>
+            <w:shd w:fill="562B37"/>
           </w:tcPr>
           <w:p/>
           <w:p>
@@ -118,47 +109,19 @@
             </w:pPr>
             <w:r>
               <w:rPr>
-                <w:rFonts w:ascii="Arial" w:hAnsi="Arial"/>
+                <w:rFonts w:ascii="Georgia" w:hAnsi="Georgia"/>
                 <w:b/>
-                <w:color w:val="183A71"/>
-                <w:sz w:val="52"/>
+                <w:color w:val="FFFFFF"/>
+                <w:sz w:val="20"/>
               </w:rPr>
-              <w:t>06 May</w:t>
-            </w:r>
-          </w:p>
-          <w:p>
-            <w:pPr>
-              <w:spacing w:after="140" w:line="259" w:lineRule="auto"/>
-            </w:pPr>
-            <w:r>
-              <w:rPr>
-                <w:rFonts w:ascii="Arial" w:hAnsi="Arial"/>
-                <w:b/>
-                <w:color w:val="17212B"/>
-                <w:sz w:val="24"/>
-              </w:rPr>
-              <w:t>Receipt acknowledged</w:t>
-            </w:r>
-          </w:p>
-          <w:p>
-            <w:pPr>
-              <w:spacing w:after="140" w:line="259" w:lineRule="auto"/>
-            </w:pPr>
-            <w:r>
-              <w:rPr>
-                <w:rFonts w:ascii="Arial" w:hAnsi="Arial"/>
-                <w:b w:val="0"/>
-                <w:color w:val="17212B"/>
-                <w:sz w:val="21"/>
-              </w:rPr>
-              <w:t>Receipt only</w:t>
+              <w:t>Record</w:t>
             </w:r>
           </w:p>
         </w:tc>
         <w:tc>
           <w:tcPr>
-            <w:tcW w:type="dxa" w:w="5040"/>
-            <w:shd w:fill="E4EDFF"/>
+            <w:tcW w:type="dxa" w:w="3456"/>
+            <w:shd w:fill="562B37"/>
           </w:tcPr>
           <w:p/>
           <w:p>
@@ -167,38 +130,205 @@
             </w:pPr>
             <w:r>
               <w:rPr>
-                <w:rFonts w:ascii="Arial" w:hAnsi="Arial"/>
+                <w:rFonts w:ascii="Georgia" w:hAnsi="Georgia"/>
                 <w:b/>
-                <w:color w:val="183A71"/>
-                <w:sz w:val="52"/>
+                <w:color w:val="FFFFFF"/>
+                <w:sz w:val="20"/>
               </w:rPr>
-              <w:t>09 May</w:t>
+              <w:t>Significance</w:t>
             </w:r>
           </w:p>
+        </w:tc>
+      </w:tr>
+      <w:tr>
+        <w:trPr>
+          <w:cantSplit/>
+        </w:trPr>
+        <w:tc>
+          <w:tcPr>
+            <w:tcW w:type="dxa" w:w="3456"/>
+          </w:tcPr>
+          <w:p/>
           <w:p>
             <w:pPr>
               <w:spacing w:after="140" w:line="259" w:lineRule="auto"/>
             </w:pPr>
             <w:r>
               <w:rPr>
-                <w:rFonts w:ascii="Arial" w:hAnsi="Arial"/>
-                <w:b/>
+                <w:rFonts w:ascii="Georgia" w:hAnsi="Georgia"/>
+                <w:b w:val="0"/>
                 <w:color w:val="17212B"/>
-                <w:sz w:val="24"/>
+                <w:sz w:val="20"/>
               </w:rPr>
-              <w:t>Dates discussed</w:t>
+              <w:t>04 May</w:t>
             </w:r>
           </w:p>
+        </w:tc>
+        <w:tc>
+          <w:tcPr>
+            <w:tcW w:type="dxa" w:w="3456"/>
+          </w:tcPr>
+          <w:p/>
           <w:p>
             <w:pPr>
               <w:spacing w:after="140" w:line="259" w:lineRule="auto"/>
             </w:pPr>
             <w:r>
               <w:rPr>
-                <w:rFonts w:ascii="Arial" w:hAnsi="Arial"/>
+                <w:rFonts w:ascii="Georgia" w:hAnsi="Georgia"/>
                 <w:b w:val="0"/>
                 <w:color w:val="17212B"/>
-                <w:sz w:val="21"/>
+                <w:sz w:val="20"/>
+              </w:rPr>
+              <w:t>Notice dispatched</w:t>
+            </w:r>
+          </w:p>
+        </w:tc>
+        <w:tc>
+          <w:tcPr>
+            <w:tcW w:type="dxa" w:w="3456"/>
+          </w:tcPr>
+          <w:p/>
+          <w:p>
+            <w:pPr>
+              <w:spacing w:after="140" w:line="259" w:lineRule="auto"/>
+            </w:pPr>
+            <w:r>
+              <w:rPr>
+                <w:rFonts w:ascii="Georgia" w:hAnsi="Georgia"/>
+                <w:b w:val="0"/>
+                <w:color w:val="17212B"/>
+                <w:sz w:val="20"/>
+              </w:rPr>
+              <w:t>Delivery initiated</w:t>
+            </w:r>
+          </w:p>
+        </w:tc>
+      </w:tr>
+      <w:tr>
+        <w:trPr>
+          <w:cantSplit/>
+        </w:trPr>
+        <w:tc>
+          <w:tcPr>
+            <w:tcW w:type="dxa" w:w="3456"/>
+          </w:tcPr>
+          <w:p/>
+          <w:p>
+            <w:pPr>
+              <w:spacing w:after="140" w:line="259" w:lineRule="auto"/>
+            </w:pPr>
+            <w:r>
+              <w:rPr>
+                <w:rFonts w:ascii="Georgia" w:hAnsi="Georgia"/>
+                <w:b w:val="0"/>
+                <w:color w:val="17212B"/>
+                <w:sz w:val="20"/>
+              </w:rPr>
+              <w:t>06 May</w:t>
+            </w:r>
+          </w:p>
+        </w:tc>
+        <w:tc>
+          <w:tcPr>
+            <w:tcW w:type="dxa" w:w="3456"/>
+          </w:tcPr>
+          <w:p/>
+          <w:p>
+            <w:pPr>
+              <w:spacing w:after="140" w:line="259" w:lineRule="auto"/>
+            </w:pPr>
+            <w:r>
+              <w:rPr>
+                <w:rFonts w:ascii="Georgia" w:hAnsi="Georgia"/>
+                <w:b w:val="0"/>
+                <w:color w:val="17212B"/>
+                <w:sz w:val="20"/>
+              </w:rPr>
+              <w:t>Receipt acknowledged</w:t>
+            </w:r>
+          </w:p>
+        </w:tc>
+        <w:tc>
+          <w:tcPr>
+            <w:tcW w:type="dxa" w:w="3456"/>
+          </w:tcPr>
+          <w:p/>
+          <w:p>
+            <w:pPr>
+              <w:spacing w:after="140" w:line="259" w:lineRule="auto"/>
+            </w:pPr>
+            <w:r>
+              <w:rPr>
+                <w:rFonts w:ascii="Georgia" w:hAnsi="Georgia"/>
+                <w:b w:val="0"/>
+                <w:color w:val="17212B"/>
+                <w:sz w:val="20"/>
+              </w:rPr>
+              <w:t>Receipt only</w:t>
+            </w:r>
+          </w:p>
+        </w:tc>
+      </w:tr>
+      <w:tr>
+        <w:trPr>
+          <w:cantSplit/>
+        </w:trPr>
+        <w:tc>
+          <w:tcPr>
+            <w:tcW w:type="dxa" w:w="3456"/>
+          </w:tcPr>
+          <w:p/>
+          <w:p>
+            <w:pPr>
+              <w:spacing w:after="140" w:line="259" w:lineRule="auto"/>
+            </w:pPr>
+            <w:r>
+              <w:rPr>
+                <w:rFonts w:ascii="Georgia" w:hAnsi="Georgia"/>
+                <w:b w:val="0"/>
+                <w:color w:val="17212B"/>
+                <w:sz w:val="20"/>
+              </w:rPr>
+              <w:t>09 May</w:t>
+            </w:r>
+          </w:p>
+        </w:tc>
+        <w:tc>
+          <w:tcPr>
+            <w:tcW w:type="dxa" w:w="3456"/>
+          </w:tcPr>
+          <w:p/>
+          <w:p>
+            <w:pPr>
+              <w:spacing w:after="140" w:line="259" w:lineRule="auto"/>
+            </w:pPr>
+            <w:r>
+              <w:rPr>
+                <w:rFonts w:ascii="Georgia" w:hAnsi="Georgia"/>
+                <w:b w:val="0"/>
+                <w:color w:val="17212B"/>
+                <w:sz w:val="20"/>
+              </w:rPr>
+              <w:t>Dates discussed</w:t>
+            </w:r>
+          </w:p>
+        </w:tc>
+        <w:tc>
+          <w:tcPr>
+            <w:tcW w:type="dxa" w:w="3456"/>
+          </w:tcPr>
+          <w:p/>
+          <w:p>
+            <w:pPr>
+              <w:spacing w:after="140" w:line="259" w:lineRule="auto"/>
+            </w:pPr>
+            <w:r>
+              <w:rPr>
+                <w:rFonts w:ascii="Georgia" w:hAnsi="Georgia"/>
+                <w:b w:val="0"/>
+                <w:color w:val="17212B"/>
+                <w:sz w:val="20"/>
               </w:rPr>
               <w:t>Acceptance unresolved</w:t>
             </w:r>
@@ -208,150 +338,103 @@
     </w:tbl>
     <w:p>
       <w:pPr>
+        <w:pStyle w:val="Heading1"/>
         <w:spacing w:after="140" w:line="259" w:lineRule="auto"/>
-        <w:ind w:right="9174"/>
       </w:pPr>
       <w:r>
         <w:rPr>
-          <w:rFonts w:ascii="Arial" w:hAnsi="Arial"/>
+          <w:rFonts w:ascii="Georgia" w:hAnsi="Georgia"/>
+          <w:b/>
+          <w:color w:val="562B37"/>
+          <w:sz w:val="26"/>
+        </w:rPr>
+        <w:t>Issue Presented</w:t>
+      </w:r>
+    </w:p>
+    <w:p>
+      <w:pPr>
+        <w:spacing w:after="140" w:line="259" w:lineRule="auto"/>
+        <w:ind w:right="3548"/>
+      </w:pPr>
+      <w:r>
+        <w:rPr>
+          <w:rFonts w:ascii="Georgia" w:hAnsi="Georgia"/>
           <w:b w:val="0"/>
           <w:color w:val="17212B"/>
-          <w:sz w:val="21"/>
+          <w:sz w:val="22"/>
         </w:rPr>
-        <w:t>This fictional matter note separates the available correspondence from the questions counsel must resolve. It contains no jurisdiction-specific legal conclusion.</w:t>
+        <w:t>Which version of the terms accompanied the notice, and what evidence records the recipient's response? Review the document trail before drawing a conclusion.</w:t>
       </w:r>
     </w:p>
-    <w:tbl>
-      <w:tblPr>
-        <w:tblW w:type="auto" w:w="0"/>
-        <w:tblLayout w:type="fixed"/>
-        <w:tblLook w:firstColumn="1" w:firstRow="1" w:lastColumn="0" w:lastRow="0" w:noHBand="0" w:noVBand="1" w:val="04A0"/>
-      </w:tblPr>
-      <w:tblGrid>
-        <w:gridCol w:w="5040"/>
-        <w:gridCol w:w="5040"/>
-        <w:gridCol w:w="5040"/>
-      </w:tblGrid>
-      <w:tr>
-        <w:tc>
-          <w:tcPr>
-            <w:tcW w:type="dxa" w:w="5040"/>
-          </w:tcPr>
-          <w:p/>
-          <w:p>
-            <w:pPr>
-              <w:pStyle w:val="Heading1"/>
-              <w:spacing w:after="140" w:line="259" w:lineRule="auto"/>
-            </w:pPr>
-            <w:r>
-              <w:rPr>
-                <w:rFonts w:ascii="Arial" w:hAnsi="Arial"/>
-                <w:b/>
-                <w:color w:val="183A71"/>
-                <w:sz w:val="28"/>
-              </w:rPr>
-              <w:t>Issue Presented</w:t>
-            </w:r>
-          </w:p>
-          <w:p>
-            <w:pPr>
-              <w:spacing w:after="140" w:line="259" w:lineRule="auto"/>
-              <w:ind w:right="0"/>
-            </w:pPr>
-            <w:r>
-              <w:rPr>
-                <w:rFonts w:ascii="Arial" w:hAnsi="Arial"/>
-                <w:b w:val="0"/>
-                <w:color w:val="17212B"/>
-                <w:sz w:val="21"/>
-              </w:rPr>
-              <w:t>Which version of the terms accompanied the notice, and what evidence records the recipient's response? Review the document trail before drawing a conclusion.</w:t>
-            </w:r>
-          </w:p>
-        </w:tc>
-        <w:tc>
-          <w:tcPr>
-            <w:tcW w:type="dxa" w:w="5040"/>
-          </w:tcPr>
-          <w:p/>
-          <w:p>
-            <w:pPr>
-              <w:pStyle w:val="Heading1"/>
-              <w:spacing w:after="140" w:line="259" w:lineRule="auto"/>
-            </w:pPr>
-            <w:r>
-              <w:rPr>
-                <w:rFonts w:ascii="Arial" w:hAnsi="Arial"/>
-                <w:b/>
-                <w:color w:val="183A71"/>
-                <w:sz w:val="28"/>
-              </w:rPr>
-              <w:t>Record Gaps</w:t>
-            </w:r>
-          </w:p>
-          <w:p>
-            <w:pPr>
-              <w:spacing w:after="140" w:line="259" w:lineRule="auto"/>
-              <w:ind w:right="0"/>
-            </w:pPr>
-            <w:r>
-              <w:rPr>
-                <w:rFonts w:ascii="Arial" w:hAnsi="Arial"/>
-                <w:b w:val="0"/>
-                <w:color w:val="17212B"/>
-                <w:sz w:val="21"/>
-              </w:rPr>
-              <w:t>The dispatch log identifies an attachment but does not preserve its hash. A reply refers to revised dates without identifying a signed amendment.</w:t>
-            </w:r>
-          </w:p>
-        </w:tc>
-        <w:tc>
-          <w:tcPr>
-            <w:tcW w:type="dxa" w:w="5040"/>
-          </w:tcPr>
-          <w:p/>
-          <w:p>
-            <w:pPr>
-              <w:pStyle w:val="Heading1"/>
-              <w:spacing w:after="140" w:line="259" w:lineRule="auto"/>
-            </w:pPr>
-            <w:r>
-              <w:rPr>
-                <w:rFonts w:ascii="Arial" w:hAnsi="Arial"/>
-                <w:b/>
-                <w:color w:val="183A71"/>
-                <w:sz w:val="28"/>
-              </w:rPr>
-              <w:t>Next Review</w:t>
-            </w:r>
-          </w:p>
-          <w:p>
-            <w:pPr>
-              <w:spacing w:after="140" w:line="259" w:lineRule="auto"/>
-              <w:ind w:right="0"/>
-            </w:pPr>
-            <w:r>
-              <w:rPr>
-                <w:rFonts w:ascii="Arial" w:hAnsi="Arial"/>
-                <w:b w:val="0"/>
-                <w:color w:val="17212B"/>
-                <w:sz w:val="21"/>
-              </w:rPr>
-              <w:t>Obtain the original attachment and complete message headers. Keep the current chronology provisional until the underlying files are reconciled.</w:t>
-            </w:r>
-          </w:p>
-        </w:tc>
-      </w:tr>
-    </w:tbl>
+    <w:p>
+      <w:pPr>
+        <w:pStyle w:val="Heading1"/>
+        <w:spacing w:after="140" w:line="259" w:lineRule="auto"/>
+      </w:pPr>
+      <w:r>
+        <w:rPr>
+          <w:rFonts w:ascii="Georgia" w:hAnsi="Georgia"/>
+          <w:b/>
+          <w:color w:val="562B37"/>
+          <w:sz w:val="26"/>
+        </w:rPr>
+        <w:t>Record Gaps</w:t>
+      </w:r>
+    </w:p>
+    <w:p>
+      <w:pPr>
+        <w:spacing w:after="140" w:line="259" w:lineRule="auto"/>
+        <w:ind w:right="3548"/>
+      </w:pPr>
+      <w:r>
+        <w:rPr>
+          <w:rFonts w:ascii="Georgia" w:hAnsi="Georgia"/>
+          <w:b w:val="0"/>
+          <w:color w:val="17212B"/>
+          <w:sz w:val="22"/>
+        </w:rPr>
+        <w:t>The dispatch log identifies an attachment but does not preserve its hash. A reply refers to revised dates without identifying a signed amendment.</w:t>
+      </w:r>
+    </w:p>
+    <w:p>
+      <w:pPr>
+        <w:pStyle w:val="Heading1"/>
+        <w:spacing w:after="140" w:line="259" w:lineRule="auto"/>
+      </w:pPr>
+      <w:r>
+        <w:rPr>
+          <w:rFonts w:ascii="Georgia" w:hAnsi="Georgia"/>
+          <w:b/>
+          <w:color w:val="562B37"/>
+          <w:sz w:val="26"/>
+        </w:rPr>
+        <w:t>Next Review</w:t>
+      </w:r>
+    </w:p>
+    <w:p>
+      <w:pPr>
+        <w:spacing w:after="140" w:line="259" w:lineRule="auto"/>
+        <w:ind w:right="3548"/>
+      </w:pPr>
+      <w:r>
+        <w:rPr>
+          <w:rFonts w:ascii="Georgia" w:hAnsi="Georgia"/>
+          <w:b w:val="0"/>
+          <w:color w:val="17212B"/>
+          <w:sz w:val="22"/>
+        </w:rPr>
+        <w:t>Obtain the original attachment and complete message headers. Keep the current chronology provisional until the underlying files are reconciled.</w:t>
+      </w:r>
+    </w:p>
     <w:p>
       <w:pPr>
         <w:spacing w:after="140" w:line="259" w:lineRule="auto"/>
       </w:pPr>
       <w:r>
         <w:rPr>
-          <w:rFonts w:ascii="Arial" w:hAnsi="Arial"/>
+          <w:rFonts w:ascii="Georgia" w:hAnsi="Georgia"/>
           <w:b/>
-          <w:color w:val="183A71"/>
+          <w:color w:val="562B37"/>
           <w:sz w:val="18"/>
         </w:rPr>
         <w:t>Prepared for counsel · Fictional training material, not legal advice.</w:t>
@@ -360,7 +443,7 @@
     <w:sectPr>
       <w:footerReference w:type="default" r:id="rId9"/>
       <w:headerReference w:type="default" r:id="rId10"/>
-      <w:pgSz w:w="16848" w:h="11952"/>
+      <w:pgSz w:w="11952" w:h="16848"/>
       <w:pgMar w:top="691" w:right="792" w:bottom="691" w:left="792" w:header="720" w:footer="720" w:gutter="0"/>
       <w:cols w:space="720"/>
       <w:docGrid w:linePitch="360"/>
@@ -382,7 +465,7 @@
     </w:pPr>
     <w:r>
       <w:rPr>
-        <w:rFonts w:ascii="Arial" w:hAnsi="Arial"/>
+        <w:rFonts w:ascii="Georgia" w:hAnsi="Georgia"/>
         <w:b w:val="0"/>
         <w:color w:val="17212B"/>
         <w:sz w:val="16"/>
@@ -401,8 +484,8 @@
     </w:pPr>
     <w:r>
       <w:pict>
-        <v:rect id="DazzlerPageSurface" style="position:absolute;margin-left:0;margin-top:0;width:842.4pt;height:597.6pt;z-index:-251654144;mso-position-horizontal-relative:page;mso-position-vertical-relative:page" fillcolor="#FFFFFF" stroked="f">
-          <v:fill color="#FFFFFF"/>
+        <v:rect id="DazzlerPageSurface" style="position:absolute;margin-left:0;margin-top:0;width:597.6pt;height:842.4pt;z-index:-251654144;mso-position-horizontal-relative:page;mso-position-vertical-relative:page" fillcolor="#F6F0E5" stroked="f">
+          <v:fill color="#F6F0E5"/>
         </v:rect>
       </w:pict>
     </w:r>
@@ -773,13 +856,10 @@
     <w:name w:val="Normal"/>
     <w:qFormat/>
     <w:rsid w:val="00FC693F"/>
-    <w:pPr>
-      <w:spacing w:after="120"/>
-    </w:pPr>
     <w:rPr>
-      <w:rFonts w:ascii="Arial" w:hAnsi="Arial"/>
+      <w:rFonts w:ascii="Georgia" w:hAnsi="Georgia"/>
       <w:color w:val="17212B"/>
-      <w:sz w:val="21"/>
+      <w:sz w:val="20"/>
     </w:rPr>
   </w:style>
   <w:style w:type="paragraph" w:styleId="Header">
@@ -837,15 +917,15 @@
     <w:pPr>
       <w:keepNext/>
       <w:keepLines/>
-      <w:spacing w:before="480" w:after="120"/>
+      <w:spacing w:before="480" w:after="0"/>
       <w:outlineLvl w:val="0"/>
     </w:pPr>
     <w:rPr>
-      <w:rFonts w:asciiTheme="majorHAnsi" w:eastAsiaTheme="majorEastAsia" w:hAnsiTheme="majorHAnsi" w:cstheme="majorBidi" w:ascii="Arial" w:hAnsi="Arial"/>
+      <w:rFonts w:asciiTheme="majorHAnsi" w:eastAsiaTheme="majorEastAsia" w:hAnsiTheme="majorHAnsi" w:cstheme="majorBidi" w:ascii="Georgia" w:hAnsi="Georgia"/>
       <w:b/>
       <w:bCs/>
       <w:color w:val="17212B"/>
-      <w:sz w:val="21"/>
+      <w:sz w:val="20"/>
       <w:szCs w:val="28"/>
     </w:rPr>
   </w:style>
@@ -861,15 +941,15 @@
     <w:pPr>
       <w:keepNext/>
       <w:keepLines/>
-      <w:spacing w:before="200" w:after="120"/>
+      <w:spacing w:before="200" w:after="0"/>
       <w:outlineLvl w:val="1"/>
     </w:pPr>
     <w:rPr>
-      <w:rFonts w:asciiTheme="majorHAnsi" w:eastAsiaTheme="majorEastAsia" w:hAnsiTheme="majorHAnsi" w:cstheme="majorBidi" w:ascii="Arial" w:hAnsi="Arial"/>
+      <w:rFonts w:asciiTheme="majorHAnsi" w:eastAsiaTheme="majorEastAsia" w:hAnsiTheme="majorHAnsi" w:cstheme="majorBidi"/>
       <w:b/>
       <w:bCs/>
-      <w:color w:val="17212B"/>
-      <w:sz w:val="21"/>
+      <w:color w:val="4F81BD" w:themeColor="accent1"/>
+      <w:sz w:val="26"/>
       <w:szCs w:val="26"/>
     </w:rPr>
   </w:style>
@@ -1123,15 +1203,15 @@
     <w:qFormat/>
     <w:rsid w:val="00FC693F"/>
     <w:pPr>
-      <w:spacing w:after="120" w:line="240" w:lineRule="auto"/>
+      <w:spacing w:after="300" w:line="240" w:lineRule="auto"/>
       <w:contextualSpacing/>
     </w:pPr>
     <w:rPr>
-      <w:rFonts w:asciiTheme="majorHAnsi" w:eastAsiaTheme="majorEastAsia" w:hAnsiTheme="majorHAnsi" w:cstheme="majorBidi" w:ascii="Arial" w:hAnsi="Arial"/>
+      <w:rFonts w:asciiTheme="majorHAnsi" w:eastAsiaTheme="majorEastAsia" w:hAnsiTheme="majorHAnsi" w:cstheme="majorBidi" w:ascii="Georgia" w:hAnsi="Georgia"/>
       <w:color w:val="17212B"/>
       <w:spacing w:val="5"/>
       <w:kern w:val="28"/>
-      <w:sz w:val="21"/>
+      <w:sz w:val="20"/>
       <w:szCs w:val="52"/>
     </w:rPr>
   </w:style>
